--- a/documentation/02 Configuration and Production/Hosting and Deployment Guide.docx
+++ b/documentation/02 Configuration and Production/Hosting and Deployment Guide.docx
@@ -80,7 +80,7 @@
           <w:left w:w="10" w:type="dxa"/>
           <w:right w:w="10" w:type="dxa"/>
         </w:tblCellMar>
-        <w:tblLook w:val="04A0" w:firstRow="1" w:lastRow="0" w:firstColumn="1" w:lastColumn="0" w:noHBand="0" w:noVBand="1"/>
+        <w:tblLook w:val="0000" w:firstRow="0" w:lastRow="0" w:firstColumn="0" w:lastColumn="0" w:noHBand="0" w:noVBand="0"/>
       </w:tblPr>
       <w:tblGrid>
         <w:gridCol w:w="2600"/>
@@ -289,7 +289,7 @@
                 <w:sz w:val="20"/>
                 <w:szCs w:val="20"/>
               </w:rPr>
-              <w:t>18 October 2026</w:t>
+              <w:t>24 October 2026</w:t>
             </w:r>
           </w:p>
         </w:tc>
@@ -461,7 +461,7 @@
           <w:left w:w="10" w:type="dxa"/>
           <w:right w:w="10" w:type="dxa"/>
         </w:tblCellMar>
-        <w:tblLook w:val="04A0" w:firstRow="1" w:lastRow="0" w:firstColumn="1" w:lastColumn="0" w:noHBand="0" w:noVBand="1"/>
+        <w:tblLook w:val="0000" w:firstRow="0" w:lastRow="0" w:firstColumn="0" w:lastColumn="0" w:noHBand="0" w:noVBand="0"/>
       </w:tblPr>
       <w:tblGrid>
         <w:gridCol w:w="1300"/>
@@ -1038,6 +1038,74 @@
           </w:p>
         </w:tc>
       </w:tr>
+      <w:tr>
+        <w:tblPrEx>
+          <w:tblCellMar>
+            <w:top w:w="0" w:type="dxa"/>
+            <w:bottom w:w="0" w:type="dxa"/>
+          </w:tblCellMar>
+        </w:tblPrEx>
+        <w:tc>
+          <w:tcPr>
+            <w:tcW w:w="1300" w:type="dxa"/>
+            <w:tcMar>
+              <w:top w:w="50" w:type="dxa"/>
+              <w:left w:w="90" w:type="dxa"/>
+              <w:bottom w:w="50" w:type="dxa"/>
+              <w:right w:w="90" w:type="dxa"/>
+            </w:tcMar>
+          </w:tcPr>
+          <w:p>
+            <w:r>
+              <w:rPr>
+                <w:sz w:val="19"/>
+                <w:szCs w:val="19"/>
+              </w:rPr>
+              <w:t>1.1</w:t>
+            </w:r>
+          </w:p>
+        </w:tc>
+        <w:tc>
+          <w:tcPr>
+            <w:tcW w:w="1900" w:type="dxa"/>
+            <w:tcMar>
+              <w:top w:w="50" w:type="dxa"/>
+              <w:left w:w="90" w:type="dxa"/>
+              <w:bottom w:w="50" w:type="dxa"/>
+              <w:right w:w="90" w:type="dxa"/>
+            </w:tcMar>
+          </w:tcPr>
+          <w:p>
+            <w:r>
+              <w:rPr>
+                <w:sz w:val="19"/>
+                <w:szCs w:val="19"/>
+              </w:rPr>
+              <w:t>24 October 2026</w:t>
+            </w:r>
+          </w:p>
+        </w:tc>
+        <w:tc>
+          <w:tcPr>
+            <w:tcW w:w="6438" w:type="dxa"/>
+            <w:tcMar>
+              <w:top w:w="50" w:type="dxa"/>
+              <w:left w:w="90" w:type="dxa"/>
+              <w:bottom w:w="50" w:type="dxa"/>
+              <w:right w:w="90" w:type="dxa"/>
+            </w:tcMar>
+          </w:tcPr>
+          <w:p>
+            <w:r>
+              <w:rPr>
+                <w:sz w:val="19"/>
+                <w:szCs w:val="19"/>
+              </w:rPr>
+              <w:t>WORKER_DATA_SECRET is copied from the company computer (worker details and documents, encrypted).</w:t>
+            </w:r>
+          </w:p>
+        </w:tc>
+      </w:tr>
     </w:tbl>
     <w:p>
       <w:pPr>
@@ -1049,7 +1117,15 @@
           <w:sz w:val="20"/>
           <w:szCs w:val="20"/>
         </w:rPr>
-        <w:t>Keep this document up to date: when a feature, setting or server changes, edit the matching section here and add a line to the table above.</w:t>
+        <w:t>Keep this document up to date: when a feature, setting or server changes, edit the matching section here and add a line to the table</w:t>
+      </w:r>
+      <w:r>
+        <w:rPr>
+          <w:color w:val="5F6B66"/>
+          <w:sz w:val="20"/>
+          <w:szCs w:val="20"/>
+        </w:rPr>
+        <w:t xml:space="preserve"> above.</w:t>
       </w:r>
     </w:p>
     <w:p>
@@ -1070,7 +1146,7 @@
     <w:sdt>
       <w:sdtPr>
         <w:alias w:val="Contents"/>
-        <w:id w:val="-1336224501"/>
+        <w:id w:val="582111474"/>
       </w:sdtPr>
       <w:sdtEndPr/>
       <w:sdtContent>
@@ -1097,7 +1173,7 @@
           <w:r>
             <w:fldChar w:fldCharType="separate"/>
           </w:r>
-          <w:hyperlink w:anchor="_Toc243225166" w:history="1">
+          <w:hyperlink w:anchor="_Toc243697292" w:history="1">
             <w:r>
               <w:rPr>
                 <w:rStyle w:val="Hyperlink"/>
@@ -1121,7 +1197,7 @@
               <w:rPr>
                 <w:noProof/>
               </w:rPr>
-              <w:instrText xml:space="preserve"> PAGEREF _Toc243225166 \h </w:instrText>
+              <w:instrText xml:space="preserve"> PAGEREF _Toc243697292 \h </w:instrText>
             </w:r>
             <w:r>
               <w:rPr>
@@ -1162,7 +1238,7 @@
               <w:szCs w:val="22"/>
             </w:rPr>
           </w:pPr>
-          <w:hyperlink w:anchor="_Toc243225167" w:history="1">
+          <w:hyperlink w:anchor="_Toc243697293" w:history="1">
             <w:r>
               <w:rPr>
                 <w:rStyle w:val="Hyperlink"/>
@@ -1186,7 +1262,7 @@
               <w:rPr>
                 <w:noProof/>
               </w:rPr>
-              <w:instrText xml:space="preserve"> PAGEREF _Toc243225167 \h </w:instrText>
+              <w:instrText xml:space="preserve"> PAGEREF _Toc243697293 \h </w:instrText>
             </w:r>
             <w:r>
               <w:rPr>
@@ -1227,7 +1303,7 @@
               <w:szCs w:val="22"/>
             </w:rPr>
           </w:pPr>
-          <w:hyperlink w:anchor="_Toc243225168" w:history="1">
+          <w:hyperlink w:anchor="_Toc243697294" w:history="1">
             <w:r>
               <w:rPr>
                 <w:rStyle w:val="Hyperlink"/>
@@ -1251,7 +1327,7 @@
               <w:rPr>
                 <w:noProof/>
               </w:rPr>
-              <w:instrText xml:space="preserve"> PAGEREF _Toc243225168 \h </w:instrText>
+              <w:instrText xml:space="preserve"> PAGEREF _Toc243697294 \h </w:instrText>
             </w:r>
             <w:r>
               <w:rPr>
@@ -1292,7 +1368,7 @@
               <w:szCs w:val="22"/>
             </w:rPr>
           </w:pPr>
-          <w:hyperlink w:anchor="_Toc243225169" w:history="1">
+          <w:hyperlink w:anchor="_Toc243697295" w:history="1">
             <w:r>
               <w:rPr>
                 <w:rStyle w:val="Hyperlink"/>
@@ -1316,7 +1392,7 @@
               <w:rPr>
                 <w:noProof/>
               </w:rPr>
-              <w:instrText xml:space="preserve"> PAGEREF _Toc243225169 \h </w:instrText>
+              <w:instrText xml:space="preserve"> PAGEREF _Toc243697295 \h </w:instrText>
             </w:r>
             <w:r>
               <w:rPr>
@@ -1357,7 +1433,7 @@
               <w:szCs w:val="22"/>
             </w:rPr>
           </w:pPr>
-          <w:hyperlink w:anchor="_Toc243225170" w:history="1">
+          <w:hyperlink w:anchor="_Toc243697296" w:history="1">
             <w:r>
               <w:rPr>
                 <w:rStyle w:val="Hyperlink"/>
@@ -1381,7 +1457,7 @@
               <w:rPr>
                 <w:noProof/>
               </w:rPr>
-              <w:instrText xml:space="preserve"> PAGEREF _Toc243225170 \h </w:instrText>
+              <w:instrText xml:space="preserve"> PAGEREF _Toc243697296 \h </w:instrText>
             </w:r>
             <w:r>
               <w:rPr>
@@ -1422,7 +1498,7 @@
               <w:szCs w:val="22"/>
             </w:rPr>
           </w:pPr>
-          <w:hyperlink w:anchor="_Toc243225171" w:history="1">
+          <w:hyperlink w:anchor="_Toc243697297" w:history="1">
             <w:r>
               <w:rPr>
                 <w:rStyle w:val="Hyperlink"/>
@@ -1446,7 +1522,7 @@
               <w:rPr>
                 <w:noProof/>
               </w:rPr>
-              <w:instrText xml:space="preserve"> PAGEREF _Toc243225171 \h </w:instrText>
+              <w:instrText xml:space="preserve"> PAGEREF _Toc243697297 \h </w:instrText>
             </w:r>
             <w:r>
               <w:rPr>
@@ -1487,7 +1563,7 @@
               <w:szCs w:val="22"/>
             </w:rPr>
           </w:pPr>
-          <w:hyperlink w:anchor="_Toc243225172" w:history="1">
+          <w:hyperlink w:anchor="_Toc243697298" w:history="1">
             <w:r>
               <w:rPr>
                 <w:rStyle w:val="Hyperlink"/>
@@ -1511,7 +1587,7 @@
               <w:rPr>
                 <w:noProof/>
               </w:rPr>
-              <w:instrText xml:space="preserve"> PAGEREF _Toc243225172 \h </w:instrText>
+              <w:instrText xml:space="preserve"> PAGEREF _Toc243697298 \h </w:instrText>
             </w:r>
             <w:r>
               <w:rPr>
@@ -1552,7 +1628,7 @@
               <w:szCs w:val="22"/>
             </w:rPr>
           </w:pPr>
-          <w:hyperlink w:anchor="_Toc243225173" w:history="1">
+          <w:hyperlink w:anchor="_Toc243697299" w:history="1">
             <w:r>
               <w:rPr>
                 <w:rStyle w:val="Hyperlink"/>
@@ -1576,7 +1652,7 @@
               <w:rPr>
                 <w:noProof/>
               </w:rPr>
-              <w:instrText xml:space="preserve"> PAGEREF _Toc243225173 \h </w:instrText>
+              <w:instrText xml:space="preserve"> PAGEREF _Toc243697299 \h </w:instrText>
             </w:r>
             <w:r>
               <w:rPr>
@@ -1617,7 +1693,7 @@
               <w:szCs w:val="22"/>
             </w:rPr>
           </w:pPr>
-          <w:hyperlink w:anchor="_Toc243225174" w:history="1">
+          <w:hyperlink w:anchor="_Toc243697300" w:history="1">
             <w:r>
               <w:rPr>
                 <w:rStyle w:val="Hyperlink"/>
@@ -1641,7 +1717,7 @@
               <w:rPr>
                 <w:noProof/>
               </w:rPr>
-              <w:instrText xml:space="preserve"> PAGEREF _Toc243225174 \h </w:instrText>
+              <w:instrText xml:space="preserve"> PAGEREF _Toc243697300 \h </w:instrText>
             </w:r>
             <w:r>
               <w:rPr>
@@ -1682,7 +1758,7 @@
               <w:szCs w:val="22"/>
             </w:rPr>
           </w:pPr>
-          <w:hyperlink w:anchor="_Toc243225175" w:history="1">
+          <w:hyperlink w:anchor="_Toc243697301" w:history="1">
             <w:r>
               <w:rPr>
                 <w:rStyle w:val="Hyperlink"/>
@@ -1706,7 +1782,7 @@
               <w:rPr>
                 <w:noProof/>
               </w:rPr>
-              <w:instrText xml:space="preserve"> PAGEREF _Toc243225175 \h </w:instrText>
+              <w:instrText xml:space="preserve"> PAGEREF _Toc243697301 \h </w:instrText>
             </w:r>
             <w:r>
               <w:rPr>
@@ -1747,7 +1823,7 @@
               <w:szCs w:val="22"/>
             </w:rPr>
           </w:pPr>
-          <w:hyperlink w:anchor="_Toc243225176" w:history="1">
+          <w:hyperlink w:anchor="_Toc243697302" w:history="1">
             <w:r>
               <w:rPr>
                 <w:rStyle w:val="Hyperlink"/>
@@ -1771,7 +1847,7 @@
               <w:rPr>
                 <w:noProof/>
               </w:rPr>
-              <w:instrText xml:space="preserve"> PAGEREF _Toc243225176 \h </w:instrText>
+              <w:instrText xml:space="preserve"> PAGEREF _Toc243697302 \h </w:instrText>
             </w:r>
             <w:r>
               <w:rPr>
@@ -1812,7 +1888,7 @@
               <w:szCs w:val="22"/>
             </w:rPr>
           </w:pPr>
-          <w:hyperlink w:anchor="_Toc243225177" w:history="1">
+          <w:hyperlink w:anchor="_Toc243697303" w:history="1">
             <w:r>
               <w:rPr>
                 <w:rStyle w:val="Hyperlink"/>
@@ -1836,7 +1912,7 @@
               <w:rPr>
                 <w:noProof/>
               </w:rPr>
-              <w:instrText xml:space="preserve"> PAGEREF _Toc243225177 \h </w:instrText>
+              <w:instrText xml:space="preserve"> PAGEREF _Toc243697303 \h </w:instrText>
             </w:r>
             <w:r>
               <w:rPr>
@@ -1877,7 +1953,7 @@
               <w:szCs w:val="22"/>
             </w:rPr>
           </w:pPr>
-          <w:hyperlink w:anchor="_Toc243225178" w:history="1">
+          <w:hyperlink w:anchor="_Toc243697304" w:history="1">
             <w:r>
               <w:rPr>
                 <w:rStyle w:val="Hyperlink"/>
@@ -1901,7 +1977,7 @@
               <w:rPr>
                 <w:noProof/>
               </w:rPr>
-              <w:instrText xml:space="preserve"> PAGEREF _Toc243225178 \h </w:instrText>
+              <w:instrText xml:space="preserve"> PAGEREF _Toc243697304 \h </w:instrText>
             </w:r>
             <w:r>
               <w:rPr>
@@ -1942,7 +2018,7 @@
               <w:szCs w:val="22"/>
             </w:rPr>
           </w:pPr>
-          <w:hyperlink w:anchor="_Toc243225179" w:history="1">
+          <w:hyperlink w:anchor="_Toc243697305" w:history="1">
             <w:r>
               <w:rPr>
                 <w:rStyle w:val="Hyperlink"/>
@@ -1966,7 +2042,7 @@
               <w:rPr>
                 <w:noProof/>
               </w:rPr>
-              <w:instrText xml:space="preserve"> PAGEREF _Toc243225179 \h </w:instrText>
+              <w:instrText xml:space="preserve"> PAGEREF _Toc243697305 \h </w:instrText>
             </w:r>
             <w:r>
               <w:rPr>
@@ -2007,7 +2083,7 @@
               <w:szCs w:val="22"/>
             </w:rPr>
           </w:pPr>
-          <w:hyperlink w:anchor="_Toc243225180" w:history="1">
+          <w:hyperlink w:anchor="_Toc243697306" w:history="1">
             <w:r>
               <w:rPr>
                 <w:rStyle w:val="Hyperlink"/>
@@ -2031,7 +2107,7 @@
               <w:rPr>
                 <w:noProof/>
               </w:rPr>
-              <w:instrText xml:space="preserve"> PAGEREF _Toc243225180 \h </w:instrText>
+              <w:instrText xml:space="preserve"> PAGEREF _Toc243697306 \h </w:instrText>
             </w:r>
             <w:r>
               <w:rPr>
@@ -2072,7 +2148,7 @@
               <w:szCs w:val="22"/>
             </w:rPr>
           </w:pPr>
-          <w:hyperlink w:anchor="_Toc243225181" w:history="1">
+          <w:hyperlink w:anchor="_Toc243697307" w:history="1">
             <w:r>
               <w:rPr>
                 <w:rStyle w:val="Hyperlink"/>
@@ -2096,7 +2172,7 @@
               <w:rPr>
                 <w:noProof/>
               </w:rPr>
-              <w:instrText xml:space="preserve"> PAGEREF _Toc243225181 \h </w:instrText>
+              <w:instrText xml:space="preserve"> PAGEREF _Toc243697307 \h </w:instrText>
             </w:r>
             <w:r>
               <w:rPr>
@@ -2137,7 +2213,7 @@
               <w:szCs w:val="22"/>
             </w:rPr>
           </w:pPr>
-          <w:hyperlink w:anchor="_Toc243225182" w:history="1">
+          <w:hyperlink w:anchor="_Toc243697308" w:history="1">
             <w:r>
               <w:rPr>
                 <w:rStyle w:val="Hyperlink"/>
@@ -2161,7 +2237,7 @@
               <w:rPr>
                 <w:noProof/>
               </w:rPr>
-              <w:instrText xml:space="preserve"> PAGEREF _Toc243225182 \h </w:instrText>
+              <w:instrText xml:space="preserve"> PAGEREF _Toc243697308 \h </w:instrText>
             </w:r>
             <w:r>
               <w:rPr>
@@ -2202,7 +2278,7 @@
               <w:szCs w:val="22"/>
             </w:rPr>
           </w:pPr>
-          <w:hyperlink w:anchor="_Toc243225183" w:history="1">
+          <w:hyperlink w:anchor="_Toc243697309" w:history="1">
             <w:r>
               <w:rPr>
                 <w:rStyle w:val="Hyperlink"/>
@@ -2226,7 +2302,7 @@
               <w:rPr>
                 <w:noProof/>
               </w:rPr>
-              <w:instrText xml:space="preserve"> PAGEREF _Toc243225183 \h </w:instrText>
+              <w:instrText xml:space="preserve"> PAGEREF _Toc243697309 \h </w:instrText>
             </w:r>
             <w:r>
               <w:rPr>
@@ -2267,7 +2343,7 @@
               <w:szCs w:val="22"/>
             </w:rPr>
           </w:pPr>
-          <w:hyperlink w:anchor="_Toc243225184" w:history="1">
+          <w:hyperlink w:anchor="_Toc243697310" w:history="1">
             <w:r>
               <w:rPr>
                 <w:rStyle w:val="Hyperlink"/>
@@ -2291,7 +2367,7 @@
               <w:rPr>
                 <w:noProof/>
               </w:rPr>
-              <w:instrText xml:space="preserve"> PAGEREF _Toc243225184 \h </w:instrText>
+              <w:instrText xml:space="preserve"> PAGEREF _Toc243697310 \h </w:instrText>
             </w:r>
             <w:r>
               <w:rPr>
@@ -2332,7 +2408,7 @@
               <w:szCs w:val="22"/>
             </w:rPr>
           </w:pPr>
-          <w:hyperlink w:anchor="_Toc243225185" w:history="1">
+          <w:hyperlink w:anchor="_Toc243697311" w:history="1">
             <w:r>
               <w:rPr>
                 <w:rStyle w:val="Hyperlink"/>
@@ -2356,7 +2432,7 @@
               <w:rPr>
                 <w:noProof/>
               </w:rPr>
-              <w:instrText xml:space="preserve"> PAGEREF _Toc243225185 \h </w:instrText>
+              <w:instrText xml:space="preserve"> PAGEREF _Toc243697311 \h </w:instrText>
             </w:r>
             <w:r>
               <w:rPr>
@@ -2397,7 +2473,7 @@
               <w:szCs w:val="22"/>
             </w:rPr>
           </w:pPr>
-          <w:hyperlink w:anchor="_Toc243225186" w:history="1">
+          <w:hyperlink w:anchor="_Toc243697312" w:history="1">
             <w:r>
               <w:rPr>
                 <w:rStyle w:val="Hyperlink"/>
@@ -2421,7 +2497,7 @@
               <w:rPr>
                 <w:noProof/>
               </w:rPr>
-              <w:instrText xml:space="preserve"> PAGEREF _Toc243225186 \h </w:instrText>
+              <w:instrText xml:space="preserve"> PAGEREF _Toc243697312 \h </w:instrText>
             </w:r>
             <w:r>
               <w:rPr>
@@ -2462,7 +2538,7 @@
               <w:szCs w:val="22"/>
             </w:rPr>
           </w:pPr>
-          <w:hyperlink w:anchor="_Toc243225187" w:history="1">
+          <w:hyperlink w:anchor="_Toc243697313" w:history="1">
             <w:r>
               <w:rPr>
                 <w:rStyle w:val="Hyperlink"/>
@@ -2486,7 +2562,7 @@
               <w:rPr>
                 <w:noProof/>
               </w:rPr>
-              <w:instrText xml:space="preserve"> PAGEREF _Toc243225187 \h </w:instrText>
+              <w:instrText xml:space="preserve"> PAGEREF _Toc243697313 \h </w:instrText>
             </w:r>
             <w:r>
               <w:rPr>
@@ -2527,7 +2603,7 @@
               <w:szCs w:val="22"/>
             </w:rPr>
           </w:pPr>
-          <w:hyperlink w:anchor="_Toc243225188" w:history="1">
+          <w:hyperlink w:anchor="_Toc243697314" w:history="1">
             <w:r>
               <w:rPr>
                 <w:rStyle w:val="Hyperlink"/>
@@ -2551,7 +2627,7 @@
               <w:rPr>
                 <w:noProof/>
               </w:rPr>
-              <w:instrText xml:space="preserve"> PAGEREF _Toc243225188 \h </w:instrText>
+              <w:instrText xml:space="preserve"> PAGEREF _Toc243697314 \h </w:instrText>
             </w:r>
             <w:r>
               <w:rPr>
@@ -2592,7 +2668,7 @@
               <w:szCs w:val="22"/>
             </w:rPr>
           </w:pPr>
-          <w:hyperlink w:anchor="_Toc243225189" w:history="1">
+          <w:hyperlink w:anchor="_Toc243697315" w:history="1">
             <w:r>
               <w:rPr>
                 <w:rStyle w:val="Hyperlink"/>
@@ -2616,7 +2692,7 @@
               <w:rPr>
                 <w:noProof/>
               </w:rPr>
-              <w:instrText xml:space="preserve"> PAGEREF _Toc243225189 \h </w:instrText>
+              <w:instrText xml:space="preserve"> PAGEREF _Toc243697315 \h </w:instrText>
             </w:r>
             <w:r>
               <w:rPr>
@@ -2657,7 +2733,7 @@
               <w:szCs w:val="22"/>
             </w:rPr>
           </w:pPr>
-          <w:hyperlink w:anchor="_Toc243225190" w:history="1">
+          <w:hyperlink w:anchor="_Toc243697316" w:history="1">
             <w:r>
               <w:rPr>
                 <w:rStyle w:val="Hyperlink"/>
@@ -2681,7 +2757,7 @@
               <w:rPr>
                 <w:noProof/>
               </w:rPr>
-              <w:instrText xml:space="preserve"> PAGEREF _Toc243225190 \h </w:instrText>
+              <w:instrText xml:space="preserve"> PAGEREF _Toc243697316 \h </w:instrText>
             </w:r>
             <w:r>
               <w:rPr>
@@ -2722,7 +2798,7 @@
               <w:szCs w:val="22"/>
             </w:rPr>
           </w:pPr>
-          <w:hyperlink w:anchor="_Toc243225191" w:history="1">
+          <w:hyperlink w:anchor="_Toc243697317" w:history="1">
             <w:r>
               <w:rPr>
                 <w:rStyle w:val="Hyperlink"/>
@@ -2746,7 +2822,7 @@
               <w:rPr>
                 <w:noProof/>
               </w:rPr>
-              <w:instrText xml:space="preserve"> PAGEREF _Toc243225191 \h </w:instrText>
+              <w:instrText xml:space="preserve"> PAGEREF _Toc243697317 \h </w:instrText>
             </w:r>
             <w:r>
               <w:rPr>
@@ -2787,7 +2863,7 @@
               <w:szCs w:val="22"/>
             </w:rPr>
           </w:pPr>
-          <w:hyperlink w:anchor="_Toc243225192" w:history="1">
+          <w:hyperlink w:anchor="_Toc243697318" w:history="1">
             <w:r>
               <w:rPr>
                 <w:rStyle w:val="Hyperlink"/>
@@ -2811,7 +2887,7 @@
               <w:rPr>
                 <w:noProof/>
               </w:rPr>
-              <w:instrText xml:space="preserve"> PAGEREF _Toc243225192 \h </w:instrText>
+              <w:instrText xml:space="preserve"> PAGEREF _Toc243697318 \h </w:instrText>
             </w:r>
             <w:r>
               <w:rPr>
@@ -2852,7 +2928,7 @@
               <w:szCs w:val="22"/>
             </w:rPr>
           </w:pPr>
-          <w:hyperlink w:anchor="_Toc243225193" w:history="1">
+          <w:hyperlink w:anchor="_Toc243697319" w:history="1">
             <w:r>
               <w:rPr>
                 <w:rStyle w:val="Hyperlink"/>
@@ -2876,7 +2952,7 @@
               <w:rPr>
                 <w:noProof/>
               </w:rPr>
-              <w:instrText xml:space="preserve"> PAGEREF _Toc243225193 \h </w:instrText>
+              <w:instrText xml:space="preserve"> PAGEREF _Toc243697319 \h </w:instrText>
             </w:r>
             <w:r>
               <w:rPr>
@@ -2917,7 +2993,7 @@
               <w:szCs w:val="22"/>
             </w:rPr>
           </w:pPr>
-          <w:hyperlink w:anchor="_Toc243225194" w:history="1">
+          <w:hyperlink w:anchor="_Toc243697320" w:history="1">
             <w:r>
               <w:rPr>
                 <w:rStyle w:val="Hyperlink"/>
@@ -2941,7 +3017,7 @@
               <w:rPr>
                 <w:noProof/>
               </w:rPr>
-              <w:instrText xml:space="preserve"> PAGEREF _Toc243225194 \h </w:instrText>
+              <w:instrText xml:space="preserve"> PAGEREF _Toc243697320 \h </w:instrText>
             </w:r>
             <w:r>
               <w:rPr>
@@ -2982,7 +3058,7 @@
               <w:szCs w:val="22"/>
             </w:rPr>
           </w:pPr>
-          <w:hyperlink w:anchor="_Toc243225195" w:history="1">
+          <w:hyperlink w:anchor="_Toc243697321" w:history="1">
             <w:r>
               <w:rPr>
                 <w:rStyle w:val="Hyperlink"/>
@@ -3006,7 +3082,7 @@
               <w:rPr>
                 <w:noProof/>
               </w:rPr>
-              <w:instrText xml:space="preserve"> PAGEREF _Toc243225195 \h </w:instrText>
+              <w:instrText xml:space="preserve"> PAGEREF _Toc243697321 \h </w:instrText>
             </w:r>
             <w:r>
               <w:rPr>
@@ -3047,7 +3123,7 @@
               <w:szCs w:val="22"/>
             </w:rPr>
           </w:pPr>
-          <w:hyperlink w:anchor="_Toc243225196" w:history="1">
+          <w:hyperlink w:anchor="_Toc243697322" w:history="1">
             <w:r>
               <w:rPr>
                 <w:rStyle w:val="Hyperlink"/>
@@ -3071,7 +3147,7 @@
               <w:rPr>
                 <w:noProof/>
               </w:rPr>
-              <w:instrText xml:space="preserve"> PAGEREF _Toc243225196 \h </w:instrText>
+              <w:instrText xml:space="preserve"> PAGEREF _Toc243697322 \h </w:instrText>
             </w:r>
             <w:r>
               <w:rPr>
@@ -3112,7 +3188,7 @@
               <w:szCs w:val="22"/>
             </w:rPr>
           </w:pPr>
-          <w:hyperlink w:anchor="_Toc243225197" w:history="1">
+          <w:hyperlink w:anchor="_Toc243697323" w:history="1">
             <w:r>
               <w:rPr>
                 <w:rStyle w:val="Hyperlink"/>
@@ -3136,7 +3212,7 @@
               <w:rPr>
                 <w:noProof/>
               </w:rPr>
-              <w:instrText xml:space="preserve"> PAGEREF _Toc243225197 \h </w:instrText>
+              <w:instrText xml:space="preserve"> PAGEREF _Toc243697323 \h </w:instrText>
             </w:r>
             <w:r>
               <w:rPr>
@@ -3177,7 +3253,7 @@
               <w:szCs w:val="22"/>
             </w:rPr>
           </w:pPr>
-          <w:hyperlink w:anchor="_Toc243225198" w:history="1">
+          <w:hyperlink w:anchor="_Toc243697324" w:history="1">
             <w:r>
               <w:rPr>
                 <w:rStyle w:val="Hyperlink"/>
@@ -3201,7 +3277,7 @@
               <w:rPr>
                 <w:noProof/>
               </w:rPr>
-              <w:instrText xml:space="preserve"> PAGEREF _Toc243225198 \h </w:instrText>
+              <w:instrText xml:space="preserve"> PAGEREF _Toc243697324 \h </w:instrText>
             </w:r>
             <w:r>
               <w:rPr>
@@ -3242,7 +3318,7 @@
               <w:szCs w:val="22"/>
             </w:rPr>
           </w:pPr>
-          <w:hyperlink w:anchor="_Toc243225199" w:history="1">
+          <w:hyperlink w:anchor="_Toc243697325" w:history="1">
             <w:r>
               <w:rPr>
                 <w:rStyle w:val="Hyperlink"/>
@@ -3266,7 +3342,7 @@
               <w:rPr>
                 <w:noProof/>
               </w:rPr>
-              <w:instrText xml:space="preserve"> PAGEREF _Toc243225199 \h </w:instrText>
+              <w:instrText xml:space="preserve"> PAGEREF _Toc243697325 \h </w:instrText>
             </w:r>
             <w:r>
               <w:rPr>
@@ -3307,7 +3383,7 @@
               <w:szCs w:val="22"/>
             </w:rPr>
           </w:pPr>
-          <w:hyperlink w:anchor="_Toc243225200" w:history="1">
+          <w:hyperlink w:anchor="_Toc243697326" w:history="1">
             <w:r>
               <w:rPr>
                 <w:rStyle w:val="Hyperlink"/>
@@ -3331,7 +3407,7 @@
               <w:rPr>
                 <w:noProof/>
               </w:rPr>
-              <w:instrText xml:space="preserve"> PAGEREF _Toc243225200 \h </w:instrText>
+              <w:instrText xml:space="preserve"> PAGEREF _Toc243697326 \h </w:instrText>
             </w:r>
             <w:r>
               <w:rPr>
@@ -3372,7 +3448,7 @@
               <w:szCs w:val="22"/>
             </w:rPr>
           </w:pPr>
-          <w:hyperlink w:anchor="_Toc243225201" w:history="1">
+          <w:hyperlink w:anchor="_Toc243697327" w:history="1">
             <w:r>
               <w:rPr>
                 <w:rStyle w:val="Hyperlink"/>
@@ -3396,7 +3472,7 @@
               <w:rPr>
                 <w:noProof/>
               </w:rPr>
-              <w:instrText xml:space="preserve"> PAGEREF _Toc243225201 \h </w:instrText>
+              <w:instrText xml:space="preserve"> PAGEREF _Toc243697327 \h </w:instrText>
             </w:r>
             <w:r>
               <w:rPr>
@@ -3437,7 +3513,7 @@
               <w:szCs w:val="22"/>
             </w:rPr>
           </w:pPr>
-          <w:hyperlink w:anchor="_Toc243225202" w:history="1">
+          <w:hyperlink w:anchor="_Toc243697328" w:history="1">
             <w:r>
               <w:rPr>
                 <w:rStyle w:val="Hyperlink"/>
@@ -3461,7 +3537,7 @@
               <w:rPr>
                 <w:noProof/>
               </w:rPr>
-              <w:instrText xml:space="preserve"> PAGEREF _Toc243225202 \h </w:instrText>
+              <w:instrText xml:space="preserve"> PAGEREF _Toc243697328 \h </w:instrText>
             </w:r>
             <w:r>
               <w:rPr>
@@ -3502,7 +3578,7 @@
               <w:szCs w:val="22"/>
             </w:rPr>
           </w:pPr>
-          <w:hyperlink w:anchor="_Toc243225203" w:history="1">
+          <w:hyperlink w:anchor="_Toc243697329" w:history="1">
             <w:r>
               <w:rPr>
                 <w:rStyle w:val="Hyperlink"/>
@@ -3526,7 +3602,7 @@
               <w:rPr>
                 <w:noProof/>
               </w:rPr>
-              <w:instrText xml:space="preserve"> PAGEREF _Toc243225203 \h </w:instrText>
+              <w:instrText xml:space="preserve"> PAGEREF _Toc243697329 \h </w:instrText>
             </w:r>
             <w:r>
               <w:rPr>
@@ -3567,7 +3643,7 @@
               <w:szCs w:val="22"/>
             </w:rPr>
           </w:pPr>
-          <w:hyperlink w:anchor="_Toc243225204" w:history="1">
+          <w:hyperlink w:anchor="_Toc243697330" w:history="1">
             <w:r>
               <w:rPr>
                 <w:rStyle w:val="Hyperlink"/>
@@ -3591,7 +3667,7 @@
               <w:rPr>
                 <w:noProof/>
               </w:rPr>
-              <w:instrText xml:space="preserve"> PAGEREF _Toc243225204 \h </w:instrText>
+              <w:instrText xml:space="preserve"> PAGEREF _Toc243697330 \h </w:instrText>
             </w:r>
             <w:r>
               <w:rPr>
@@ -3632,7 +3708,7 @@
               <w:szCs w:val="22"/>
             </w:rPr>
           </w:pPr>
-          <w:hyperlink w:anchor="_Toc243225205" w:history="1">
+          <w:hyperlink w:anchor="_Toc243697331" w:history="1">
             <w:r>
               <w:rPr>
                 <w:rStyle w:val="Hyperlink"/>
@@ -3656,7 +3732,7 @@
               <w:rPr>
                 <w:noProof/>
               </w:rPr>
-              <w:instrText xml:space="preserve"> PAGEREF _Toc243225205 \h </w:instrText>
+              <w:instrText xml:space="preserve"> PAGEREF _Toc243697331 \h </w:instrText>
             </w:r>
             <w:r>
               <w:rPr>
@@ -3697,7 +3773,7 @@
               <w:szCs w:val="22"/>
             </w:rPr>
           </w:pPr>
-          <w:hyperlink w:anchor="_Toc243225206" w:history="1">
+          <w:hyperlink w:anchor="_Toc243697332" w:history="1">
             <w:r>
               <w:rPr>
                 <w:rStyle w:val="Hyperlink"/>
@@ -3721,7 +3797,7 @@
               <w:rPr>
                 <w:noProof/>
               </w:rPr>
-              <w:instrText xml:space="preserve"> PAGEREF _Toc243225206 \h </w:instrText>
+              <w:instrText xml:space="preserve"> PAGEREF _Toc243697332 \h </w:instrText>
             </w:r>
             <w:r>
               <w:rPr>
@@ -3762,7 +3838,7 @@
               <w:szCs w:val="22"/>
             </w:rPr>
           </w:pPr>
-          <w:hyperlink w:anchor="_Toc243225207" w:history="1">
+          <w:hyperlink w:anchor="_Toc243697333" w:history="1">
             <w:r>
               <w:rPr>
                 <w:rStyle w:val="Hyperlink"/>
@@ -3786,7 +3862,7 @@
               <w:rPr>
                 <w:noProof/>
               </w:rPr>
-              <w:instrText xml:space="preserve"> PAGEREF _Toc243225207 \h </w:instrText>
+              <w:instrText xml:space="preserve"> PAGEREF _Toc243697333 \h </w:instrText>
             </w:r>
             <w:r>
               <w:rPr>
@@ -3827,7 +3903,7 @@
               <w:szCs w:val="22"/>
             </w:rPr>
           </w:pPr>
-          <w:hyperlink w:anchor="_Toc243225208" w:history="1">
+          <w:hyperlink w:anchor="_Toc243697334" w:history="1">
             <w:r>
               <w:rPr>
                 <w:rStyle w:val="Hyperlink"/>
@@ -3851,7 +3927,7 @@
               <w:rPr>
                 <w:noProof/>
               </w:rPr>
-              <w:instrText xml:space="preserve"> PAGEREF _Toc243225208 \h </w:instrText>
+              <w:instrText xml:space="preserve"> PAGEREF _Toc243697334 \h </w:instrText>
             </w:r>
             <w:r>
               <w:rPr>
@@ -3894,7 +3970,7 @@
       <w:pPr>
         <w:pStyle w:val="Heading1"/>
       </w:pPr>
-      <w:bookmarkStart w:id="1" w:name="_Toc243225166"/>
+      <w:bookmarkStart w:id="1" w:name="_Toc243697292"/>
       <w:r>
         <w:lastRenderedPageBreak/>
         <w:t>1  Introduction</w:t>
@@ -3906,13 +3982,10 @@
         <w:spacing w:after="120" w:line="276" w:lineRule="auto"/>
       </w:pPr>
       <w:r>
-        <w:t>"since the rest will be hosting i need a place to host the ser</w:t>
-      </w:r>
-      <w:r>
-        <w:t>vers and an area to buy domain so that it runs stable in kenya ... all that is left is to just change some few values here and there e.g safaricoms codes ... and heavily document areas that are still needed to change once its deployed" - this guide is that</w:t>
-      </w:r>
-      <w:r>
-        <w:t xml:space="preserve"> plan.</w:t>
+        <w:t xml:space="preserve">"since the rest will be hosting i need a place to host the servers and an area to buy domain so that it runs stable in kenya ... all that is left is to just change some few values here and there e.g safaricoms codes ... and heavily document areas that are </w:t>
+      </w:r>
+      <w:r>
+        <w:t>still needed to change once its deployed" - this guide is that plan.</w:t>
       </w:r>
     </w:p>
     <w:p>
@@ -3920,13 +3993,13 @@
         <w:spacing w:after="120" w:line="276" w:lineRule="auto"/>
       </w:pPr>
       <w:r>
-        <w:t>Today the whole system runs on the company computer and reaches the internet through a free ngrok tunnel. That works for testing, but customers lose the site whenever the computer is off, sleeps or loses its internet, and Safaricom does not accept ngrok ad</w:t>
-      </w:r>
-      <w:r>
-        <w:t>dresses for live payments. On 8 October 2026 phones could not open the site after an internet drop because one part (the Caddy router) had not come back up. The move puts everything on one rented server in a data centre, under the company's own domain with</w:t>
-      </w:r>
-      <w:r>
-        <w:t xml:space="preserve"> HTTPS, starting by itself after any restart.</w:t>
+        <w:t>Today the whole system runs on the company computer and reaches the internet through a free ngrok tunnel. That works for testing, but customers lose the site whenever the computer is off,</w:t>
+      </w:r>
+      <w:r>
+        <w:t xml:space="preserve"> sleeps or loses its internet, and Safaricom does not accept ngrok addresses for live payments. On 8 October 2026 phones could not open the site after an internet drop because one part (the Caddy router) had not come back up. The move puts everything on on</w:t>
+      </w:r>
+      <w:r>
+        <w:t>e rented server in a data centre, under the company's own domain with HTTPS, starting by itself after any restart.</w:t>
       </w:r>
     </w:p>
     <w:tbl>
@@ -3945,7 +4018,7 @@
           <w:left w:w="10" w:type="dxa"/>
           <w:right w:w="10" w:type="dxa"/>
         </w:tblCellMar>
-        <w:tblLook w:val="04A0" w:firstRow="1" w:lastRow="0" w:firstColumn="1" w:lastColumn="0" w:noHBand="0" w:noVBand="1"/>
+        <w:tblLook w:val="0000" w:firstRow="0" w:lastRow="0" w:firstColumn="0" w:lastColumn="0" w:noHBand="0" w:noVBand="0"/>
       </w:tblPr>
       <w:tblGrid>
         <w:gridCol w:w="2718"/>
@@ -4071,7 +4144,14 @@
                 <w:sz w:val="19"/>
                 <w:szCs w:val="19"/>
               </w:rPr>
-              <w:t>The backend, the database, the website and its server, the phone app's server, the desktop app's server, the product and campaign pictures, and the phone app downloads.</w:t>
+              <w:t>The backend, the database, the website and its server, the phone app's server, the desktop app's ser</w:t>
+            </w:r>
+            <w:r>
+              <w:rPr>
+                <w:sz w:val="19"/>
+                <w:szCs w:val="19"/>
+              </w:rPr>
+              <w:t>ver, the product and campaign pictures, and the phone app downloads.</w:t>
             </w:r>
           </w:p>
         </w:tc>
@@ -4191,7 +4271,14 @@
                 <w:sz w:val="19"/>
                 <w:szCs w:val="19"/>
               </w:rPr>
-              <w:t>https://&lt;domain&gt;/ the website; https://&lt;domain&gt;/mobile-api/ the phone app; https://&lt;domain&gt;/admin-api the desktop app - the same paths as today, only the domain is new.</w:t>
+              <w:t>https://&lt;domain&gt;/ th</w:t>
+            </w:r>
+            <w:r>
+              <w:rPr>
+                <w:sz w:val="19"/>
+                <w:szCs w:val="19"/>
+              </w:rPr>
+              <w:t>e website; https://&lt;domain&gt;/mobile-api/ the phone app; https://&lt;domain&gt;/admin-api the desktop app - the same paths as today, only the domain is new.</w:t>
             </w:r>
           </w:p>
         </w:tc>
@@ -4293,7 +4380,7 @@
       <w:pPr>
         <w:pStyle w:val="Heading1"/>
       </w:pPr>
-      <w:bookmarkStart w:id="2" w:name="_Toc243225167"/>
+      <w:bookmarkStart w:id="2" w:name="_Toc243697293"/>
       <w:r>
         <w:lastRenderedPageBreak/>
         <w:t>2  Where to host</w:t>
@@ -4304,7 +4391,7 @@
       <w:pPr>
         <w:pStyle w:val="Heading2"/>
       </w:pPr>
-      <w:bookmarkStart w:id="3" w:name="_Toc243225168"/>
+      <w:bookmarkStart w:id="3" w:name="_Toc243697294"/>
       <w:r>
         <w:t>2.1  What the system needs</w:t>
       </w:r>
@@ -4326,7 +4413,7 @@
           <w:left w:w="10" w:type="dxa"/>
           <w:right w:w="10" w:type="dxa"/>
         </w:tblCellMar>
-        <w:tblLook w:val="04A0" w:firstRow="1" w:lastRow="0" w:firstColumn="1" w:lastColumn="0" w:noHBand="0" w:noVBand="1"/>
+        <w:tblLook w:val="0000" w:firstRow="0" w:lastRow="0" w:firstColumn="0" w:lastColumn="0" w:noHBand="0" w:noVBand="0"/>
       </w:tblPr>
       <w:tblGrid>
         <w:gridCol w:w="1977"/>
@@ -5104,7 +5191,7 @@
       <w:pPr>
         <w:pStyle w:val="Heading2"/>
       </w:pPr>
-      <w:bookmarkStart w:id="4" w:name="_Toc243225169"/>
+      <w:bookmarkStart w:id="4" w:name="_Toc243697295"/>
       <w:r>
         <w:t>2.2  Recommended: a VPS in a Nairobi data centre</w:t>
       </w:r>
@@ -5137,7 +5224,7 @@
           <w:left w:w="10" w:type="dxa"/>
           <w:right w:w="10" w:type="dxa"/>
         </w:tblCellMar>
-        <w:tblLook w:val="04A0" w:firstRow="1" w:lastRow="0" w:firstColumn="1" w:lastColumn="0" w:noHBand="0" w:noVBand="1"/>
+        <w:tblLook w:val="0000" w:firstRow="0" w:lastRow="0" w:firstColumn="0" w:lastColumn="0" w:noHBand="0" w:noVBand="0"/>
       </w:tblPr>
       <w:tblGrid>
         <w:gridCol w:w="1853"/>
@@ -5836,7 +5923,7 @@
       <w:pPr>
         <w:pStyle w:val="Heading2"/>
       </w:pPr>
-      <w:bookmarkStart w:id="5" w:name="_Toc243225170"/>
+      <w:bookmarkStart w:id="5" w:name="_Toc243697296"/>
       <w:r>
         <w:t>2.3  Alternatives outside Kenya</w:t>
       </w:r>
@@ -5950,7 +6037,7 @@
       <w:pPr>
         <w:pStyle w:val="Heading1"/>
       </w:pPr>
-      <w:bookmarkStart w:id="6" w:name="_Toc243225171"/>
+      <w:bookmarkStart w:id="6" w:name="_Toc243697297"/>
       <w:r>
         <w:lastRenderedPageBreak/>
         <w:t>3  The domain</w:t>
@@ -6054,7 +6141,7 @@
       <w:pPr>
         <w:pStyle w:val="Heading2"/>
       </w:pPr>
-      <w:bookmarkStart w:id="7" w:name="_Toc243225172"/>
+      <w:bookmarkStart w:id="7" w:name="_Toc243697298"/>
       <w:r>
         <w:t>3.1  Pointing the domain at the server</w:t>
       </w:r>
@@ -6087,7 +6174,7 @@
           <w:left w:w="10" w:type="dxa"/>
           <w:right w:w="10" w:type="dxa"/>
         </w:tblCellMar>
-        <w:tblLook w:val="04A0" w:firstRow="1" w:lastRow="0" w:firstColumn="1" w:lastColumn="0" w:noHBand="0" w:noVBand="1"/>
+        <w:tblLook w:val="0000" w:firstRow="0" w:lastRow="0" w:firstColumn="0" w:lastColumn="0" w:noHBand="0" w:noVBand="0"/>
       </w:tblPr>
       <w:tblGrid>
         <w:gridCol w:w="1235"/>
@@ -6455,7 +6542,7 @@
       <w:pPr>
         <w:pStyle w:val="Heading1"/>
       </w:pPr>
-      <w:bookmarkStart w:id="8" w:name="_Toc243225173"/>
+      <w:bookmarkStart w:id="8" w:name="_Toc243697299"/>
       <w:r>
         <w:lastRenderedPageBreak/>
         <w:t>4  How the system runs on the server</w:t>
@@ -6478,7 +6565,7 @@
           <w:left w:w="10" w:type="dxa"/>
           <w:right w:w="10" w:type="dxa"/>
         </w:tblCellMar>
-        <w:tblLook w:val="04A0" w:firstRow="1" w:lastRow="0" w:firstColumn="1" w:lastColumn="0" w:noHBand="0" w:noVBand="1"/>
+        <w:tblLook w:val="0000" w:firstRow="0" w:lastRow="0" w:firstColumn="0" w:lastColumn="0" w:noHBand="0" w:noVBand="0"/>
       </w:tblPr>
       <w:tblGrid>
         <w:gridCol w:w="2594"/>
@@ -7375,7 +7462,7 @@
           <w:left w:w="10" w:type="dxa"/>
           <w:right w:w="10" w:type="dxa"/>
         </w:tblCellMar>
-        <w:tblLook w:val="04A0" w:firstRow="1" w:lastRow="0" w:firstColumn="1" w:lastColumn="0" w:noHBand="0" w:noVBand="1"/>
+        <w:tblLook w:val="0000" w:firstRow="0" w:lastRow="0" w:firstColumn="0" w:lastColumn="0" w:noHBand="0" w:noVBand="0"/>
       </w:tblPr>
       <w:tblGrid>
         <w:gridCol w:w="3212"/>
@@ -7905,7 +7992,7 @@
       <w:pPr>
         <w:pStyle w:val="Heading1"/>
       </w:pPr>
-      <w:bookmarkStart w:id="9" w:name="_Toc243225174"/>
+      <w:bookmarkStart w:id="9" w:name="_Toc243697300"/>
       <w:r>
         <w:lastRenderedPageBreak/>
         <w:t>5  The deployment kit (deploy/)</w:t>
@@ -7936,7 +8023,7 @@
           <w:left w:w="10" w:type="dxa"/>
           <w:right w:w="10" w:type="dxa"/>
         </w:tblCellMar>
-        <w:tblLook w:val="04A0" w:firstRow="1" w:lastRow="0" w:firstColumn="1" w:lastColumn="0" w:noHBand="0" w:noVBand="1"/>
+        <w:tblLook w:val="0000" w:firstRow="0" w:lastRow="0" w:firstColumn="0" w:lastColumn="0" w:noHBand="0" w:noVBand="0"/>
       </w:tblPr>
       <w:tblGrid>
         <w:gridCol w:w="2965"/>
@@ -9016,7 +9103,7 @@
       <w:pPr>
         <w:pStyle w:val="Heading1"/>
       </w:pPr>
-      <w:bookmarkStart w:id="10" w:name="_Toc243225175"/>
+      <w:bookmarkStart w:id="10" w:name="_Toc243697301"/>
       <w:r>
         <w:lastRenderedPageBreak/>
         <w:t>6  The move, step by step</w:t>
@@ -9048,7 +9135,7 @@
       <w:pPr>
         <w:pStyle w:val="Heading2"/>
       </w:pPr>
-      <w:bookmarkStart w:id="11" w:name="_Toc243225176"/>
+      <w:bookmarkStart w:id="11" w:name="_Toc243697302"/>
       <w:r>
         <w:t>6.1  Rent the server and buy the domain</w:t>
       </w:r>
@@ -9069,7 +9156,7 @@
       <w:pPr>
         <w:pStyle w:val="Heading2"/>
       </w:pPr>
-      <w:bookmarkStart w:id="12" w:name="_Toc243225177"/>
+      <w:bookmarkStart w:id="12" w:name="_Toc243697303"/>
       <w:r>
         <w:t>6.2  Point the domain at the server</w:t>
       </w:r>
@@ -9109,7 +9196,7 @@
       <w:pPr>
         <w:pStyle w:val="Heading2"/>
       </w:pPr>
-      <w:bookmarkStart w:id="13" w:name="_Toc243225178"/>
+      <w:bookmarkStart w:id="13" w:name="_Toc243697304"/>
       <w:r>
         <w:t>6.3  Make the release and export the database (this computer)</w:t>
       </w:r>
@@ -9176,7 +9263,7 @@
       <w:pPr>
         <w:pStyle w:val="Heading2"/>
       </w:pPr>
-      <w:bookmarkStart w:id="14" w:name="_Toc243225179"/>
+      <w:bookmarkStart w:id="14" w:name="_Toc243697305"/>
       <w:r>
         <w:t>6.4  Copy the two files to the server</w:t>
       </w:r>
@@ -9216,7 +9303,7 @@
       <w:pPr>
         <w:pStyle w:val="Heading2"/>
       </w:pPr>
-      <w:bookmarkStart w:id="15" w:name="_Toc243225180"/>
+      <w:bookmarkStart w:id="15" w:name="_Toc243697306"/>
       <w:r>
         <w:t>6.5  Prepare the server (once)</w:t>
       </w:r>
@@ -9293,7 +9380,7 @@
       <w:pPr>
         <w:pStyle w:val="Heading2"/>
       </w:pPr>
-      <w:bookmarkStart w:id="16" w:name="_Toc243225181"/>
+      <w:bookmarkStart w:id="16" w:name="_Toc243697307"/>
       <w:r>
         <w:t>6.6  Load the database (once)</w:t>
       </w:r>
@@ -9349,7 +9436,7 @@
       <w:pPr>
         <w:pStyle w:val="Heading2"/>
       </w:pPr>
-      <w:bookmarkStart w:id="17" w:name="_Toc243225182"/>
+      <w:bookmarkStart w:id="17" w:name="_Toc243697308"/>
       <w:r>
         <w:t>6.7  Fill in the values only you can get</w:t>
       </w:r>
@@ -9417,7 +9504,7 @@
       <w:pPr>
         <w:pStyle w:val="Heading2"/>
       </w:pPr>
-      <w:bookmarkStart w:id="18" w:name="_Toc243225183"/>
+      <w:bookmarkStart w:id="18" w:name="_Toc243697309"/>
       <w:r>
         <w:t>6.8  Install and start</w:t>
       </w:r>
@@ -9466,7 +9553,7 @@
       <w:pPr>
         <w:pStyle w:val="Heading2"/>
       </w:pPr>
-      <w:bookmarkStart w:id="19" w:name="_Toc243225184"/>
+      <w:bookmarkStart w:id="19" w:name="_Toc243697310"/>
       <w:r>
         <w:t>6.9  Point the apps at the new address</w:t>
       </w:r>
@@ -9554,7 +9641,7 @@
       <w:pPr>
         <w:pStyle w:val="Heading2"/>
       </w:pPr>
-      <w:bookmarkStart w:id="20" w:name="_Toc243225185"/>
+      <w:bookmarkStart w:id="20" w:name="_Toc243697311"/>
       <w:r>
         <w:t>6.10  Finish the outside services</w:t>
       </w:r>
@@ -9632,7 +9719,7 @@
       <w:pPr>
         <w:pStyle w:val="Heading2"/>
       </w:pPr>
-      <w:bookmarkStart w:id="21" w:name="_Toc243225186"/>
+      <w:bookmarkStart w:id="21" w:name="_Toc243697312"/>
       <w:r>
         <w:t>6.11  Switch off the old setup</w:t>
       </w:r>
@@ -9658,7 +9745,7 @@
       <w:pPr>
         <w:pStyle w:val="Heading1"/>
       </w:pPr>
-      <w:bookmarkStart w:id="22" w:name="_Toc243225187"/>
+      <w:bookmarkStart w:id="22" w:name="_Toc243697313"/>
       <w:r>
         <w:lastRenderedPageBreak/>
         <w:t xml:space="preserve">7  Values to fill </w:t>
@@ -9680,7 +9767,7 @@
       <w:pPr>
         <w:pStyle w:val="Heading2"/>
       </w:pPr>
-      <w:bookmarkStart w:id="23" w:name="_Toc243225188"/>
+      <w:bookmarkStart w:id="23" w:name="_Toc243697314"/>
       <w:r>
         <w:t>7.1  Filled in by setup-server.sh - only check them</w:t>
       </w:r>
@@ -9702,7 +9789,7 @@
           <w:left w:w="10" w:type="dxa"/>
           <w:right w:w="10" w:type="dxa"/>
         </w:tblCellMar>
-        <w:tblLook w:val="04A0" w:firstRow="1" w:lastRow="0" w:firstColumn="1" w:lastColumn="0" w:noHBand="0" w:noVBand="1"/>
+        <w:tblLook w:val="0000" w:firstRow="0" w:lastRow="0" w:firstColumn="0" w:lastColumn="0" w:noHBand="0" w:noVBand="0"/>
       </w:tblPr>
       <w:tblGrid>
         <w:gridCol w:w="3212"/>
@@ -10562,7 +10649,7 @@
       <w:pPr>
         <w:pStyle w:val="Heading2"/>
       </w:pPr>
-      <w:bookmarkStart w:id="24" w:name="_Toc243225189"/>
+      <w:bookmarkStart w:id="24" w:name="_Toc243697315"/>
       <w:r>
         <w:t>7.2  Safaricom M-Pesa - after Go Live</w:t>
       </w:r>
@@ -10584,7 +10671,7 @@
           <w:left w:w="10" w:type="dxa"/>
           <w:right w:w="10" w:type="dxa"/>
         </w:tblCellMar>
-        <w:tblLook w:val="04A0" w:firstRow="1" w:lastRow="0" w:firstColumn="1" w:lastColumn="0" w:noHBand="0" w:noVBand="1"/>
+        <w:tblLook w:val="0000" w:firstRow="0" w:lastRow="0" w:firstColumn="0" w:lastColumn="0" w:noHBand="0" w:noVBand="0"/>
       </w:tblPr>
       <w:tblGrid>
         <w:gridCol w:w="2965"/>
@@ -11363,7 +11450,7 @@
       <w:pPr>
         <w:pStyle w:val="Heading2"/>
       </w:pPr>
-      <w:bookmarkStart w:id="25" w:name="_Toc243225190"/>
+      <w:bookmarkStart w:id="25" w:name="_Toc243697316"/>
       <w:r>
         <w:t>7.3  Other services</w:t>
       </w:r>
@@ -11385,7 +11472,7 @@
           <w:left w:w="10" w:type="dxa"/>
           <w:right w:w="10" w:type="dxa"/>
         </w:tblCellMar>
-        <w:tblLook w:val="04A0" w:firstRow="1" w:lastRow="0" w:firstColumn="1" w:lastColumn="0" w:noHBand="0" w:noVBand="1"/>
+        <w:tblLook w:val="0000" w:firstRow="0" w:lastRow="0" w:firstColumn="0" w:lastColumn="0" w:noHBand="0" w:noVBand="0"/>
       </w:tblPr>
       <w:tblGrid>
         <w:gridCol w:w="2471"/>
@@ -12078,7 +12165,7 @@
                 <w:sz w:val="19"/>
                 <w:szCs w:val="19"/>
               </w:rPr>
-              <w:t>SMTP_APP_PASSWORD</w:t>
+              <w:t>WORKER_DATA_SECRET</w:t>
             </w:r>
           </w:p>
         </w:tc>
@@ -12102,7 +12189,7 @@
                 <w:sz w:val="19"/>
                 <w:szCs w:val="19"/>
               </w:rPr>
-              <w:t>website-server.env</w:t>
+              <w:t>backend.env</w:t>
             </w:r>
           </w:p>
         </w:tc>
@@ -12126,7 +12213,7 @@
                 <w:sz w:val="19"/>
                 <w:szCs w:val="19"/>
               </w:rPr>
-              <w:t>A NEW Gmail App Password made for the server (Google Account, Security, App passwords). Empty = the email buttons open the visitor's email app.</w:t>
+              <w:t>COPY app.workers.data-secret from the company computer's backend application.properties - never a new value: the staff ID numbers and document photos already saved can only be read with it. Left empty, Worker Details refuse to open.</w:t>
             </w:r>
           </w:p>
         </w:tc>
@@ -12150,7 +12237,7 @@
                 <w:sz w:val="19"/>
                 <w:szCs w:val="19"/>
               </w:rPr>
-              <w:t>Business Gmail</w:t>
+              <w:t>The company computer</w:t>
             </w:r>
           </w:p>
         </w:tc>
@@ -12186,6 +12273,112 @@
                 <w:sz w:val="19"/>
                 <w:szCs w:val="19"/>
               </w:rPr>
+              <w:t>SMTP_APP_PASSWORD</w:t>
+            </w:r>
+          </w:p>
+        </w:tc>
+        <w:tc>
+          <w:tcPr>
+            <w:tcW w:w="1977" w:type="dxa"/>
+            <w:tcMar>
+              <w:top w:w="50" w:type="dxa"/>
+              <w:left w:w="90" w:type="dxa"/>
+              <w:bottom w:w="50" w:type="dxa"/>
+              <w:right w:w="90" w:type="dxa"/>
+            </w:tcMar>
+          </w:tcPr>
+          <w:p>
+            <w:pPr>
+              <w:spacing w:after="20" w:line="252" w:lineRule="auto"/>
+            </w:pPr>
+            <w:r>
+              <w:rPr>
+                <w:sz w:val="19"/>
+                <w:szCs w:val="19"/>
+              </w:rPr>
+              <w:t>website-server.env</w:t>
+            </w:r>
+          </w:p>
+        </w:tc>
+        <w:tc>
+          <w:tcPr>
+            <w:tcW w:w="3336" w:type="dxa"/>
+            <w:tcMar>
+              <w:top w:w="50" w:type="dxa"/>
+              <w:left w:w="90" w:type="dxa"/>
+              <w:bottom w:w="50" w:type="dxa"/>
+              <w:right w:w="90" w:type="dxa"/>
+            </w:tcMar>
+          </w:tcPr>
+          <w:p>
+            <w:pPr>
+              <w:spacing w:after="20" w:line="252" w:lineRule="auto"/>
+            </w:pPr>
+            <w:r>
+              <w:rPr>
+                <w:sz w:val="19"/>
+                <w:szCs w:val="19"/>
+              </w:rPr>
+              <w:t>A NEW Gmail App Password made for the server (Google Account, Security, App passwords). Empty = the email buttons open the visitor's email app.</w:t>
+            </w:r>
+          </w:p>
+        </w:tc>
+        <w:tc>
+          <w:tcPr>
+            <w:tcW w:w="1854" w:type="dxa"/>
+            <w:tcMar>
+              <w:top w:w="50" w:type="dxa"/>
+              <w:left w:w="90" w:type="dxa"/>
+              <w:bottom w:w="50" w:type="dxa"/>
+              <w:right w:w="90" w:type="dxa"/>
+            </w:tcMar>
+          </w:tcPr>
+          <w:p>
+            <w:pPr>
+              <w:spacing w:after="20" w:line="252" w:lineRule="auto"/>
+            </w:pPr>
+            <w:r>
+              <w:rPr>
+                <w:sz w:val="19"/>
+                <w:szCs w:val="19"/>
+              </w:rPr>
+              <w:t>Business Gmail</w:t>
+            </w:r>
+          </w:p>
+        </w:tc>
+      </w:tr>
+      <w:tr>
+        <w:tblPrEx>
+          <w:tblCellMar>
+            <w:top w:w="0" w:type="dxa"/>
+            <w:bottom w:w="0" w:type="dxa"/>
+          </w:tblCellMar>
+        </w:tblPrEx>
+        <w:trPr>
+          <w:cantSplit/>
+        </w:trPr>
+        <w:tc>
+          <w:tcPr>
+            <w:tcW w:w="2471" w:type="dxa"/>
+            <w:shd w:val="clear" w:color="auto" w:fill="F4F5F3"/>
+            <w:tcMar>
+              <w:top w:w="50" w:type="dxa"/>
+              <w:left w:w="90" w:type="dxa"/>
+              <w:bottom w:w="50" w:type="dxa"/>
+              <w:right w:w="90" w:type="dxa"/>
+            </w:tcMar>
+          </w:tcPr>
+          <w:p>
+            <w:pPr>
+              <w:spacing w:after="20" w:line="252" w:lineRule="auto"/>
+            </w:pPr>
+            <w:r>
+              <w:rPr>
+                <w:b/>
+                <w:bCs/>
+                <w:sz w:val="19"/>
+                <w:szCs w:val="19"/>
+              </w:rPr>
               <w:t>SMTP_USER</w:t>
             </w:r>
           </w:p>
@@ -12193,6 +12386,7 @@
         <w:tc>
           <w:tcPr>
             <w:tcW w:w="1977" w:type="dxa"/>
+            <w:shd w:val="clear" w:color="auto" w:fill="F4F5F3"/>
             <w:tcMar>
               <w:top w:w="50" w:type="dxa"/>
               <w:left w:w="90" w:type="dxa"/>
@@ -12216,6 +12410,7 @@
         <w:tc>
           <w:tcPr>
             <w:tcW w:w="3336" w:type="dxa"/>
+            <w:shd w:val="clear" w:color="auto" w:fill="F4F5F3"/>
             <w:tcMar>
               <w:top w:w="50" w:type="dxa"/>
               <w:left w:w="90" w:type="dxa"/>
@@ -12239,6 +12434,7 @@
         <w:tc>
           <w:tcPr>
             <w:tcW w:w="1854" w:type="dxa"/>
+            <w:shd w:val="clear" w:color="auto" w:fill="F4F5F3"/>
             <w:tcMar>
               <w:top w:w="50" w:type="dxa"/>
               <w:left w:w="90" w:type="dxa"/>
@@ -12270,7 +12466,7 @@
       <w:pPr>
         <w:pStyle w:val="Heading2"/>
       </w:pPr>
-      <w:bookmarkStart w:id="26" w:name="_Toc243225191"/>
+      <w:bookmarkStart w:id="26" w:name="_Toc243697317"/>
       <w:r>
         <w:t>7.4  Outside the server</w:t>
       </w:r>
@@ -12292,7 +12488,7 @@
           <w:left w:w="10" w:type="dxa"/>
           <w:right w:w="10" w:type="dxa"/>
         </w:tblCellMar>
-        <w:tblLook w:val="04A0" w:firstRow="1" w:lastRow="0" w:firstColumn="1" w:lastColumn="0" w:noHBand="0" w:noVBand="1"/>
+        <w:tblLook w:val="0000" w:firstRow="0" w:lastRow="0" w:firstColumn="0" w:lastColumn="0" w:noHBand="0" w:noVBand="0"/>
       </w:tblPr>
       <w:tblGrid>
         <w:gridCol w:w="2471"/>
@@ -12840,6 +13036,7 @@
                 <w:sz w:val="19"/>
                 <w:szCs w:val="19"/>
               </w:rPr>
+              <w:lastRenderedPageBreak/>
               <w:t>Phone app plain-HTTP exception</w:t>
             </w:r>
           </w:p>
@@ -12985,9 +13182,8 @@
       <w:pPr>
         <w:pStyle w:val="Heading2"/>
       </w:pPr>
-      <w:bookmarkStart w:id="27" w:name="_Toc243225192"/>
-      <w:r>
-        <w:lastRenderedPageBreak/>
+      <w:bookmarkStart w:id="27" w:name="_Toc243697318"/>
+      <w:r>
         <w:t>7.5  Optional - business values</w:t>
       </w:r>
       <w:bookmarkEnd w:id="27"/>
@@ -13008,7 +13204,7 @@
           <w:left w:w="10" w:type="dxa"/>
           <w:right w:w="10" w:type="dxa"/>
         </w:tblCellMar>
-        <w:tblLook w:val="04A0" w:firstRow="1" w:lastRow="0" w:firstColumn="1" w:lastColumn="0" w:noHBand="0" w:noVBand="1"/>
+        <w:tblLook w:val="0000" w:firstRow="0" w:lastRow="0" w:firstColumn="0" w:lastColumn="0" w:noHBand="0" w:noVBand="0"/>
       </w:tblPr>
       <w:tblGrid>
         <w:gridCol w:w="3212"/>
@@ -13534,7 +13730,7 @@
       <w:pPr>
         <w:pStyle w:val="Heading2"/>
       </w:pPr>
-      <w:bookmarkStart w:id="28" w:name="_Toc243225193"/>
+      <w:bookmarkStart w:id="28" w:name="_Toc243697319"/>
       <w:r>
         <w:t>7.6  Only if the setup differs from this guide</w:t>
       </w:r>
@@ -13591,7 +13787,7 @@
       <w:pPr>
         <w:pStyle w:val="Heading2"/>
       </w:pPr>
-      <w:bookmarkStart w:id="29" w:name="_Toc243225194"/>
+      <w:bookmarkStart w:id="29" w:name="_Toc243697320"/>
       <w:r>
         <w:t>7.7  After changing a value</w:t>
       </w:r>
@@ -13613,7 +13809,7 @@
           <w:left w:w="10" w:type="dxa"/>
           <w:right w:w="10" w:type="dxa"/>
         </w:tblCellMar>
-        <w:tblLook w:val="04A0" w:firstRow="1" w:lastRow="0" w:firstColumn="1" w:lastColumn="0" w:noHBand="0" w:noVBand="1"/>
+        <w:tblLook w:val="0000" w:firstRow="0" w:lastRow="0" w:firstColumn="0" w:lastColumn="0" w:noHBand="0" w:noVBand="0"/>
       </w:tblPr>
       <w:tblGrid>
         <w:gridCol w:w="3706"/>
@@ -14060,7 +14256,7 @@
       <w:pPr>
         <w:pStyle w:val="Heading1"/>
       </w:pPr>
-      <w:bookmarkStart w:id="30" w:name="_Toc243225195"/>
+      <w:bookmarkStart w:id="30" w:name="_Toc243697321"/>
       <w:r>
         <w:lastRenderedPageBreak/>
         <w:t>8  Safaricom M-Pesa: going live</w:t>
@@ -14095,7 +14291,7 @@
       <w:pPr>
         <w:pStyle w:val="Heading2"/>
       </w:pPr>
-      <w:bookmarkStart w:id="31" w:name="_Toc243225196"/>
+      <w:bookmarkStart w:id="31" w:name="_Toc243697322"/>
       <w:r>
         <w:t>8.1  What Safaricom asks for</w:t>
       </w:r>
@@ -14184,7 +14380,7 @@
       <w:pPr>
         <w:pStyle w:val="Heading2"/>
       </w:pPr>
-      <w:bookmarkStart w:id="32" w:name="_Toc243225197"/>
+      <w:bookmarkStart w:id="32" w:name="_Toc243697323"/>
       <w:r>
         <w:t>8.2  The callback addresses</w:t>
       </w:r>
@@ -14206,7 +14402,7 @@
           <w:left w:w="10" w:type="dxa"/>
           <w:right w:w="10" w:type="dxa"/>
         </w:tblCellMar>
-        <w:tblLook w:val="04A0" w:firstRow="1" w:lastRow="0" w:firstColumn="1" w:lastColumn="0" w:noHBand="0" w:noVBand="1"/>
+        <w:tblLook w:val="0000" w:firstRow="0" w:lastRow="0" w:firstColumn="0" w:lastColumn="0" w:noHBand="0" w:noVBand="0"/>
       </w:tblPr>
       <w:tblGrid>
         <w:gridCol w:w="2471"/>
@@ -14273,17 +14469,7 @@
                 <w:sz w:val="19"/>
                 <w:szCs w:val="19"/>
               </w:rPr>
-              <w:t xml:space="preserve">Address </w:t>
-            </w:r>
-            <w:r>
-              <w:rPr>
-                <w:b/>
-                <w:bCs/>
-                <w:color w:val="FFFFFF"/>
-                <w:sz w:val="19"/>
-                <w:szCs w:val="19"/>
-              </w:rPr>
-              <w:t>to give Safaricom</w:t>
+              <w:t>Address to give Safaricom</w:t>
             </w:r>
           </w:p>
         </w:tc>
@@ -14442,7 +14628,7 @@
       <w:pPr>
         <w:pStyle w:val="Heading2"/>
       </w:pPr>
-      <w:bookmarkStart w:id="33" w:name="_Toc243225198"/>
+      <w:bookmarkStart w:id="33" w:name="_Toc243697324"/>
       <w:r>
         <w:t>8.3  Paybill or till</w:t>
       </w:r>
@@ -14472,7 +14658,7 @@
           <w:left w:w="10" w:type="dxa"/>
           <w:right w:w="10" w:type="dxa"/>
         </w:tblCellMar>
-        <w:tblLook w:val="04A0" w:firstRow="1" w:lastRow="0" w:firstColumn="1" w:lastColumn="0" w:noHBand="0" w:noVBand="1"/>
+        <w:tblLook w:val="0000" w:firstRow="0" w:lastRow="0" w:firstColumn="0" w:lastColumn="0" w:noHBand="0" w:noVBand="0"/>
       </w:tblPr>
       <w:tblGrid>
         <w:gridCol w:w="2965"/>
@@ -14831,7 +15017,7 @@
       <w:pPr>
         <w:pStyle w:val="Heading2"/>
       </w:pPr>
-      <w:bookmarkStart w:id="34" w:name="_Toc243225199"/>
+      <w:bookmarkStart w:id="34" w:name="_Toc243697325"/>
       <w:r>
         <w:t>8.4  In order</w:t>
       </w:r>
@@ -14874,7 +15060,10 @@
       </w:pPr>
       <w:r>
         <w:lastRenderedPageBreak/>
-        <w:t>When Safaricom approves: fill in the M-Pesa values in /etc/dateroem/backend.env, copy the production certificate to /etc/dateroem/mpesa/, then sudo systemctl restart dateroem-backend.</w:t>
+        <w:t>When Safaricom approves: fill in the M-Pesa values in /etc/dateroem/backend.env, copy the producti</w:t>
+      </w:r>
+      <w:r>
+        <w:t>on certificate to /etc/dateroem/mpesa/, then sudo systemctl restart dateroem-backend.</w:t>
       </w:r>
     </w:p>
     <w:p>
@@ -14887,10 +15076,7 @@
         <w:spacing w:after="60" w:line="264" w:lineRule="auto"/>
       </w:pPr>
       <w:r>
-        <w:t>check-server.sh must show "Payment callback ... OK 405" (Safaricom can r</w:t>
-      </w:r>
-      <w:r>
-        <w:t>each the address).</w:t>
+        <w:t>check-server.sh must show "Payment callback ... OK 405" (Safaricom can reach the address).</w:t>
       </w:r>
     </w:p>
     <w:p>
@@ -14903,7 +15089,10 @@
         <w:spacing w:after="60" w:line="264" w:lineRule="auto"/>
       </w:pPr>
       <w:r>
-        <w:t>Live test with small amounts: one website order (watch the PIN prompt, then PAID with an M-Pesa receipt), and one Send Money of a small expense to a known phone - its receipt must arrive by itself.</w:t>
+        <w:t>Live test with small amounts: one website order (watch the PIN prompt, then PAI</w:t>
+      </w:r>
+      <w:r>
+        <w:t>D with an M-Pesa receipt), and one Send Money of a small expense to a known phone - its receipt must arrive by itself.</w:t>
       </w:r>
     </w:p>
     <w:p>
@@ -14916,10 +15105,10 @@
         <w:spacing w:after="60" w:line="264" w:lineRule="auto"/>
       </w:pPr>
       <w:r>
-        <w:t>If the payment stays "pending": the cal</w:t>
-      </w:r>
-      <w:r>
-        <w:t>lback address on Daraja differs from MPESA_CALLBACK_URL, or the domain is not reachable (check-server.sh).</w:t>
+        <w:t>If the payment stays "pending": the callback address on Daraja differs from MPESA_CALLBACK_URL, or the domain is not reachable (check-ser</w:t>
+      </w:r>
+      <w:r>
+        <w:t>ver.sh).</w:t>
       </w:r>
     </w:p>
     <w:p>
@@ -14945,10 +15134,10 @@
         <w:t xml:space="preserve">Tip: </w:t>
       </w:r>
       <w:r>
-        <w:t>The new path can be tried in the sandbox before Go Live: the development router (Caddyfile at the project root) already forwards /api/dateroem-</w:t>
-      </w:r>
-      <w:r>
-        <w:t>payments/ too. Set MPESA_CALLBACK_URL to &lt;tunnel address&gt;/api/dateroem-payments/stk in the backend's launch settings, restart the backend and place a sandbox order.</w:t>
+        <w:t>The new path can be tried in the sandbox before Go Live: the development router (Caddyfile at the project root) already forwards /api/dateroem-payments/ too. Set MPESA_CALLBACK_URL to &lt;tunnel address&gt;/api/dateroem-payments/stk in the backend</w:t>
+      </w:r>
+      <w:r>
+        <w:t>'s launch settings, restart the backend and place a sandbox order.</w:t>
       </w:r>
     </w:p>
     <w:p>
@@ -14960,7 +15149,7 @@
       <w:pPr>
         <w:pStyle w:val="Heading1"/>
       </w:pPr>
-      <w:bookmarkStart w:id="35" w:name="_Toc243225200"/>
+      <w:bookmarkStart w:id="35" w:name="_Toc243697326"/>
       <w:r>
         <w:lastRenderedPageBreak/>
         <w:t>9  Checking that everything works</w:t>
@@ -15011,10 +15200,7 @@
         <w:spacing w:after="60" w:line="264" w:lineRule="auto"/>
       </w:pPr>
       <w:r>
-        <w:t>T</w:t>
-      </w:r>
-      <w:r>
-        <w:t>he Help page questions load; the "Send us an email" window sends (to a +test address).</w:t>
+        <w:t>The Help page questions load; the "Send us an email" window sends (to a +test address).</w:t>
       </w:r>
     </w:p>
     <w:p>
@@ -15027,7 +15213,10 @@
         <w:spacing w:after="60" w:line="264" w:lineRule="auto"/>
       </w:pPr>
       <w:r>
-        <w:t>An order reaches the M-Pesa prompt (sandbox or, after Go Live, a small real one).</w:t>
+        <w:t>An order reaches the M-Pes</w:t>
+      </w:r>
+      <w:r>
+        <w:t>a prompt (sandbox or, after Go Live, a small real one).</w:t>
       </w:r>
     </w:p>
     <w:p>
@@ -15053,10 +15242,10 @@
         <w:spacing w:after="60" w:line="264" w:lineRule="auto"/>
       </w:pPr>
       <w:r>
-        <w:t>The</w:t>
-      </w:r>
-      <w:r>
-        <w:t xml:space="preserve"> desktop app signs in from an approved computer at https://&lt;domain&gt;/admin-api and opens Users, Products and Payments.</w:t>
+        <w:t>The desktop app signs in from an approved computer at https://&lt;domain&gt;/admin-api and opens Users, Products and Payme</w:t>
+      </w:r>
+      <w:r>
+        <w:t>nts.</w:t>
       </w:r>
     </w:p>
     <w:p>
@@ -15073,7 +15262,7 @@
       <w:pPr>
         <w:pStyle w:val="Heading1"/>
       </w:pPr>
-      <w:bookmarkStart w:id="36" w:name="_Toc243225201"/>
+      <w:bookmarkStart w:id="36" w:name="_Toc243697327"/>
       <w:r>
         <w:lastRenderedPageBreak/>
         <w:t>10  Running the server</w:t>
@@ -15084,7 +15273,7 @@
       <w:pPr>
         <w:pStyle w:val="Heading2"/>
       </w:pPr>
-      <w:bookmarkStart w:id="37" w:name="_Toc243225202"/>
+      <w:bookmarkStart w:id="37" w:name="_Toc243697328"/>
       <w:r>
         <w:t>10.1  Installing a new version</w:t>
       </w:r>
@@ -15100,10 +15289,7 @@
         <w:spacing w:after="60" w:line="264" w:lineRule="auto"/>
       </w:pPr>
       <w:r>
-        <w:t>On this computer: bash /root/fathersProject/deploy/scripts/make-release.sh (no --</w:t>
-      </w:r>
-      <w:r>
-        <w:t>with-media: the server keeps its own pictures).</w:t>
+        <w:t>On this computer: bash /root/fathersProject/deploy/scripts/make-release.sh (no --with-media: the server keeps its own pictures).</w:t>
       </w:r>
     </w:p>
     <w:p>
@@ -15116,10 +15302,10 @@
         <w:spacing w:after="60" w:line="264" w:lineRule="auto"/>
       </w:pPr>
       <w:r>
-        <w:t>If the version comes with a new database migration ("sql scripts/dateroem_migration_0NN_....sql"): take a backup (sudo dateroem-backup), then run it on the server: sudo mysql dateroem &lt; "/root/dateroem/sql sc</w:t>
-      </w:r>
-      <w:r>
-        <w:t>ripts/&lt;migration file&gt;" after unpacking the release in /root.</w:t>
+        <w:t>If the version comes with a new database migration ("sql scripts/</w:t>
+      </w:r>
+      <w:r>
+        <w:t>dateroem_migration_0NN_....sql"): take a backup (sudo dateroem-backup), then run it on the server: sudo mysql dateroem &lt; "/root/dateroem/sql scripts/&lt;migration file&gt;" after unpacking the release in /root.</w:t>
       </w:r>
     </w:p>
     <w:p>
@@ -15132,7 +15318,10 @@
         <w:spacing w:after="60" w:line="264" w:lineRule="auto"/>
       </w:pPr>
       <w:r>
-        <w:t>Copy the release to the server and run: sudo bash install-release.sh dateroem-release-&lt;date&gt;.tar.gz. The site is down for about a minute while the backend restarts.</w:t>
+        <w:t>Copy the release to the server and run: sudo bash i</w:t>
+      </w:r>
+      <w:r>
+        <w:t>nstall-release.sh dateroem-release-&lt;date&gt;.tar.gz. The site is down for about a minute while the backend restarts.</w:t>
       </w:r>
     </w:p>
     <w:p>
@@ -15144,7 +15333,7 @@
       <w:pPr>
         <w:pStyle w:val="Heading2"/>
       </w:pPr>
-      <w:bookmarkStart w:id="38" w:name="_Toc243225203"/>
+      <w:bookmarkStart w:id="38" w:name="_Toc243697329"/>
       <w:r>
         <w:t>10.2  Backups</w:t>
       </w:r>
@@ -15160,10 +15349,10 @@
         <w:spacing w:after="60" w:line="264" w:lineRule="auto"/>
       </w:pPr>
       <w:r>
-        <w:t>Every night at</w:t>
-      </w:r>
-      <w:r>
-        <w:t xml:space="preserve"> 02:30: the database (kept 30 days) and the pictures (kept 7 days) in /srv/dateroem/backups. Log: /var/log/dateroem-backup.log.</w:t>
+        <w:t>Every night at 02:30: the database (kept 30 days) and the pictures (kept 7 days) in /srv/dateroem/backups. Log: /var/log/datero</w:t>
+      </w:r>
+      <w:r>
+        <w:t>em-backup.log.</w:t>
       </w:r>
     </w:p>
     <w:p>
@@ -15183,10 +15372,7 @@
         <w:t>Copy them off the server every week</w:t>
       </w:r>
       <w:r>
-        <w:t xml:space="preserve"> (WinSCP: download /srv/dateroem/backups) or use the provider's snapshot service - a backup o</w:t>
-      </w:r>
-      <w:r>
-        <w:t>n the same server does not survive losing the server.</w:t>
+        <w:t xml:space="preserve"> (WinSCP: download /srv/dateroem/backups) or use the provider's snapshot service - a backup on the same server does not survive losing the server.</w:t>
       </w:r>
     </w:p>
     <w:p>
@@ -15199,10 +15385,10 @@
         <w:spacing w:after="60" w:line="264" w:lineRule="auto"/>
       </w:pPr>
       <w:r>
-        <w:t>Restoring the database: sudo bash /srv/dateroem/deploy/scripts/import-database.sh /srv/dateroem/backups/db-&lt;date&gt;.sql.gz --replace (it stops the servers; then sudo systemctl start dateroem-backend dater</w:t>
-      </w:r>
-      <w:r>
-        <w:t>oem-website-server dateroem-mobile-server dateroem-admin-server). Try it once on purpose so it is known to work.</w:t>
+        <w:t>Restoring the database: sudo bash /srv/dateroem/deploy/scri</w:t>
+      </w:r>
+      <w:r>
+        <w:t>pts/import-database.sh /srv/dateroem/backups/db-&lt;date&gt;.sql.gz --replace (it stops the servers; then sudo systemctl start dateroem-backend dateroem-website-server dateroem-mobile-server dateroem-admin-server). Try it once on purpose so it is known to work.</w:t>
       </w:r>
     </w:p>
     <w:p>
@@ -15214,7 +15400,7 @@
       <w:pPr>
         <w:pStyle w:val="Heading2"/>
       </w:pPr>
-      <w:bookmarkStart w:id="39" w:name="_Toc243225204"/>
+      <w:bookmarkStart w:id="39" w:name="_Toc243697330"/>
       <w:r>
         <w:t>10.3  Logs, restarts and reboots</w:t>
       </w:r>
@@ -15236,7 +15422,7 @@
           <w:left w:w="10" w:type="dxa"/>
           <w:right w:w="10" w:type="dxa"/>
         </w:tblCellMar>
-        <w:tblLook w:val="04A0" w:firstRow="1" w:lastRow="0" w:firstColumn="1" w:lastColumn="0" w:noHBand="0" w:noVBand="1"/>
+        <w:tblLook w:val="0000" w:firstRow="0" w:lastRow="0" w:firstColumn="0" w:lastColumn="0" w:noHBand="0" w:noVBand="0"/>
       </w:tblPr>
       <w:tblGrid>
         <w:gridCol w:w="3212"/>
@@ -15617,7 +15803,7 @@
       <w:pPr>
         <w:pStyle w:val="Heading2"/>
       </w:pPr>
-      <w:bookmarkStart w:id="40" w:name="_Toc243225205"/>
+      <w:bookmarkStart w:id="40" w:name="_Toc243697331"/>
       <w:r>
         <w:t>10.4  Keeping it safe</w:t>
       </w:r>
@@ -15675,7 +15861,10 @@
         <w:spacing w:after="60" w:line="264" w:lineRule="auto"/>
       </w:pPr>
       <w:r>
-        <w:t>Watch the site from outside: a free uptime monitor (for example UptimeRobot) checking https://&lt;domain&gt;/ and https://&lt;domain&gt;/mobile-api/health every few minutes, alerting by email or SMS.</w:t>
+        <w:t>Watch the site from outside: a free uptime monitor (for example UptimeRobot) checki</w:t>
+      </w:r>
+      <w:r>
+        <w:t>ng https://&lt;domain&gt;/ and https://&lt;domain&gt;/mobile-api/health every few minutes, alerting by email or SMS.</w:t>
       </w:r>
     </w:p>
     <w:p>
@@ -15688,10 +15877,7 @@
         <w:spacing w:after="60" w:line="264" w:lineRule="auto"/>
       </w:pPr>
       <w:r>
-        <w:t>Renewals: the server monthly, the domain yearly (automatic renewal o</w:t>
-      </w:r>
-      <w:r>
-        <w:t>n); the HTTPS certificate renews by itself.</w:t>
+        <w:t>Renewals: the server monthly, the domain yearly (automatic renewal on); the HTTPS certificate renews by itself.</w:t>
       </w:r>
     </w:p>
     <w:p>
@@ -15708,7 +15894,7 @@
       <w:pPr>
         <w:pStyle w:val="Heading1"/>
       </w:pPr>
-      <w:bookmarkStart w:id="41" w:name="_Toc243225206"/>
+      <w:bookmarkStart w:id="41" w:name="_Toc243697332"/>
       <w:r>
         <w:lastRenderedPageBreak/>
         <w:t>11  Costs</w:t>
@@ -15731,7 +15917,7 @@
           <w:left w:w="10" w:type="dxa"/>
           <w:right w:w="10" w:type="dxa"/>
         </w:tblCellMar>
-        <w:tblLook w:val="04A0" w:firstRow="1" w:lastRow="0" w:firstColumn="1" w:lastColumn="0" w:noHBand="0" w:noVBand="1"/>
+        <w:tblLook w:val="0000" w:firstRow="0" w:lastRow="0" w:firstColumn="0" w:lastColumn="0" w:noHBand="0" w:noVBand="0"/>
       </w:tblPr>
       <w:tblGrid>
         <w:gridCol w:w="2718"/>
@@ -16429,7 +16615,7 @@
       <w:pPr>
         <w:pStyle w:val="Heading1"/>
       </w:pPr>
-      <w:bookmarkStart w:id="42" w:name="_Toc243225207"/>
+      <w:bookmarkStart w:id="42" w:name="_Toc243697333"/>
       <w:r>
         <w:lastRenderedPageBreak/>
         <w:t>12  Problems after the move</w:t>
@@ -16452,7 +16638,7 @@
           <w:left w:w="10" w:type="dxa"/>
           <w:right w:w="10" w:type="dxa"/>
         </w:tblCellMar>
-        <w:tblLook w:val="04A0" w:firstRow="1" w:lastRow="0" w:firstColumn="1" w:lastColumn="0" w:noHBand="0" w:noVBand="1"/>
+        <w:tblLook w:val="0000" w:firstRow="0" w:lastRow="0" w:firstColumn="0" w:lastColumn="0" w:noHBand="0" w:noVBand="0"/>
       </w:tblPr>
       <w:tblGrid>
         <w:gridCol w:w="2965"/>
@@ -17235,7 +17421,7 @@
       <w:pPr>
         <w:pStyle w:val="Heading1"/>
       </w:pPr>
-      <w:bookmarkStart w:id="43" w:name="_Toc243225208"/>
+      <w:bookmarkStart w:id="43" w:name="_Toc243697334"/>
       <w:r>
         <w:lastRenderedPageBreak/>
         <w:t>13  Sources</w:t>
@@ -17554,10 +17740,10 @@
 <file path=word/numbering.xml><?xml version="1.0" encoding="utf-8"?>
 <w:numbering xmlns:wpc="http://schemas.microsoft.com/office/word/2010/wordprocessingCanvas" xmlns:cx="http://schemas.microsoft.com/office/drawing/2014/chartex" xmlns:cx1="http://schemas.microsoft.com/office/drawing/2015/9/8/chartex" xmlns:mc="http://schemas.openxmlformats.org/markup-compatibility/2006" xmlns:o="urn:schemas-microsoft-com:office:office" xmlns:r="http://schemas.openxmlformats.org/officeDocument/2006/relationships" xmlns:m="http://schemas.openxmlformats.org/officeDocument/2006/math" xmlns:v="urn:schemas-microsoft-com:vml" xmlns:wp14="http://schemas.microsoft.com/office/word/2010/wordprocessingDrawing" xmlns:wp="http://schemas.openxmlformats.org/drawingml/2006/wordprocessingDrawing" xmlns:w10="urn:schemas-microsoft-com:office:word" xmlns:w="http://schemas.openxmlformats.org/wordprocessingml/2006/main" xmlns:w14="http://schemas.microsoft.com/office/word/2010/wordml" xmlns:w15="http://schemas.microsoft.com/office/word/2012/wordml" xmlns:w16se="http://schemas.microsoft.com/office/word/2015/wordml/symex" xmlns:wpg="http://schemas.microsoft.com/office/word/2010/wordprocessingGroup" xmlns:wpi="http://schemas.microsoft.com/office/word/2010/wordprocessingInk" xmlns:wne="http://schemas.microsoft.com/office/word/2006/wordml" xmlns:wps="http://schemas.microsoft.com/office/word/2010/wordprocessingShape" mc:Ignorable="w14 w15 w16se wp14">
   <w:abstractNum w:abstractNumId="0" w15:restartNumberingAfterBreak="0">
-    <w:nsid w:val="1A35138B"/>
+    <w:nsid w:val="0B881BFE"/>
     <w:multiLevelType w:val="hybridMultilevel"/>
-    <w:tmpl w:val="DED08E82"/>
-    <w:lvl w:ilvl="0" w:tplc="B81CBE9C" w:tentative="1">
+    <w:tmpl w:val="36ACEC18"/>
+    <w:lvl w:ilvl="0" w:tplc="1270C28C" w:tentative="1">
       <w:start w:val="1"/>
       <w:numFmt w:val="bullet"/>
       <w:lvlText w:val="●"/>
@@ -17566,7 +17752,7 @@
         <w:ind w:left="720" w:hanging="360"/>
       </w:pPr>
     </w:lvl>
-    <w:lvl w:ilvl="1" w:tplc="ED821ED2" w:tentative="1">
+    <w:lvl w:ilvl="1" w:tplc="EEF4C6D2" w:tentative="1">
       <w:start w:val="1"/>
       <w:numFmt w:val="bullet"/>
       <w:lvlText w:val="○"/>
@@ -17575,7 +17761,7 @@
         <w:ind w:left="1440" w:hanging="360"/>
       </w:pPr>
     </w:lvl>
-    <w:lvl w:ilvl="2" w:tplc="CFF480B2" w:tentative="1">
+    <w:lvl w:ilvl="2" w:tplc="D95427F2" w:tentative="1">
       <w:start w:val="1"/>
       <w:numFmt w:val="bullet"/>
       <w:lvlText w:val="■"/>
@@ -17584,7 +17770,7 @@
         <w:ind w:left="2160" w:hanging="360"/>
       </w:pPr>
     </w:lvl>
-    <w:lvl w:ilvl="3" w:tplc="8FECF09C" w:tentative="1">
+    <w:lvl w:ilvl="3" w:tplc="F7AC46A8" w:tentative="1">
       <w:start w:val="1"/>
       <w:numFmt w:val="bullet"/>
       <w:lvlText w:val="●"/>
@@ -17593,7 +17779,7 @@
         <w:ind w:left="2880" w:hanging="360"/>
       </w:pPr>
     </w:lvl>
-    <w:lvl w:ilvl="4" w:tplc="4B86C362" w:tentative="1">
+    <w:lvl w:ilvl="4" w:tplc="ED0C8B54" w:tentative="1">
       <w:start w:val="1"/>
       <w:numFmt w:val="bullet"/>
       <w:lvlText w:val="○"/>
@@ -17602,7 +17788,7 @@
         <w:ind w:left="3600" w:hanging="360"/>
       </w:pPr>
     </w:lvl>
-    <w:lvl w:ilvl="5" w:tplc="3F7E4078" w:tentative="1">
+    <w:lvl w:ilvl="5" w:tplc="7ACC7270" w:tentative="1">
       <w:start w:val="1"/>
       <w:numFmt w:val="bullet"/>
       <w:lvlText w:val="■"/>
@@ -17611,7 +17797,7 @@
         <w:ind w:left="4320" w:hanging="360"/>
       </w:pPr>
     </w:lvl>
-    <w:lvl w:ilvl="6" w:tplc="ADE47A8E" w:tentative="1">
+    <w:lvl w:ilvl="6" w:tplc="CFC428AC" w:tentative="1">
       <w:start w:val="1"/>
       <w:numFmt w:val="bullet"/>
       <w:lvlText w:val="●"/>
@@ -17620,7 +17806,7 @@
         <w:ind w:left="5040" w:hanging="360"/>
       </w:pPr>
     </w:lvl>
-    <w:lvl w:ilvl="7" w:tplc="0878388E" w:tentative="1">
+    <w:lvl w:ilvl="7" w:tplc="C5D88E7A" w:tentative="1">
       <w:start w:val="1"/>
       <w:numFmt w:val="bullet"/>
       <w:lvlText w:val="●"/>
@@ -17629,7 +17815,7 @@
         <w:ind w:left="5760" w:hanging="360"/>
       </w:pPr>
     </w:lvl>
-    <w:lvl w:ilvl="8" w:tplc="FCC81EA2" w:tentative="1">
+    <w:lvl w:ilvl="8" w:tplc="8890A26C" w:tentative="1">
       <w:start w:val="1"/>
       <w:numFmt w:val="bullet"/>
       <w:lvlText w:val="●"/>
@@ -17640,10 +17826,72 @@
     </w:lvl>
   </w:abstractNum>
   <w:abstractNum w:abstractNumId="1" w15:restartNumberingAfterBreak="0">
-    <w:nsid w:val="3F4E4FA2"/>
+    <w:nsid w:val="255E3850"/>
     <w:multiLevelType w:val="hybridMultilevel"/>
-    <w:tmpl w:val="A40E3318"/>
-    <w:lvl w:ilvl="0" w:tplc="8ACC28D0">
+    <w:tmpl w:val="3118B38A"/>
+    <w:lvl w:ilvl="0" w:tplc="28BE48F4">
+      <w:start w:val="1"/>
+      <w:numFmt w:val="decimal"/>
+      <w:lvlText w:val="%1."/>
+      <w:lvlJc w:val="left"/>
+      <w:pPr>
+        <w:ind w:left="540" w:hanging="300"/>
+      </w:pPr>
+    </w:lvl>
+    <w:lvl w:ilvl="1" w:tplc="247E56A2" w:tentative="1">
+      <w:start w:val="1"/>
+      <w:numFmt w:val="lowerLetter"/>
+      <w:lvlText w:val="%2."/>
+      <w:lvlJc w:val="left"/>
+      <w:pPr>
+        <w:ind w:left="940" w:hanging="300"/>
+      </w:pPr>
+    </w:lvl>
+    <w:lvl w:ilvl="2" w:tplc="F89053EA" w:tentative="1">
+      <w:start w:val="1"/>
+      <w:numFmt w:val="lowerRoman"/>
+      <w:lvlText w:val="%3."/>
+      <w:lvlJc w:val="left"/>
+      <w:pPr>
+        <w:ind w:left="1340" w:hanging="300"/>
+      </w:pPr>
+    </w:lvl>
+    <w:lvl w:ilvl="3" w:tplc="9CF259BE">
+      <w:numFmt w:val="decimal"/>
+      <w:lvlText w:val=""/>
+      <w:lvlJc w:val="left"/>
+    </w:lvl>
+    <w:lvl w:ilvl="4" w:tplc="32B6E954">
+      <w:numFmt w:val="decimal"/>
+      <w:lvlText w:val=""/>
+      <w:lvlJc w:val="left"/>
+    </w:lvl>
+    <w:lvl w:ilvl="5" w:tplc="D0FA8CEC">
+      <w:numFmt w:val="decimal"/>
+      <w:lvlText w:val=""/>
+      <w:lvlJc w:val="left"/>
+    </w:lvl>
+    <w:lvl w:ilvl="6" w:tplc="D4AECC0E">
+      <w:numFmt w:val="decimal"/>
+      <w:lvlText w:val=""/>
+      <w:lvlJc w:val="left"/>
+    </w:lvl>
+    <w:lvl w:ilvl="7" w:tplc="F09AC9CC">
+      <w:numFmt w:val="decimal"/>
+      <w:lvlText w:val=""/>
+      <w:lvlJc w:val="left"/>
+    </w:lvl>
+    <w:lvl w:ilvl="8" w:tplc="1018AA32">
+      <w:numFmt w:val="decimal"/>
+      <w:lvlText w:val=""/>
+      <w:lvlJc w:val="left"/>
+    </w:lvl>
+  </w:abstractNum>
+  <w:abstractNum w:abstractNumId="2" w15:restartNumberingAfterBreak="0">
+    <w:nsid w:val="3A656A3A"/>
+    <w:multiLevelType w:val="hybridMultilevel"/>
+    <w:tmpl w:val="F554193A"/>
+    <w:lvl w:ilvl="0" w:tplc="06B6D5CA">
       <w:start w:val="1"/>
       <w:numFmt w:val="bullet"/>
       <w:lvlText w:val="•"/>
@@ -17652,7 +17900,7 @@
         <w:ind w:left="540" w:hanging="300"/>
       </w:pPr>
     </w:lvl>
-    <w:lvl w:ilvl="1" w:tplc="FB546A14" w:tentative="1">
+    <w:lvl w:ilvl="1" w:tplc="63E249CE" w:tentative="1">
       <w:start w:val="1"/>
       <w:numFmt w:val="bullet"/>
       <w:lvlText w:val="–"/>
@@ -17661,7 +17909,7 @@
         <w:ind w:left="940" w:hanging="300"/>
       </w:pPr>
     </w:lvl>
-    <w:lvl w:ilvl="2" w:tplc="22F6A4AC" w:tentative="1">
+    <w:lvl w:ilvl="2" w:tplc="F84AF220" w:tentative="1">
       <w:start w:val="1"/>
       <w:numFmt w:val="bullet"/>
       <w:lvlText w:val="◦"/>
@@ -17670,94 +17918,32 @@
         <w:ind w:left="1340" w:hanging="300"/>
       </w:pPr>
     </w:lvl>
-    <w:lvl w:ilvl="3" w:tplc="00DC4748">
+    <w:lvl w:ilvl="3" w:tplc="35F09D42">
       <w:numFmt w:val="decimal"/>
       <w:lvlText w:val=""/>
       <w:lvlJc w:val="left"/>
     </w:lvl>
-    <w:lvl w:ilvl="4" w:tplc="1932F6A8">
+    <w:lvl w:ilvl="4" w:tplc="88E086DA">
       <w:numFmt w:val="decimal"/>
       <w:lvlText w:val=""/>
       <w:lvlJc w:val="left"/>
     </w:lvl>
-    <w:lvl w:ilvl="5" w:tplc="1616AE9E">
+    <w:lvl w:ilvl="5" w:tplc="E018A2EE">
       <w:numFmt w:val="decimal"/>
       <w:lvlText w:val=""/>
       <w:lvlJc w:val="left"/>
     </w:lvl>
-    <w:lvl w:ilvl="6" w:tplc="5F026580">
+    <w:lvl w:ilvl="6" w:tplc="37C87A9A">
       <w:numFmt w:val="decimal"/>
       <w:lvlText w:val=""/>
       <w:lvlJc w:val="left"/>
     </w:lvl>
-    <w:lvl w:ilvl="7" w:tplc="34B2F6AE">
+    <w:lvl w:ilvl="7" w:tplc="EBEC59BE">
       <w:numFmt w:val="decimal"/>
       <w:lvlText w:val=""/>
       <w:lvlJc w:val="left"/>
     </w:lvl>
-    <w:lvl w:ilvl="8" w:tplc="3CCCCB82">
-      <w:numFmt w:val="decimal"/>
-      <w:lvlText w:val=""/>
-      <w:lvlJc w:val="left"/>
-    </w:lvl>
-  </w:abstractNum>
-  <w:abstractNum w:abstractNumId="2" w15:restartNumberingAfterBreak="0">
-    <w:nsid w:val="56DA2FDE"/>
-    <w:multiLevelType w:val="hybridMultilevel"/>
-    <w:tmpl w:val="4D6EC498"/>
-    <w:lvl w:ilvl="0" w:tplc="A8FA1DE6">
-      <w:start w:val="1"/>
-      <w:numFmt w:val="decimal"/>
-      <w:lvlText w:val="%1."/>
-      <w:lvlJc w:val="left"/>
-      <w:pPr>
-        <w:ind w:left="540" w:hanging="300"/>
-      </w:pPr>
-    </w:lvl>
-    <w:lvl w:ilvl="1" w:tplc="5F781442" w:tentative="1">
-      <w:start w:val="1"/>
-      <w:numFmt w:val="lowerLetter"/>
-      <w:lvlText w:val="%2."/>
-      <w:lvlJc w:val="left"/>
-      <w:pPr>
-        <w:ind w:left="940" w:hanging="300"/>
-      </w:pPr>
-    </w:lvl>
-    <w:lvl w:ilvl="2" w:tplc="7060AEBC" w:tentative="1">
-      <w:start w:val="1"/>
-      <w:numFmt w:val="lowerRoman"/>
-      <w:lvlText w:val="%3."/>
-      <w:lvlJc w:val="left"/>
-      <w:pPr>
-        <w:ind w:left="1340" w:hanging="300"/>
-      </w:pPr>
-    </w:lvl>
-    <w:lvl w:ilvl="3" w:tplc="F1F87420">
-      <w:numFmt w:val="decimal"/>
-      <w:lvlText w:val=""/>
-      <w:lvlJc w:val="left"/>
-    </w:lvl>
-    <w:lvl w:ilvl="4" w:tplc="6C0227B2">
-      <w:numFmt w:val="decimal"/>
-      <w:lvlText w:val=""/>
-      <w:lvlJc w:val="left"/>
-    </w:lvl>
-    <w:lvl w:ilvl="5" w:tplc="437661EC">
-      <w:numFmt w:val="decimal"/>
-      <w:lvlText w:val=""/>
-      <w:lvlJc w:val="left"/>
-    </w:lvl>
-    <w:lvl w:ilvl="6" w:tplc="3036E0C6">
-      <w:numFmt w:val="decimal"/>
-      <w:lvlText w:val=""/>
-      <w:lvlJc w:val="left"/>
-    </w:lvl>
-    <w:lvl w:ilvl="7" w:tplc="D1BE0C70">
-      <w:numFmt w:val="decimal"/>
-      <w:lvlText w:val=""/>
-      <w:lvlJc w:val="left"/>
-    </w:lvl>
-    <w:lvl w:ilvl="8" w:tplc="6682F44C">
+    <w:lvl w:ilvl="8" w:tplc="4EAC9F56">
       <w:numFmt w:val="decimal"/>
       <w:lvlText w:val=""/>
       <w:lvlJc w:val="left"/>
@@ -17770,25 +17956,25 @@
     </w:lvlOverride>
   </w:num>
   <w:num w:numId="2">
+    <w:abstractNumId w:val="2"/>
+    <w:lvlOverride w:ilvl="0">
+      <w:startOverride w:val="1"/>
+    </w:lvlOverride>
+  </w:num>
+  <w:num w:numId="3">
     <w:abstractNumId w:val="1"/>
     <w:lvlOverride w:ilvl="0">
       <w:startOverride w:val="1"/>
     </w:lvlOverride>
   </w:num>
-  <w:num w:numId="3">
-    <w:abstractNumId w:val="2"/>
-    <w:lvlOverride w:ilvl="0">
-      <w:startOverride w:val="1"/>
-    </w:lvlOverride>
-  </w:num>
   <w:num w:numId="4">
-    <w:abstractNumId w:val="2"/>
+    <w:abstractNumId w:val="1"/>
     <w:lvlOverride w:ilvl="0">
       <w:startOverride w:val="1"/>
     </w:lvlOverride>
   </w:num>
   <w:num w:numId="5">
-    <w:abstractNumId w:val="2"/>
+    <w:abstractNumId w:val="1"/>
     <w:lvlOverride w:ilvl="0">
       <w:startOverride w:val="1"/>
     </w:lvlOverride>
@@ -18417,7 +18603,7 @@
     <w:autoRedefine/>
     <w:uiPriority w:val="39"/>
     <w:unhideWhenUsed/>
-    <w:rsid w:val="00580083"/>
+    <w:rsid w:val="007554E4"/>
     <w:pPr>
       <w:spacing w:after="100"/>
     </w:pPr>
@@ -18429,7 +18615,7 @@
     <w:autoRedefine/>
     <w:uiPriority w:val="39"/>
     <w:unhideWhenUsed/>
-    <w:rsid w:val="00580083"/>
+    <w:rsid w:val="007554E4"/>
     <w:pPr>
       <w:spacing w:after="100"/>
       <w:ind w:left="210"/>

--- a/documentation/02 Configuration and Production/Hosting and Deployment Guide.docx
+++ b/documentation/02 Configuration and Production/Hosting and Deployment Guide.docx
@@ -80,7 +80,7 @@
           <w:left w:w="10" w:type="dxa"/>
           <w:right w:w="10" w:type="dxa"/>
         </w:tblCellMar>
-        <w:tblLook w:val="0000" w:firstRow="0" w:lastRow="0" w:firstColumn="0" w:lastColumn="0" w:noHBand="0" w:noVBand="0"/>
+        <w:tblLook w:val="04A0" w:firstRow="1" w:lastRow="0" w:firstColumn="1" w:lastColumn="0" w:noHBand="0" w:noVBand="1"/>
       </w:tblPr>
       <w:tblGrid>
         <w:gridCol w:w="2600"/>
@@ -461,7 +461,7 @@
           <w:left w:w="10" w:type="dxa"/>
           <w:right w:w="10" w:type="dxa"/>
         </w:tblCellMar>
-        <w:tblLook w:val="0000" w:firstRow="0" w:lastRow="0" w:firstColumn="0" w:lastColumn="0" w:noHBand="0" w:noVBand="0"/>
+        <w:tblLook w:val="04A0" w:firstRow="1" w:lastRow="0" w:firstColumn="1" w:lastColumn="0" w:noHBand="0" w:noVBand="1"/>
       </w:tblPr>
       <w:tblGrid>
         <w:gridCol w:w="1300"/>
@@ -1106,6 +1106,81 @@
           </w:p>
         </w:tc>
       </w:tr>
+      <w:tr>
+        <w:tblPrEx>
+          <w:tblCellMar>
+            <w:top w:w="0" w:type="dxa"/>
+            <w:bottom w:w="0" w:type="dxa"/>
+          </w:tblCellMar>
+        </w:tblPrEx>
+        <w:tc>
+          <w:tcPr>
+            <w:tcW w:w="1300" w:type="dxa"/>
+            <w:tcMar>
+              <w:top w:w="50" w:type="dxa"/>
+              <w:left w:w="90" w:type="dxa"/>
+              <w:bottom w:w="50" w:type="dxa"/>
+              <w:right w:w="90" w:type="dxa"/>
+            </w:tcMar>
+          </w:tcPr>
+          <w:p>
+            <w:r>
+              <w:rPr>
+                <w:sz w:val="19"/>
+                <w:szCs w:val="19"/>
+              </w:rPr>
+              <w:t>1.1</w:t>
+            </w:r>
+          </w:p>
+        </w:tc>
+        <w:tc>
+          <w:tcPr>
+            <w:tcW w:w="1900" w:type="dxa"/>
+            <w:tcMar>
+              <w:top w:w="50" w:type="dxa"/>
+              <w:left w:w="90" w:type="dxa"/>
+              <w:bottom w:w="50" w:type="dxa"/>
+              <w:right w:w="90" w:type="dxa"/>
+            </w:tcMar>
+          </w:tcPr>
+          <w:p>
+            <w:r>
+              <w:rPr>
+                <w:sz w:val="19"/>
+                <w:szCs w:val="19"/>
+              </w:rPr>
+              <w:t>24 October 2026</w:t>
+            </w:r>
+          </w:p>
+        </w:tc>
+        <w:tc>
+          <w:tcPr>
+            <w:tcW w:w="6438" w:type="dxa"/>
+            <w:tcMar>
+              <w:top w:w="50" w:type="dxa"/>
+              <w:left w:w="90" w:type="dxa"/>
+              <w:bottom w:w="50" w:type="dxa"/>
+              <w:right w:w="90" w:type="dxa"/>
+            </w:tcMar>
+          </w:tcPr>
+          <w:p>
+            <w:r>
+              <w:rPr>
+                <w:sz w:val="19"/>
+                <w:szCs w:val="19"/>
+              </w:rPr>
+              <w:t>The kit brought up to date: the release carries the live M-Pesa, SMS and worker keys (template lines for them st</w:t>
+            </w:r>
+            <w:r>
+              <w:rPr>
+                <w:sz w:val="19"/>
+                <w:szCs w:val="19"/>
+              </w:rPr>
+              <w:t>art with #), the certificate is installed by install-release.sh, the 2 GB C3 server is tuned (swap, backend 512 MB, MySQL performance schema off); only the Groq key, the Gmail App Password and later the Send Money lines are typed in.</w:t>
+            </w:r>
+          </w:p>
+        </w:tc>
+      </w:tr>
     </w:tbl>
     <w:p>
       <w:pPr>
@@ -1117,15 +1192,7 @@
           <w:sz w:val="20"/>
           <w:szCs w:val="20"/>
         </w:rPr>
-        <w:t>Keep this document up to date: when a feature, setting or server changes, edit the matching section here and add a line to the table</w:t>
-      </w:r>
-      <w:r>
-        <w:rPr>
-          <w:color w:val="5F6B66"/>
-          <w:sz w:val="20"/>
-          <w:szCs w:val="20"/>
-        </w:rPr>
-        <w:t xml:space="preserve"> above.</w:t>
+        <w:t>Keep this document up to date: when a feature, setting or server changes, edit the matching section here and add a line to the table above.</w:t>
       </w:r>
     </w:p>
     <w:p>
@@ -1146,7 +1213,7 @@
     <w:sdt>
       <w:sdtPr>
         <w:alias w:val="Contents"/>
-        <w:id w:val="582111474"/>
+        <w:id w:val="-1924483426"/>
       </w:sdtPr>
       <w:sdtEndPr/>
       <w:sdtContent>
@@ -1173,7 +1240,7 @@
           <w:r>
             <w:fldChar w:fldCharType="separate"/>
           </w:r>
-          <w:hyperlink w:anchor="_Toc243697292" w:history="1">
+          <w:hyperlink w:anchor="_Toc243725353" w:history="1">
             <w:r>
               <w:rPr>
                 <w:rStyle w:val="Hyperlink"/>
@@ -1197,7 +1264,7 @@
               <w:rPr>
                 <w:noProof/>
               </w:rPr>
-              <w:instrText xml:space="preserve"> PAGEREF _Toc243697292 \h </w:instrText>
+              <w:instrText xml:space="preserve"> PAGEREF _Toc243725353 \h </w:instrText>
             </w:r>
             <w:r>
               <w:rPr>
@@ -1238,7 +1305,7 @@
               <w:szCs w:val="22"/>
             </w:rPr>
           </w:pPr>
-          <w:hyperlink w:anchor="_Toc243697293" w:history="1">
+          <w:hyperlink w:anchor="_Toc243725354" w:history="1">
             <w:r>
               <w:rPr>
                 <w:rStyle w:val="Hyperlink"/>
@@ -1262,7 +1329,7 @@
               <w:rPr>
                 <w:noProof/>
               </w:rPr>
-              <w:instrText xml:space="preserve"> PAGEREF _Toc243697293 \h </w:instrText>
+              <w:instrText xml:space="preserve"> PAGEREF _Toc243725354 \h </w:instrText>
             </w:r>
             <w:r>
               <w:rPr>
@@ -1303,7 +1370,7 @@
               <w:szCs w:val="22"/>
             </w:rPr>
           </w:pPr>
-          <w:hyperlink w:anchor="_Toc243697294" w:history="1">
+          <w:hyperlink w:anchor="_Toc243725355" w:history="1">
             <w:r>
               <w:rPr>
                 <w:rStyle w:val="Hyperlink"/>
@@ -1327,7 +1394,7 @@
               <w:rPr>
                 <w:noProof/>
               </w:rPr>
-              <w:instrText xml:space="preserve"> PAGEREF _Toc243697294 \h </w:instrText>
+              <w:instrText xml:space="preserve"> PAGEREF _Toc243725355 \h </w:instrText>
             </w:r>
             <w:r>
               <w:rPr>
@@ -1368,7 +1435,7 @@
               <w:szCs w:val="22"/>
             </w:rPr>
           </w:pPr>
-          <w:hyperlink w:anchor="_Toc243697295" w:history="1">
+          <w:hyperlink w:anchor="_Toc243725356" w:history="1">
             <w:r>
               <w:rPr>
                 <w:rStyle w:val="Hyperlink"/>
@@ -1392,7 +1459,7 @@
               <w:rPr>
                 <w:noProof/>
               </w:rPr>
-              <w:instrText xml:space="preserve"> PAGEREF _Toc243697295 \h </w:instrText>
+              <w:instrText xml:space="preserve"> PAGEREF _Toc243725356 \h </w:instrText>
             </w:r>
             <w:r>
               <w:rPr>
@@ -1433,7 +1500,7 @@
               <w:szCs w:val="22"/>
             </w:rPr>
           </w:pPr>
-          <w:hyperlink w:anchor="_Toc243697296" w:history="1">
+          <w:hyperlink w:anchor="_Toc243725357" w:history="1">
             <w:r>
               <w:rPr>
                 <w:rStyle w:val="Hyperlink"/>
@@ -1457,7 +1524,7 @@
               <w:rPr>
                 <w:noProof/>
               </w:rPr>
-              <w:instrText xml:space="preserve"> PAGEREF _Toc243697296 \h </w:instrText>
+              <w:instrText xml:space="preserve"> PAGEREF _Toc243725357 \h </w:instrText>
             </w:r>
             <w:r>
               <w:rPr>
@@ -1498,7 +1565,7 @@
               <w:szCs w:val="22"/>
             </w:rPr>
           </w:pPr>
-          <w:hyperlink w:anchor="_Toc243697297" w:history="1">
+          <w:hyperlink w:anchor="_Toc243725358" w:history="1">
             <w:r>
               <w:rPr>
                 <w:rStyle w:val="Hyperlink"/>
@@ -1522,7 +1589,7 @@
               <w:rPr>
                 <w:noProof/>
               </w:rPr>
-              <w:instrText xml:space="preserve"> PAGEREF _Toc243697297 \h </w:instrText>
+              <w:instrText xml:space="preserve"> PAGEREF _Toc243725358 \h </w:instrText>
             </w:r>
             <w:r>
               <w:rPr>
@@ -1563,7 +1630,7 @@
               <w:szCs w:val="22"/>
             </w:rPr>
           </w:pPr>
-          <w:hyperlink w:anchor="_Toc243697298" w:history="1">
+          <w:hyperlink w:anchor="_Toc243725359" w:history="1">
             <w:r>
               <w:rPr>
                 <w:rStyle w:val="Hyperlink"/>
@@ -1587,7 +1654,7 @@
               <w:rPr>
                 <w:noProof/>
               </w:rPr>
-              <w:instrText xml:space="preserve"> PAGEREF _Toc243697298 \h </w:instrText>
+              <w:instrText xml:space="preserve"> PAGEREF _Toc243725359 \h </w:instrText>
             </w:r>
             <w:r>
               <w:rPr>
@@ -1628,7 +1695,7 @@
               <w:szCs w:val="22"/>
             </w:rPr>
           </w:pPr>
-          <w:hyperlink w:anchor="_Toc243697299" w:history="1">
+          <w:hyperlink w:anchor="_Toc243725360" w:history="1">
             <w:r>
               <w:rPr>
                 <w:rStyle w:val="Hyperlink"/>
@@ -1652,7 +1719,7 @@
               <w:rPr>
                 <w:noProof/>
               </w:rPr>
-              <w:instrText xml:space="preserve"> PAGEREF _Toc243697299 \h </w:instrText>
+              <w:instrText xml:space="preserve"> PAGEREF _Toc243725360 \h </w:instrText>
             </w:r>
             <w:r>
               <w:rPr>
@@ -1693,7 +1760,7 @@
               <w:szCs w:val="22"/>
             </w:rPr>
           </w:pPr>
-          <w:hyperlink w:anchor="_Toc243697300" w:history="1">
+          <w:hyperlink w:anchor="_Toc243725361" w:history="1">
             <w:r>
               <w:rPr>
                 <w:rStyle w:val="Hyperlink"/>
@@ -1717,7 +1784,7 @@
               <w:rPr>
                 <w:noProof/>
               </w:rPr>
-              <w:instrText xml:space="preserve"> PAGEREF _Toc243697300 \h </w:instrText>
+              <w:instrText xml:space="preserve"> PAGEREF _Toc243725361 \h </w:instrText>
             </w:r>
             <w:r>
               <w:rPr>
@@ -1758,7 +1825,7 @@
               <w:szCs w:val="22"/>
             </w:rPr>
           </w:pPr>
-          <w:hyperlink w:anchor="_Toc243697301" w:history="1">
+          <w:hyperlink w:anchor="_Toc243725362" w:history="1">
             <w:r>
               <w:rPr>
                 <w:rStyle w:val="Hyperlink"/>
@@ -1782,7 +1849,7 @@
               <w:rPr>
                 <w:noProof/>
               </w:rPr>
-              <w:instrText xml:space="preserve"> PAGEREF _Toc243697301 \h </w:instrText>
+              <w:instrText xml:space="preserve"> PAGEREF _Toc243725362 \h </w:instrText>
             </w:r>
             <w:r>
               <w:rPr>
@@ -1823,7 +1890,7 @@
               <w:szCs w:val="22"/>
             </w:rPr>
           </w:pPr>
-          <w:hyperlink w:anchor="_Toc243697302" w:history="1">
+          <w:hyperlink w:anchor="_Toc243725363" w:history="1">
             <w:r>
               <w:rPr>
                 <w:rStyle w:val="Hyperlink"/>
@@ -1847,7 +1914,7 @@
               <w:rPr>
                 <w:noProof/>
               </w:rPr>
-              <w:instrText xml:space="preserve"> PAGEREF _Toc243697302 \h </w:instrText>
+              <w:instrText xml:space="preserve"> PAGEREF _Toc243725363 \h </w:instrText>
             </w:r>
             <w:r>
               <w:rPr>
@@ -1888,7 +1955,7 @@
               <w:szCs w:val="22"/>
             </w:rPr>
           </w:pPr>
-          <w:hyperlink w:anchor="_Toc243697303" w:history="1">
+          <w:hyperlink w:anchor="_Toc243725364" w:history="1">
             <w:r>
               <w:rPr>
                 <w:rStyle w:val="Hyperlink"/>
@@ -1912,7 +1979,7 @@
               <w:rPr>
                 <w:noProof/>
               </w:rPr>
-              <w:instrText xml:space="preserve"> PAGEREF _Toc243697303 \h </w:instrText>
+              <w:instrText xml:space="preserve"> PAGEREF _Toc243725364 \h </w:instrText>
             </w:r>
             <w:r>
               <w:rPr>
@@ -1953,7 +2020,7 @@
               <w:szCs w:val="22"/>
             </w:rPr>
           </w:pPr>
-          <w:hyperlink w:anchor="_Toc243697304" w:history="1">
+          <w:hyperlink w:anchor="_Toc243725365" w:history="1">
             <w:r>
               <w:rPr>
                 <w:rStyle w:val="Hyperlink"/>
@@ -1977,7 +2044,7 @@
               <w:rPr>
                 <w:noProof/>
               </w:rPr>
-              <w:instrText xml:space="preserve"> PAGEREF _Toc243697304 \h </w:instrText>
+              <w:instrText xml:space="preserve"> PAGEREF _Toc243725365 \h </w:instrText>
             </w:r>
             <w:r>
               <w:rPr>
@@ -2018,7 +2085,7 @@
               <w:szCs w:val="22"/>
             </w:rPr>
           </w:pPr>
-          <w:hyperlink w:anchor="_Toc243697305" w:history="1">
+          <w:hyperlink w:anchor="_Toc243725366" w:history="1">
             <w:r>
               <w:rPr>
                 <w:rStyle w:val="Hyperlink"/>
@@ -2042,7 +2109,7 @@
               <w:rPr>
                 <w:noProof/>
               </w:rPr>
-              <w:instrText xml:space="preserve"> PAGEREF _Toc243697305 \h </w:instrText>
+              <w:instrText xml:space="preserve"> PAGEREF _Toc243725366 \h </w:instrText>
             </w:r>
             <w:r>
               <w:rPr>
@@ -2083,7 +2150,7 @@
               <w:szCs w:val="22"/>
             </w:rPr>
           </w:pPr>
-          <w:hyperlink w:anchor="_Toc243697306" w:history="1">
+          <w:hyperlink w:anchor="_Toc243725367" w:history="1">
             <w:r>
               <w:rPr>
                 <w:rStyle w:val="Hyperlink"/>
@@ -2107,7 +2174,7 @@
               <w:rPr>
                 <w:noProof/>
               </w:rPr>
-              <w:instrText xml:space="preserve"> PAGEREF _Toc243697306 \h </w:instrText>
+              <w:instrText xml:space="preserve"> PAGEREF _Toc243725367 \h </w:instrText>
             </w:r>
             <w:r>
               <w:rPr>
@@ -2148,7 +2215,7 @@
               <w:szCs w:val="22"/>
             </w:rPr>
           </w:pPr>
-          <w:hyperlink w:anchor="_Toc243697307" w:history="1">
+          <w:hyperlink w:anchor="_Toc243725368" w:history="1">
             <w:r>
               <w:rPr>
                 <w:rStyle w:val="Hyperlink"/>
@@ -2172,7 +2239,7 @@
               <w:rPr>
                 <w:noProof/>
               </w:rPr>
-              <w:instrText xml:space="preserve"> PAGEREF _Toc243697307 \h </w:instrText>
+              <w:instrText xml:space="preserve"> PAGEREF _Toc243725368 \h </w:instrText>
             </w:r>
             <w:r>
               <w:rPr>
@@ -2213,7 +2280,7 @@
               <w:szCs w:val="22"/>
             </w:rPr>
           </w:pPr>
-          <w:hyperlink w:anchor="_Toc243697308" w:history="1">
+          <w:hyperlink w:anchor="_Toc243725369" w:history="1">
             <w:r>
               <w:rPr>
                 <w:rStyle w:val="Hyperlink"/>
@@ -2237,7 +2304,7 @@
               <w:rPr>
                 <w:noProof/>
               </w:rPr>
-              <w:instrText xml:space="preserve"> PAGEREF _Toc243697308 \h </w:instrText>
+              <w:instrText xml:space="preserve"> PAGEREF _Toc243725369 \h </w:instrText>
             </w:r>
             <w:r>
               <w:rPr>
@@ -2278,7 +2345,7 @@
               <w:szCs w:val="22"/>
             </w:rPr>
           </w:pPr>
-          <w:hyperlink w:anchor="_Toc243697309" w:history="1">
+          <w:hyperlink w:anchor="_Toc243725370" w:history="1">
             <w:r>
               <w:rPr>
                 <w:rStyle w:val="Hyperlink"/>
@@ -2302,7 +2369,7 @@
               <w:rPr>
                 <w:noProof/>
               </w:rPr>
-              <w:instrText xml:space="preserve"> PAGEREF _Toc243697309 \h </w:instrText>
+              <w:instrText xml:space="preserve"> PAGEREF _Toc243725370 \h </w:instrText>
             </w:r>
             <w:r>
               <w:rPr>
@@ -2343,7 +2410,7 @@
               <w:szCs w:val="22"/>
             </w:rPr>
           </w:pPr>
-          <w:hyperlink w:anchor="_Toc243697310" w:history="1">
+          <w:hyperlink w:anchor="_Toc243725371" w:history="1">
             <w:r>
               <w:rPr>
                 <w:rStyle w:val="Hyperlink"/>
@@ -2367,7 +2434,7 @@
               <w:rPr>
                 <w:noProof/>
               </w:rPr>
-              <w:instrText xml:space="preserve"> PAGEREF _Toc243697310 \h </w:instrText>
+              <w:instrText xml:space="preserve"> PAGEREF _Toc243725371 \h </w:instrText>
             </w:r>
             <w:r>
               <w:rPr>
@@ -2408,7 +2475,7 @@
               <w:szCs w:val="22"/>
             </w:rPr>
           </w:pPr>
-          <w:hyperlink w:anchor="_Toc243697311" w:history="1">
+          <w:hyperlink w:anchor="_Toc243725372" w:history="1">
             <w:r>
               <w:rPr>
                 <w:rStyle w:val="Hyperlink"/>
@@ -2432,7 +2499,7 @@
               <w:rPr>
                 <w:noProof/>
               </w:rPr>
-              <w:instrText xml:space="preserve"> PAGEREF _Toc243697311 \h </w:instrText>
+              <w:instrText xml:space="preserve"> PAGEREF _Toc243725372 \h </w:instrText>
             </w:r>
             <w:r>
               <w:rPr>
@@ -2473,7 +2540,7 @@
               <w:szCs w:val="22"/>
             </w:rPr>
           </w:pPr>
-          <w:hyperlink w:anchor="_Toc243697312" w:history="1">
+          <w:hyperlink w:anchor="_Toc243725373" w:history="1">
             <w:r>
               <w:rPr>
                 <w:rStyle w:val="Hyperlink"/>
@@ -2497,7 +2564,7 @@
               <w:rPr>
                 <w:noProof/>
               </w:rPr>
-              <w:instrText xml:space="preserve"> PAGEREF _Toc243697312 \h </w:instrText>
+              <w:instrText xml:space="preserve"> PAGEREF _Toc243725373 \h </w:instrText>
             </w:r>
             <w:r>
               <w:rPr>
@@ -2538,7 +2605,7 @@
               <w:szCs w:val="22"/>
             </w:rPr>
           </w:pPr>
-          <w:hyperlink w:anchor="_Toc243697313" w:history="1">
+          <w:hyperlink w:anchor="_Toc243725374" w:history="1">
             <w:r>
               <w:rPr>
                 <w:rStyle w:val="Hyperlink"/>
@@ -2562,7 +2629,7 @@
               <w:rPr>
                 <w:noProof/>
               </w:rPr>
-              <w:instrText xml:space="preserve"> PAGEREF _Toc243697313 \h </w:instrText>
+              <w:instrText xml:space="preserve"> PAGEREF _Toc243725374 \h </w:instrText>
             </w:r>
             <w:r>
               <w:rPr>
@@ -2603,7 +2670,7 @@
               <w:szCs w:val="22"/>
             </w:rPr>
           </w:pPr>
-          <w:hyperlink w:anchor="_Toc243697314" w:history="1">
+          <w:hyperlink w:anchor="_Toc243725375" w:history="1">
             <w:r>
               <w:rPr>
                 <w:rStyle w:val="Hyperlink"/>
@@ -2627,7 +2694,7 @@
               <w:rPr>
                 <w:noProof/>
               </w:rPr>
-              <w:instrText xml:space="preserve"> PAGEREF _Toc243697314 \h </w:instrText>
+              <w:instrText xml:space="preserve"> PAGEREF _Toc243725375 \h </w:instrText>
             </w:r>
             <w:r>
               <w:rPr>
@@ -2668,13 +2735,13 @@
               <w:szCs w:val="22"/>
             </w:rPr>
           </w:pPr>
-          <w:hyperlink w:anchor="_Toc243697315" w:history="1">
+          <w:hyperlink w:anchor="_Toc243725376" w:history="1">
             <w:r>
               <w:rPr>
                 <w:rStyle w:val="Hyperlink"/>
                 <w:noProof/>
               </w:rPr>
-              <w:t>7.2  Safaricom M-Pesa - after Go Live</w:t>
+              <w:t>7.2  Safaricom M-Pesa</w:t>
             </w:r>
             <w:r>
               <w:rPr>
@@ -2692,7 +2759,7 @@
               <w:rPr>
                 <w:noProof/>
               </w:rPr>
-              <w:instrText xml:space="preserve"> PAGEREF _Toc243697315 \h </w:instrText>
+              <w:instrText xml:space="preserve"> PAGEREF _Toc243725376 \h </w:instrText>
             </w:r>
             <w:r>
               <w:rPr>
@@ -2733,7 +2800,7 @@
               <w:szCs w:val="22"/>
             </w:rPr>
           </w:pPr>
-          <w:hyperlink w:anchor="_Toc243697316" w:history="1">
+          <w:hyperlink w:anchor="_Toc243725377" w:history="1">
             <w:r>
               <w:rPr>
                 <w:rStyle w:val="Hyperlink"/>
@@ -2757,7 +2824,7 @@
               <w:rPr>
                 <w:noProof/>
               </w:rPr>
-              <w:instrText xml:space="preserve"> PAGEREF _Toc243697316 \h </w:instrText>
+              <w:instrText xml:space="preserve"> PAGEREF _Toc243725377 \h </w:instrText>
             </w:r>
             <w:r>
               <w:rPr>
@@ -2798,7 +2865,7 @@
               <w:szCs w:val="22"/>
             </w:rPr>
           </w:pPr>
-          <w:hyperlink w:anchor="_Toc243697317" w:history="1">
+          <w:hyperlink w:anchor="_Toc243725378" w:history="1">
             <w:r>
               <w:rPr>
                 <w:rStyle w:val="Hyperlink"/>
@@ -2822,7 +2889,7 @@
               <w:rPr>
                 <w:noProof/>
               </w:rPr>
-              <w:instrText xml:space="preserve"> PAGEREF _Toc243697317 \h </w:instrText>
+              <w:instrText xml:space="preserve"> PAGEREF _Toc243725378 \h </w:instrText>
             </w:r>
             <w:r>
               <w:rPr>
@@ -2863,7 +2930,7 @@
               <w:szCs w:val="22"/>
             </w:rPr>
           </w:pPr>
-          <w:hyperlink w:anchor="_Toc243697318" w:history="1">
+          <w:hyperlink w:anchor="_Toc243725379" w:history="1">
             <w:r>
               <w:rPr>
                 <w:rStyle w:val="Hyperlink"/>
@@ -2887,7 +2954,7 @@
               <w:rPr>
                 <w:noProof/>
               </w:rPr>
-              <w:instrText xml:space="preserve"> PAGEREF _Toc243697318 \h </w:instrText>
+              <w:instrText xml:space="preserve"> PAGEREF _Toc243725379 \h </w:instrText>
             </w:r>
             <w:r>
               <w:rPr>
@@ -2928,7 +2995,7 @@
               <w:szCs w:val="22"/>
             </w:rPr>
           </w:pPr>
-          <w:hyperlink w:anchor="_Toc243697319" w:history="1">
+          <w:hyperlink w:anchor="_Toc243725380" w:history="1">
             <w:r>
               <w:rPr>
                 <w:rStyle w:val="Hyperlink"/>
@@ -2952,7 +3019,7 @@
               <w:rPr>
                 <w:noProof/>
               </w:rPr>
-              <w:instrText xml:space="preserve"> PAGEREF _Toc243697319 \h </w:instrText>
+              <w:instrText xml:space="preserve"> PAGEREF _Toc243725380 \h </w:instrText>
             </w:r>
             <w:r>
               <w:rPr>
@@ -2993,7 +3060,7 @@
               <w:szCs w:val="22"/>
             </w:rPr>
           </w:pPr>
-          <w:hyperlink w:anchor="_Toc243697320" w:history="1">
+          <w:hyperlink w:anchor="_Toc243725381" w:history="1">
             <w:r>
               <w:rPr>
                 <w:rStyle w:val="Hyperlink"/>
@@ -3017,7 +3084,7 @@
               <w:rPr>
                 <w:noProof/>
               </w:rPr>
-              <w:instrText xml:space="preserve"> PAGEREF _Toc243697320 \h </w:instrText>
+              <w:instrText xml:space="preserve"> PAGEREF _Toc243725381 \h </w:instrText>
             </w:r>
             <w:r>
               <w:rPr>
@@ -3058,7 +3125,7 @@
               <w:szCs w:val="22"/>
             </w:rPr>
           </w:pPr>
-          <w:hyperlink w:anchor="_Toc243697321" w:history="1">
+          <w:hyperlink w:anchor="_Toc243725382" w:history="1">
             <w:r>
               <w:rPr>
                 <w:rStyle w:val="Hyperlink"/>
@@ -3082,7 +3149,7 @@
               <w:rPr>
                 <w:noProof/>
               </w:rPr>
-              <w:instrText xml:space="preserve"> PAGEREF _Toc243697321 \h </w:instrText>
+              <w:instrText xml:space="preserve"> PAGEREF _Toc243725382 \h </w:instrText>
             </w:r>
             <w:r>
               <w:rPr>
@@ -3123,7 +3190,7 @@
               <w:szCs w:val="22"/>
             </w:rPr>
           </w:pPr>
-          <w:hyperlink w:anchor="_Toc243697322" w:history="1">
+          <w:hyperlink w:anchor="_Toc243725383" w:history="1">
             <w:r>
               <w:rPr>
                 <w:rStyle w:val="Hyperlink"/>
@@ -3147,7 +3214,7 @@
               <w:rPr>
                 <w:noProof/>
               </w:rPr>
-              <w:instrText xml:space="preserve"> PAGEREF _Toc243697322 \h </w:instrText>
+              <w:instrText xml:space="preserve"> PAGEREF _Toc243725383 \h </w:instrText>
             </w:r>
             <w:r>
               <w:rPr>
@@ -3188,7 +3255,7 @@
               <w:szCs w:val="22"/>
             </w:rPr>
           </w:pPr>
-          <w:hyperlink w:anchor="_Toc243697323" w:history="1">
+          <w:hyperlink w:anchor="_Toc243725384" w:history="1">
             <w:r>
               <w:rPr>
                 <w:rStyle w:val="Hyperlink"/>
@@ -3212,7 +3279,7 @@
               <w:rPr>
                 <w:noProof/>
               </w:rPr>
-              <w:instrText xml:space="preserve"> PAGEREF _Toc243697323 \h </w:instrText>
+              <w:instrText xml:space="preserve"> PAGEREF _Toc243725384 \h </w:instrText>
             </w:r>
             <w:r>
               <w:rPr>
@@ -3253,7 +3320,7 @@
               <w:szCs w:val="22"/>
             </w:rPr>
           </w:pPr>
-          <w:hyperlink w:anchor="_Toc243697324" w:history="1">
+          <w:hyperlink w:anchor="_Toc243725385" w:history="1">
             <w:r>
               <w:rPr>
                 <w:rStyle w:val="Hyperlink"/>
@@ -3277,7 +3344,7 @@
               <w:rPr>
                 <w:noProof/>
               </w:rPr>
-              <w:instrText xml:space="preserve"> PAGEREF _Toc243697324 \h </w:instrText>
+              <w:instrText xml:space="preserve"> PAGEREF _Toc243725385 \h </w:instrText>
             </w:r>
             <w:r>
               <w:rPr>
@@ -3318,7 +3385,7 @@
               <w:szCs w:val="22"/>
             </w:rPr>
           </w:pPr>
-          <w:hyperlink w:anchor="_Toc243697325" w:history="1">
+          <w:hyperlink w:anchor="_Toc243725386" w:history="1">
             <w:r>
               <w:rPr>
                 <w:rStyle w:val="Hyperlink"/>
@@ -3342,7 +3409,7 @@
               <w:rPr>
                 <w:noProof/>
               </w:rPr>
-              <w:instrText xml:space="preserve"> PAGEREF _Toc243697325 \h </w:instrText>
+              <w:instrText xml:space="preserve"> PAGEREF _Toc243725386 \h </w:instrText>
             </w:r>
             <w:r>
               <w:rPr>
@@ -3383,7 +3450,7 @@
               <w:szCs w:val="22"/>
             </w:rPr>
           </w:pPr>
-          <w:hyperlink w:anchor="_Toc243697326" w:history="1">
+          <w:hyperlink w:anchor="_Toc243725387" w:history="1">
             <w:r>
               <w:rPr>
                 <w:rStyle w:val="Hyperlink"/>
@@ -3407,7 +3474,7 @@
               <w:rPr>
                 <w:noProof/>
               </w:rPr>
-              <w:instrText xml:space="preserve"> PAGEREF _Toc243697326 \h </w:instrText>
+              <w:instrText xml:space="preserve"> PAGEREF _Toc243725387 \h </w:instrText>
             </w:r>
             <w:r>
               <w:rPr>
@@ -3448,7 +3515,7 @@
               <w:szCs w:val="22"/>
             </w:rPr>
           </w:pPr>
-          <w:hyperlink w:anchor="_Toc243697327" w:history="1">
+          <w:hyperlink w:anchor="_Toc243725388" w:history="1">
             <w:r>
               <w:rPr>
                 <w:rStyle w:val="Hyperlink"/>
@@ -3472,7 +3539,7 @@
               <w:rPr>
                 <w:noProof/>
               </w:rPr>
-              <w:instrText xml:space="preserve"> PAGEREF _Toc243697327 \h </w:instrText>
+              <w:instrText xml:space="preserve"> PAGEREF _Toc243725388 \h </w:instrText>
             </w:r>
             <w:r>
               <w:rPr>
@@ -3513,7 +3580,7 @@
               <w:szCs w:val="22"/>
             </w:rPr>
           </w:pPr>
-          <w:hyperlink w:anchor="_Toc243697328" w:history="1">
+          <w:hyperlink w:anchor="_Toc243725389" w:history="1">
             <w:r>
               <w:rPr>
                 <w:rStyle w:val="Hyperlink"/>
@@ -3537,7 +3604,7 @@
               <w:rPr>
                 <w:noProof/>
               </w:rPr>
-              <w:instrText xml:space="preserve"> PAGEREF _Toc243697328 \h </w:instrText>
+              <w:instrText xml:space="preserve"> PAGEREF _Toc243725389 \h </w:instrText>
             </w:r>
             <w:r>
               <w:rPr>
@@ -3578,7 +3645,7 @@
               <w:szCs w:val="22"/>
             </w:rPr>
           </w:pPr>
-          <w:hyperlink w:anchor="_Toc243697329" w:history="1">
+          <w:hyperlink w:anchor="_Toc243725390" w:history="1">
             <w:r>
               <w:rPr>
                 <w:rStyle w:val="Hyperlink"/>
@@ -3602,7 +3669,7 @@
               <w:rPr>
                 <w:noProof/>
               </w:rPr>
-              <w:instrText xml:space="preserve"> PAGEREF _Toc243697329 \h </w:instrText>
+              <w:instrText xml:space="preserve"> PAGEREF _Toc243725390 \h </w:instrText>
             </w:r>
             <w:r>
               <w:rPr>
@@ -3643,7 +3710,7 @@
               <w:szCs w:val="22"/>
             </w:rPr>
           </w:pPr>
-          <w:hyperlink w:anchor="_Toc243697330" w:history="1">
+          <w:hyperlink w:anchor="_Toc243725391" w:history="1">
             <w:r>
               <w:rPr>
                 <w:rStyle w:val="Hyperlink"/>
@@ -3667,7 +3734,7 @@
               <w:rPr>
                 <w:noProof/>
               </w:rPr>
-              <w:instrText xml:space="preserve"> PAGEREF _Toc243697330 \h </w:instrText>
+              <w:instrText xml:space="preserve"> PAGEREF _Toc243725391 \h </w:instrText>
             </w:r>
             <w:r>
               <w:rPr>
@@ -3708,7 +3775,7 @@
               <w:szCs w:val="22"/>
             </w:rPr>
           </w:pPr>
-          <w:hyperlink w:anchor="_Toc243697331" w:history="1">
+          <w:hyperlink w:anchor="_Toc243725392" w:history="1">
             <w:r>
               <w:rPr>
                 <w:rStyle w:val="Hyperlink"/>
@@ -3732,7 +3799,7 @@
               <w:rPr>
                 <w:noProof/>
               </w:rPr>
-              <w:instrText xml:space="preserve"> PAGEREF _Toc243697331 \h </w:instrText>
+              <w:instrText xml:space="preserve"> PAGEREF _Toc243725392 \h </w:instrText>
             </w:r>
             <w:r>
               <w:rPr>
@@ -3773,7 +3840,7 @@
               <w:szCs w:val="22"/>
             </w:rPr>
           </w:pPr>
-          <w:hyperlink w:anchor="_Toc243697332" w:history="1">
+          <w:hyperlink w:anchor="_Toc243725393" w:history="1">
             <w:r>
               <w:rPr>
                 <w:rStyle w:val="Hyperlink"/>
@@ -3797,7 +3864,7 @@
               <w:rPr>
                 <w:noProof/>
               </w:rPr>
-              <w:instrText xml:space="preserve"> PAGEREF _Toc243697332 \h </w:instrText>
+              <w:instrText xml:space="preserve"> PAGEREF _Toc243725393 \h </w:instrText>
             </w:r>
             <w:r>
               <w:rPr>
@@ -3838,7 +3905,7 @@
               <w:szCs w:val="22"/>
             </w:rPr>
           </w:pPr>
-          <w:hyperlink w:anchor="_Toc243697333" w:history="1">
+          <w:hyperlink w:anchor="_Toc243725394" w:history="1">
             <w:r>
               <w:rPr>
                 <w:rStyle w:val="Hyperlink"/>
@@ -3862,7 +3929,7 @@
               <w:rPr>
                 <w:noProof/>
               </w:rPr>
-              <w:instrText xml:space="preserve"> PAGEREF _Toc243697333 \h </w:instrText>
+              <w:instrText xml:space="preserve"> PAGEREF _Toc243725394 \h </w:instrText>
             </w:r>
             <w:r>
               <w:rPr>
@@ -3903,7 +3970,7 @@
               <w:szCs w:val="22"/>
             </w:rPr>
           </w:pPr>
-          <w:hyperlink w:anchor="_Toc243697334" w:history="1">
+          <w:hyperlink w:anchor="_Toc243725395" w:history="1">
             <w:r>
               <w:rPr>
                 <w:rStyle w:val="Hyperlink"/>
@@ -3927,7 +3994,7 @@
               <w:rPr>
                 <w:noProof/>
               </w:rPr>
-              <w:instrText xml:space="preserve"> PAGEREF _Toc243697334 \h </w:instrText>
+              <w:instrText xml:space="preserve"> PAGEREF _Toc243725395 \h </w:instrText>
             </w:r>
             <w:r>
               <w:rPr>
@@ -3970,7 +4037,7 @@
       <w:pPr>
         <w:pStyle w:val="Heading1"/>
       </w:pPr>
-      <w:bookmarkStart w:id="1" w:name="_Toc243697292"/>
+      <w:bookmarkStart w:id="1" w:name="_Toc243725353"/>
       <w:r>
         <w:lastRenderedPageBreak/>
         <w:t>1  Introduction</w:t>
@@ -3982,10 +4049,13 @@
         <w:spacing w:after="120" w:line="276" w:lineRule="auto"/>
       </w:pPr>
       <w:r>
-        <w:t xml:space="preserve">"since the rest will be hosting i need a place to host the servers and an area to buy domain so that it runs stable in kenya ... all that is left is to just change some few values here and there e.g safaricoms codes ... and heavily document areas that are </w:t>
-      </w:r>
-      <w:r>
-        <w:t>still needed to change once its deployed" - this guide is that plan.</w:t>
+        <w:t xml:space="preserve">"since the rest will be hosting i need a place to host the servers </w:t>
+      </w:r>
+      <w:r>
+        <w:t>and an area to buy domain so that it runs stable in kenya ... all that is left is to just change some few values here and there e.g safaricoms codes ... and heavily document areas that are still needed to change once its deployed" - this guide is that plan</w:t>
+      </w:r>
+      <w:r>
+        <w:t>.</w:t>
       </w:r>
     </w:p>
     <w:p>
@@ -3993,13 +4063,13 @@
         <w:spacing w:after="120" w:line="276" w:lineRule="auto"/>
       </w:pPr>
       <w:r>
-        <w:t>Today the whole system runs on the company computer and reaches the internet through a free ngrok tunnel. That works for testing, but customers lose the site whenever the computer is off,</w:t>
-      </w:r>
-      <w:r>
-        <w:t xml:space="preserve"> sleeps or loses its internet, and Safaricom does not accept ngrok addresses for live payments. On 8 October 2026 phones could not open the site after an internet drop because one part (the Caddy router) had not come back up. The move puts everything on on</w:t>
-      </w:r>
-      <w:r>
-        <w:t>e rented server in a data centre, under the company's own domain with HTTPS, starting by itself after any restart.</w:t>
+        <w:t xml:space="preserve">Today the whole system runs on the company computer and reaches the internet through a free ngrok tunnel. That works for testing, but customers lose the site whenever the computer is off, sleeps or loses its internet, and Safaricom does not accept ngrok </w:t>
+      </w:r>
+      <w:r>
+        <w:t>addresses for live payments. On 8 October 2026 phones could not open the site after an internet drop because one part (the Caddy router) had not come back up. The move puts everything on one rented server in a data centre, under the company's own domain wi</w:t>
+      </w:r>
+      <w:r>
+        <w:t>th HTTPS, starting by itself after any restart.</w:t>
       </w:r>
     </w:p>
     <w:tbl>
@@ -4018,7 +4088,7 @@
           <w:left w:w="10" w:type="dxa"/>
           <w:right w:w="10" w:type="dxa"/>
         </w:tblCellMar>
-        <w:tblLook w:val="0000" w:firstRow="0" w:lastRow="0" w:firstColumn="0" w:lastColumn="0" w:noHBand="0" w:noVBand="0"/>
+        <w:tblLook w:val="04A0" w:firstRow="1" w:lastRow="0" w:firstColumn="1" w:lastColumn="0" w:noHBand="0" w:noVBand="1"/>
       </w:tblPr>
       <w:tblGrid>
         <w:gridCol w:w="2718"/>
@@ -4144,14 +4214,14 @@
                 <w:sz w:val="19"/>
                 <w:szCs w:val="19"/>
               </w:rPr>
-              <w:t>The backend, the database, the website and its server, the phone app's server, the desktop app's ser</w:t>
-            </w:r>
-            <w:r>
-              <w:rPr>
-                <w:sz w:val="19"/>
-                <w:szCs w:val="19"/>
-              </w:rPr>
-              <w:t>ver, the product and campaign pictures, and the phone app downloads.</w:t>
+              <w:t>The backend, the database, the website and its server, the phone app's server, the desktop app's server, the product and campaign pictures, and the phone app downloads</w:t>
+            </w:r>
+            <w:r>
+              <w:rPr>
+                <w:sz w:val="19"/>
+                <w:szCs w:val="19"/>
+              </w:rPr>
+              <w:t>.</w:t>
             </w:r>
           </w:p>
         </w:tc>
@@ -4271,14 +4341,7 @@
                 <w:sz w:val="19"/>
                 <w:szCs w:val="19"/>
               </w:rPr>
-              <w:t>https://&lt;domain&gt;/ th</w:t>
-            </w:r>
-            <w:r>
-              <w:rPr>
-                <w:sz w:val="19"/>
-                <w:szCs w:val="19"/>
-              </w:rPr>
-              <w:t>e website; https://&lt;domain&gt;/mobile-api/ the phone app; https://&lt;domain&gt;/admin-api the desktop app - the same paths as today, only the domain is new.</w:t>
+              <w:t>https://&lt;domain&gt;/ the website; https://&lt;domain&gt;/mobile-api/ the phone app; https://&lt;domain&gt;/admin-api the desktop app - the same paths as today, only the domain is new.</w:t>
             </w:r>
           </w:p>
         </w:tc>
@@ -4380,10 +4443,13 @@
       <w:pPr>
         <w:pStyle w:val="Heading1"/>
       </w:pPr>
-      <w:bookmarkStart w:id="2" w:name="_Toc243697293"/>
+      <w:bookmarkStart w:id="2" w:name="_Toc243725354"/>
       <w:r>
         <w:lastRenderedPageBreak/>
-        <w:t>2  Where to host</w:t>
+        <w:t>2  Where t</w:t>
+      </w:r>
+      <w:r>
+        <w:t>o host</w:t>
       </w:r>
       <w:bookmarkEnd w:id="2"/>
     </w:p>
@@ -4391,7 +4457,7 @@
       <w:pPr>
         <w:pStyle w:val="Heading2"/>
       </w:pPr>
-      <w:bookmarkStart w:id="3" w:name="_Toc243697294"/>
+      <w:bookmarkStart w:id="3" w:name="_Toc243725355"/>
       <w:r>
         <w:t>2.1  What the system needs</w:t>
       </w:r>
@@ -4413,7 +4479,7 @@
           <w:left w:w="10" w:type="dxa"/>
           <w:right w:w="10" w:type="dxa"/>
         </w:tblCellMar>
-        <w:tblLook w:val="0000" w:firstRow="0" w:lastRow="0" w:firstColumn="0" w:lastColumn="0" w:noHBand="0" w:noVBand="0"/>
+        <w:tblLook w:val="04A0" w:firstRow="1" w:lastRow="0" w:firstColumn="1" w:lastColumn="0" w:noHBand="0" w:noVBand="1"/>
       </w:tblPr>
       <w:tblGrid>
         <w:gridCol w:w="1977"/>
@@ -4734,7 +4800,7 @@
                 <w:sz w:val="19"/>
                 <w:szCs w:val="19"/>
               </w:rPr>
-              <w:t>4 GB RAM</w:t>
+              <w:t>2 GB RAM (the chosen HostAfrica C3) with the tuning below; 4 GB (C4) to grow</w:t>
             </w:r>
           </w:p>
         </w:tc>
@@ -4757,7 +4823,14 @@
                 <w:sz w:val="19"/>
                 <w:szCs w:val="19"/>
               </w:rPr>
-              <w:t>Everything together uses about 1.7 GB on the company computer today; the backend is allowed up to 768 MB; MySQL and room for growth take the rest. 2 GB is too tight.</w:t>
+              <w:t xml:space="preserve">Everything together uses about 1.1 GB idle and up to about 2 GB busy on the company computer. setup-server.sh tunes a 2 GB server: a 2 GB swap file, MySQL without its performance schema (about 400 MB less) and the backend held to 512 MB (24 October 2026). </w:t>
+            </w:r>
+            <w:r>
+              <w:rPr>
+                <w:sz w:val="19"/>
+                <w:szCs w:val="19"/>
+              </w:rPr>
+              <w:t>Move up to 4 GB when the business grows - ask HostAfrica first whether the upgrade keeps the server as it is.</w:t>
             </w:r>
           </w:p>
         </w:tc>
@@ -5191,7 +5264,7 @@
       <w:pPr>
         <w:pStyle w:val="Heading2"/>
       </w:pPr>
-      <w:bookmarkStart w:id="4" w:name="_Toc243697295"/>
+      <w:bookmarkStart w:id="4" w:name="_Toc243725356"/>
       <w:r>
         <w:t>2.2  Recommended: a VPS in a Nairobi data centre</w:t>
       </w:r>
@@ -5224,7 +5297,7 @@
           <w:left w:w="10" w:type="dxa"/>
           <w:right w:w="10" w:type="dxa"/>
         </w:tblCellMar>
-        <w:tblLook w:val="0000" w:firstRow="0" w:lastRow="0" w:firstColumn="0" w:lastColumn="0" w:noHBand="0" w:noVBand="0"/>
+        <w:tblLook w:val="04A0" w:firstRow="1" w:lastRow="0" w:firstColumn="1" w:lastColumn="0" w:noHBand="0" w:noVBand="1"/>
       </w:tblPr>
       <w:tblGrid>
         <w:gridCol w:w="1853"/>
@@ -5894,6 +5967,31 @@
     <w:p>
       <w:pPr>
         <w:pBdr>
+          <w:left w:val="single" w:sz="24" w:space="8" w:color="2E6B4F"/>
+        </w:pBdr>
+        <w:shd w:val="clear" w:color="auto" w:fill="EEF5F1"/>
+        <w:spacing w:before="120" w:after="180" w:line="264" w:lineRule="auto"/>
+        <w:ind w:left="160" w:right="160"/>
+      </w:pPr>
+      <w:r>
+        <w:rPr>
+          <w:b/>
+          <w:bCs/>
+          <w:color w:val="2E6B4F"/>
+        </w:rPr>
+        <w:lastRenderedPageBreak/>
+        <w:t xml:space="preserve">Note: </w:t>
+      </w:r>
+      <w:r>
+        <w:t>Chosen on 19 October 2026: HostAfrica Kenya VPS C3 - 2 vCPU, 2 GB RAM, 80 GB NVMe, KSh 1,120 the first month and KSh 2,240 a month after, in a Kenyan data centre, self-managed with root access (C4, 4 GB, is the upgrade). The domain dateroemwoods.co.ke is w</w:t>
+      </w:r>
+      <w:r>
+        <w:t>ith HostAfrica too.</w:t>
+      </w:r>
+    </w:p>
+    <w:p>
+      <w:pPr>
+        <w:pBdr>
           <w:left w:val="single" w:sz="24" w:space="8" w:color="2F5D9E"/>
         </w:pBdr>
         <w:shd w:val="clear" w:color="auto" w:fill="EFF4FA"/>
@@ -5909,23 +6007,22 @@
         <w:t xml:space="preserve">Tip: </w:t>
       </w:r>
       <w:r>
-        <w:t>Recommendation: start with a 4 GB Nairobi VPS from Truehost or HostAfrica (about KES 2,500 - 2,800 a month), or Angani if you prefer a provider that runs its own cloud. Their reliability records could not be compared for this guide, so before paying ask ea</w:t>
-      </w:r>
-      <w:r>
-        <w:t xml:space="preserve">ch one: (1) Ubuntu 24.04 with root SSH access? (2) is </w:t>
-      </w:r>
-      <w:r>
-        <w:lastRenderedPageBreak/>
-        <w:t>outgoing port 465 open? (3) are backups or snapshots included, and how much? (4) what uptime do they guarantee (SLA)? Choose the one with snapshots and a written SLA.</w:t>
+        <w:t>Recommendation: start with a 4 GB Nairobi VPS from Truehost or HostAfrica (about KES 2,500 - 2,800 a month), or Angani if you prefer a provider that runs its own cloud. Their reliability records could not be compared for this guide</w:t>
+      </w:r>
+      <w:r>
+        <w:t>, so before paying ask each one: (1) Ubuntu 24.04 with root SSH access? (2) is outgoing port 465 open? (3) are backups or snapshots included, and how much? (4) what uptime do they guarantee (SLA)? Choose the one with snapshots and a written SLA.</w:t>
       </w:r>
     </w:p>
     <w:p>
       <w:pPr>
         <w:pStyle w:val="Heading2"/>
       </w:pPr>
-      <w:bookmarkStart w:id="5" w:name="_Toc243697296"/>
-      <w:r>
-        <w:t>2.3  Alternatives outside Kenya</w:t>
+      <w:bookmarkStart w:id="5" w:name="_Toc243725357"/>
+      <w:r>
+        <w:t>2.3  Alter</w:t>
+      </w:r>
+      <w:r>
+        <w:t>natives outside Kenya</w:t>
       </w:r>
       <w:bookmarkEnd w:id="5"/>
     </w:p>
@@ -5943,14 +6040,7 @@
           <w:b/>
           <w:bCs/>
         </w:rPr>
-        <w:t>Joh</w:t>
-      </w:r>
-      <w:r>
-        <w:rPr>
-          <w:b/>
-          <w:bCs/>
-        </w:rPr>
-        <w:t>annesburg (South Africa)</w:t>
+        <w:t>Johannesburg (South Africa)</w:t>
       </w:r>
       <w:r>
         <w:t xml:space="preserve"> - the big international clouds have regions there. About 49 ms from Nairobi, very reliable, but billed in US dollars by card and with more complicated pricing.</w:t>
@@ -5973,10 +6063,10 @@
         <w:t>Europe</w:t>
       </w:r>
       <w:r>
-        <w:t xml:space="preserve"> (for example Frankfurt or London) - the cheapest per gigabyte, b</w:t>
-      </w:r>
-      <w:r>
-        <w:t>ut farther away, so every page takes noticeably longer for Kenyan customers.</w:t>
+        <w:t xml:space="preserve"> (for example Frankfurt or London) - the</w:t>
+      </w:r>
+      <w:r>
+        <w:t xml:space="preserve"> cheapest per gigabyte, but farther away, so every page takes noticeably longer for Kenyan customers.</w:t>
       </w:r>
     </w:p>
     <w:p>
@@ -5996,10 +6086,7 @@
         <w:t>Coming to Nairobi</w:t>
       </w:r>
       <w:r>
-        <w:t xml:space="preserve"> - Oracle's Nairobi cloud region (in the iXAfrica data centre) was announced and still listed as "coming soon" early in 2026, and Microsoft has an East Africa reg</w:t>
-      </w:r>
-      <w:r>
-        <w:t>ion planned. Worth a look once they open.</w:t>
+        <w:t xml:space="preserve"> - Oracle's Nairobi cloud region (in the iXAfrica data centre) was announced and still listed as "coming soon" early in 2026, and Microsoft has an East Africa region planned. Worth a look once they open.</w:t>
       </w:r>
     </w:p>
     <w:p>
@@ -6025,7 +6112,10 @@
         <w:t xml:space="preserve">Note: </w:t>
       </w:r>
       <w:r>
-        <w:t>Everything in the deployment kit is standard Ubuntu, so the system can be moved to a different provider later in the same way.</w:t>
+        <w:t xml:space="preserve">Everything in the deployment kit is standard </w:t>
+      </w:r>
+      <w:r>
+        <w:t>Ubuntu, so the system can be moved to a different provider later in the same way.</w:t>
       </w:r>
     </w:p>
     <w:p>
@@ -6037,7 +6127,7 @@
       <w:pPr>
         <w:pStyle w:val="Heading1"/>
       </w:pPr>
-      <w:bookmarkStart w:id="6" w:name="_Toc243697297"/>
+      <w:bookmarkStart w:id="6" w:name="_Toc243725358"/>
       <w:r>
         <w:lastRenderedPageBreak/>
         <w:t>3  The domain</w:t>
@@ -6064,7 +6154,10 @@
         <w:t>.co.ke</w:t>
       </w:r>
       <w:r>
-        <w:t xml:space="preserve"> domain - Kenya's business ending - from a KENIC-accredited registrar. Most Kenyan hosts are one (Truehost and HostAfrica both sell .co.ke), so the server and the domain can be on one bill.</w:t>
+        <w:t xml:space="preserve"> domain - Kenya's business ending - from a KENIC-accredited registrar. Most Kenyan hosts are one (Truehost and HostAfrica both sell .co.ke), so th</w:t>
+      </w:r>
+      <w:r>
+        <w:t>e server and the domain can be on one bill.</w:t>
       </w:r>
     </w:p>
     <w:p>
@@ -6077,10 +6170,7 @@
         <w:spacing w:after="60" w:line="264" w:lineRule="auto"/>
       </w:pPr>
       <w:r>
-        <w:t xml:space="preserve">Price: about KES 800 - 1,500 a year at most registrars (KES 399 - </w:t>
-      </w:r>
-      <w:r>
-        <w:t>2,280 across all of them). No documents are needed, payment by M-Pesa is common, and the domain is usually active within two days.</w:t>
+        <w:t>Price: about KES 800 - 1,500 a year at most registrars (KES 399 - 2,280 across all of them). No documents are needed, payment by M-Pesa is common, and the domain is usually active within two days.</w:t>
       </w:r>
     </w:p>
     <w:p>
@@ -6093,7 +6183,10 @@
         <w:spacing w:after="60" w:line="264" w:lineRule="auto"/>
       </w:pPr>
       <w:r>
-        <w:t xml:space="preserve">Suggested name: </w:t>
+        <w:t>Suggested name:</w:t>
+      </w:r>
+      <w:r>
+        <w:t xml:space="preserve"> </w:t>
       </w:r>
       <w:r>
         <w:rPr>
@@ -6103,10 +6196,7 @@
         <w:t>dateroemwoods.co.ke</w:t>
       </w:r>
       <w:r>
-        <w:t>, matching @dateroem.woods on TikTok and Instagram. Buying the .com as well protects the n</w:t>
-      </w:r>
-      <w:r>
-        <w:t>ame, but is optional.</w:t>
+        <w:t>, matching @dateroem.woods on TikTok and Instagram. Buying the .com as well protects the name, but is optional.</w:t>
       </w:r>
     </w:p>
     <w:p>
@@ -6129,7 +6219,10 @@
         <w:t>automatic renewal</w:t>
       </w:r>
       <w:r>
-        <w:t xml:space="preserve"> and keep the registrar account's login safe: an expired domain takes the website, the phone app and payments offline at the same time.</w:t>
+        <w:t xml:space="preserve"> and keep the registrar account's login safe: an expired domain takes the website, the phone app an</w:t>
+      </w:r>
+      <w:r>
+        <w:t>d payments offline at the same time.</w:t>
       </w:r>
     </w:p>
     <w:p>
@@ -6141,7 +6234,7 @@
       <w:pPr>
         <w:pStyle w:val="Heading2"/>
       </w:pPr>
-      <w:bookmarkStart w:id="7" w:name="_Toc243697298"/>
+      <w:bookmarkStart w:id="7" w:name="_Toc243725359"/>
       <w:r>
         <w:t>3.1  Pointing the domain at the server</w:t>
       </w:r>
@@ -6152,10 +6245,7 @@
         <w:spacing w:after="120" w:line="276" w:lineRule="auto"/>
       </w:pPr>
       <w:r>
-        <w:t xml:space="preserve">In the registrar's DNS settings, </w:t>
-      </w:r>
-      <w:r>
-        <w:t>add two records (the server's IP address is shown by the provider, and by setup-server.sh at the end):</w:t>
+        <w:t>In the registrar's DNS settings, add two records (the server's IP address is shown by the provider, and by setup-server.sh at the end):</w:t>
       </w:r>
     </w:p>
     <w:tbl>
@@ -6174,7 +6264,7 @@
           <w:left w:w="10" w:type="dxa"/>
           <w:right w:w="10" w:type="dxa"/>
         </w:tblCellMar>
-        <w:tblLook w:val="0000" w:firstRow="0" w:lastRow="0" w:firstColumn="0" w:lastColumn="0" w:noHBand="0" w:noVBand="0"/>
+        <w:tblLook w:val="04A0" w:firstRow="1" w:lastRow="0" w:firstColumn="1" w:lastColumn="0" w:noHBand="0" w:noVBand="1"/>
       </w:tblPr>
       <w:tblGrid>
         <w:gridCol w:w="1235"/>
@@ -6542,7 +6632,7 @@
       <w:pPr>
         <w:pStyle w:val="Heading1"/>
       </w:pPr>
-      <w:bookmarkStart w:id="8" w:name="_Toc243697299"/>
+      <w:bookmarkStart w:id="8" w:name="_Toc243725360"/>
       <w:r>
         <w:lastRenderedPageBreak/>
         <w:t>4  How the system runs on the server</w:t>
@@ -6565,7 +6655,7 @@
           <w:left w:w="10" w:type="dxa"/>
           <w:right w:w="10" w:type="dxa"/>
         </w:tblCellMar>
-        <w:tblLook w:val="0000" w:firstRow="0" w:lastRow="0" w:firstColumn="0" w:lastColumn="0" w:noHBand="0" w:noVBand="0"/>
+        <w:tblLook w:val="04A0" w:firstRow="1" w:lastRow="0" w:firstColumn="1" w:lastColumn="0" w:noHBand="0" w:noVBand="1"/>
       </w:tblPr>
       <w:tblGrid>
         <w:gridCol w:w="2594"/>
@@ -7462,7 +7552,7 @@
           <w:left w:w="10" w:type="dxa"/>
           <w:right w:w="10" w:type="dxa"/>
         </w:tblCellMar>
-        <w:tblLook w:val="0000" w:firstRow="0" w:lastRow="0" w:firstColumn="0" w:lastColumn="0" w:noHBand="0" w:noVBand="0"/>
+        <w:tblLook w:val="04A0" w:firstRow="1" w:lastRow="0" w:firstColumn="1" w:lastColumn="0" w:noHBand="0" w:noVBand="1"/>
       </w:tblPr>
       <w:tblGrid>
         <w:gridCol w:w="3212"/>
@@ -7649,7 +7739,7 @@
                 <w:sz w:val="19"/>
                 <w:szCs w:val="19"/>
               </w:rPr>
-              <w:t>Product and campaign pictures and videos. Never replaced by a release.</w:t>
+              <w:t>Product and campaign pictures and videos, and profile photos (media/profiles). Never replaced by a release.</w:t>
             </w:r>
           </w:p>
         </w:tc>
@@ -7977,10 +8067,10 @@
         <w:t xml:space="preserve">Security: </w:t>
       </w:r>
       <w:r>
-        <w:t>The firewall lets in only remote login (SSH), HTTP and HTTPS. The backend and MySQL listen only inside the server; the backend trusts the acting-user header from the servers in front of it, so it must never be reachable from outside except for the two paym</w:t>
-      </w:r>
-      <w:r>
-        <w:t>ent-callback paths Caddy forwards.</w:t>
+        <w:t>The firewall lets in only remote login (SSH), HTTP and HTTPS. The backend and MySQL listen only inside the server; the backend trusts the acting-user header from the servers in front of it, so it must ne</w:t>
+      </w:r>
+      <w:r>
+        <w:t>ver be reachable from outside except for the two payment-callback paths Caddy forwards.</w:t>
       </w:r>
     </w:p>
     <w:p>
@@ -7992,7 +8082,7 @@
       <w:pPr>
         <w:pStyle w:val="Heading1"/>
       </w:pPr>
-      <w:bookmarkStart w:id="9" w:name="_Toc243697300"/>
+      <w:bookmarkStart w:id="9" w:name="_Toc243725361"/>
       <w:r>
         <w:lastRenderedPageBreak/>
         <w:t>5  The deployment kit (deploy/)</w:t>
@@ -8004,7 +8094,27 @@
         <w:spacing w:after="120" w:line="276" w:lineRule="auto"/>
       </w:pPr>
       <w:r>
-        <w:t>Everything the move needs is in the project's deploy/ folder (built and tested on 8 October 2026; deploy/README.md has the same overview). The scripts never print secret values.</w:t>
+        <w:t>Everything the move needs is in the project's deploy/ folder (built and tested on 8 October 2026; brought up to date and a release bui</w:t>
+      </w:r>
+      <w:r>
+        <w:t>lt again on 24 October 2026; deploy/README.md has the same overview). The scripts never print secret values.</w:t>
+      </w:r>
+    </w:p>
+    <w:p>
+      <w:pPr>
+        <w:spacing w:after="120" w:line="276" w:lineRule="auto"/>
+      </w:pPr>
+      <w:r>
+        <w:t>The release carries the live settings (24 October 2026): the backend is built from this computer's application.properties, so the M-Pesa keys and p</w:t>
+      </w:r>
+      <w:r>
+        <w:t>asskey, the store, till and payment type, the SMS settings and the worker data key arrive inside it, and the server's backend.env only holds what must differ there - the domain's addresses, the new database password and sign-in secret, the AI key and, late</w:t>
+      </w:r>
+      <w:r>
+        <w:t>r, the Send Money lines. In backend.env.example the lines for carried values start with "#": a line NAME= with nothing after it would switch the carried value off. Because of this the release file is as secret as a password: make-release.sh makes it readab</w:t>
+      </w:r>
+      <w:r>
+        <w:t>le by root only; copy it only to the server and delete it there after installing (on the server, backend.jar is readable by the service account only).</w:t>
       </w:r>
     </w:p>
     <w:tbl>
@@ -8023,7 +8133,7 @@
           <w:left w:w="10" w:type="dxa"/>
           <w:right w:w="10" w:type="dxa"/>
         </w:tblCellMar>
-        <w:tblLook w:val="0000" w:firstRow="0" w:lastRow="0" w:firstColumn="0" w:lastColumn="0" w:noHBand="0" w:noVBand="0"/>
+        <w:tblLook w:val="04A0" w:firstRow="1" w:lastRow="0" w:firstColumn="1" w:lastColumn="0" w:noHBand="0" w:noVBand="1"/>
       </w:tblPr>
       <w:tblGrid>
         <w:gridCol w:w="2965"/>
@@ -8091,17 +8201,7 @@
                 <w:sz w:val="19"/>
                 <w:szCs w:val="19"/>
               </w:rPr>
-              <w:t>Wher</w:t>
-            </w:r>
-            <w:r>
-              <w:rPr>
-                <w:b/>
-                <w:bCs/>
-                <w:color w:val="FFFFFF"/>
-                <w:sz w:val="19"/>
-                <w:szCs w:val="19"/>
-              </w:rPr>
-              <w:t>e it runs</w:t>
+              <w:t>Where it runs</w:t>
             </w:r>
           </w:p>
         </w:tc>
@@ -8210,14 +8310,14 @@
                 <w:sz w:val="19"/>
                 <w:szCs w:val="19"/>
               </w:rPr>
-              <w:t>Builds the backend (backend.jar) and the website, packs them with the three small servers and the kit into deploy/out/dateroem-release-&lt;date&gt;.tar.gz. --with-media adds the pictures and downloads (first install). Refuses to pack if any secret value or secre</w:t>
-            </w:r>
-            <w:r>
-              <w:rPr>
-                <w:sz w:val="19"/>
-                <w:szCs w:val="19"/>
-              </w:rPr>
-              <w:t>ts file would be inside.</w:t>
+              <w:t>Builds the backend (backend.jar) and the website, packs them with the three small servers and the kit into deploy/out/dateroem-release-&lt;date&gt;.tar.gz. --with-media adds the pictures and downloads (first install). Refuses to pack .env files and secrets files</w:t>
+            </w:r>
+            <w:r>
+              <w:rPr>
+                <w:sz w:val="19"/>
+                <w:szCs w:val="19"/>
+              </w:rPr>
+              <w:t>; brings Safaricom's production certificate along (mpesa/). The backend inside carries the live settings, so the file is root-only (see above).</w:t>
             </w:r>
           </w:p>
         </w:tc>
@@ -8384,14 +8484,14 @@
                 <w:sz w:val="19"/>
                 <w:szCs w:val="19"/>
               </w:rPr>
-              <w:t>Installs Java 17, MySQL 8, Python 3, Caddy, the firewall and automatic security updates; creates the "dateroem" account, the folders, the database and its account; writes /etc/dateroem/*.env with the domain, a new datab</w:t>
-            </w:r>
-            <w:r>
-              <w:rPr>
-                <w:sz w:val="19"/>
-                <w:szCs w:val="19"/>
-              </w:rPr>
-              <w:t>ase password and a new sign-in secret filled in. Safe to run again (keeps existing settings).</w:t>
+              <w:t>Installs Java 17, MySQL 8, Python 3, Caddy, the firewall and automatic security updates; creates the "dateroem" account, the folders, the database and its account; writes /etc/dateroem/*.env with the domain, a new database password and a new sign-in secret</w:t>
+            </w:r>
+            <w:r>
+              <w:rPr>
+                <w:sz w:val="19"/>
+                <w:szCs w:val="19"/>
+              </w:rPr>
+              <w:t xml:space="preserve"> filled in; on the 2 GB server adds a 2 GB swap file and switches the MySQL performance schema off. Safe to run again (keeps existing settings).</w:t>
             </w:r>
           </w:p>
         </w:tc>
@@ -8762,6 +8862,7 @@
                 <w:sz w:val="19"/>
                 <w:szCs w:val="19"/>
               </w:rPr>
+              <w:lastRenderedPageBreak/>
               <w:t>Caddyfile</w:t>
             </w:r>
           </w:p>
@@ -9095,7 +9196,6 @@
     </w:p>
     <w:p>
       <w:r>
-        <w:lastRenderedPageBreak/>
         <w:br w:type="page"/>
       </w:r>
     </w:p>
@@ -9103,7 +9203,7 @@
       <w:pPr>
         <w:pStyle w:val="Heading1"/>
       </w:pPr>
-      <w:bookmarkStart w:id="10" w:name="_Toc243697301"/>
+      <w:bookmarkStart w:id="10" w:name="_Toc243725362"/>
       <w:r>
         <w:lastRenderedPageBreak/>
         <w:t>6  The move, step by step</w:t>
@@ -9135,7 +9235,7 @@
       <w:pPr>
         <w:pStyle w:val="Heading2"/>
       </w:pPr>
-      <w:bookmarkStart w:id="11" w:name="_Toc243697302"/>
+      <w:bookmarkStart w:id="11" w:name="_Toc243725363"/>
       <w:r>
         <w:t>6.1  Rent the server and buy the domain</w:t>
       </w:r>
@@ -9146,17 +9246,20 @@
         <w:spacing w:after="120" w:line="276" w:lineRule="auto"/>
       </w:pPr>
       <w:r>
-        <w:t>Choo</w:t>
-      </w:r>
-      <w:r>
-        <w:t>se a plan from "Where to host" (Ubuntu 24.04, 4 GB). Note the server's IP address and its root password or SSH key from the provider's welcome email or control panel. Buy the domain.</w:t>
+        <w:t>Orde</w:t>
+      </w:r>
+      <w:r>
+        <w:t>r the chosen plan (HostAfrica Kenya VPS C3, Ubuntu 24.04; see "Where to host") and add the deploy key (/root/.ssh/dateroem_server.pub in Ubuntu on the company computer) in the order form, or with the root password once. Note the server's IP address from th</w:t>
+      </w:r>
+      <w:r>
+        <w:t>e welcome email or control panel. The domain dateroemwoods.co.ke is already bought (HostAfrica, 18 October 2026).</w:t>
       </w:r>
     </w:p>
     <w:p>
       <w:pPr>
         <w:pStyle w:val="Heading2"/>
       </w:pPr>
-      <w:bookmarkStart w:id="12" w:name="_Toc243697303"/>
+      <w:bookmarkStart w:id="12" w:name="_Toc243725364"/>
       <w:r>
         <w:t>6.2  Point the domain at the server</w:t>
       </w:r>
@@ -9167,10 +9270,10 @@
         <w:spacing w:after="120" w:line="276" w:lineRule="auto"/>
       </w:pPr>
       <w:r>
-        <w:t>Add the two A records (see "The domai</w:t>
-      </w:r>
-      <w:r>
-        <w:t>n"). Check from Windows (Command Prompt) until the answer shows the server's address:</w:t>
+        <w:t>Add the two A records (see "The domain"). Check from Windows (Command Prompt) until the answer shows the s</w:t>
+      </w:r>
+      <w:r>
+        <w:t>erver's address:</w:t>
       </w:r>
     </w:p>
     <w:p>
@@ -9196,7 +9299,7 @@
       <w:pPr>
         <w:pStyle w:val="Heading2"/>
       </w:pPr>
-      <w:bookmarkStart w:id="13" w:name="_Toc243697304"/>
+      <w:bookmarkStart w:id="13" w:name="_Toc243725365"/>
       <w:r>
         <w:t>6.3  Make the release and export the database (this computer)</w:t>
       </w:r>
@@ -9253,17 +9356,17 @@
         <w:spacing w:after="120" w:line="276" w:lineRule="auto"/>
       </w:pPr>
       <w:r>
-        <w:t>Both files appear in \\wsl.localhost\Ubuntu\root\fathersProject\deploy\out. Product refinement and clearing test orders (Go-Li</w:t>
-      </w:r>
-      <w:r>
-        <w:t>ve Checklist, "Data") can be done before this step, or afterwards on the server with the desktop app.</w:t>
+        <w:t>Both files appear in \\wsl.localhost\Ubuntu\root\fathersProject\deploy\out. Product refinement and clearing test orders (Go-Live Checklist, "Data") can be done before this step, or afterwards on t</w:t>
+      </w:r>
+      <w:r>
+        <w:t>he server with the desktop app.</w:t>
       </w:r>
     </w:p>
     <w:p>
       <w:pPr>
         <w:pStyle w:val="Heading2"/>
       </w:pPr>
-      <w:bookmarkStart w:id="14" w:name="_Toc243697305"/>
+      <w:bookmarkStart w:id="14" w:name="_Toc243725366"/>
       <w:r>
         <w:t>6.4  Copy the two files to the server</w:t>
       </w:r>
@@ -9274,10 +9377,7 @@
         <w:spacing w:after="120" w:line="276" w:lineRule="auto"/>
       </w:pPr>
       <w:r>
-        <w:t>With WinSCP (a free Windows program: protocol SFTP, the server's IP, user root) drag both files into /root on the se</w:t>
-      </w:r>
-      <w:r>
-        <w:t>rver. Or from the Ubuntu terminal:</w:t>
+        <w:t>With WinSCP (a free Windows program: protocol SFTP, the server's IP, user root) drag both files into /root on the server. Or from the Ubuntu terminal:</w:t>
       </w:r>
     </w:p>
     <w:p>
@@ -9296,14 +9396,23 @@
           <w:sz w:val="17"/>
           <w:szCs w:val="17"/>
         </w:rPr>
-        <w:t>scp /root/fathersProject/deploy/out/dateroem-release-*.tar.gz /root/fathersProject/deploy/out/dateroem-db-*.sql.gz root@&lt;server IP&gt;:/root/</w:t>
+        <w:t>scp /root/fathersProject/deploy/out</w:t>
+      </w:r>
+      <w:r>
+        <w:rPr>
+          <w:rFonts w:ascii="Consolas" w:eastAsia="Consolas" w:hAnsi="Consolas" w:cs="Consolas"/>
+          <w:color w:val="2B2F2D"/>
+          <w:sz w:val="17"/>
+          <w:szCs w:val="17"/>
+        </w:rPr>
+        <w:t>/dateroem-release-*.tar.gz /root/fathersProject/deploy/out/dateroem-db-*.sql.gz root@&lt;server IP&gt;:/root/</w:t>
       </w:r>
     </w:p>
     <w:p>
       <w:pPr>
         <w:pStyle w:val="Heading2"/>
       </w:pPr>
-      <w:bookmarkStart w:id="15" w:name="_Toc243697306"/>
+      <w:bookmarkStart w:id="15" w:name="_Toc243725367"/>
       <w:r>
         <w:t>6.5  Prepare the server (once)</w:t>
       </w:r>
@@ -9314,10 +9423,10 @@
         <w:spacing w:after="120" w:line="276" w:lineRule="auto"/>
       </w:pPr>
       <w:r>
-        <w:t>Log in to the server (Windows Terminal: ssh root@&lt;s</w:t>
-      </w:r>
-      <w:r>
-        <w:t>erver IP&gt;) and run, with the domain and the email that should receive certificate notices:</w:t>
+        <w:t xml:space="preserve">Log in to the server (Windows Terminal: ssh root@&lt;server IP&gt;) and run, with the domain and the email that should receive </w:t>
+      </w:r>
+      <w:r>
+        <w:t>certificate notices:</w:t>
       </w:r>
     </w:p>
     <w:p>
@@ -9380,7 +9489,7 @@
       <w:pPr>
         <w:pStyle w:val="Heading2"/>
       </w:pPr>
-      <w:bookmarkStart w:id="16" w:name="_Toc243697307"/>
+      <w:bookmarkStart w:id="16" w:name="_Toc243725368"/>
       <w:r>
         <w:t>6.6  Load the database (once)</w:t>
       </w:r>
@@ -9436,7 +9545,7 @@
       <w:pPr>
         <w:pStyle w:val="Heading2"/>
       </w:pPr>
-      <w:bookmarkStart w:id="17" w:name="_Toc243697308"/>
+      <w:bookmarkStart w:id="17" w:name="_Toc243725369"/>
       <w:r>
         <w:t>6.7  Fill in the values only you can get</w:t>
       </w:r>
@@ -9447,10 +9556,17 @@
         <w:spacing w:after="120" w:line="276" w:lineRule="auto"/>
       </w:pPr>
       <w:r>
-        <w:t>Open the settings files and fill in the empty values (section "Values to fill in or change"). The AI keys and the Gmail App Password can be done now; the M-Pesa values come after Safaricom's Go Live - until then checkout keeps using the manual confirm flow</w:t>
-      </w:r>
-      <w:r>
-        <w:t>, exactly as today.</w:t>
+        <w:t>Only three values are needed, because the release carries the rest (M-Pesa, SMS</w:t>
+      </w:r>
+      <w:r>
+        <w:t xml:space="preserve">, worker key): a NEW Groq key for the assistant (GROQ_API_KEY in backend.env), the Gmail App Password for the email form </w:t>
+      </w:r>
+      <w:r>
+        <w:lastRenderedPageBreak/>
+        <w:t>(SMTP_APP_PASSWORD in website-server.env) and, later, the three Send Money lines (MPESA_B2C_INITIATOR_NAME, MPESA_B2C_INITIATOR_PASSWOR</w:t>
+      </w:r>
+      <w:r>
+        <w:t>D, MPESA_B2C_SHORTCODE) once Safaricom provides Send Money. check-server.sh lists every value still empty.</w:t>
       </w:r>
     </w:p>
     <w:p>
@@ -9488,7 +9604,6 @@
           <w:sz w:val="17"/>
           <w:szCs w:val="17"/>
         </w:rPr>
-        <w:lastRenderedPageBreak/>
         <w:t>sudo nano /etc/dateroem/website-server.env</w:t>
       </w:r>
     </w:p>
@@ -9497,14 +9612,17 @@
         <w:spacing w:after="120" w:line="276" w:lineRule="auto"/>
       </w:pPr>
       <w:r>
-        <w:t>In nano: change the value after "=", then Ctrl+O, Enter to save and Ctrl+X to leave.</w:t>
+        <w:t>In nano: change the value after "=", then Ctrl+O, Enter to save and Ct</w:t>
+      </w:r>
+      <w:r>
+        <w:t>rl+X to leave.</w:t>
       </w:r>
     </w:p>
     <w:p>
       <w:pPr>
         <w:pStyle w:val="Heading2"/>
       </w:pPr>
-      <w:bookmarkStart w:id="18" w:name="_Toc243697309"/>
+      <w:bookmarkStart w:id="18" w:name="_Toc243725370"/>
       <w:r>
         <w:t>6.8  Install and start</w:t>
       </w:r>
@@ -9526,16 +9644,7 @@
           <w:sz w:val="17"/>
           <w:szCs w:val="17"/>
         </w:rPr>
-        <w:t>sudo bash dateroem/deploy/scripts/install-release</w:t>
-      </w:r>
-      <w:r>
-        <w:rPr>
-          <w:rFonts w:ascii="Consolas" w:eastAsia="Consolas" w:hAnsi="Consolas" w:cs="Consolas"/>
-          <w:color w:val="2B2F2D"/>
-          <w:sz w:val="17"/>
-          <w:szCs w:val="17"/>
-        </w:rPr>
-        <w:t>.sh dateroem-release-*.tar.gz</w:t>
+        <w:t>sudo bash dateroem/deploy/scripts/install-release.sh dateroem-release-*.tar.gz</w:t>
       </w:r>
     </w:p>
     <w:p>
@@ -9543,17 +9652,17 @@
         <w:spacing w:after="120" w:line="276" w:lineRule="auto"/>
       </w:pPr>
       <w:r>
-        <w:t>It ends with the health check. Every line should say OK; "Settings still empty" lists what is left to fill in. If a public address fails, the domain may not point at the server yet - wait and run sudo bash /srv/dateroem/deploy</w:t>
-      </w:r>
-      <w:r>
-        <w:t>/scripts/check-server.sh again.</w:t>
+        <w:t>It ends with the health check. Every line should say OK; "Settings still empty" lists what is left to fill in. If a public address fails, t</w:t>
+      </w:r>
+      <w:r>
+        <w:t>he domain may not point at the server yet - wait and run sudo bash /srv/dateroem/deploy/scripts/check-server.sh again.</w:t>
       </w:r>
     </w:p>
     <w:p>
       <w:pPr>
         <w:pStyle w:val="Heading2"/>
       </w:pPr>
-      <w:bookmarkStart w:id="19" w:name="_Toc243697310"/>
+      <w:bookmarkStart w:id="19" w:name="_Toc243725371"/>
       <w:r>
         <w:t>6.9  Point the apps at the new address</w:t>
       </w:r>
@@ -9576,7 +9685,10 @@
         <w:t>Desktop app</w:t>
       </w:r>
       <w:r>
-        <w:t xml:space="preserve"> (each admin's computer): on the sign-in screen, Server ... Change, enter https://&lt;domain&gt;/admin-api. The SuperAdmin approves each computer again only if it is new.</w:t>
+        <w:t xml:space="preserve"> (each admin's computer): on the sign-in screen, Server ... Change, enter https://&lt;doma</w:t>
+      </w:r>
+      <w:r>
+        <w:t>in&gt;/admin-api. The SuperAdmin approves each computer again only if it is new.</w:t>
       </w:r>
     </w:p>
     <w:p>
@@ -9593,17 +9705,13 @@
           <w:b/>
           <w:bCs/>
         </w:rPr>
-        <w:t>Copy of t</w:t>
-      </w:r>
-      <w:r>
-        <w:rPr>
-          <w:b/>
-          <w:bCs/>
-        </w:rPr>
-        <w:t>he desktop app for other admins</w:t>
-      </w:r>
-      <w:r>
-        <w:t>: rebuild it with the new address: python build_shared_copy.py https://&lt;domain&gt;/admin-api (in admin_server_control/desktop), and share the new zip.</w:t>
+        <w:t>Copy of the desktop app for other admins</w:t>
+      </w:r>
+      <w:r>
+        <w:t>: rebuild it with the new address: python build_shared_copy.py https://&lt;domain&gt;/admin-api (in admin_server_control/desktop), and share the</w:t>
+      </w:r>
+      <w:r>
+        <w:t xml:space="preserve"> new zip.</w:t>
       </w:r>
     </w:p>
     <w:p>
@@ -9623,13 +9731,10 @@
         <w:t>Phone app</w:t>
       </w:r>
       <w:r>
-        <w:t>: build a release with the new address: gradlew assembleRelease -Pmo</w:t>
-      </w:r>
-      <w:r>
-        <w:t>bileBaseUrl=https://&lt;domain&gt;/mobile-api/ (Mobile Application document, builds). Before that, remove the plain-HTTP exception in app/src/main/res/xml/network_security_config.xml (only needed for USB testing) and sign the release. Put the APK in /srv/dateroe</w:t>
-      </w:r>
-      <w:r>
-        <w:t>m/downloads if staff download it from https://&lt;domain&gt;/downloadable/. Install on every staff phone; the SuperAdmin approves the phones in the desktop app.</w:t>
+        <w:t>: build a release with the new address: gradlew assembleRelease -PmobileBaseUrl=https://&lt;domain&gt;/mobile-api/ (Mobile Application document, builds). Before that, remove the plain-HTTP exception in app/src/main/res/xml/network_security_con</w:t>
+      </w:r>
+      <w:r>
+        <w:t>fig.xml (only needed for USB testing) and sign the release. Put the APK in /srv/dateroem/downloads if staff download it from https://&lt;domain&gt;/downloadable/. Install on every staff phone; the SuperAdmin approves the phones in the desktop app.</w:t>
       </w:r>
     </w:p>
     <w:p>
@@ -9641,7 +9746,7 @@
       <w:pPr>
         <w:pStyle w:val="Heading2"/>
       </w:pPr>
-      <w:bookmarkStart w:id="20" w:name="_Toc243697311"/>
+      <w:bookmarkStart w:id="20" w:name="_Toc243725372"/>
       <w:r>
         <w:t>6.10  Finish the outside services</w:t>
       </w:r>
@@ -9684,10 +9789,10 @@
         <w:t>Gmail</w:t>
       </w:r>
       <w:r>
-        <w:t>: send a test from the "Send us an email" window to a</w:t>
-      </w:r>
-      <w:r>
-        <w:t xml:space="preserve"> +test address of the business Gmail. If it fails, the provider is blocking port 465 - ask them to open it.</w:t>
+        <w:t>: sen</w:t>
+      </w:r>
+      <w:r>
+        <w:t>d a test from the "Send us an email" window to a +test address of the business Gmail. If it fails, the provider is blocking port 465 - ask them to open it.</w:t>
       </w:r>
     </w:p>
     <w:p>
@@ -9719,9 +9824,12 @@
       <w:pPr>
         <w:pStyle w:val="Heading2"/>
       </w:pPr>
-      <w:bookmarkStart w:id="21" w:name="_Toc243697312"/>
-      <w:r>
-        <w:t>6.11  Switch off the old setup</w:t>
+      <w:bookmarkStart w:id="21" w:name="_Toc243725373"/>
+      <w:r>
+        <w:t>6.11  Switch off the old s</w:t>
+      </w:r>
+      <w:r>
+        <w:t>etup</w:t>
       </w:r>
       <w:bookmarkEnd w:id="21"/>
     </w:p>
@@ -9730,10 +9838,10 @@
         <w:spacing w:after="120" w:line="276" w:lineRule="auto"/>
       </w:pPr>
       <w:r>
-        <w:t>When the new server has worked for a day: i</w:t>
-      </w:r>
-      <w:r>
-        <w:t>n the desktop app on the company computer, Servers, Stop All (SuperAdmin), and close the ngrok tunnel, so nobody keeps using the old address. Keep the old database on the company computer for one month as an extra copy, then delete it.</w:t>
+        <w:t xml:space="preserve">When the new server has worked for a day: in the desktop app on the company computer, Servers, Stop All (SuperAdmin), and close the ngrok tunnel, so nobody keeps using the old address. Keep the old database on the company computer for one month as an </w:t>
+      </w:r>
+      <w:r>
+        <w:t>extra copy, then delete it.</w:t>
       </w:r>
     </w:p>
     <w:p>
@@ -9745,13 +9853,10 @@
       <w:pPr>
         <w:pStyle w:val="Heading1"/>
       </w:pPr>
-      <w:bookmarkStart w:id="22" w:name="_Toc243697313"/>
+      <w:bookmarkStart w:id="22" w:name="_Toc243725374"/>
       <w:r>
         <w:lastRenderedPageBreak/>
-        <w:t xml:space="preserve">7  Values to fill </w:t>
-      </w:r>
-      <w:r>
-        <w:t>in or change</w:t>
+        <w:t>7  Values to fill in or change</w:t>
       </w:r>
       <w:bookmarkEnd w:id="22"/>
     </w:p>
@@ -9767,9 +9872,12 @@
       <w:pPr>
         <w:pStyle w:val="Heading2"/>
       </w:pPr>
-      <w:bookmarkStart w:id="23" w:name="_Toc243697314"/>
-      <w:r>
-        <w:t>7.1  Filled in by setup-server.sh - only check them</w:t>
+      <w:bookmarkStart w:id="23" w:name="_Toc243725375"/>
+      <w:r>
+        <w:t xml:space="preserve">7.1 </w:t>
+      </w:r>
+      <w:r>
+        <w:t xml:space="preserve"> Filled in by setup-server.sh - only check them</w:t>
       </w:r>
       <w:bookmarkEnd w:id="23"/>
     </w:p>
@@ -9789,7 +9897,7 @@
           <w:left w:w="10" w:type="dxa"/>
           <w:right w:w="10" w:type="dxa"/>
         </w:tblCellMar>
-        <w:tblLook w:val="0000" w:firstRow="0" w:lastRow="0" w:firstColumn="0" w:lastColumn="0" w:noHBand="0" w:noVBand="0"/>
+        <w:tblLook w:val="04A0" w:firstRow="1" w:lastRow="0" w:firstColumn="1" w:lastColumn="0" w:noHBand="0" w:noVBand="1"/>
       </w:tblPr>
       <w:tblGrid>
         <w:gridCol w:w="3212"/>
@@ -10649,11 +10757,19 @@
       <w:pPr>
         <w:pStyle w:val="Heading2"/>
       </w:pPr>
-      <w:bookmarkStart w:id="24" w:name="_Toc243697315"/>
-      <w:r>
-        <w:t>7.2  Safaricom M-Pesa - after Go Live</w:t>
+      <w:bookmarkStart w:id="24" w:name="_Toc243725376"/>
+      <w:r>
+        <w:t>7.2  Safaricom M-Pesa</w:t>
       </w:r>
       <w:bookmarkEnd w:id="24"/>
+    </w:p>
+    <w:p>
+      <w:pPr>
+        <w:spacing w:after="120" w:line="276" w:lineRule="auto"/>
+      </w:pPr>
+      <w:r>
+        <w:t>Customer payments are live since 16 October 2026 and their settings come with the release - nothing to type. Only the reply addresses change, and setup-server.sh fills them with the domain. Send Money is the one part still to come.</w:t>
+      </w:r>
     </w:p>
     <w:tbl>
       <w:tblPr>
@@ -10671,7 +10787,7 @@
           <w:left w:w="10" w:type="dxa"/>
           <w:right w:w="10" w:type="dxa"/>
         </w:tblCellMar>
-        <w:tblLook w:val="0000" w:firstRow="0" w:lastRow="0" w:firstColumn="0" w:lastColumn="0" w:noHBand="0" w:noVBand="0"/>
+        <w:tblLook w:val="04A0" w:firstRow="1" w:lastRow="0" w:firstColumn="1" w:lastColumn="0" w:noHBand="0" w:noVBand="1"/>
       </w:tblPr>
       <w:tblGrid>
         <w:gridCol w:w="2965"/>
@@ -10739,7 +10855,17 @@
                 <w:sz w:val="19"/>
                 <w:szCs w:val="19"/>
               </w:rPr>
-              <w:t>What to put</w:t>
+              <w:t>Wh</w:t>
+            </w:r>
+            <w:r>
+              <w:rPr>
+                <w:b/>
+                <w:bCs/>
+                <w:color w:val="FFFFFF"/>
+                <w:sz w:val="19"/>
+                <w:szCs w:val="19"/>
+              </w:rPr>
+              <w:t>at to put</w:t>
             </w:r>
           </w:p>
         </w:tc>
@@ -10802,7 +10928,7 @@
                 <w:sz w:val="19"/>
                 <w:szCs w:val="19"/>
               </w:rPr>
-              <w:t>MPESA_CONSUMER_KEY, MPESA_CONSUMER_SECRET</w:t>
+              <w:t>MPESA_CONSUMER_KEY, MPESA_CONSUMER_SECRET, MPESA_PASSKEY</w:t>
             </w:r>
           </w:p>
         </w:tc>
@@ -10825,7 +10951,7 @@
                 <w:sz w:val="19"/>
                 <w:szCs w:val="19"/>
               </w:rPr>
-              <w:t>The consumer key and secret of the PRODUCTION app (not the sandbox one).</w:t>
+              <w:t>Nothing - they come with the release (the live Daraja app). The lines stay with "#" in front; remove it only to change one.</w:t>
             </w:r>
           </w:p>
         </w:tc>
@@ -10848,7 +10974,7 @@
                 <w:sz w:val="19"/>
                 <w:szCs w:val="19"/>
               </w:rPr>
-              <w:t>Daraja portal, the live app</w:t>
+              <w:t>Already in application.properties</w:t>
             </w:r>
           </w:p>
         </w:tc>
@@ -10885,7 +11011,7 @@
                 <w:sz w:val="19"/>
                 <w:szCs w:val="19"/>
               </w:rPr>
-              <w:t>MPESA_SHORTCODE</w:t>
+              <w:t>MPESA_SHORTCODE, MPESA_TRANSACTION_TYPE, MPESA_PARTY_B</w:t>
             </w:r>
           </w:p>
         </w:tc>
@@ -10909,7 +11035,7 @@
                 <w:sz w:val="19"/>
                 <w:szCs w:val="19"/>
               </w:rPr>
-              <w:t>Paybill: the paybill number. Till: the store (head office) number the passkey belongs to.</w:t>
+              <w:t>Nothing - the release carries store 1334200, CustomerBuyGoodsOnline and till 1804074.</w:t>
             </w:r>
           </w:p>
         </w:tc>
@@ -10933,7 +11059,7 @@
                 <w:sz w:val="19"/>
                 <w:szCs w:val="19"/>
               </w:rPr>
-              <w:t>Safaricom</w:t>
+              <w:t>Already in application.properties</w:t>
             </w:r>
           </w:p>
         </w:tc>
@@ -10969,7 +11095,7 @@
                 <w:sz w:val="19"/>
                 <w:szCs w:val="19"/>
               </w:rPr>
-              <w:t>MPESA_PASSKEY</w:t>
+              <w:t>MPESA_CALLBACK_URL</w:t>
             </w:r>
           </w:p>
         </w:tc>
@@ -10992,7 +11118,7 @@
                 <w:sz w:val="19"/>
                 <w:szCs w:val="19"/>
               </w:rPr>
-              <w:t>The Lipa na M-Pesa Online passkey for that shortcode.</w:t>
+              <w:t>Filled in by setup-server.sh: https://&lt;domain&gt;/api/dateroem-payments/stk.</w:t>
             </w:r>
           </w:p>
         </w:tc>
@@ -11015,7 +11141,7 @@
                 <w:sz w:val="19"/>
                 <w:szCs w:val="19"/>
               </w:rPr>
-              <w:t>Safaricom, by email after Go Live</w:t>
+              <w:t>-</w:t>
             </w:r>
           </w:p>
         </w:tc>
@@ -11052,7 +11178,7 @@
                 <w:sz w:val="19"/>
                 <w:szCs w:val="19"/>
               </w:rPr>
-              <w:t>MPESA_TRANSACTION_TYPE</w:t>
+              <w:t>MPESA_B2C_INITIATOR_NAME, MPESA_B2C_INITIATOR_PASSWORD</w:t>
             </w:r>
           </w:p>
         </w:tc>
@@ -11076,7 +11202,7 @@
                 <w:sz w:val="19"/>
                 <w:szCs w:val="19"/>
               </w:rPr>
-              <w:t>CustomerPayBillOnline (paybill) or CustomerBuyGoodsOnline (till).</w:t>
+              <w:t>SEND MONEY, when Safaricom provides it: the API user made on the M-Pesa organisation portal, and its password. Then restart the backend.</w:t>
             </w:r>
           </w:p>
         </w:tc>
@@ -11100,7 +11226,7 @@
                 <w:sz w:val="19"/>
                 <w:szCs w:val="19"/>
               </w:rPr>
-              <w:t>Your M-Pesa account type</w:t>
+              <w:t>M-Pesa organisation portal</w:t>
             </w:r>
           </w:p>
         </w:tc>
@@ -11136,7 +11262,7 @@
                 <w:sz w:val="19"/>
                 <w:szCs w:val="19"/>
               </w:rPr>
-              <w:t>MPESA_PARTY_B</w:t>
+              <w:t>MPESA_B2C_SHORTCODE</w:t>
             </w:r>
           </w:p>
         </w:tc>
@@ -11159,7 +11285,7 @@
                 <w:sz w:val="19"/>
                 <w:szCs w:val="19"/>
               </w:rPr>
-              <w:t>Till only: the till number customers pay into. Paybill: leave empty.</w:t>
+              <w:t>SEND MONEY: the payout (B2C) shortcode Safaricom gives - a till can't pay out.</w:t>
             </w:r>
           </w:p>
         </w:tc>
@@ -11182,7 +11308,7 @@
                 <w:sz w:val="19"/>
                 <w:szCs w:val="19"/>
               </w:rPr>
-              <w:t>Your M-Pesa account</w:t>
+              <w:t>Safaricom</w:t>
             </w:r>
           </w:p>
         </w:tc>
@@ -11219,7 +11345,8 @@
                 <w:sz w:val="19"/>
                 <w:szCs w:val="19"/>
               </w:rPr>
-              <w:t>MPESA_B2C_INITIATOR_NAME, MPESA_B2C_INITIATOR_PASSWORD</w:t>
+              <w:lastRenderedPageBreak/>
+              <w:t>MPESA_B2C_CERT_PATH</w:t>
             </w:r>
           </w:p>
         </w:tc>
@@ -11243,7 +11370,7 @@
                 <w:sz w:val="19"/>
                 <w:szCs w:val="19"/>
               </w:rPr>
-              <w:t>The API user for Send Money and its password.</w:t>
+              <w:t>/etc/dateroem/mpesa/ProductionCertificate.cer - install-release.sh puts the certificate there from the release.</w:t>
             </w:r>
           </w:p>
         </w:tc>
@@ -11267,175 +11394,7 @@
                 <w:sz w:val="19"/>
                 <w:szCs w:val="19"/>
               </w:rPr>
-              <w:t>M-Pesa organisation portal (business administrator)</w:t>
-            </w:r>
-          </w:p>
-        </w:tc>
-      </w:tr>
-      <w:tr>
-        <w:tblPrEx>
-          <w:tblCellMar>
-            <w:top w:w="0" w:type="dxa"/>
-            <w:bottom w:w="0" w:type="dxa"/>
-          </w:tblCellMar>
-        </w:tblPrEx>
-        <w:trPr>
-          <w:cantSplit/>
-        </w:trPr>
-        <w:tc>
-          <w:tcPr>
-            <w:tcW w:w="2965" w:type="dxa"/>
-            <w:tcMar>
-              <w:top w:w="50" w:type="dxa"/>
-              <w:left w:w="90" w:type="dxa"/>
-              <w:bottom w:w="50" w:type="dxa"/>
-              <w:right w:w="90" w:type="dxa"/>
-            </w:tcMar>
-          </w:tcPr>
-          <w:p>
-            <w:pPr>
-              <w:spacing w:after="20" w:line="252" w:lineRule="auto"/>
-            </w:pPr>
-            <w:r>
-              <w:rPr>
-                <w:b/>
-                <w:bCs/>
-                <w:sz w:val="19"/>
-                <w:szCs w:val="19"/>
-              </w:rPr>
-              <w:t>MPESA_B2C_SHORTCODE</w:t>
-            </w:r>
-          </w:p>
-        </w:tc>
-        <w:tc>
-          <w:tcPr>
-            <w:tcW w:w="4201" w:type="dxa"/>
-            <w:tcMar>
-              <w:top w:w="50" w:type="dxa"/>
-              <w:left w:w="90" w:type="dxa"/>
-              <w:bottom w:w="50" w:type="dxa"/>
-              <w:right w:w="90" w:type="dxa"/>
-            </w:tcMar>
-          </w:tcPr>
-          <w:p>
-            <w:pPr>
-              <w:spacing w:after="20" w:line="252" w:lineRule="auto"/>
-            </w:pPr>
-            <w:r>
-              <w:rPr>
-                <w:sz w:val="19"/>
-                <w:szCs w:val="19"/>
-              </w:rPr>
-              <w:t>The shortcode payouts are sent from (one enabled for Business to Customer payments).</w:t>
-            </w:r>
-          </w:p>
-        </w:tc>
-        <w:tc>
-          <w:tcPr>
-            <w:tcW w:w="2472" w:type="dxa"/>
-            <w:tcMar>
-              <w:top w:w="50" w:type="dxa"/>
-              <w:left w:w="90" w:type="dxa"/>
-              <w:bottom w:w="50" w:type="dxa"/>
-              <w:right w:w="90" w:type="dxa"/>
-            </w:tcMar>
-          </w:tcPr>
-          <w:p>
-            <w:pPr>
-              <w:spacing w:after="20" w:line="252" w:lineRule="auto"/>
-            </w:pPr>
-            <w:r>
-              <w:rPr>
-                <w:sz w:val="19"/>
-                <w:szCs w:val="19"/>
-              </w:rPr>
-              <w:t>Safaricom</w:t>
-            </w:r>
-          </w:p>
-        </w:tc>
-      </w:tr>
-      <w:tr>
-        <w:tblPrEx>
-          <w:tblCellMar>
-            <w:top w:w="0" w:type="dxa"/>
-            <w:bottom w:w="0" w:type="dxa"/>
-          </w:tblCellMar>
-        </w:tblPrEx>
-        <w:trPr>
-          <w:cantSplit/>
-        </w:trPr>
-        <w:tc>
-          <w:tcPr>
-            <w:tcW w:w="2965" w:type="dxa"/>
-            <w:shd w:val="clear" w:color="auto" w:fill="F4F5F3"/>
-            <w:tcMar>
-              <w:top w:w="50" w:type="dxa"/>
-              <w:left w:w="90" w:type="dxa"/>
-              <w:bottom w:w="50" w:type="dxa"/>
-              <w:right w:w="90" w:type="dxa"/>
-            </w:tcMar>
-          </w:tcPr>
-          <w:p>
-            <w:pPr>
-              <w:spacing w:after="20" w:line="252" w:lineRule="auto"/>
-            </w:pPr>
-            <w:r>
-              <w:rPr>
-                <w:b/>
-                <w:bCs/>
-                <w:sz w:val="19"/>
-                <w:szCs w:val="19"/>
-              </w:rPr>
-              <w:lastRenderedPageBreak/>
-              <w:t>MPESA_B2C_CERT_PATH</w:t>
-            </w:r>
-          </w:p>
-        </w:tc>
-        <w:tc>
-          <w:tcPr>
-            <w:tcW w:w="4201" w:type="dxa"/>
-            <w:shd w:val="clear" w:color="auto" w:fill="F4F5F3"/>
-            <w:tcMar>
-              <w:top w:w="50" w:type="dxa"/>
-              <w:left w:w="90" w:type="dxa"/>
-              <w:bottom w:w="50" w:type="dxa"/>
-              <w:right w:w="90" w:type="dxa"/>
-            </w:tcMar>
-          </w:tcPr>
-          <w:p>
-            <w:pPr>
-              <w:spacing w:after="20" w:line="252" w:lineRule="auto"/>
-            </w:pPr>
-            <w:r>
-              <w:rPr>
-                <w:sz w:val="19"/>
-                <w:szCs w:val="19"/>
-              </w:rPr>
-              <w:t>/etc/dateroem/mpesa/ProductionCertificate.cer - copy the file there (WinSCP), owner root, group dateroem, mode 640.</w:t>
-            </w:r>
-          </w:p>
-        </w:tc>
-        <w:tc>
-          <w:tcPr>
-            <w:tcW w:w="2472" w:type="dxa"/>
-            <w:shd w:val="clear" w:color="auto" w:fill="F4F5F3"/>
-            <w:tcMar>
-              <w:top w:w="50" w:type="dxa"/>
-              <w:left w:w="90" w:type="dxa"/>
-              <w:bottom w:w="50" w:type="dxa"/>
-              <w:right w:w="90" w:type="dxa"/>
-            </w:tcMar>
-          </w:tcPr>
-          <w:p>
-            <w:pPr>
-              <w:spacing w:after="20" w:line="252" w:lineRule="auto"/>
-            </w:pPr>
-            <w:r>
-              <w:rPr>
-                <w:sz w:val="19"/>
-                <w:szCs w:val="19"/>
-              </w:rPr>
-              <w:t>Daraja portal (production certificate)</w:t>
+              <w:t>-</w:t>
             </w:r>
           </w:p>
         </w:tc>
@@ -11450,7 +11409,7 @@
       <w:pPr>
         <w:pStyle w:val="Heading2"/>
       </w:pPr>
-      <w:bookmarkStart w:id="25" w:name="_Toc243697316"/>
+      <w:bookmarkStart w:id="25" w:name="_Toc243725377"/>
       <w:r>
         <w:t>7.3  Other services</w:t>
       </w:r>
@@ -11472,7 +11431,7 @@
           <w:left w:w="10" w:type="dxa"/>
           <w:right w:w="10" w:type="dxa"/>
         </w:tblCellMar>
-        <w:tblLook w:val="0000" w:firstRow="0" w:lastRow="0" w:firstColumn="0" w:lastColumn="0" w:noHBand="0" w:noVBand="0"/>
+        <w:tblLook w:val="04A0" w:firstRow="1" w:lastRow="0" w:firstColumn="1" w:lastColumn="0" w:noHBand="0" w:noVBand="1"/>
       </w:tblPr>
       <w:tblGrid>
         <w:gridCol w:w="2471"/>
@@ -11999,7 +11958,7 @@
                 <w:sz w:val="19"/>
                 <w:szCs w:val="19"/>
               </w:rPr>
-              <w:t>The Africa's Talking app username and API key (SMS codes for phone numbers). Empty = no codes; numbers are taken as typed.</w:t>
+              <w:t>Nothing - they come with the release (live for Airtel since 17 October 2026). The lines stay with "#" in front.</w:t>
             </w:r>
           </w:p>
         </w:tc>
@@ -12023,7 +11982,7 @@
                 <w:sz w:val="19"/>
                 <w:szCs w:val="19"/>
               </w:rPr>
-              <w:t>account.africastalking.com</w:t>
+              <w:t>Already in application.properties</w:t>
             </w:r>
           </w:p>
         </w:tc>
@@ -12105,7 +12064,7 @@
                 <w:sz w:val="19"/>
                 <w:szCs w:val="19"/>
               </w:rPr>
-              <w:t>Empty and airtel until Dateroem's own sender name is approved; then that name and all.</w:t>
+              <w:t>When Dateroem's own sender name is approved: remove the "#" and set that name and all.</w:t>
             </w:r>
           </w:p>
         </w:tc>
@@ -12213,7 +12172,14 @@
                 <w:sz w:val="19"/>
                 <w:szCs w:val="19"/>
               </w:rPr>
-              <w:t>COPY app.workers.data-secret from the company computer's backend application.properties - never a new value: the staff ID numbers and document photos already saved can only be read with it. Left empty, Worker Details refuse to open.</w:t>
+              <w:t>Nothing - the worker data key comes with the release; leave the line with "#" in front. Never a NEW value: the staff ID numbers and document photos already saved can only be read with it. A line WORKER_DATA_SECRET= with nothing after it would switch it off</w:t>
+            </w:r>
+            <w:r>
+              <w:rPr>
+                <w:sz w:val="19"/>
+                <w:szCs w:val="19"/>
+              </w:rPr>
+              <w:t>.</w:t>
             </w:r>
           </w:p>
         </w:tc>
@@ -12237,7 +12203,7 @@
                 <w:sz w:val="19"/>
                 <w:szCs w:val="19"/>
               </w:rPr>
-              <w:t>The company computer</w:t>
+              <w:t>Already in application.properties</w:t>
             </w:r>
           </w:p>
         </w:tc>
@@ -12466,7 +12432,7 @@
       <w:pPr>
         <w:pStyle w:val="Heading2"/>
       </w:pPr>
-      <w:bookmarkStart w:id="26" w:name="_Toc243697317"/>
+      <w:bookmarkStart w:id="26" w:name="_Toc243725378"/>
       <w:r>
         <w:t>7.4  Outside the server</w:t>
       </w:r>
@@ -12488,7 +12454,7 @@
           <w:left w:w="10" w:type="dxa"/>
           <w:right w:w="10" w:type="dxa"/>
         </w:tblCellMar>
-        <w:tblLook w:val="0000" w:firstRow="0" w:lastRow="0" w:firstColumn="0" w:lastColumn="0" w:noHBand="0" w:noVBand="0"/>
+        <w:tblLook w:val="04A0" w:firstRow="1" w:lastRow="0" w:firstColumn="1" w:lastColumn="0" w:noHBand="0" w:noVBand="1"/>
       </w:tblPr>
       <w:tblGrid>
         <w:gridCol w:w="2471"/>
@@ -13182,7 +13148,7 @@
       <w:pPr>
         <w:pStyle w:val="Heading2"/>
       </w:pPr>
-      <w:bookmarkStart w:id="27" w:name="_Toc243697318"/>
+      <w:bookmarkStart w:id="27" w:name="_Toc243725379"/>
       <w:r>
         <w:t>7.5  Optional - business values</w:t>
       </w:r>
@@ -13204,7 +13170,7 @@
           <w:left w:w="10" w:type="dxa"/>
           <w:right w:w="10" w:type="dxa"/>
         </w:tblCellMar>
-        <w:tblLook w:val="0000" w:firstRow="0" w:lastRow="0" w:firstColumn="0" w:lastColumn="0" w:noHBand="0" w:noVBand="0"/>
+        <w:tblLook w:val="04A0" w:firstRow="1" w:lastRow="0" w:firstColumn="1" w:lastColumn="0" w:noHBand="0" w:noVBand="1"/>
       </w:tblPr>
       <w:tblGrid>
         <w:gridCol w:w="3212"/>
@@ -13730,7 +13696,7 @@
       <w:pPr>
         <w:pStyle w:val="Heading2"/>
       </w:pPr>
-      <w:bookmarkStart w:id="28" w:name="_Toc243697319"/>
+      <w:bookmarkStart w:id="28" w:name="_Toc243725380"/>
       <w:r>
         <w:t>7.6  Only if the setup differs from this guide</w:t>
       </w:r>
@@ -13759,7 +13725,10 @@
         <w:spacing w:after="60" w:line="264" w:lineRule="auto"/>
       </w:pPr>
       <w:r>
-        <w:t>MEDIA_BASE_URL (backend) and media_base_url (the three small servers) must stay identical; the default (http://127.0.0.1:8000/media/) is correct for this layout.</w:t>
+        <w:t>MEDIA_BASE_URL (backend) and media_base_url (the three small servers) must stay identical; the default (http://127.0.0.1:8000/media/) is cor</w:t>
+      </w:r>
+      <w:r>
+        <w:t>rect for this layout.</w:t>
       </w:r>
     </w:p>
     <w:p>
@@ -13772,10 +13741,7 @@
         <w:spacing w:after="60" w:line="264" w:lineRule="auto"/>
       </w:pPr>
       <w:r>
-        <w:t>Two servers instead of one (for example a separate database server): change SPRING_DATASOURCE_</w:t>
-      </w:r>
-      <w:r>
-        <w:t>URL and let only the backend server reach MySQL.</w:t>
+        <w:t>Two servers instead of one (for example a separate database server): change SPRING_DATASOURCE_URL and let only the backend server reach MySQL.</w:t>
       </w:r>
     </w:p>
     <w:p>
@@ -13787,7 +13753,7 @@
       <w:pPr>
         <w:pStyle w:val="Heading2"/>
       </w:pPr>
-      <w:bookmarkStart w:id="29" w:name="_Toc243697320"/>
+      <w:bookmarkStart w:id="29" w:name="_Toc243725381"/>
       <w:r>
         <w:t>7.7  After changing a value</w:t>
       </w:r>
@@ -13809,7 +13775,7 @@
           <w:left w:w="10" w:type="dxa"/>
           <w:right w:w="10" w:type="dxa"/>
         </w:tblCellMar>
-        <w:tblLook w:val="0000" w:firstRow="0" w:lastRow="0" w:firstColumn="0" w:lastColumn="0" w:noHBand="0" w:noVBand="0"/>
+        <w:tblLook w:val="04A0" w:firstRow="1" w:lastRow="0" w:firstColumn="1" w:lastColumn="0" w:noHBand="0" w:noVBand="1"/>
       </w:tblPr>
       <w:tblGrid>
         <w:gridCol w:w="3706"/>
@@ -14256,7 +14222,7 @@
       <w:pPr>
         <w:pStyle w:val="Heading1"/>
       </w:pPr>
-      <w:bookmarkStart w:id="30" w:name="_Toc243697321"/>
+      <w:bookmarkStart w:id="30" w:name="_Toc243725382"/>
       <w:r>
         <w:lastRenderedPageBreak/>
         <w:t>8  Safaricom M-Pesa: going live</w:t>
@@ -14291,7 +14257,7 @@
       <w:pPr>
         <w:pStyle w:val="Heading2"/>
       </w:pPr>
-      <w:bookmarkStart w:id="31" w:name="_Toc243697322"/>
+      <w:bookmarkStart w:id="31" w:name="_Toc243725383"/>
       <w:r>
         <w:t>8.1  What Safaricom asks for</w:t>
       </w:r>
@@ -14380,7 +14346,7 @@
       <w:pPr>
         <w:pStyle w:val="Heading2"/>
       </w:pPr>
-      <w:bookmarkStart w:id="32" w:name="_Toc243697323"/>
+      <w:bookmarkStart w:id="32" w:name="_Toc243725384"/>
       <w:r>
         <w:t>8.2  The callback addresses</w:t>
       </w:r>
@@ -14402,7 +14368,7 @@
           <w:left w:w="10" w:type="dxa"/>
           <w:right w:w="10" w:type="dxa"/>
         </w:tblCellMar>
-        <w:tblLook w:val="0000" w:firstRow="0" w:lastRow="0" w:firstColumn="0" w:lastColumn="0" w:noHBand="0" w:noVBand="0"/>
+        <w:tblLook w:val="04A0" w:firstRow="1" w:lastRow="0" w:firstColumn="1" w:lastColumn="0" w:noHBand="0" w:noVBand="1"/>
       </w:tblPr>
       <w:tblGrid>
         <w:gridCol w:w="2471"/>
@@ -14469,7 +14435,17 @@
                 <w:sz w:val="19"/>
                 <w:szCs w:val="19"/>
               </w:rPr>
-              <w:t>Address to give Safaricom</w:t>
+              <w:t xml:space="preserve">Address </w:t>
+            </w:r>
+            <w:r>
+              <w:rPr>
+                <w:b/>
+                <w:bCs/>
+                <w:color w:val="FFFFFF"/>
+                <w:sz w:val="19"/>
+                <w:szCs w:val="19"/>
+              </w:rPr>
+              <w:t>to give Safaricom</w:t>
             </w:r>
           </w:p>
         </w:tc>
@@ -14628,7 +14604,7 @@
       <w:pPr>
         <w:pStyle w:val="Heading2"/>
       </w:pPr>
-      <w:bookmarkStart w:id="33" w:name="_Toc243697324"/>
+      <w:bookmarkStart w:id="33" w:name="_Toc243725385"/>
       <w:r>
         <w:t>8.3  Paybill or till</w:t>
       </w:r>
@@ -14658,7 +14634,7 @@
           <w:left w:w="10" w:type="dxa"/>
           <w:right w:w="10" w:type="dxa"/>
         </w:tblCellMar>
-        <w:tblLook w:val="0000" w:firstRow="0" w:lastRow="0" w:firstColumn="0" w:lastColumn="0" w:noHBand="0" w:noVBand="0"/>
+        <w:tblLook w:val="04A0" w:firstRow="1" w:lastRow="0" w:firstColumn="1" w:lastColumn="0" w:noHBand="0" w:noVBand="1"/>
       </w:tblPr>
       <w:tblGrid>
         <w:gridCol w:w="2965"/>
@@ -15017,7 +14993,7 @@
       <w:pPr>
         <w:pStyle w:val="Heading2"/>
       </w:pPr>
-      <w:bookmarkStart w:id="34" w:name="_Toc243697325"/>
+      <w:bookmarkStart w:id="34" w:name="_Toc243725386"/>
       <w:r>
         <w:t>8.4  In order</w:t>
       </w:r>
@@ -15149,7 +15125,7 @@
       <w:pPr>
         <w:pStyle w:val="Heading1"/>
       </w:pPr>
-      <w:bookmarkStart w:id="35" w:name="_Toc243697326"/>
+      <w:bookmarkStart w:id="35" w:name="_Toc243725387"/>
       <w:r>
         <w:lastRenderedPageBreak/>
         <w:t>9  Checking that everything works</w:t>
@@ -15262,7 +15238,7 @@
       <w:pPr>
         <w:pStyle w:val="Heading1"/>
       </w:pPr>
-      <w:bookmarkStart w:id="36" w:name="_Toc243697327"/>
+      <w:bookmarkStart w:id="36" w:name="_Toc243725388"/>
       <w:r>
         <w:lastRenderedPageBreak/>
         <w:t>10  Running the server</w:t>
@@ -15273,7 +15249,7 @@
       <w:pPr>
         <w:pStyle w:val="Heading2"/>
       </w:pPr>
-      <w:bookmarkStart w:id="37" w:name="_Toc243697328"/>
+      <w:bookmarkStart w:id="37" w:name="_Toc243725389"/>
       <w:r>
         <w:t>10.1  Installing a new version</w:t>
       </w:r>
@@ -15333,7 +15309,7 @@
       <w:pPr>
         <w:pStyle w:val="Heading2"/>
       </w:pPr>
-      <w:bookmarkStart w:id="38" w:name="_Toc243697329"/>
+      <w:bookmarkStart w:id="38" w:name="_Toc243725390"/>
       <w:r>
         <w:t>10.2  Backups</w:t>
       </w:r>
@@ -15400,7 +15376,7 @@
       <w:pPr>
         <w:pStyle w:val="Heading2"/>
       </w:pPr>
-      <w:bookmarkStart w:id="39" w:name="_Toc243697330"/>
+      <w:bookmarkStart w:id="39" w:name="_Toc243725391"/>
       <w:r>
         <w:t>10.3  Logs, restarts and reboots</w:t>
       </w:r>
@@ -15422,7 +15398,7 @@
           <w:left w:w="10" w:type="dxa"/>
           <w:right w:w="10" w:type="dxa"/>
         </w:tblCellMar>
-        <w:tblLook w:val="0000" w:firstRow="0" w:lastRow="0" w:firstColumn="0" w:lastColumn="0" w:noHBand="0" w:noVBand="0"/>
+        <w:tblLook w:val="04A0" w:firstRow="1" w:lastRow="0" w:firstColumn="1" w:lastColumn="0" w:noHBand="0" w:noVBand="1"/>
       </w:tblPr>
       <w:tblGrid>
         <w:gridCol w:w="3212"/>
@@ -15803,7 +15779,7 @@
       <w:pPr>
         <w:pStyle w:val="Heading2"/>
       </w:pPr>
-      <w:bookmarkStart w:id="40" w:name="_Toc243697331"/>
+      <w:bookmarkStart w:id="40" w:name="_Toc243725392"/>
       <w:r>
         <w:t>10.4  Keeping it safe</w:t>
       </w:r>
@@ -15819,7 +15795,10 @@
         <w:spacing w:after="60" w:line="264" w:lineRule="auto"/>
       </w:pPr>
       <w:r>
-        <w:t>Only the SuperAdmin (the owner) - and a trusted technician if needed - has the provider's control panel and the server's root login, with a strong password and two-factor sign-in at the provider (Go-Live Checklist).</w:t>
+        <w:t>Only the SuperAdmin (the owner) - and a trusted technician if needed - has the provider's control panel and the server's root login, with a strong password and two-factor sign-i</w:t>
+      </w:r>
+      <w:r>
+        <w:t>n at the provider (Go-Live Checklist).</w:t>
       </w:r>
     </w:p>
     <w:p>
@@ -15832,10 +15811,7 @@
         <w:spacing w:after="60" w:line="264" w:lineRule="auto"/>
       </w:pPr>
       <w:r>
-        <w:t>Prefer SSH keys over passwords for the s</w:t>
-      </w:r>
-      <w:r>
-        <w:t>erver login; change the root password the provider emailed.</w:t>
+        <w:t>Prefer SSH keys over passwords for the server login; change the root password the provider emailed.</w:t>
       </w:r>
     </w:p>
     <w:p>
@@ -15861,10 +15837,10 @@
         <w:spacing w:after="60" w:line="264" w:lineRule="auto"/>
       </w:pPr>
       <w:r>
-        <w:t>Watch the site from outside: a free uptime monitor (for example UptimeRobot) checki</w:t>
-      </w:r>
-      <w:r>
-        <w:t>ng https://&lt;domain&gt;/ and https://&lt;domain&gt;/mobile-api/health every few minutes, alerting by email or SMS.</w:t>
+        <w:t>Watc</w:t>
+      </w:r>
+      <w:r>
+        <w:t>h the site from outside: a free uptime monitor (for example UptimeRobot) checking https://&lt;domain&gt;/ and https://&lt;domain&gt;/mobile-api/health every few minutes, alerting by email or SMS.</w:t>
       </w:r>
     </w:p>
     <w:p>
@@ -15877,7 +15853,10 @@
         <w:spacing w:after="60" w:line="264" w:lineRule="auto"/>
       </w:pPr>
       <w:r>
-        <w:t>Renewals: the server monthly, the domain yearly (automatic renewal on); the HTTPS certificate renews by itself.</w:t>
+        <w:t xml:space="preserve">Renewals: the server monthly, the domain yearly (automatic renewal on); </w:t>
+      </w:r>
+      <w:r>
+        <w:t>the HTTPS certificate renews by itself.</w:t>
       </w:r>
     </w:p>
     <w:p>
@@ -15894,7 +15873,7 @@
       <w:pPr>
         <w:pStyle w:val="Heading1"/>
       </w:pPr>
-      <w:bookmarkStart w:id="41" w:name="_Toc243697332"/>
+      <w:bookmarkStart w:id="41" w:name="_Toc243725393"/>
       <w:r>
         <w:lastRenderedPageBreak/>
         <w:t>11  Costs</w:t>
@@ -15917,7 +15896,7 @@
           <w:left w:w="10" w:type="dxa"/>
           <w:right w:w="10" w:type="dxa"/>
         </w:tblCellMar>
-        <w:tblLook w:val="0000" w:firstRow="0" w:lastRow="0" w:firstColumn="0" w:lastColumn="0" w:noHBand="0" w:noVBand="0"/>
+        <w:tblLook w:val="04A0" w:firstRow="1" w:lastRow="0" w:firstColumn="1" w:lastColumn="0" w:noHBand="0" w:noVBand="1"/>
       </w:tblPr>
       <w:tblGrid>
         <w:gridCol w:w="2718"/>
@@ -16048,7 +16027,7 @@
                 <w:sz w:val="19"/>
                 <w:szCs w:val="19"/>
               </w:rPr>
-              <w:t>Server (4 GB Nairobi VPS)</w:t>
+              <w:t>Server (HostAfrica Kenya VPS C3, 2 GB)</w:t>
             </w:r>
           </w:p>
         </w:tc>
@@ -16071,7 +16050,7 @@
                 <w:sz w:val="19"/>
                 <w:szCs w:val="19"/>
               </w:rPr>
-              <w:t>KES 2,500 - 4,000 a month</w:t>
+              <w:t>KSh 1,120 the first month, then KSh 2,240 a month</w:t>
             </w:r>
           </w:p>
         </w:tc>
@@ -16094,7 +16073,7 @@
                 <w:sz w:val="19"/>
                 <w:szCs w:val="19"/>
               </w:rPr>
-              <w:t>Safaricom Cloud costs about KES 7,500</w:t>
+              <w:t>C4 (4 GB) KSh 3,200 a month when more is needed; backups extra (KSh 4 per GB a month)</w:t>
             </w:r>
           </w:p>
         </w:tc>
@@ -16615,7 +16594,7 @@
       <w:pPr>
         <w:pStyle w:val="Heading1"/>
       </w:pPr>
-      <w:bookmarkStart w:id="42" w:name="_Toc243697333"/>
+      <w:bookmarkStart w:id="42" w:name="_Toc243725394"/>
       <w:r>
         <w:lastRenderedPageBreak/>
         <w:t>12  Problems after the move</w:t>
@@ -16638,7 +16617,7 @@
           <w:left w:w="10" w:type="dxa"/>
           <w:right w:w="10" w:type="dxa"/>
         </w:tblCellMar>
-        <w:tblLook w:val="0000" w:firstRow="0" w:lastRow="0" w:firstColumn="0" w:lastColumn="0" w:noHBand="0" w:noVBand="0"/>
+        <w:tblLook w:val="04A0" w:firstRow="1" w:lastRow="0" w:firstColumn="1" w:lastColumn="0" w:noHBand="0" w:noVBand="1"/>
       </w:tblPr>
       <w:tblGrid>
         <w:gridCol w:w="2965"/>
@@ -17421,7 +17400,7 @@
       <w:pPr>
         <w:pStyle w:val="Heading1"/>
       </w:pPr>
-      <w:bookmarkStart w:id="43" w:name="_Toc243697334"/>
+      <w:bookmarkStart w:id="43" w:name="_Toc243725395"/>
       <w:r>
         <w:lastRenderedPageBreak/>
         <w:t>13  Sources</w:t>
@@ -17446,7 +17425,10 @@
         <w:spacing w:after="60" w:line="264" w:lineRule="auto"/>
       </w:pPr>
       <w:r>
-        <w:t>VPS prices: truehost.co.ke/vps-hosting, hostraha.com/vps-hosting, lineserve.co.ke/linux-vps, angani.co (via cloudpap.com/blog/angani-virtual-machines), Safaricom Cloud (via cloudpap.com/blog/safaricom-vps-reliable-and-affordable-hosting-in-kenya).</w:t>
+        <w:t>VPS prices: truehost.co.ke/vps-hosting, hostraha.com/vps-hosting, lineserve.co.ke/linux-vps, angani.co (via cloudpap.com/blog/angani-virtual-machines), Safaricom Clou</w:t>
+      </w:r>
+      <w:r>
+        <w:t>d (via cloudpap.com/blog/safaricom-vps-reliable-and-affordable-hosting-in-kenya).</w:t>
       </w:r>
     </w:p>
     <w:p>
@@ -17459,10 +17441,7 @@
         <w:spacing w:after="60" w:line="264" w:lineRule="auto"/>
       </w:pPr>
       <w:r>
-        <w:t>Cloud re</w:t>
-      </w:r>
-      <w:r>
-        <w:t>gions in Kenya: intelligentciso.com (25 February 2026, Oracle and iXAfrica), tech-ish.com (28 January 2026).</w:t>
+        <w:t>Cloud regions in Kenya: intelligentciso.com (25 February 2026, Oracle and iXAfrica), tech-ish.com (28 January 2026).</w:t>
       </w:r>
     </w:p>
     <w:p>
@@ -17475,7 +17454,10 @@
         <w:spacing w:after="60" w:line="264" w:lineRule="auto"/>
       </w:pPr>
       <w:r>
-        <w:t>Johannesburg to Nairobi latency: hatsnet.io/docs/network/latency/jnb-johannesburg.</w:t>
+        <w:t>Johannesburg to Nairobi latency: hatsnet.io/docs/network/</w:t>
+      </w:r>
+      <w:r>
+        <w:t>latency/jnb-johannesburg.</w:t>
       </w:r>
     </w:p>
     <w:p>
@@ -17488,10 +17470,7 @@
         <w:spacing w:after="60" w:line="264" w:lineRule="auto"/>
       </w:pPr>
       <w:r>
-        <w:t>.co.ke registration and prices: achisystems.co.ke (".co.ke Domai</w:t>
-      </w:r>
-      <w:r>
-        <w:t>n Registration Requirements", "Cheapest .co.ke Domain Registrars in Kenya").</w:t>
+        <w:t>.co.ke registration and prices: achisystems.co.ke (".co.ke Domain Registration Requirements", "Cheapest .co.ke Domain Registrars in Kenya").</w:t>
       </w:r>
     </w:p>
     <w:p>
@@ -17504,10 +17483,10 @@
         <w:spacing w:after="60" w:line="264" w:lineRule="auto"/>
       </w:pPr>
       <w:r>
-        <w:t>Daraja Go Live: mctaba.com/learn/mpesa/daraja-production-checklist; callback address rules: Safaricom's Daraja documentation (C2B Register URL) and docs.centipidbilling.com (Safar</w:t>
-      </w:r>
-      <w:r>
-        <w:t>icom gateway).</w:t>
+        <w:t>Daraja Go Live: mctaba.com/learn/mpesa/daraja-production-checklist; callback address rule</w:t>
+      </w:r>
+      <w:r>
+        <w:t>s: Safaricom's Daraja documentation (C2B Register URL) and docs.centipidbilling.com (Safaricom gateway).</w:t>
       </w:r>
     </w:p>
     <w:p>
@@ -17740,10 +17719,72 @@
 <file path=word/numbering.xml><?xml version="1.0" encoding="utf-8"?>
 <w:numbering xmlns:wpc="http://schemas.microsoft.com/office/word/2010/wordprocessingCanvas" xmlns:cx="http://schemas.microsoft.com/office/drawing/2014/chartex" xmlns:cx1="http://schemas.microsoft.com/office/drawing/2015/9/8/chartex" xmlns:mc="http://schemas.openxmlformats.org/markup-compatibility/2006" xmlns:o="urn:schemas-microsoft-com:office:office" xmlns:r="http://schemas.openxmlformats.org/officeDocument/2006/relationships" xmlns:m="http://schemas.openxmlformats.org/officeDocument/2006/math" xmlns:v="urn:schemas-microsoft-com:vml" xmlns:wp14="http://schemas.microsoft.com/office/word/2010/wordprocessingDrawing" xmlns:wp="http://schemas.openxmlformats.org/drawingml/2006/wordprocessingDrawing" xmlns:w10="urn:schemas-microsoft-com:office:word" xmlns:w="http://schemas.openxmlformats.org/wordprocessingml/2006/main" xmlns:w14="http://schemas.microsoft.com/office/word/2010/wordml" xmlns:w15="http://schemas.microsoft.com/office/word/2012/wordml" xmlns:w16se="http://schemas.microsoft.com/office/word/2015/wordml/symex" xmlns:wpg="http://schemas.microsoft.com/office/word/2010/wordprocessingGroup" xmlns:wpi="http://schemas.microsoft.com/office/word/2010/wordprocessingInk" xmlns:wne="http://schemas.microsoft.com/office/word/2006/wordml" xmlns:wps="http://schemas.microsoft.com/office/word/2010/wordprocessingShape" mc:Ignorable="w14 w15 w16se wp14">
   <w:abstractNum w:abstractNumId="0" w15:restartNumberingAfterBreak="0">
-    <w:nsid w:val="0B881BFE"/>
+    <w:nsid w:val="16F15680"/>
     <w:multiLevelType w:val="hybridMultilevel"/>
-    <w:tmpl w:val="36ACEC18"/>
-    <w:lvl w:ilvl="0" w:tplc="1270C28C" w:tentative="1">
+    <w:tmpl w:val="77CC2BDC"/>
+    <w:lvl w:ilvl="0" w:tplc="1A84BDFE">
+      <w:start w:val="1"/>
+      <w:numFmt w:val="decimal"/>
+      <w:lvlText w:val="%1."/>
+      <w:lvlJc w:val="left"/>
+      <w:pPr>
+        <w:ind w:left="540" w:hanging="300"/>
+      </w:pPr>
+    </w:lvl>
+    <w:lvl w:ilvl="1" w:tplc="2F9607CC" w:tentative="1">
+      <w:start w:val="1"/>
+      <w:numFmt w:val="lowerLetter"/>
+      <w:lvlText w:val="%2."/>
+      <w:lvlJc w:val="left"/>
+      <w:pPr>
+        <w:ind w:left="940" w:hanging="300"/>
+      </w:pPr>
+    </w:lvl>
+    <w:lvl w:ilvl="2" w:tplc="9FC6EE02" w:tentative="1">
+      <w:start w:val="1"/>
+      <w:numFmt w:val="lowerRoman"/>
+      <w:lvlText w:val="%3."/>
+      <w:lvlJc w:val="left"/>
+      <w:pPr>
+        <w:ind w:left="1340" w:hanging="300"/>
+      </w:pPr>
+    </w:lvl>
+    <w:lvl w:ilvl="3" w:tplc="86247BF0">
+      <w:numFmt w:val="decimal"/>
+      <w:lvlText w:val=""/>
+      <w:lvlJc w:val="left"/>
+    </w:lvl>
+    <w:lvl w:ilvl="4" w:tplc="2C48244A">
+      <w:numFmt w:val="decimal"/>
+      <w:lvlText w:val=""/>
+      <w:lvlJc w:val="left"/>
+    </w:lvl>
+    <w:lvl w:ilvl="5" w:tplc="7D76ABBA">
+      <w:numFmt w:val="decimal"/>
+      <w:lvlText w:val=""/>
+      <w:lvlJc w:val="left"/>
+    </w:lvl>
+    <w:lvl w:ilvl="6" w:tplc="8B0834C0">
+      <w:numFmt w:val="decimal"/>
+      <w:lvlText w:val=""/>
+      <w:lvlJc w:val="left"/>
+    </w:lvl>
+    <w:lvl w:ilvl="7" w:tplc="FB685DEA">
+      <w:numFmt w:val="decimal"/>
+      <w:lvlText w:val=""/>
+      <w:lvlJc w:val="left"/>
+    </w:lvl>
+    <w:lvl w:ilvl="8" w:tplc="6A3638CA">
+      <w:numFmt w:val="decimal"/>
+      <w:lvlText w:val=""/>
+      <w:lvlJc w:val="left"/>
+    </w:lvl>
+  </w:abstractNum>
+  <w:abstractNum w:abstractNumId="1" w15:restartNumberingAfterBreak="0">
+    <w:nsid w:val="3ACD1CCE"/>
+    <w:multiLevelType w:val="hybridMultilevel"/>
+    <w:tmpl w:val="6E0C497A"/>
+    <w:lvl w:ilvl="0" w:tplc="4E22D34C" w:tentative="1">
       <w:start w:val="1"/>
       <w:numFmt w:val="bullet"/>
       <w:lvlText w:val="●"/>
@@ -17752,7 +17793,7 @@
         <w:ind w:left="720" w:hanging="360"/>
       </w:pPr>
     </w:lvl>
-    <w:lvl w:ilvl="1" w:tplc="EEF4C6D2" w:tentative="1">
+    <w:lvl w:ilvl="1" w:tplc="C640318E" w:tentative="1">
       <w:start w:val="1"/>
       <w:numFmt w:val="bullet"/>
       <w:lvlText w:val="○"/>
@@ -17761,7 +17802,7 @@
         <w:ind w:left="1440" w:hanging="360"/>
       </w:pPr>
     </w:lvl>
-    <w:lvl w:ilvl="2" w:tplc="D95427F2" w:tentative="1">
+    <w:lvl w:ilvl="2" w:tplc="A2342E3A" w:tentative="1">
       <w:start w:val="1"/>
       <w:numFmt w:val="bullet"/>
       <w:lvlText w:val="■"/>
@@ -17770,7 +17811,7 @@
         <w:ind w:left="2160" w:hanging="360"/>
       </w:pPr>
     </w:lvl>
-    <w:lvl w:ilvl="3" w:tplc="F7AC46A8" w:tentative="1">
+    <w:lvl w:ilvl="3" w:tplc="C4BE53C8" w:tentative="1">
       <w:start w:val="1"/>
       <w:numFmt w:val="bullet"/>
       <w:lvlText w:val="●"/>
@@ -17779,7 +17820,7 @@
         <w:ind w:left="2880" w:hanging="360"/>
       </w:pPr>
     </w:lvl>
-    <w:lvl w:ilvl="4" w:tplc="ED0C8B54" w:tentative="1">
+    <w:lvl w:ilvl="4" w:tplc="A5541B3E" w:tentative="1">
       <w:start w:val="1"/>
       <w:numFmt w:val="bullet"/>
       <w:lvlText w:val="○"/>
@@ -17788,7 +17829,7 @@
         <w:ind w:left="3600" w:hanging="360"/>
       </w:pPr>
     </w:lvl>
-    <w:lvl w:ilvl="5" w:tplc="7ACC7270" w:tentative="1">
+    <w:lvl w:ilvl="5" w:tplc="58C87988" w:tentative="1">
       <w:start w:val="1"/>
       <w:numFmt w:val="bullet"/>
       <w:lvlText w:val="■"/>
@@ -17797,7 +17838,7 @@
         <w:ind w:left="4320" w:hanging="360"/>
       </w:pPr>
     </w:lvl>
-    <w:lvl w:ilvl="6" w:tplc="CFC428AC" w:tentative="1">
+    <w:lvl w:ilvl="6" w:tplc="B3929618" w:tentative="1">
       <w:start w:val="1"/>
       <w:numFmt w:val="bullet"/>
       <w:lvlText w:val="●"/>
@@ -17806,7 +17847,7 @@
         <w:ind w:left="5040" w:hanging="360"/>
       </w:pPr>
     </w:lvl>
-    <w:lvl w:ilvl="7" w:tplc="C5D88E7A" w:tentative="1">
+    <w:lvl w:ilvl="7" w:tplc="B1882AB8" w:tentative="1">
       <w:start w:val="1"/>
       <w:numFmt w:val="bullet"/>
       <w:lvlText w:val="●"/>
@@ -17815,7 +17856,7 @@
         <w:ind w:left="5760" w:hanging="360"/>
       </w:pPr>
     </w:lvl>
-    <w:lvl w:ilvl="8" w:tplc="8890A26C" w:tentative="1">
+    <w:lvl w:ilvl="8" w:tplc="26028924" w:tentative="1">
       <w:start w:val="1"/>
       <w:numFmt w:val="bullet"/>
       <w:lvlText w:val="●"/>
@@ -17825,73 +17866,11 @@
       </w:pPr>
     </w:lvl>
   </w:abstractNum>
-  <w:abstractNum w:abstractNumId="1" w15:restartNumberingAfterBreak="0">
-    <w:nsid w:val="255E3850"/>
+  <w:abstractNum w:abstractNumId="2" w15:restartNumberingAfterBreak="0">
+    <w:nsid w:val="64C3588F"/>
     <w:multiLevelType w:val="hybridMultilevel"/>
-    <w:tmpl w:val="3118B38A"/>
-    <w:lvl w:ilvl="0" w:tplc="28BE48F4">
-      <w:start w:val="1"/>
-      <w:numFmt w:val="decimal"/>
-      <w:lvlText w:val="%1."/>
-      <w:lvlJc w:val="left"/>
-      <w:pPr>
-        <w:ind w:left="540" w:hanging="300"/>
-      </w:pPr>
-    </w:lvl>
-    <w:lvl w:ilvl="1" w:tplc="247E56A2" w:tentative="1">
-      <w:start w:val="1"/>
-      <w:numFmt w:val="lowerLetter"/>
-      <w:lvlText w:val="%2."/>
-      <w:lvlJc w:val="left"/>
-      <w:pPr>
-        <w:ind w:left="940" w:hanging="300"/>
-      </w:pPr>
-    </w:lvl>
-    <w:lvl w:ilvl="2" w:tplc="F89053EA" w:tentative="1">
-      <w:start w:val="1"/>
-      <w:numFmt w:val="lowerRoman"/>
-      <w:lvlText w:val="%3."/>
-      <w:lvlJc w:val="left"/>
-      <w:pPr>
-        <w:ind w:left="1340" w:hanging="300"/>
-      </w:pPr>
-    </w:lvl>
-    <w:lvl w:ilvl="3" w:tplc="9CF259BE">
-      <w:numFmt w:val="decimal"/>
-      <w:lvlText w:val=""/>
-      <w:lvlJc w:val="left"/>
-    </w:lvl>
-    <w:lvl w:ilvl="4" w:tplc="32B6E954">
-      <w:numFmt w:val="decimal"/>
-      <w:lvlText w:val=""/>
-      <w:lvlJc w:val="left"/>
-    </w:lvl>
-    <w:lvl w:ilvl="5" w:tplc="D0FA8CEC">
-      <w:numFmt w:val="decimal"/>
-      <w:lvlText w:val=""/>
-      <w:lvlJc w:val="left"/>
-    </w:lvl>
-    <w:lvl w:ilvl="6" w:tplc="D4AECC0E">
-      <w:numFmt w:val="decimal"/>
-      <w:lvlText w:val=""/>
-      <w:lvlJc w:val="left"/>
-    </w:lvl>
-    <w:lvl w:ilvl="7" w:tplc="F09AC9CC">
-      <w:numFmt w:val="decimal"/>
-      <w:lvlText w:val=""/>
-      <w:lvlJc w:val="left"/>
-    </w:lvl>
-    <w:lvl w:ilvl="8" w:tplc="1018AA32">
-      <w:numFmt w:val="decimal"/>
-      <w:lvlText w:val=""/>
-      <w:lvlJc w:val="left"/>
-    </w:lvl>
-  </w:abstractNum>
-  <w:abstractNum w:abstractNumId="2" w15:restartNumberingAfterBreak="0">
-    <w:nsid w:val="3A656A3A"/>
-    <w:multiLevelType w:val="hybridMultilevel"/>
-    <w:tmpl w:val="F554193A"/>
-    <w:lvl w:ilvl="0" w:tplc="06B6D5CA">
+    <w:tmpl w:val="39CCC4B4"/>
+    <w:lvl w:ilvl="0" w:tplc="C8D40304">
       <w:start w:val="1"/>
       <w:numFmt w:val="bullet"/>
       <w:lvlText w:val="•"/>
@@ -17900,7 +17879,7 @@
         <w:ind w:left="540" w:hanging="300"/>
       </w:pPr>
     </w:lvl>
-    <w:lvl w:ilvl="1" w:tplc="63E249CE" w:tentative="1">
+    <w:lvl w:ilvl="1" w:tplc="1BE4820C" w:tentative="1">
       <w:start w:val="1"/>
       <w:numFmt w:val="bullet"/>
       <w:lvlText w:val="–"/>
@@ -17909,7 +17888,7 @@
         <w:ind w:left="940" w:hanging="300"/>
       </w:pPr>
     </w:lvl>
-    <w:lvl w:ilvl="2" w:tplc="F84AF220" w:tentative="1">
+    <w:lvl w:ilvl="2" w:tplc="9DEC121A" w:tentative="1">
       <w:start w:val="1"/>
       <w:numFmt w:val="bullet"/>
       <w:lvlText w:val="◦"/>
@@ -17918,39 +17897,39 @@
         <w:ind w:left="1340" w:hanging="300"/>
       </w:pPr>
     </w:lvl>
-    <w:lvl w:ilvl="3" w:tplc="35F09D42">
+    <w:lvl w:ilvl="3" w:tplc="AECC7830">
       <w:numFmt w:val="decimal"/>
       <w:lvlText w:val=""/>
       <w:lvlJc w:val="left"/>
     </w:lvl>
-    <w:lvl w:ilvl="4" w:tplc="88E086DA">
+    <w:lvl w:ilvl="4" w:tplc="3C2E062C">
       <w:numFmt w:val="decimal"/>
       <w:lvlText w:val=""/>
       <w:lvlJc w:val="left"/>
     </w:lvl>
-    <w:lvl w:ilvl="5" w:tplc="E018A2EE">
+    <w:lvl w:ilvl="5" w:tplc="47667BE6">
       <w:numFmt w:val="decimal"/>
       <w:lvlText w:val=""/>
       <w:lvlJc w:val="left"/>
     </w:lvl>
-    <w:lvl w:ilvl="6" w:tplc="37C87A9A">
+    <w:lvl w:ilvl="6" w:tplc="A19EC926">
       <w:numFmt w:val="decimal"/>
       <w:lvlText w:val=""/>
       <w:lvlJc w:val="left"/>
     </w:lvl>
-    <w:lvl w:ilvl="7" w:tplc="EBEC59BE">
+    <w:lvl w:ilvl="7" w:tplc="4E907D24">
       <w:numFmt w:val="decimal"/>
       <w:lvlText w:val=""/>
       <w:lvlJc w:val="left"/>
     </w:lvl>
-    <w:lvl w:ilvl="8" w:tplc="4EAC9F56">
+    <w:lvl w:ilvl="8" w:tplc="3AAE988E">
       <w:numFmt w:val="decimal"/>
       <w:lvlText w:val=""/>
       <w:lvlJc w:val="left"/>
     </w:lvl>
   </w:abstractNum>
   <w:num w:numId="1">
-    <w:abstractNumId w:val="0"/>
+    <w:abstractNumId w:val="1"/>
     <w:lvlOverride w:ilvl="0">
       <w:startOverride w:val="1"/>
     </w:lvlOverride>
@@ -17962,19 +17941,19 @@
     </w:lvlOverride>
   </w:num>
   <w:num w:numId="3">
-    <w:abstractNumId w:val="1"/>
+    <w:abstractNumId w:val="0"/>
     <w:lvlOverride w:ilvl="0">
       <w:startOverride w:val="1"/>
     </w:lvlOverride>
   </w:num>
   <w:num w:numId="4">
-    <w:abstractNumId w:val="1"/>
+    <w:abstractNumId w:val="0"/>
     <w:lvlOverride w:ilvl="0">
       <w:startOverride w:val="1"/>
     </w:lvlOverride>
   </w:num>
   <w:num w:numId="5">
-    <w:abstractNumId w:val="1"/>
+    <w:abstractNumId w:val="0"/>
     <w:lvlOverride w:ilvl="0">
       <w:startOverride w:val="1"/>
     </w:lvlOverride>
@@ -18603,7 +18582,7 @@
     <w:autoRedefine/>
     <w:uiPriority w:val="39"/>
     <w:unhideWhenUsed/>
-    <w:rsid w:val="007554E4"/>
+    <w:rsid w:val="004C1C77"/>
     <w:pPr>
       <w:spacing w:after="100"/>
     </w:pPr>
@@ -18615,7 +18594,7 @@
     <w:autoRedefine/>
     <w:uiPriority w:val="39"/>
     <w:unhideWhenUsed/>
-    <w:rsid w:val="007554E4"/>
+    <w:rsid w:val="004C1C77"/>
     <w:pPr>
       <w:spacing w:after="100"/>
       <w:ind w:left="210"/>

--- a/documentation/02 Configuration and Production/Hosting and Deployment Guide.docx
+++ b/documentation/02 Configuration and Production/Hosting and Deployment Guide.docx
@@ -80,7 +80,7 @@
           <w:left w:w="10" w:type="dxa"/>
           <w:right w:w="10" w:type="dxa"/>
         </w:tblCellMar>
-        <w:tblLook w:val="04A0" w:firstRow="1" w:lastRow="0" w:firstColumn="1" w:lastColumn="0" w:noHBand="0" w:noVBand="1"/>
+        <w:tblLook w:val="0000" w:firstRow="0" w:lastRow="0" w:firstColumn="0" w:lastColumn="0" w:noHBand="0" w:noVBand="0"/>
       </w:tblPr>
       <w:tblGrid>
         <w:gridCol w:w="2600"/>
@@ -461,7 +461,7 @@
           <w:left w:w="10" w:type="dxa"/>
           <w:right w:w="10" w:type="dxa"/>
         </w:tblCellMar>
-        <w:tblLook w:val="04A0" w:firstRow="1" w:lastRow="0" w:firstColumn="1" w:lastColumn="0" w:noHBand="0" w:noVBand="1"/>
+        <w:tblLook w:val="0000" w:firstRow="0" w:lastRow="0" w:firstColumn="0" w:lastColumn="0" w:noHBand="0" w:noVBand="0"/>
       </w:tblPr>
       <w:tblGrid>
         <w:gridCol w:w="1300"/>
@@ -1181,6 +1181,81 @@
           </w:p>
         </w:tc>
       </w:tr>
+      <w:tr>
+        <w:tblPrEx>
+          <w:tblCellMar>
+            <w:top w:w="0" w:type="dxa"/>
+            <w:bottom w:w="0" w:type="dxa"/>
+          </w:tblCellMar>
+        </w:tblPrEx>
+        <w:tc>
+          <w:tcPr>
+            <w:tcW w:w="1300" w:type="dxa"/>
+            <w:tcMar>
+              <w:top w:w="50" w:type="dxa"/>
+              <w:left w:w="90" w:type="dxa"/>
+              <w:bottom w:w="50" w:type="dxa"/>
+              <w:right w:w="90" w:type="dxa"/>
+            </w:tcMar>
+          </w:tcPr>
+          <w:p>
+            <w:r>
+              <w:rPr>
+                <w:sz w:val="19"/>
+                <w:szCs w:val="19"/>
+              </w:rPr>
+              <w:t>1.1</w:t>
+            </w:r>
+          </w:p>
+        </w:tc>
+        <w:tc>
+          <w:tcPr>
+            <w:tcW w:w="1900" w:type="dxa"/>
+            <w:tcMar>
+              <w:top w:w="50" w:type="dxa"/>
+              <w:left w:w="90" w:type="dxa"/>
+              <w:bottom w:w="50" w:type="dxa"/>
+              <w:right w:w="90" w:type="dxa"/>
+            </w:tcMar>
+          </w:tcPr>
+          <w:p>
+            <w:r>
+              <w:rPr>
+                <w:sz w:val="19"/>
+                <w:szCs w:val="19"/>
+              </w:rPr>
+              <w:t>24 October 2026</w:t>
+            </w:r>
+          </w:p>
+        </w:tc>
+        <w:tc>
+          <w:tcPr>
+            <w:tcW w:w="6438" w:type="dxa"/>
+            <w:tcMar>
+              <w:top w:w="50" w:type="dxa"/>
+              <w:left w:w="90" w:type="dxa"/>
+              <w:bottom w:w="50" w:type="dxa"/>
+              <w:right w:w="90" w:type="dxa"/>
+            </w:tcMar>
+          </w:tcPr>
+          <w:p>
+            <w:r>
+              <w:rPr>
+                <w:sz w:val="19"/>
+                <w:szCs w:val="19"/>
+              </w:rPr>
+              <w:t>T</w:t>
+            </w:r>
+            <w:r>
+              <w:rPr>
+                <w:sz w:val="19"/>
+                <w:szCs w:val="19"/>
+              </w:rPr>
+              <w:t>he Groq key comes with the release too (a new key in application.properties); only the Anthropic key, the Gmail App Password and later the Send Money lines are typed on the server.</w:t>
+            </w:r>
+          </w:p>
+        </w:tc>
+      </w:tr>
     </w:tbl>
     <w:p>
       <w:pPr>
@@ -1213,7 +1288,7 @@
     <w:sdt>
       <w:sdtPr>
         <w:alias w:val="Contents"/>
-        <w:id w:val="-1924483426"/>
+        <w:id w:val="367808436"/>
       </w:sdtPr>
       <w:sdtEndPr/>
       <w:sdtContent>
@@ -1240,7 +1315,7 @@
           <w:r>
             <w:fldChar w:fldCharType="separate"/>
           </w:r>
-          <w:hyperlink w:anchor="_Toc243725353" w:history="1">
+          <w:hyperlink w:anchor="_Toc243729591" w:history="1">
             <w:r>
               <w:rPr>
                 <w:rStyle w:val="Hyperlink"/>
@@ -1264,7 +1339,7 @@
               <w:rPr>
                 <w:noProof/>
               </w:rPr>
-              <w:instrText xml:space="preserve"> PAGEREF _Toc243725353 \h </w:instrText>
+              <w:instrText xml:space="preserve"> PAGEREF _Toc243729591 \h </w:instrText>
             </w:r>
             <w:r>
               <w:rPr>
@@ -1305,7 +1380,7 @@
               <w:szCs w:val="22"/>
             </w:rPr>
           </w:pPr>
-          <w:hyperlink w:anchor="_Toc243725354" w:history="1">
+          <w:hyperlink w:anchor="_Toc243729592" w:history="1">
             <w:r>
               <w:rPr>
                 <w:rStyle w:val="Hyperlink"/>
@@ -1329,7 +1404,7 @@
               <w:rPr>
                 <w:noProof/>
               </w:rPr>
-              <w:instrText xml:space="preserve"> PAGEREF _Toc243725354 \h </w:instrText>
+              <w:instrText xml:space="preserve"> PAGEREF _Toc243729592 \h </w:instrText>
             </w:r>
             <w:r>
               <w:rPr>
@@ -1370,7 +1445,7 @@
               <w:szCs w:val="22"/>
             </w:rPr>
           </w:pPr>
-          <w:hyperlink w:anchor="_Toc243725355" w:history="1">
+          <w:hyperlink w:anchor="_Toc243729593" w:history="1">
             <w:r>
               <w:rPr>
                 <w:rStyle w:val="Hyperlink"/>
@@ -1394,7 +1469,7 @@
               <w:rPr>
                 <w:noProof/>
               </w:rPr>
-              <w:instrText xml:space="preserve"> PAGEREF _Toc243725355 \h </w:instrText>
+              <w:instrText xml:space="preserve"> PAGEREF _Toc243729593 \h </w:instrText>
             </w:r>
             <w:r>
               <w:rPr>
@@ -1435,7 +1510,7 @@
               <w:szCs w:val="22"/>
             </w:rPr>
           </w:pPr>
-          <w:hyperlink w:anchor="_Toc243725356" w:history="1">
+          <w:hyperlink w:anchor="_Toc243729594" w:history="1">
             <w:r>
               <w:rPr>
                 <w:rStyle w:val="Hyperlink"/>
@@ -1459,7 +1534,7 @@
               <w:rPr>
                 <w:noProof/>
               </w:rPr>
-              <w:instrText xml:space="preserve"> PAGEREF _Toc243725356 \h </w:instrText>
+              <w:instrText xml:space="preserve"> PAGEREF _Toc243729594 \h </w:instrText>
             </w:r>
             <w:r>
               <w:rPr>
@@ -1500,7 +1575,7 @@
               <w:szCs w:val="22"/>
             </w:rPr>
           </w:pPr>
-          <w:hyperlink w:anchor="_Toc243725357" w:history="1">
+          <w:hyperlink w:anchor="_Toc243729595" w:history="1">
             <w:r>
               <w:rPr>
                 <w:rStyle w:val="Hyperlink"/>
@@ -1524,7 +1599,7 @@
               <w:rPr>
                 <w:noProof/>
               </w:rPr>
-              <w:instrText xml:space="preserve"> PAGEREF _Toc243725357 \h </w:instrText>
+              <w:instrText xml:space="preserve"> PAGEREF _Toc243729595 \h </w:instrText>
             </w:r>
             <w:r>
               <w:rPr>
@@ -1565,7 +1640,7 @@
               <w:szCs w:val="22"/>
             </w:rPr>
           </w:pPr>
-          <w:hyperlink w:anchor="_Toc243725358" w:history="1">
+          <w:hyperlink w:anchor="_Toc243729596" w:history="1">
             <w:r>
               <w:rPr>
                 <w:rStyle w:val="Hyperlink"/>
@@ -1589,7 +1664,7 @@
               <w:rPr>
                 <w:noProof/>
               </w:rPr>
-              <w:instrText xml:space="preserve"> PAGEREF _Toc243725358 \h </w:instrText>
+              <w:instrText xml:space="preserve"> PAGEREF _Toc243729596 \h </w:instrText>
             </w:r>
             <w:r>
               <w:rPr>
@@ -1630,7 +1705,7 @@
               <w:szCs w:val="22"/>
             </w:rPr>
           </w:pPr>
-          <w:hyperlink w:anchor="_Toc243725359" w:history="1">
+          <w:hyperlink w:anchor="_Toc243729597" w:history="1">
             <w:r>
               <w:rPr>
                 <w:rStyle w:val="Hyperlink"/>
@@ -1654,7 +1729,7 @@
               <w:rPr>
                 <w:noProof/>
               </w:rPr>
-              <w:instrText xml:space="preserve"> PAGEREF _Toc243725359 \h </w:instrText>
+              <w:instrText xml:space="preserve"> PAGEREF _Toc243729597 \h </w:instrText>
             </w:r>
             <w:r>
               <w:rPr>
@@ -1695,7 +1770,7 @@
               <w:szCs w:val="22"/>
             </w:rPr>
           </w:pPr>
-          <w:hyperlink w:anchor="_Toc243725360" w:history="1">
+          <w:hyperlink w:anchor="_Toc243729598" w:history="1">
             <w:r>
               <w:rPr>
                 <w:rStyle w:val="Hyperlink"/>
@@ -1719,7 +1794,7 @@
               <w:rPr>
                 <w:noProof/>
               </w:rPr>
-              <w:instrText xml:space="preserve"> PAGEREF _Toc243725360 \h </w:instrText>
+              <w:instrText xml:space="preserve"> PAGEREF _Toc243729598 \h </w:instrText>
             </w:r>
             <w:r>
               <w:rPr>
@@ -1760,7 +1835,7 @@
               <w:szCs w:val="22"/>
             </w:rPr>
           </w:pPr>
-          <w:hyperlink w:anchor="_Toc243725361" w:history="1">
+          <w:hyperlink w:anchor="_Toc243729599" w:history="1">
             <w:r>
               <w:rPr>
                 <w:rStyle w:val="Hyperlink"/>
@@ -1784,7 +1859,7 @@
               <w:rPr>
                 <w:noProof/>
               </w:rPr>
-              <w:instrText xml:space="preserve"> PAGEREF _Toc243725361 \h </w:instrText>
+              <w:instrText xml:space="preserve"> PAGEREF _Toc243729599 \h </w:instrText>
             </w:r>
             <w:r>
               <w:rPr>
@@ -1825,7 +1900,7 @@
               <w:szCs w:val="22"/>
             </w:rPr>
           </w:pPr>
-          <w:hyperlink w:anchor="_Toc243725362" w:history="1">
+          <w:hyperlink w:anchor="_Toc243729600" w:history="1">
             <w:r>
               <w:rPr>
                 <w:rStyle w:val="Hyperlink"/>
@@ -1849,7 +1924,7 @@
               <w:rPr>
                 <w:noProof/>
               </w:rPr>
-              <w:instrText xml:space="preserve"> PAGEREF _Toc243725362 \h </w:instrText>
+              <w:instrText xml:space="preserve"> PAGEREF _Toc243729600 \h </w:instrText>
             </w:r>
             <w:r>
               <w:rPr>
@@ -1890,7 +1965,7 @@
               <w:szCs w:val="22"/>
             </w:rPr>
           </w:pPr>
-          <w:hyperlink w:anchor="_Toc243725363" w:history="1">
+          <w:hyperlink w:anchor="_Toc243729601" w:history="1">
             <w:r>
               <w:rPr>
                 <w:rStyle w:val="Hyperlink"/>
@@ -1914,7 +1989,7 @@
               <w:rPr>
                 <w:noProof/>
               </w:rPr>
-              <w:instrText xml:space="preserve"> PAGEREF _Toc243725363 \h </w:instrText>
+              <w:instrText xml:space="preserve"> PAGEREF _Toc243729601 \h </w:instrText>
             </w:r>
             <w:r>
               <w:rPr>
@@ -1955,7 +2030,7 @@
               <w:szCs w:val="22"/>
             </w:rPr>
           </w:pPr>
-          <w:hyperlink w:anchor="_Toc243725364" w:history="1">
+          <w:hyperlink w:anchor="_Toc243729602" w:history="1">
             <w:r>
               <w:rPr>
                 <w:rStyle w:val="Hyperlink"/>
@@ -1979,7 +2054,7 @@
               <w:rPr>
                 <w:noProof/>
               </w:rPr>
-              <w:instrText xml:space="preserve"> PAGEREF _Toc243725364 \h </w:instrText>
+              <w:instrText xml:space="preserve"> PAGEREF _Toc243729602 \h </w:instrText>
             </w:r>
             <w:r>
               <w:rPr>
@@ -2020,7 +2095,7 @@
               <w:szCs w:val="22"/>
             </w:rPr>
           </w:pPr>
-          <w:hyperlink w:anchor="_Toc243725365" w:history="1">
+          <w:hyperlink w:anchor="_Toc243729603" w:history="1">
             <w:r>
               <w:rPr>
                 <w:rStyle w:val="Hyperlink"/>
@@ -2044,7 +2119,7 @@
               <w:rPr>
                 <w:noProof/>
               </w:rPr>
-              <w:instrText xml:space="preserve"> PAGEREF _Toc243725365 \h </w:instrText>
+              <w:instrText xml:space="preserve"> PAGEREF _Toc243729603 \h </w:instrText>
             </w:r>
             <w:r>
               <w:rPr>
@@ -2085,7 +2160,7 @@
               <w:szCs w:val="22"/>
             </w:rPr>
           </w:pPr>
-          <w:hyperlink w:anchor="_Toc243725366" w:history="1">
+          <w:hyperlink w:anchor="_Toc243729604" w:history="1">
             <w:r>
               <w:rPr>
                 <w:rStyle w:val="Hyperlink"/>
@@ -2109,7 +2184,7 @@
               <w:rPr>
                 <w:noProof/>
               </w:rPr>
-              <w:instrText xml:space="preserve"> PAGEREF _Toc243725366 \h </w:instrText>
+              <w:instrText xml:space="preserve"> PAGEREF _Toc243729604 \h </w:instrText>
             </w:r>
             <w:r>
               <w:rPr>
@@ -2150,7 +2225,7 @@
               <w:szCs w:val="22"/>
             </w:rPr>
           </w:pPr>
-          <w:hyperlink w:anchor="_Toc243725367" w:history="1">
+          <w:hyperlink w:anchor="_Toc243729605" w:history="1">
             <w:r>
               <w:rPr>
                 <w:rStyle w:val="Hyperlink"/>
@@ -2174,7 +2249,7 @@
               <w:rPr>
                 <w:noProof/>
               </w:rPr>
-              <w:instrText xml:space="preserve"> PAGEREF _Toc243725367 \h </w:instrText>
+              <w:instrText xml:space="preserve"> PAGEREF _Toc243729605 \h </w:instrText>
             </w:r>
             <w:r>
               <w:rPr>
@@ -2215,7 +2290,7 @@
               <w:szCs w:val="22"/>
             </w:rPr>
           </w:pPr>
-          <w:hyperlink w:anchor="_Toc243725368" w:history="1">
+          <w:hyperlink w:anchor="_Toc243729606" w:history="1">
             <w:r>
               <w:rPr>
                 <w:rStyle w:val="Hyperlink"/>
@@ -2239,7 +2314,7 @@
               <w:rPr>
                 <w:noProof/>
               </w:rPr>
-              <w:instrText xml:space="preserve"> PAGEREF _Toc243725368 \h </w:instrText>
+              <w:instrText xml:space="preserve"> PAGEREF _Toc243729606 \h </w:instrText>
             </w:r>
             <w:r>
               <w:rPr>
@@ -2280,7 +2355,7 @@
               <w:szCs w:val="22"/>
             </w:rPr>
           </w:pPr>
-          <w:hyperlink w:anchor="_Toc243725369" w:history="1">
+          <w:hyperlink w:anchor="_Toc243729607" w:history="1">
             <w:r>
               <w:rPr>
                 <w:rStyle w:val="Hyperlink"/>
@@ -2304,7 +2379,7 @@
               <w:rPr>
                 <w:noProof/>
               </w:rPr>
-              <w:instrText xml:space="preserve"> PAGEREF _Toc243725369 \h </w:instrText>
+              <w:instrText xml:space="preserve"> PAGEREF _Toc243729607 \h </w:instrText>
             </w:r>
             <w:r>
               <w:rPr>
@@ -2345,7 +2420,7 @@
               <w:szCs w:val="22"/>
             </w:rPr>
           </w:pPr>
-          <w:hyperlink w:anchor="_Toc243725370" w:history="1">
+          <w:hyperlink w:anchor="_Toc243729608" w:history="1">
             <w:r>
               <w:rPr>
                 <w:rStyle w:val="Hyperlink"/>
@@ -2369,7 +2444,7 @@
               <w:rPr>
                 <w:noProof/>
               </w:rPr>
-              <w:instrText xml:space="preserve"> PAGEREF _Toc243725370 \h </w:instrText>
+              <w:instrText xml:space="preserve"> PAGEREF _Toc243729608 \h </w:instrText>
             </w:r>
             <w:r>
               <w:rPr>
@@ -2410,7 +2485,7 @@
               <w:szCs w:val="22"/>
             </w:rPr>
           </w:pPr>
-          <w:hyperlink w:anchor="_Toc243725371" w:history="1">
+          <w:hyperlink w:anchor="_Toc243729609" w:history="1">
             <w:r>
               <w:rPr>
                 <w:rStyle w:val="Hyperlink"/>
@@ -2434,7 +2509,7 @@
               <w:rPr>
                 <w:noProof/>
               </w:rPr>
-              <w:instrText xml:space="preserve"> PAGEREF _Toc243725371 \h </w:instrText>
+              <w:instrText xml:space="preserve"> PAGEREF _Toc243729609 \h </w:instrText>
             </w:r>
             <w:r>
               <w:rPr>
@@ -2475,7 +2550,7 @@
               <w:szCs w:val="22"/>
             </w:rPr>
           </w:pPr>
-          <w:hyperlink w:anchor="_Toc243725372" w:history="1">
+          <w:hyperlink w:anchor="_Toc243729610" w:history="1">
             <w:r>
               <w:rPr>
                 <w:rStyle w:val="Hyperlink"/>
@@ -2499,7 +2574,7 @@
               <w:rPr>
                 <w:noProof/>
               </w:rPr>
-              <w:instrText xml:space="preserve"> PAGEREF _Toc243725372 \h </w:instrText>
+              <w:instrText xml:space="preserve"> PAGEREF _Toc243729610 \h </w:instrText>
             </w:r>
             <w:r>
               <w:rPr>
@@ -2540,7 +2615,7 @@
               <w:szCs w:val="22"/>
             </w:rPr>
           </w:pPr>
-          <w:hyperlink w:anchor="_Toc243725373" w:history="1">
+          <w:hyperlink w:anchor="_Toc243729611" w:history="1">
             <w:r>
               <w:rPr>
                 <w:rStyle w:val="Hyperlink"/>
@@ -2564,7 +2639,7 @@
               <w:rPr>
                 <w:noProof/>
               </w:rPr>
-              <w:instrText xml:space="preserve"> PAGEREF _Toc243725373 \h </w:instrText>
+              <w:instrText xml:space="preserve"> PAGEREF _Toc243729611 \h </w:instrText>
             </w:r>
             <w:r>
               <w:rPr>
@@ -2605,7 +2680,7 @@
               <w:szCs w:val="22"/>
             </w:rPr>
           </w:pPr>
-          <w:hyperlink w:anchor="_Toc243725374" w:history="1">
+          <w:hyperlink w:anchor="_Toc243729612" w:history="1">
             <w:r>
               <w:rPr>
                 <w:rStyle w:val="Hyperlink"/>
@@ -2629,7 +2704,7 @@
               <w:rPr>
                 <w:noProof/>
               </w:rPr>
-              <w:instrText xml:space="preserve"> PAGEREF _Toc243725374 \h </w:instrText>
+              <w:instrText xml:space="preserve"> PAGEREF _Toc243729612 \h </w:instrText>
             </w:r>
             <w:r>
               <w:rPr>
@@ -2670,7 +2745,7 @@
               <w:szCs w:val="22"/>
             </w:rPr>
           </w:pPr>
-          <w:hyperlink w:anchor="_Toc243725375" w:history="1">
+          <w:hyperlink w:anchor="_Toc243729613" w:history="1">
             <w:r>
               <w:rPr>
                 <w:rStyle w:val="Hyperlink"/>
@@ -2694,7 +2769,7 @@
               <w:rPr>
                 <w:noProof/>
               </w:rPr>
-              <w:instrText xml:space="preserve"> PAGEREF _Toc243725375 \h </w:instrText>
+              <w:instrText xml:space="preserve"> PAGEREF _Toc243729613 \h </w:instrText>
             </w:r>
             <w:r>
               <w:rPr>
@@ -2735,7 +2810,7 @@
               <w:szCs w:val="22"/>
             </w:rPr>
           </w:pPr>
-          <w:hyperlink w:anchor="_Toc243725376" w:history="1">
+          <w:hyperlink w:anchor="_Toc243729614" w:history="1">
             <w:r>
               <w:rPr>
                 <w:rStyle w:val="Hyperlink"/>
@@ -2759,7 +2834,7 @@
               <w:rPr>
                 <w:noProof/>
               </w:rPr>
-              <w:instrText xml:space="preserve"> PAGEREF _Toc243725376 \h </w:instrText>
+              <w:instrText xml:space="preserve"> PAGEREF _Toc243729614 \h </w:instrText>
             </w:r>
             <w:r>
               <w:rPr>
@@ -2800,7 +2875,7 @@
               <w:szCs w:val="22"/>
             </w:rPr>
           </w:pPr>
-          <w:hyperlink w:anchor="_Toc243725377" w:history="1">
+          <w:hyperlink w:anchor="_Toc243729615" w:history="1">
             <w:r>
               <w:rPr>
                 <w:rStyle w:val="Hyperlink"/>
@@ -2824,7 +2899,7 @@
               <w:rPr>
                 <w:noProof/>
               </w:rPr>
-              <w:instrText xml:space="preserve"> PAGEREF _Toc243725377 \h </w:instrText>
+              <w:instrText xml:space="preserve"> PAGEREF _Toc243729615 \h </w:instrText>
             </w:r>
             <w:r>
               <w:rPr>
@@ -2865,7 +2940,7 @@
               <w:szCs w:val="22"/>
             </w:rPr>
           </w:pPr>
-          <w:hyperlink w:anchor="_Toc243725378" w:history="1">
+          <w:hyperlink w:anchor="_Toc243729616" w:history="1">
             <w:r>
               <w:rPr>
                 <w:rStyle w:val="Hyperlink"/>
@@ -2889,7 +2964,7 @@
               <w:rPr>
                 <w:noProof/>
               </w:rPr>
-              <w:instrText xml:space="preserve"> PAGEREF _Toc243725378 \h </w:instrText>
+              <w:instrText xml:space="preserve"> PAGEREF _Toc243729616 \h </w:instrText>
             </w:r>
             <w:r>
               <w:rPr>
@@ -2930,7 +3005,7 @@
               <w:szCs w:val="22"/>
             </w:rPr>
           </w:pPr>
-          <w:hyperlink w:anchor="_Toc243725379" w:history="1">
+          <w:hyperlink w:anchor="_Toc243729617" w:history="1">
             <w:r>
               <w:rPr>
                 <w:rStyle w:val="Hyperlink"/>
@@ -2954,7 +3029,7 @@
               <w:rPr>
                 <w:noProof/>
               </w:rPr>
-              <w:instrText xml:space="preserve"> PAGEREF _Toc243725379 \h </w:instrText>
+              <w:instrText xml:space="preserve"> PAGEREF _Toc243729617 \h </w:instrText>
             </w:r>
             <w:r>
               <w:rPr>
@@ -2995,7 +3070,7 @@
               <w:szCs w:val="22"/>
             </w:rPr>
           </w:pPr>
-          <w:hyperlink w:anchor="_Toc243725380" w:history="1">
+          <w:hyperlink w:anchor="_Toc243729618" w:history="1">
             <w:r>
               <w:rPr>
                 <w:rStyle w:val="Hyperlink"/>
@@ -3019,7 +3094,7 @@
               <w:rPr>
                 <w:noProof/>
               </w:rPr>
-              <w:instrText xml:space="preserve"> PAGEREF _Toc243725380 \h </w:instrText>
+              <w:instrText xml:space="preserve"> PAGEREF _Toc243729618 \h </w:instrText>
             </w:r>
             <w:r>
               <w:rPr>
@@ -3060,7 +3135,7 @@
               <w:szCs w:val="22"/>
             </w:rPr>
           </w:pPr>
-          <w:hyperlink w:anchor="_Toc243725381" w:history="1">
+          <w:hyperlink w:anchor="_Toc243729619" w:history="1">
             <w:r>
               <w:rPr>
                 <w:rStyle w:val="Hyperlink"/>
@@ -3084,7 +3159,7 @@
               <w:rPr>
                 <w:noProof/>
               </w:rPr>
-              <w:instrText xml:space="preserve"> PAGEREF _Toc243725381 \h </w:instrText>
+              <w:instrText xml:space="preserve"> PAGEREF _Toc243729619 \h </w:instrText>
             </w:r>
             <w:r>
               <w:rPr>
@@ -3125,7 +3200,7 @@
               <w:szCs w:val="22"/>
             </w:rPr>
           </w:pPr>
-          <w:hyperlink w:anchor="_Toc243725382" w:history="1">
+          <w:hyperlink w:anchor="_Toc243729620" w:history="1">
             <w:r>
               <w:rPr>
                 <w:rStyle w:val="Hyperlink"/>
@@ -3149,7 +3224,7 @@
               <w:rPr>
                 <w:noProof/>
               </w:rPr>
-              <w:instrText xml:space="preserve"> PAGEREF _Toc243725382 \h </w:instrText>
+              <w:instrText xml:space="preserve"> PAGEREF _Toc243729620 \h </w:instrText>
             </w:r>
             <w:r>
               <w:rPr>
@@ -3190,7 +3265,7 @@
               <w:szCs w:val="22"/>
             </w:rPr>
           </w:pPr>
-          <w:hyperlink w:anchor="_Toc243725383" w:history="1">
+          <w:hyperlink w:anchor="_Toc243729621" w:history="1">
             <w:r>
               <w:rPr>
                 <w:rStyle w:val="Hyperlink"/>
@@ -3214,7 +3289,7 @@
               <w:rPr>
                 <w:noProof/>
               </w:rPr>
-              <w:instrText xml:space="preserve"> PAGEREF _Toc243725383 \h </w:instrText>
+              <w:instrText xml:space="preserve"> PAGEREF _Toc243729621 \h </w:instrText>
             </w:r>
             <w:r>
               <w:rPr>
@@ -3255,7 +3330,7 @@
               <w:szCs w:val="22"/>
             </w:rPr>
           </w:pPr>
-          <w:hyperlink w:anchor="_Toc243725384" w:history="1">
+          <w:hyperlink w:anchor="_Toc243729622" w:history="1">
             <w:r>
               <w:rPr>
                 <w:rStyle w:val="Hyperlink"/>
@@ -3279,7 +3354,7 @@
               <w:rPr>
                 <w:noProof/>
               </w:rPr>
-              <w:instrText xml:space="preserve"> PAGEREF _Toc243725384 \h </w:instrText>
+              <w:instrText xml:space="preserve"> PAGEREF _Toc243729622 \h </w:instrText>
             </w:r>
             <w:r>
               <w:rPr>
@@ -3320,7 +3395,7 @@
               <w:szCs w:val="22"/>
             </w:rPr>
           </w:pPr>
-          <w:hyperlink w:anchor="_Toc243725385" w:history="1">
+          <w:hyperlink w:anchor="_Toc243729623" w:history="1">
             <w:r>
               <w:rPr>
                 <w:rStyle w:val="Hyperlink"/>
@@ -3344,7 +3419,7 @@
               <w:rPr>
                 <w:noProof/>
               </w:rPr>
-              <w:instrText xml:space="preserve"> PAGEREF _Toc243725385 \h </w:instrText>
+              <w:instrText xml:space="preserve"> PAGEREF _Toc243729623 \h </w:instrText>
             </w:r>
             <w:r>
               <w:rPr>
@@ -3385,7 +3460,7 @@
               <w:szCs w:val="22"/>
             </w:rPr>
           </w:pPr>
-          <w:hyperlink w:anchor="_Toc243725386" w:history="1">
+          <w:hyperlink w:anchor="_Toc243729624" w:history="1">
             <w:r>
               <w:rPr>
                 <w:rStyle w:val="Hyperlink"/>
@@ -3409,7 +3484,7 @@
               <w:rPr>
                 <w:noProof/>
               </w:rPr>
-              <w:instrText xml:space="preserve"> PAGEREF _Toc243725386 \h </w:instrText>
+              <w:instrText xml:space="preserve"> PAGEREF _Toc243729624 \h </w:instrText>
             </w:r>
             <w:r>
               <w:rPr>
@@ -3450,7 +3525,7 @@
               <w:szCs w:val="22"/>
             </w:rPr>
           </w:pPr>
-          <w:hyperlink w:anchor="_Toc243725387" w:history="1">
+          <w:hyperlink w:anchor="_Toc243729625" w:history="1">
             <w:r>
               <w:rPr>
                 <w:rStyle w:val="Hyperlink"/>
@@ -3474,7 +3549,7 @@
               <w:rPr>
                 <w:noProof/>
               </w:rPr>
-              <w:instrText xml:space="preserve"> PAGEREF _Toc243725387 \h </w:instrText>
+              <w:instrText xml:space="preserve"> PAGEREF _Toc243729625 \h </w:instrText>
             </w:r>
             <w:r>
               <w:rPr>
@@ -3515,7 +3590,7 @@
               <w:szCs w:val="22"/>
             </w:rPr>
           </w:pPr>
-          <w:hyperlink w:anchor="_Toc243725388" w:history="1">
+          <w:hyperlink w:anchor="_Toc243729626" w:history="1">
             <w:r>
               <w:rPr>
                 <w:rStyle w:val="Hyperlink"/>
@@ -3539,7 +3614,7 @@
               <w:rPr>
                 <w:noProof/>
               </w:rPr>
-              <w:instrText xml:space="preserve"> PAGEREF _Toc243725388 \h </w:instrText>
+              <w:instrText xml:space="preserve"> PAGEREF _Toc243729626 \h </w:instrText>
             </w:r>
             <w:r>
               <w:rPr>
@@ -3580,7 +3655,7 @@
               <w:szCs w:val="22"/>
             </w:rPr>
           </w:pPr>
-          <w:hyperlink w:anchor="_Toc243725389" w:history="1">
+          <w:hyperlink w:anchor="_Toc243729627" w:history="1">
             <w:r>
               <w:rPr>
                 <w:rStyle w:val="Hyperlink"/>
@@ -3604,7 +3679,7 @@
               <w:rPr>
                 <w:noProof/>
               </w:rPr>
-              <w:instrText xml:space="preserve"> PAGEREF _Toc243725389 \h </w:instrText>
+              <w:instrText xml:space="preserve"> PAGEREF _Toc243729627 \h </w:instrText>
             </w:r>
             <w:r>
               <w:rPr>
@@ -3645,7 +3720,7 @@
               <w:szCs w:val="22"/>
             </w:rPr>
           </w:pPr>
-          <w:hyperlink w:anchor="_Toc243725390" w:history="1">
+          <w:hyperlink w:anchor="_Toc243729628" w:history="1">
             <w:r>
               <w:rPr>
                 <w:rStyle w:val="Hyperlink"/>
@@ -3669,7 +3744,7 @@
               <w:rPr>
                 <w:noProof/>
               </w:rPr>
-              <w:instrText xml:space="preserve"> PAGEREF _Toc243725390 \h </w:instrText>
+              <w:instrText xml:space="preserve"> PAGEREF _Toc243729628 \h </w:instrText>
             </w:r>
             <w:r>
               <w:rPr>
@@ -3710,7 +3785,7 @@
               <w:szCs w:val="22"/>
             </w:rPr>
           </w:pPr>
-          <w:hyperlink w:anchor="_Toc243725391" w:history="1">
+          <w:hyperlink w:anchor="_Toc243729629" w:history="1">
             <w:r>
               <w:rPr>
                 <w:rStyle w:val="Hyperlink"/>
@@ -3734,7 +3809,7 @@
               <w:rPr>
                 <w:noProof/>
               </w:rPr>
-              <w:instrText xml:space="preserve"> PAGEREF _Toc243725391 \h </w:instrText>
+              <w:instrText xml:space="preserve"> PAGEREF _Toc243729629 \h </w:instrText>
             </w:r>
             <w:r>
               <w:rPr>
@@ -3775,7 +3850,7 @@
               <w:szCs w:val="22"/>
             </w:rPr>
           </w:pPr>
-          <w:hyperlink w:anchor="_Toc243725392" w:history="1">
+          <w:hyperlink w:anchor="_Toc243729630" w:history="1">
             <w:r>
               <w:rPr>
                 <w:rStyle w:val="Hyperlink"/>
@@ -3799,7 +3874,7 @@
               <w:rPr>
                 <w:noProof/>
               </w:rPr>
-              <w:instrText xml:space="preserve"> PAGEREF _Toc243725392 \h </w:instrText>
+              <w:instrText xml:space="preserve"> PAGEREF _Toc243729630 \h </w:instrText>
             </w:r>
             <w:r>
               <w:rPr>
@@ -3840,7 +3915,7 @@
               <w:szCs w:val="22"/>
             </w:rPr>
           </w:pPr>
-          <w:hyperlink w:anchor="_Toc243725393" w:history="1">
+          <w:hyperlink w:anchor="_Toc243729631" w:history="1">
             <w:r>
               <w:rPr>
                 <w:rStyle w:val="Hyperlink"/>
@@ -3864,7 +3939,7 @@
               <w:rPr>
                 <w:noProof/>
               </w:rPr>
-              <w:instrText xml:space="preserve"> PAGEREF _Toc243725393 \h </w:instrText>
+              <w:instrText xml:space="preserve"> PAGEREF _Toc243729631 \h </w:instrText>
             </w:r>
             <w:r>
               <w:rPr>
@@ -3905,7 +3980,7 @@
               <w:szCs w:val="22"/>
             </w:rPr>
           </w:pPr>
-          <w:hyperlink w:anchor="_Toc243725394" w:history="1">
+          <w:hyperlink w:anchor="_Toc243729632" w:history="1">
             <w:r>
               <w:rPr>
                 <w:rStyle w:val="Hyperlink"/>
@@ -3929,7 +4004,7 @@
               <w:rPr>
                 <w:noProof/>
               </w:rPr>
-              <w:instrText xml:space="preserve"> PAGEREF _Toc243725394 \h </w:instrText>
+              <w:instrText xml:space="preserve"> PAGEREF _Toc243729632 \h </w:instrText>
             </w:r>
             <w:r>
               <w:rPr>
@@ -3970,7 +4045,7 @@
               <w:szCs w:val="22"/>
             </w:rPr>
           </w:pPr>
-          <w:hyperlink w:anchor="_Toc243725395" w:history="1">
+          <w:hyperlink w:anchor="_Toc243729633" w:history="1">
             <w:r>
               <w:rPr>
                 <w:rStyle w:val="Hyperlink"/>
@@ -3994,7 +4069,7 @@
               <w:rPr>
                 <w:noProof/>
               </w:rPr>
-              <w:instrText xml:space="preserve"> PAGEREF _Toc243725395 \h </w:instrText>
+              <w:instrText xml:space="preserve"> PAGEREF _Toc243729633 \h </w:instrText>
             </w:r>
             <w:r>
               <w:rPr>
@@ -4037,7 +4112,7 @@
       <w:pPr>
         <w:pStyle w:val="Heading1"/>
       </w:pPr>
-      <w:bookmarkStart w:id="1" w:name="_Toc243725353"/>
+      <w:bookmarkStart w:id="1" w:name="_Toc243729591"/>
       <w:r>
         <w:lastRenderedPageBreak/>
         <w:t>1  Introduction</w:t>
@@ -4088,7 +4163,7 @@
           <w:left w:w="10" w:type="dxa"/>
           <w:right w:w="10" w:type="dxa"/>
         </w:tblCellMar>
-        <w:tblLook w:val="04A0" w:firstRow="1" w:lastRow="0" w:firstColumn="1" w:lastColumn="0" w:noHBand="0" w:noVBand="1"/>
+        <w:tblLook w:val="0000" w:firstRow="0" w:lastRow="0" w:firstColumn="0" w:lastColumn="0" w:noHBand="0" w:noVBand="0"/>
       </w:tblPr>
       <w:tblGrid>
         <w:gridCol w:w="2718"/>
@@ -4443,7 +4518,7 @@
       <w:pPr>
         <w:pStyle w:val="Heading1"/>
       </w:pPr>
-      <w:bookmarkStart w:id="2" w:name="_Toc243725354"/>
+      <w:bookmarkStart w:id="2" w:name="_Toc243729592"/>
       <w:r>
         <w:lastRenderedPageBreak/>
         <w:t>2  Where t</w:t>
@@ -4457,7 +4532,7 @@
       <w:pPr>
         <w:pStyle w:val="Heading2"/>
       </w:pPr>
-      <w:bookmarkStart w:id="3" w:name="_Toc243725355"/>
+      <w:bookmarkStart w:id="3" w:name="_Toc243729593"/>
       <w:r>
         <w:t>2.1  What the system needs</w:t>
       </w:r>
@@ -4479,7 +4554,7 @@
           <w:left w:w="10" w:type="dxa"/>
           <w:right w:w="10" w:type="dxa"/>
         </w:tblCellMar>
-        <w:tblLook w:val="04A0" w:firstRow="1" w:lastRow="0" w:firstColumn="1" w:lastColumn="0" w:noHBand="0" w:noVBand="1"/>
+        <w:tblLook w:val="0000" w:firstRow="0" w:lastRow="0" w:firstColumn="0" w:lastColumn="0" w:noHBand="0" w:noVBand="0"/>
       </w:tblPr>
       <w:tblGrid>
         <w:gridCol w:w="1977"/>
@@ -5264,7 +5339,7 @@
       <w:pPr>
         <w:pStyle w:val="Heading2"/>
       </w:pPr>
-      <w:bookmarkStart w:id="4" w:name="_Toc243725356"/>
+      <w:bookmarkStart w:id="4" w:name="_Toc243729594"/>
       <w:r>
         <w:t>2.2  Recommended: a VPS in a Nairobi data centre</w:t>
       </w:r>
@@ -5297,7 +5372,7 @@
           <w:left w:w="10" w:type="dxa"/>
           <w:right w:w="10" w:type="dxa"/>
         </w:tblCellMar>
-        <w:tblLook w:val="04A0" w:firstRow="1" w:lastRow="0" w:firstColumn="1" w:lastColumn="0" w:noHBand="0" w:noVBand="1"/>
+        <w:tblLook w:val="0000" w:firstRow="0" w:lastRow="0" w:firstColumn="0" w:lastColumn="0" w:noHBand="0" w:noVBand="0"/>
       </w:tblPr>
       <w:tblGrid>
         <w:gridCol w:w="1853"/>
@@ -6017,7 +6092,7 @@
       <w:pPr>
         <w:pStyle w:val="Heading2"/>
       </w:pPr>
-      <w:bookmarkStart w:id="5" w:name="_Toc243725357"/>
+      <w:bookmarkStart w:id="5" w:name="_Toc243729595"/>
       <w:r>
         <w:t>2.3  Alter</w:t>
       </w:r>
@@ -6086,7 +6161,10 @@
         <w:t>Coming to Nairobi</w:t>
       </w:r>
       <w:r>
-        <w:t xml:space="preserve"> - Oracle's Nairobi cloud region (in the iXAfrica data centre) was announced and still listed as "coming soon" early in 2026, and Microsoft has an East Africa region planned. Worth a look once they open.</w:t>
+        <w:t xml:space="preserve"> - Oracle's Nairobi cloud region (in the iXAfrica data centre) was announced and still listed as "coming soon" early in 2026, and Microso</w:t>
+      </w:r>
+      <w:r>
+        <w:t>ft has an East Africa region planned. Worth a look once they open.</w:t>
       </w:r>
     </w:p>
     <w:p>
@@ -6112,10 +6190,7 @@
         <w:t xml:space="preserve">Note: </w:t>
       </w:r>
       <w:r>
-        <w:t xml:space="preserve">Everything in the deployment kit is standard </w:t>
-      </w:r>
-      <w:r>
-        <w:t>Ubuntu, so the system can be moved to a different provider later in the same way.</w:t>
+        <w:t>Everything in the deployment kit is standard Ubuntu, so the system can be moved to a different provider later in the same way.</w:t>
       </w:r>
     </w:p>
     <w:p>
@@ -6127,7 +6202,7 @@
       <w:pPr>
         <w:pStyle w:val="Heading1"/>
       </w:pPr>
-      <w:bookmarkStart w:id="6" w:name="_Toc243725358"/>
+      <w:bookmarkStart w:id="6" w:name="_Toc243729596"/>
       <w:r>
         <w:lastRenderedPageBreak/>
         <w:t>3  The domain</w:t>
@@ -6154,10 +6229,7 @@
         <w:t>.co.ke</w:t>
       </w:r>
       <w:r>
-        <w:t xml:space="preserve"> domain - Kenya's business ending - from a KENIC-accredited registrar. Most Kenyan hosts are one (Truehost and HostAfrica both sell .co.ke), so th</w:t>
-      </w:r>
-      <w:r>
-        <w:t>e server and the domain can be on one bill.</w:t>
+        <w:t xml:space="preserve"> domain - Kenya's business ending - from a KENIC-accredited registrar. Most Kenyan hosts are one (Truehost and HostAfrica both sell .co.ke), so the server and the domain can be on one bill.</w:t>
       </w:r>
     </w:p>
     <w:p>
@@ -6170,7 +6242,10 @@
         <w:spacing w:after="60" w:line="264" w:lineRule="auto"/>
       </w:pPr>
       <w:r>
-        <w:t>Price: about KES 800 - 1,500 a year at most registrars (KES 399 - 2,280 across all of them). No documents are needed, payment by M-Pesa is common, and the domain is usually active within two days.</w:t>
+        <w:t xml:space="preserve">Price: about KES 800 - 1,500 a year at most registrars (KES 399 - </w:t>
+      </w:r>
+      <w:r>
+        <w:t>2,280 across all of them). No documents are needed, payment by M-Pesa is common, and the domain is usually active within two days.</w:t>
       </w:r>
     </w:p>
     <w:p>
@@ -6183,10 +6258,7 @@
         <w:spacing w:after="60" w:line="264" w:lineRule="auto"/>
       </w:pPr>
       <w:r>
-        <w:t>Suggested name:</w:t>
-      </w:r>
-      <w:r>
-        <w:t xml:space="preserve"> </w:t>
+        <w:t xml:space="preserve">Suggested name: </w:t>
       </w:r>
       <w:r>
         <w:rPr>
@@ -6196,7 +6268,10 @@
         <w:t>dateroemwoods.co.ke</w:t>
       </w:r>
       <w:r>
-        <w:t>, matching @dateroem.woods on TikTok and Instagram. Buying the .com as well protects the name, but is optional.</w:t>
+        <w:t>, matching @dateroem.woods on TikTok and Instagram. Buying the .com as well protects the n</w:t>
+      </w:r>
+      <w:r>
+        <w:t>ame, but is optional.</w:t>
       </w:r>
     </w:p>
     <w:p>
@@ -6219,10 +6294,7 @@
         <w:t>automatic renewal</w:t>
       </w:r>
       <w:r>
-        <w:t xml:space="preserve"> and keep the registrar account's login safe: an expired domain takes the website, the phone app an</w:t>
-      </w:r>
-      <w:r>
-        <w:t>d payments offline at the same time.</w:t>
+        <w:t xml:space="preserve"> and keep the registrar account's login safe: an expired domain takes the website, the phone app and payments offline at the same time.</w:t>
       </w:r>
     </w:p>
     <w:p>
@@ -6234,7 +6306,7 @@
       <w:pPr>
         <w:pStyle w:val="Heading2"/>
       </w:pPr>
-      <w:bookmarkStart w:id="7" w:name="_Toc243725359"/>
+      <w:bookmarkStart w:id="7" w:name="_Toc243729597"/>
       <w:r>
         <w:t>3.1  Pointing the domain at the server</w:t>
       </w:r>
@@ -6264,7 +6336,7 @@
           <w:left w:w="10" w:type="dxa"/>
           <w:right w:w="10" w:type="dxa"/>
         </w:tblCellMar>
-        <w:tblLook w:val="04A0" w:firstRow="1" w:lastRow="0" w:firstColumn="1" w:lastColumn="0" w:noHBand="0" w:noVBand="1"/>
+        <w:tblLook w:val="0000" w:firstRow="0" w:lastRow="0" w:firstColumn="0" w:lastColumn="0" w:noHBand="0" w:noVBand="0"/>
       </w:tblPr>
       <w:tblGrid>
         <w:gridCol w:w="1235"/>
@@ -6632,7 +6704,7 @@
       <w:pPr>
         <w:pStyle w:val="Heading1"/>
       </w:pPr>
-      <w:bookmarkStart w:id="8" w:name="_Toc243725360"/>
+      <w:bookmarkStart w:id="8" w:name="_Toc243729598"/>
       <w:r>
         <w:lastRenderedPageBreak/>
         <w:t>4  How the system runs on the server</w:t>
@@ -6655,7 +6727,7 @@
           <w:left w:w="10" w:type="dxa"/>
           <w:right w:w="10" w:type="dxa"/>
         </w:tblCellMar>
-        <w:tblLook w:val="04A0" w:firstRow="1" w:lastRow="0" w:firstColumn="1" w:lastColumn="0" w:noHBand="0" w:noVBand="1"/>
+        <w:tblLook w:val="0000" w:firstRow="0" w:lastRow="0" w:firstColumn="0" w:lastColumn="0" w:noHBand="0" w:noVBand="0"/>
       </w:tblPr>
       <w:tblGrid>
         <w:gridCol w:w="2594"/>
@@ -7552,7 +7624,7 @@
           <w:left w:w="10" w:type="dxa"/>
           <w:right w:w="10" w:type="dxa"/>
         </w:tblCellMar>
-        <w:tblLook w:val="04A0" w:firstRow="1" w:lastRow="0" w:firstColumn="1" w:lastColumn="0" w:noHBand="0" w:noVBand="1"/>
+        <w:tblLook w:val="0000" w:firstRow="0" w:lastRow="0" w:firstColumn="0" w:lastColumn="0" w:noHBand="0" w:noVBand="0"/>
       </w:tblPr>
       <w:tblGrid>
         <w:gridCol w:w="3212"/>
@@ -7739,7 +7811,14 @@
                 <w:sz w:val="19"/>
                 <w:szCs w:val="19"/>
               </w:rPr>
-              <w:t>Product and campaign pictures and videos, and profile photos (media/profiles). Never replaced by a release.</w:t>
+              <w:t>Product and campaign pictures and videos, and profile photos (media/prof</w:t>
+            </w:r>
+            <w:r>
+              <w:rPr>
+                <w:sz w:val="19"/>
+                <w:szCs w:val="19"/>
+              </w:rPr>
+              <w:t>iles). Never replaced by a release.</w:t>
             </w:r>
           </w:p>
         </w:tc>
@@ -8067,10 +8146,10 @@
         <w:t xml:space="preserve">Security: </w:t>
       </w:r>
       <w:r>
-        <w:t>The firewall lets in only remote login (SSH), HTTP and HTTPS. The backend and MySQL listen only inside the server; the backend trusts the acting-user header from the servers in front of it, so it must ne</w:t>
-      </w:r>
-      <w:r>
-        <w:t>ver be reachable from outside except for the two payment-callback paths Caddy forwards.</w:t>
+        <w:t>The firewall lets in only remote login (SSH), HTTP and HTTPS. The backend and MySQL listen only inside the server; the backend trusts the acting-user header from the servers in front of it, so it must never be reachable from outside except for the two paym</w:t>
+      </w:r>
+      <w:r>
+        <w:t>ent-callback paths Caddy forwards.</w:t>
       </w:r>
     </w:p>
     <w:p>
@@ -8082,7 +8161,7 @@
       <w:pPr>
         <w:pStyle w:val="Heading1"/>
       </w:pPr>
-      <w:bookmarkStart w:id="9" w:name="_Toc243725361"/>
+      <w:bookmarkStart w:id="9" w:name="_Toc243729599"/>
       <w:r>
         <w:lastRenderedPageBreak/>
         <w:t>5  The deployment kit (deploy/)</w:t>
@@ -8094,10 +8173,10 @@
         <w:spacing w:after="120" w:line="276" w:lineRule="auto"/>
       </w:pPr>
       <w:r>
-        <w:t>Everything the move needs is in the project's deploy/ folder (built and tested on 8 October 2026; brought up to date and a release bui</w:t>
-      </w:r>
-      <w:r>
-        <w:t>lt again on 24 October 2026; deploy/README.md has the same overview). The scripts never print secret values.</w:t>
+        <w:t>Everything the move needs is in the project's deploy/ folder (built and tested on 8 October 2026; brought up to date and a release built again on 24 October 2026; deploy/README.md has the</w:t>
+      </w:r>
+      <w:r>
+        <w:t xml:space="preserve"> same overview). The scripts never print secret values.</w:t>
       </w:r>
     </w:p>
     <w:p>
@@ -8105,16 +8184,16 @@
         <w:spacing w:after="120" w:line="276" w:lineRule="auto"/>
       </w:pPr>
       <w:r>
-        <w:t>The release carries the live settings (24 October 2026): the backend is built from this computer's application.properties, so the M-Pesa keys and p</w:t>
-      </w:r>
-      <w:r>
-        <w:t>asskey, the store, till and payment type, the SMS settings and the worker data key arrive inside it, and the server's backend.env only holds what must differ there - the domain's addresses, the new database password and sign-in secret, the AI key and, late</w:t>
-      </w:r>
-      <w:r>
-        <w:t>r, the Send Money lines. In backend.env.example the lines for carried values start with "#": a line NAME= with nothing after it would switch the carried value off. Because of this the release file is as secret as a password: make-release.sh makes it readab</w:t>
-      </w:r>
-      <w:r>
-        <w:t>le by root only; copy it only to the server and delete it there after installing (on the server, backend.jar is readable by the service account only).</w:t>
+        <w:t>The release carries the live settings (24 October 2026): the backend is built from this computer's application.properties, so the M-Pesa keys and passkey, the store, till and payment type, the SMS set</w:t>
+      </w:r>
+      <w:r>
+        <w:t>tings and the worker data key arrive inside it, and the server's backend.env only holds what must differ there - the domain's addresses, the new database password and sign-in secret, the AI key and, later, the Send Money lines. In backend.env.example the l</w:t>
+      </w:r>
+      <w:r>
+        <w:t>ines for carried values start with "#": a line NAME= with nothing after it would switch the carried value off. Because of this the release file is as secret as a password: make-release.sh makes it readable by root only; copy it only to the server and delet</w:t>
+      </w:r>
+      <w:r>
+        <w:t>e it there after installing (on the server, backend.jar is readable by the service account only).</w:t>
       </w:r>
     </w:p>
     <w:tbl>
@@ -8133,7 +8212,7 @@
           <w:left w:w="10" w:type="dxa"/>
           <w:right w:w="10" w:type="dxa"/>
         </w:tblCellMar>
-        <w:tblLook w:val="04A0" w:firstRow="1" w:lastRow="0" w:firstColumn="1" w:lastColumn="0" w:noHBand="0" w:noVBand="1"/>
+        <w:tblLook w:val="0000" w:firstRow="0" w:lastRow="0" w:firstColumn="0" w:lastColumn="0" w:noHBand="0" w:noVBand="0"/>
       </w:tblPr>
       <w:tblGrid>
         <w:gridCol w:w="2965"/>
@@ -8402,7 +8481,14 @@
                 <w:sz w:val="19"/>
                 <w:szCs w:val="19"/>
               </w:rPr>
-              <w:t>Exports the database (tables, data, functions) to deploy/out/dateroem-db-&lt;date&gt;.sql.gz. It holds customer data: copy it only to the server and delete it after the import.</w:t>
+              <w:t>Exports the database (tables, data, functions) to deploy/out/dateroem-</w:t>
+            </w:r>
+            <w:r>
+              <w:rPr>
+                <w:sz w:val="19"/>
+                <w:szCs w:val="19"/>
+              </w:rPr>
+              <w:t>db-&lt;date&gt;.sql.gz. It holds customer data: copy it only to the server and delete it after the import.</w:t>
             </w:r>
           </w:p>
         </w:tc>
@@ -9203,7 +9289,7 @@
       <w:pPr>
         <w:pStyle w:val="Heading1"/>
       </w:pPr>
-      <w:bookmarkStart w:id="10" w:name="_Toc243725362"/>
+      <w:bookmarkStart w:id="10" w:name="_Toc243729600"/>
       <w:r>
         <w:lastRenderedPageBreak/>
         <w:t>6  The move, step by step</w:t>
@@ -9235,7 +9321,7 @@
       <w:pPr>
         <w:pStyle w:val="Heading2"/>
       </w:pPr>
-      <w:bookmarkStart w:id="11" w:name="_Toc243725363"/>
+      <w:bookmarkStart w:id="11" w:name="_Toc243729601"/>
       <w:r>
         <w:t>6.1  Rent the server and buy the domain</w:t>
       </w:r>
@@ -9259,7 +9345,7 @@
       <w:pPr>
         <w:pStyle w:val="Heading2"/>
       </w:pPr>
-      <w:bookmarkStart w:id="12" w:name="_Toc243725364"/>
+      <w:bookmarkStart w:id="12" w:name="_Toc243729602"/>
       <w:r>
         <w:t>6.2  Point the domain at the server</w:t>
       </w:r>
@@ -9299,7 +9385,7 @@
       <w:pPr>
         <w:pStyle w:val="Heading2"/>
       </w:pPr>
-      <w:bookmarkStart w:id="13" w:name="_Toc243725365"/>
+      <w:bookmarkStart w:id="13" w:name="_Toc243729603"/>
       <w:r>
         <w:t>6.3  Make the release and export the database (this computer)</w:t>
       </w:r>
@@ -9366,7 +9452,7 @@
       <w:pPr>
         <w:pStyle w:val="Heading2"/>
       </w:pPr>
-      <w:bookmarkStart w:id="14" w:name="_Toc243725366"/>
+      <w:bookmarkStart w:id="14" w:name="_Toc243729604"/>
       <w:r>
         <w:t>6.4  Copy the two files to the server</w:t>
       </w:r>
@@ -9412,7 +9498,7 @@
       <w:pPr>
         <w:pStyle w:val="Heading2"/>
       </w:pPr>
-      <w:bookmarkStart w:id="15" w:name="_Toc243725367"/>
+      <w:bookmarkStart w:id="15" w:name="_Toc243729605"/>
       <w:r>
         <w:t>6.5  Prepare the server (once)</w:t>
       </w:r>
@@ -9423,10 +9509,7 @@
         <w:spacing w:after="120" w:line="276" w:lineRule="auto"/>
       </w:pPr>
       <w:r>
-        <w:t xml:space="preserve">Log in to the server (Windows Terminal: ssh root@&lt;server IP&gt;) and run, with the domain and the email that should receive </w:t>
-      </w:r>
-      <w:r>
-        <w:t>certificate notices:</w:t>
+        <w:t>Log in to the server (Windows Terminal: ssh root@&lt;server IP&gt;) and run, with the domain and the email that should receive certificate notices:</w:t>
       </w:r>
     </w:p>
     <w:p>
@@ -9482,14 +9565,23 @@
           <w:sz w:val="17"/>
           <w:szCs w:val="17"/>
         </w:rPr>
-        <w:t>sudo bash dateroem/deploy/scripts/setup-server.sh &lt;domain&gt; dateroemwoodsales@gmail.com</w:t>
+        <w:t>sudo bash dateroem/deploy/scripts/setup-server.sh &lt;domain&gt; dateroemwood</w:t>
+      </w:r>
+      <w:r>
+        <w:rPr>
+          <w:rFonts w:ascii="Consolas" w:eastAsia="Consolas" w:hAnsi="Consolas" w:cs="Consolas"/>
+          <w:color w:val="2B2F2D"/>
+          <w:sz w:val="17"/>
+          <w:szCs w:val="17"/>
+        </w:rPr>
+        <w:t>sales@gmail.com</w:t>
       </w:r>
     </w:p>
     <w:p>
       <w:pPr>
         <w:pStyle w:val="Heading2"/>
       </w:pPr>
-      <w:bookmarkStart w:id="16" w:name="_Toc243725368"/>
+      <w:bookmarkStart w:id="16" w:name="_Toc243729606"/>
       <w:r>
         <w:t>6.6  Load the database (once)</w:t>
       </w:r>
@@ -9545,7 +9637,7 @@
       <w:pPr>
         <w:pStyle w:val="Heading2"/>
       </w:pPr>
-      <w:bookmarkStart w:id="17" w:name="_Toc243725369"/>
+      <w:bookmarkStart w:id="17" w:name="_Toc243729607"/>
       <w:r>
         <w:t>6.7  Fill in the values only you can get</w:t>
       </w:r>
@@ -9556,17 +9648,17 @@
         <w:spacing w:after="120" w:line="276" w:lineRule="auto"/>
       </w:pPr>
       <w:r>
-        <w:t>Only three values are needed, because the release carries the rest (M-Pesa, SMS</w:t>
-      </w:r>
-      <w:r>
-        <w:t xml:space="preserve">, worker key): a NEW Groq key for the assistant (GROQ_API_KEY in backend.env), the Gmail App Password for the email form </w:t>
+        <w:t>Only a few values are needed, because the release carries the rest (M-Pesa, SMS, the Groq key and the worker key): the Anthropic key for picture scanning (ANTHROPIC_API_KEY in backend.env), the Gmail App Password fo</w:t>
+      </w:r>
+      <w:r>
+        <w:t xml:space="preserve">r </w:t>
       </w:r>
       <w:r>
         <w:lastRenderedPageBreak/>
-        <w:t>(SMTP_APP_PASSWORD in website-server.env) and, later, the three Send Money lines (MPESA_B2C_INITIATOR_NAME, MPESA_B2C_INITIATOR_PASSWOR</w:t>
-      </w:r>
-      <w:r>
-        <w:t>D, MPESA_B2C_SHORTCODE) once Safaricom provides Send Money. check-server.sh lists every value still empty.</w:t>
+        <w:t>the email form (SMTP_APP_PASSWORD in website-server.env) and, later, the three Send Money lines (MPESA_B2C_INITIATOR_NAME, MPESA_B2C_INITIATOR_PASSWORD, MPESA_B2C_SHORTCODE) once Safaricom provides Send Money. check-server.sh lists every value still empt</w:t>
+      </w:r>
+      <w:r>
+        <w:t>y.</w:t>
       </w:r>
     </w:p>
     <w:p>
@@ -9612,17 +9704,14 @@
         <w:spacing w:after="120" w:line="276" w:lineRule="auto"/>
       </w:pPr>
       <w:r>
-        <w:t>In nano: change the value after "=", then Ctrl+O, Enter to save and Ct</w:t>
-      </w:r>
-      <w:r>
-        <w:t>rl+X to leave.</w:t>
+        <w:t>In nano: change the value after "=", then Ctrl+O, Enter to save and Ctrl+X to leave.</w:t>
       </w:r>
     </w:p>
     <w:p>
       <w:pPr>
         <w:pStyle w:val="Heading2"/>
       </w:pPr>
-      <w:bookmarkStart w:id="18" w:name="_Toc243725370"/>
+      <w:bookmarkStart w:id="18" w:name="_Toc243729608"/>
       <w:r>
         <w:t>6.8  Install and start</w:t>
       </w:r>
@@ -9644,7 +9733,16 @@
           <w:sz w:val="17"/>
           <w:szCs w:val="17"/>
         </w:rPr>
-        <w:t>sudo bash dateroem/deploy/scripts/install-release.sh dateroem-release-*.tar.gz</w:t>
+        <w:t>sudo bash dateroem/deploy/scripts/install-release.sh dateroem-rele</w:t>
+      </w:r>
+      <w:r>
+        <w:rPr>
+          <w:rFonts w:ascii="Consolas" w:eastAsia="Consolas" w:hAnsi="Consolas" w:cs="Consolas"/>
+          <w:color w:val="2B2F2D"/>
+          <w:sz w:val="17"/>
+          <w:szCs w:val="17"/>
+        </w:rPr>
+        <w:t>ase-*.tar.gz</w:t>
       </w:r>
     </w:p>
     <w:p>
@@ -9652,17 +9750,17 @@
         <w:spacing w:after="120" w:line="276" w:lineRule="auto"/>
       </w:pPr>
       <w:r>
-        <w:t>It ends with the health check. Every line should say OK; "Settings still empty" lists what is left to fill in. If a public address fails, t</w:t>
-      </w:r>
-      <w:r>
-        <w:t>he domain may not point at the server yet - wait and run sudo bash /srv/dateroem/deploy/scripts/check-server.sh again.</w:t>
+        <w:t>It ends with the health check. Every line should say OK; "Settings still empty" lists what is left to fill in. If a public address fails, the domain may not point at the server yet - wait and run sudo bash /srv/dateroem/deploy/scripts/check-se</w:t>
+      </w:r>
+      <w:r>
+        <w:t>rver.sh again.</w:t>
       </w:r>
     </w:p>
     <w:p>
       <w:pPr>
         <w:pStyle w:val="Heading2"/>
       </w:pPr>
-      <w:bookmarkStart w:id="19" w:name="_Toc243725371"/>
+      <w:bookmarkStart w:id="19" w:name="_Toc243729609"/>
       <w:r>
         <w:t>6.9  Point the apps at the new address</w:t>
       </w:r>
@@ -9685,10 +9783,7 @@
         <w:t>Desktop app</w:t>
       </w:r>
       <w:r>
-        <w:t xml:space="preserve"> (each admin's computer): on the sign-in screen, Server ... Change, enter https://&lt;doma</w:t>
-      </w:r>
-      <w:r>
-        <w:t>in&gt;/admin-api. The SuperAdmin approves each computer again only if it is new.</w:t>
+        <w:t xml:space="preserve"> (each admin's computer): on the sign-in screen, Server ... Change, enter https://&lt;domain&gt;/admin-api. The SuperAdmin approves each computer again only if it is new.</w:t>
       </w:r>
     </w:p>
     <w:p>
@@ -9705,13 +9800,17 @@
           <w:b/>
           <w:bCs/>
         </w:rPr>
-        <w:t>Copy of the desktop app for other admins</w:t>
-      </w:r>
-      <w:r>
-        <w:t>: rebuild it with the new address: python build_shared_copy.py https://&lt;domain&gt;/admin-api (in admin_server_control/desktop), and share the</w:t>
-      </w:r>
-      <w:r>
-        <w:t xml:space="preserve"> new zip.</w:t>
+        <w:t>Copy of the desktop app fo</w:t>
+      </w:r>
+      <w:r>
+        <w:rPr>
+          <w:b/>
+          <w:bCs/>
+        </w:rPr>
+        <w:t>r other admins</w:t>
+      </w:r>
+      <w:r>
+        <w:t>: rebuild it with the new address: python build_shared_copy.py https://&lt;domain&gt;/admin-api (in admin_server_control/desktop), and share the new zip.</w:t>
       </w:r>
     </w:p>
     <w:p>
@@ -9731,10 +9830,13 @@
         <w:t>Phone app</w:t>
       </w:r>
       <w:r>
-        <w:t>: build a release with the new address: gradlew assembleRelease -PmobileBaseUrl=https://&lt;domain&gt;/mobile-api/ (Mobile Application document, builds). Before that, remove the plain-HTTP exception in app/src/main/res/xml/network_security_con</w:t>
-      </w:r>
-      <w:r>
-        <w:t>fig.xml (only needed for USB testing) and sign the release. Put the APK in /srv/dateroem/downloads if staff download it from https://&lt;domain&gt;/downloadable/. Install on every staff phone; the SuperAdmin approves the phones in the desktop app.</w:t>
+        <w:t>: build a release with the new address: gradlew assembleRelease -PmobileBaseUrl=https</w:t>
+      </w:r>
+      <w:r>
+        <w:t>://&lt;domain&gt;/mobile-api/ (Mobile Application document, builds). Before that, remove the plain-HTTP exception in app/src/main/res/xml/network_security_config.xml (only needed for USB testing) and sign the release. Put the APK in /srv/dateroem/downloads if st</w:t>
+      </w:r>
+      <w:r>
+        <w:t>aff download it from https://&lt;domain&gt;/downloadable/. Install on every staff phone; the SuperAdmin approves the phones in the desktop app.</w:t>
       </w:r>
     </w:p>
     <w:p>
@@ -9746,7 +9848,7 @@
       <w:pPr>
         <w:pStyle w:val="Heading2"/>
       </w:pPr>
-      <w:bookmarkStart w:id="20" w:name="_Toc243725372"/>
+      <w:bookmarkStart w:id="20" w:name="_Toc243729610"/>
       <w:r>
         <w:t>6.10  Finish the outside services</w:t>
       </w:r>
@@ -9789,10 +9891,10 @@
         <w:t>Gmail</w:t>
       </w:r>
       <w:r>
-        <w:t>: sen</w:t>
-      </w:r>
-      <w:r>
-        <w:t>d a test from the "Send us an email" window to a +test address of the business Gmail. If it fails, the provider is blocking port 465 - ask them to open it.</w:t>
+        <w:t>: send a test from the "Send us an email" window to a</w:t>
+      </w:r>
+      <w:r>
+        <w:t xml:space="preserve"> +test address of the business Gmail. If it fails, the provider is blocking port 465 - ask them to open it.</w:t>
       </w:r>
     </w:p>
     <w:p>
@@ -9824,12 +9926,9 @@
       <w:pPr>
         <w:pStyle w:val="Heading2"/>
       </w:pPr>
-      <w:bookmarkStart w:id="21" w:name="_Toc243725373"/>
-      <w:r>
-        <w:t>6.11  Switch off the old s</w:t>
-      </w:r>
-      <w:r>
-        <w:t>etup</w:t>
+      <w:bookmarkStart w:id="21" w:name="_Toc243729611"/>
+      <w:r>
+        <w:t>6.11  Switch off the old setup</w:t>
       </w:r>
       <w:bookmarkEnd w:id="21"/>
     </w:p>
@@ -9838,10 +9937,10 @@
         <w:spacing w:after="120" w:line="276" w:lineRule="auto"/>
       </w:pPr>
       <w:r>
-        <w:t xml:space="preserve">When the new server has worked for a day: in the desktop app on the company computer, Servers, Stop All (SuperAdmin), and close the ngrok tunnel, so nobody keeps using the old address. Keep the old database on the company computer for one month as an </w:t>
-      </w:r>
-      <w:r>
-        <w:t>extra copy, then delete it.</w:t>
+        <w:t>When the new server has worked for a day: i</w:t>
+      </w:r>
+      <w:r>
+        <w:t>n the desktop app on the company computer, Servers, Stop All (SuperAdmin), and close the ngrok tunnel, so nobody keeps using the old address. Keep the old database on the company computer for one month as an extra copy, then delete it.</w:t>
       </w:r>
     </w:p>
     <w:p>
@@ -9853,10 +9952,13 @@
       <w:pPr>
         <w:pStyle w:val="Heading1"/>
       </w:pPr>
-      <w:bookmarkStart w:id="22" w:name="_Toc243725374"/>
+      <w:bookmarkStart w:id="22" w:name="_Toc243729612"/>
       <w:r>
         <w:lastRenderedPageBreak/>
-        <w:t>7  Values to fill in or change</w:t>
+        <w:t xml:space="preserve">7  Values to fill </w:t>
+      </w:r>
+      <w:r>
+        <w:t>in or change</w:t>
       </w:r>
       <w:bookmarkEnd w:id="22"/>
     </w:p>
@@ -9872,12 +9974,9 @@
       <w:pPr>
         <w:pStyle w:val="Heading2"/>
       </w:pPr>
-      <w:bookmarkStart w:id="23" w:name="_Toc243725375"/>
-      <w:r>
-        <w:t xml:space="preserve">7.1 </w:t>
-      </w:r>
-      <w:r>
-        <w:t xml:space="preserve"> Filled in by setup-server.sh - only check them</w:t>
+      <w:bookmarkStart w:id="23" w:name="_Toc243729613"/>
+      <w:r>
+        <w:t>7.1  Filled in by setup-server.sh - only check them</w:t>
       </w:r>
       <w:bookmarkEnd w:id="23"/>
     </w:p>
@@ -9897,7 +9996,7 @@
           <w:left w:w="10" w:type="dxa"/>
           <w:right w:w="10" w:type="dxa"/>
         </w:tblCellMar>
-        <w:tblLook w:val="04A0" w:firstRow="1" w:lastRow="0" w:firstColumn="1" w:lastColumn="0" w:noHBand="0" w:noVBand="1"/>
+        <w:tblLook w:val="0000" w:firstRow="0" w:lastRow="0" w:firstColumn="0" w:lastColumn="0" w:noHBand="0" w:noVBand="0"/>
       </w:tblPr>
       <w:tblGrid>
         <w:gridCol w:w="3212"/>
@@ -10757,7 +10856,7 @@
       <w:pPr>
         <w:pStyle w:val="Heading2"/>
       </w:pPr>
-      <w:bookmarkStart w:id="24" w:name="_Toc243725376"/>
+      <w:bookmarkStart w:id="24" w:name="_Toc243729614"/>
       <w:r>
         <w:t>7.2  Safaricom M-Pesa</w:t>
       </w:r>
@@ -10787,7 +10886,7 @@
           <w:left w:w="10" w:type="dxa"/>
           <w:right w:w="10" w:type="dxa"/>
         </w:tblCellMar>
-        <w:tblLook w:val="04A0" w:firstRow="1" w:lastRow="0" w:firstColumn="1" w:lastColumn="0" w:noHBand="0" w:noVBand="1"/>
+        <w:tblLook w:val="0000" w:firstRow="0" w:lastRow="0" w:firstColumn="0" w:lastColumn="0" w:noHBand="0" w:noVBand="0"/>
       </w:tblPr>
       <w:tblGrid>
         <w:gridCol w:w="2965"/>
@@ -11409,7 +11508,7 @@
       <w:pPr>
         <w:pStyle w:val="Heading2"/>
       </w:pPr>
-      <w:bookmarkStart w:id="25" w:name="_Toc243725377"/>
+      <w:bookmarkStart w:id="25" w:name="_Toc243729615"/>
       <w:r>
         <w:t>7.3  Other services</w:t>
       </w:r>
@@ -11431,7 +11530,7 @@
           <w:left w:w="10" w:type="dxa"/>
           <w:right w:w="10" w:type="dxa"/>
         </w:tblCellMar>
-        <w:tblLook w:val="04A0" w:firstRow="1" w:lastRow="0" w:firstColumn="1" w:lastColumn="0" w:noHBand="0" w:noVBand="1"/>
+        <w:tblLook w:val="0000" w:firstRow="0" w:lastRow="0" w:firstColumn="0" w:lastColumn="0" w:noHBand="0" w:noVBand="0"/>
       </w:tblPr>
       <w:tblGrid>
         <w:gridCol w:w="2471"/>
@@ -11636,7 +11735,7 @@
                 <w:sz w:val="19"/>
                 <w:szCs w:val="19"/>
               </w:rPr>
-              <w:t>A NEW key for the server (the development keys were written in notes - replace them).</w:t>
+              <w:t>Nothing - the key comes with the release (a new key in application.properties since 24 October 2026). The line stays with "#" in front.</w:t>
             </w:r>
           </w:p>
         </w:tc>
@@ -11659,7 +11758,7 @@
                 <w:sz w:val="19"/>
                 <w:szCs w:val="19"/>
               </w:rPr>
-              <w:t>console.groq.com</w:t>
+              <w:t>Already in application.properties</w:t>
             </w:r>
           </w:p>
         </w:tc>
@@ -12432,7 +12531,7 @@
       <w:pPr>
         <w:pStyle w:val="Heading2"/>
       </w:pPr>
-      <w:bookmarkStart w:id="26" w:name="_Toc243725378"/>
+      <w:bookmarkStart w:id="26" w:name="_Toc243729616"/>
       <w:r>
         <w:t>7.4  Outside the server</w:t>
       </w:r>
@@ -12454,7 +12553,7 @@
           <w:left w:w="10" w:type="dxa"/>
           <w:right w:w="10" w:type="dxa"/>
         </w:tblCellMar>
-        <w:tblLook w:val="04A0" w:firstRow="1" w:lastRow="0" w:firstColumn="1" w:lastColumn="0" w:noHBand="0" w:noVBand="1"/>
+        <w:tblLook w:val="0000" w:firstRow="0" w:lastRow="0" w:firstColumn="0" w:lastColumn="0" w:noHBand="0" w:noVBand="0"/>
       </w:tblPr>
       <w:tblGrid>
         <w:gridCol w:w="2471"/>
@@ -13148,7 +13247,7 @@
       <w:pPr>
         <w:pStyle w:val="Heading2"/>
       </w:pPr>
-      <w:bookmarkStart w:id="27" w:name="_Toc243725379"/>
+      <w:bookmarkStart w:id="27" w:name="_Toc243729617"/>
       <w:r>
         <w:t>7.5  Optional - business values</w:t>
       </w:r>
@@ -13170,7 +13269,7 @@
           <w:left w:w="10" w:type="dxa"/>
           <w:right w:w="10" w:type="dxa"/>
         </w:tblCellMar>
-        <w:tblLook w:val="04A0" w:firstRow="1" w:lastRow="0" w:firstColumn="1" w:lastColumn="0" w:noHBand="0" w:noVBand="1"/>
+        <w:tblLook w:val="0000" w:firstRow="0" w:lastRow="0" w:firstColumn="0" w:lastColumn="0" w:noHBand="0" w:noVBand="0"/>
       </w:tblPr>
       <w:tblGrid>
         <w:gridCol w:w="3212"/>
@@ -13696,7 +13795,7 @@
       <w:pPr>
         <w:pStyle w:val="Heading2"/>
       </w:pPr>
-      <w:bookmarkStart w:id="28" w:name="_Toc243725380"/>
+      <w:bookmarkStart w:id="28" w:name="_Toc243729618"/>
       <w:r>
         <w:t>7.6  Only if the setup differs from this guide</w:t>
       </w:r>
@@ -13753,7 +13852,7 @@
       <w:pPr>
         <w:pStyle w:val="Heading2"/>
       </w:pPr>
-      <w:bookmarkStart w:id="29" w:name="_Toc243725381"/>
+      <w:bookmarkStart w:id="29" w:name="_Toc243729619"/>
       <w:r>
         <w:t>7.7  After changing a value</w:t>
       </w:r>
@@ -13775,7 +13874,7 @@
           <w:left w:w="10" w:type="dxa"/>
           <w:right w:w="10" w:type="dxa"/>
         </w:tblCellMar>
-        <w:tblLook w:val="04A0" w:firstRow="1" w:lastRow="0" w:firstColumn="1" w:lastColumn="0" w:noHBand="0" w:noVBand="1"/>
+        <w:tblLook w:val="0000" w:firstRow="0" w:lastRow="0" w:firstColumn="0" w:lastColumn="0" w:noHBand="0" w:noVBand="0"/>
       </w:tblPr>
       <w:tblGrid>
         <w:gridCol w:w="3706"/>
@@ -14222,7 +14321,7 @@
       <w:pPr>
         <w:pStyle w:val="Heading1"/>
       </w:pPr>
-      <w:bookmarkStart w:id="30" w:name="_Toc243725382"/>
+      <w:bookmarkStart w:id="30" w:name="_Toc243729620"/>
       <w:r>
         <w:lastRenderedPageBreak/>
         <w:t>8  Safaricom M-Pesa: going live</w:t>
@@ -14257,7 +14356,7 @@
       <w:pPr>
         <w:pStyle w:val="Heading2"/>
       </w:pPr>
-      <w:bookmarkStart w:id="31" w:name="_Toc243725383"/>
+      <w:bookmarkStart w:id="31" w:name="_Toc243729621"/>
       <w:r>
         <w:t>8.1  What Safaricom asks for</w:t>
       </w:r>
@@ -14346,7 +14445,7 @@
       <w:pPr>
         <w:pStyle w:val="Heading2"/>
       </w:pPr>
-      <w:bookmarkStart w:id="32" w:name="_Toc243725384"/>
+      <w:bookmarkStart w:id="32" w:name="_Toc243729622"/>
       <w:r>
         <w:t>8.2  The callback addresses</w:t>
       </w:r>
@@ -14368,7 +14467,7 @@
           <w:left w:w="10" w:type="dxa"/>
           <w:right w:w="10" w:type="dxa"/>
         </w:tblCellMar>
-        <w:tblLook w:val="04A0" w:firstRow="1" w:lastRow="0" w:firstColumn="1" w:lastColumn="0" w:noHBand="0" w:noVBand="1"/>
+        <w:tblLook w:val="0000" w:firstRow="0" w:lastRow="0" w:firstColumn="0" w:lastColumn="0" w:noHBand="0" w:noVBand="0"/>
       </w:tblPr>
       <w:tblGrid>
         <w:gridCol w:w="2471"/>
@@ -14435,17 +14534,7 @@
                 <w:sz w:val="19"/>
                 <w:szCs w:val="19"/>
               </w:rPr>
-              <w:t xml:space="preserve">Address </w:t>
-            </w:r>
-            <w:r>
-              <w:rPr>
-                <w:b/>
-                <w:bCs/>
-                <w:color w:val="FFFFFF"/>
-                <w:sz w:val="19"/>
-                <w:szCs w:val="19"/>
-              </w:rPr>
-              <w:t>to give Safaricom</w:t>
+              <w:t>Address to give Safaricom</w:t>
             </w:r>
           </w:p>
         </w:tc>
@@ -14604,7 +14693,7 @@
       <w:pPr>
         <w:pStyle w:val="Heading2"/>
       </w:pPr>
-      <w:bookmarkStart w:id="33" w:name="_Toc243725385"/>
+      <w:bookmarkStart w:id="33" w:name="_Toc243729623"/>
       <w:r>
         <w:t>8.3  Paybill or till</w:t>
       </w:r>
@@ -14634,7 +14723,7 @@
           <w:left w:w="10" w:type="dxa"/>
           <w:right w:w="10" w:type="dxa"/>
         </w:tblCellMar>
-        <w:tblLook w:val="04A0" w:firstRow="1" w:lastRow="0" w:firstColumn="1" w:lastColumn="0" w:noHBand="0" w:noVBand="1"/>
+        <w:tblLook w:val="0000" w:firstRow="0" w:lastRow="0" w:firstColumn="0" w:lastColumn="0" w:noHBand="0" w:noVBand="0"/>
       </w:tblPr>
       <w:tblGrid>
         <w:gridCol w:w="2965"/>
@@ -14993,7 +15082,7 @@
       <w:pPr>
         <w:pStyle w:val="Heading2"/>
       </w:pPr>
-      <w:bookmarkStart w:id="34" w:name="_Toc243725386"/>
+      <w:bookmarkStart w:id="34" w:name="_Toc243729624"/>
       <w:r>
         <w:t>8.4  In order</w:t>
       </w:r>
@@ -15125,7 +15214,7 @@
       <w:pPr>
         <w:pStyle w:val="Heading1"/>
       </w:pPr>
-      <w:bookmarkStart w:id="35" w:name="_Toc243725387"/>
+      <w:bookmarkStart w:id="35" w:name="_Toc243729625"/>
       <w:r>
         <w:lastRenderedPageBreak/>
         <w:t>9  Checking that everything works</w:t>
@@ -15238,7 +15327,7 @@
       <w:pPr>
         <w:pStyle w:val="Heading1"/>
       </w:pPr>
-      <w:bookmarkStart w:id="36" w:name="_Toc243725388"/>
+      <w:bookmarkStart w:id="36" w:name="_Toc243729626"/>
       <w:r>
         <w:lastRenderedPageBreak/>
         <w:t>10  Running the server</w:t>
@@ -15249,7 +15338,7 @@
       <w:pPr>
         <w:pStyle w:val="Heading2"/>
       </w:pPr>
-      <w:bookmarkStart w:id="37" w:name="_Toc243725389"/>
+      <w:bookmarkStart w:id="37" w:name="_Toc243729627"/>
       <w:r>
         <w:t>10.1  Installing a new version</w:t>
       </w:r>
@@ -15309,7 +15398,7 @@
       <w:pPr>
         <w:pStyle w:val="Heading2"/>
       </w:pPr>
-      <w:bookmarkStart w:id="38" w:name="_Toc243725390"/>
+      <w:bookmarkStart w:id="38" w:name="_Toc243729628"/>
       <w:r>
         <w:t>10.2  Backups</w:t>
       </w:r>
@@ -15376,7 +15465,7 @@
       <w:pPr>
         <w:pStyle w:val="Heading2"/>
       </w:pPr>
-      <w:bookmarkStart w:id="39" w:name="_Toc243725391"/>
+      <w:bookmarkStart w:id="39" w:name="_Toc243729629"/>
       <w:r>
         <w:t>10.3  Logs, restarts and reboots</w:t>
       </w:r>
@@ -15398,7 +15487,7 @@
           <w:left w:w="10" w:type="dxa"/>
           <w:right w:w="10" w:type="dxa"/>
         </w:tblCellMar>
-        <w:tblLook w:val="04A0" w:firstRow="1" w:lastRow="0" w:firstColumn="1" w:lastColumn="0" w:noHBand="0" w:noVBand="1"/>
+        <w:tblLook w:val="0000" w:firstRow="0" w:lastRow="0" w:firstColumn="0" w:lastColumn="0" w:noHBand="0" w:noVBand="0"/>
       </w:tblPr>
       <w:tblGrid>
         <w:gridCol w:w="3212"/>
@@ -15779,7 +15868,7 @@
       <w:pPr>
         <w:pStyle w:val="Heading2"/>
       </w:pPr>
-      <w:bookmarkStart w:id="40" w:name="_Toc243725392"/>
+      <w:bookmarkStart w:id="40" w:name="_Toc243729630"/>
       <w:r>
         <w:t>10.4  Keeping it safe</w:t>
       </w:r>
@@ -15795,10 +15884,7 @@
         <w:spacing w:after="60" w:line="264" w:lineRule="auto"/>
       </w:pPr>
       <w:r>
-        <w:t>Only the SuperAdmin (the owner) - and a trusted technician if needed - has the provider's control panel and the server's root login, with a strong password and two-factor sign-i</w:t>
-      </w:r>
-      <w:r>
-        <w:t>n at the provider (Go-Live Checklist).</w:t>
+        <w:t>Only the SuperAdmin (the owner) - and a trusted technician if needed - has the provider's control panel and the server's root login, with a strong password and two-factor sign-in at the provider (Go-Live Checklist).</w:t>
       </w:r>
     </w:p>
     <w:p>
@@ -15811,7 +15897,10 @@
         <w:spacing w:after="60" w:line="264" w:lineRule="auto"/>
       </w:pPr>
       <w:r>
-        <w:t>Prefer SSH keys over passwords for the server login; change the root password the provider emailed.</w:t>
+        <w:t>Prefer SSH keys over passwords for the s</w:t>
+      </w:r>
+      <w:r>
+        <w:t>erver login; change the root password the provider emailed.</w:t>
       </w:r>
     </w:p>
     <w:p>
@@ -15837,10 +15926,10 @@
         <w:spacing w:after="60" w:line="264" w:lineRule="auto"/>
       </w:pPr>
       <w:r>
-        <w:t>Watc</w:t>
-      </w:r>
-      <w:r>
-        <w:t>h the site from outside: a free uptime monitor (for example UptimeRobot) checking https://&lt;domain&gt;/ and https://&lt;domain&gt;/mobile-api/health every few minutes, alerting by email or SMS.</w:t>
+        <w:t>Watch the site from outside: a free uptime monitor (for example UptimeRobot) checki</w:t>
+      </w:r>
+      <w:r>
+        <w:t>ng https://&lt;domain&gt;/ and https://&lt;domain&gt;/mobile-api/health every few minutes, alerting by email or SMS.</w:t>
       </w:r>
     </w:p>
     <w:p>
@@ -15853,10 +15942,7 @@
         <w:spacing w:after="60" w:line="264" w:lineRule="auto"/>
       </w:pPr>
       <w:r>
-        <w:t xml:space="preserve">Renewals: the server monthly, the domain yearly (automatic renewal on); </w:t>
-      </w:r>
-      <w:r>
-        <w:t>the HTTPS certificate renews by itself.</w:t>
+        <w:t>Renewals: the server monthly, the domain yearly (automatic renewal on); the HTTPS certificate renews by itself.</w:t>
       </w:r>
     </w:p>
     <w:p>
@@ -15873,7 +15959,7 @@
       <w:pPr>
         <w:pStyle w:val="Heading1"/>
       </w:pPr>
-      <w:bookmarkStart w:id="41" w:name="_Toc243725393"/>
+      <w:bookmarkStart w:id="41" w:name="_Toc243729631"/>
       <w:r>
         <w:lastRenderedPageBreak/>
         <w:t>11  Costs</w:t>
@@ -15896,7 +15982,7 @@
           <w:left w:w="10" w:type="dxa"/>
           <w:right w:w="10" w:type="dxa"/>
         </w:tblCellMar>
-        <w:tblLook w:val="04A0" w:firstRow="1" w:lastRow="0" w:firstColumn="1" w:lastColumn="0" w:noHBand="0" w:noVBand="1"/>
+        <w:tblLook w:val="0000" w:firstRow="0" w:lastRow="0" w:firstColumn="0" w:lastColumn="0" w:noHBand="0" w:noVBand="0"/>
       </w:tblPr>
       <w:tblGrid>
         <w:gridCol w:w="2718"/>
@@ -16594,7 +16680,7 @@
       <w:pPr>
         <w:pStyle w:val="Heading1"/>
       </w:pPr>
-      <w:bookmarkStart w:id="42" w:name="_Toc243725394"/>
+      <w:bookmarkStart w:id="42" w:name="_Toc243729632"/>
       <w:r>
         <w:lastRenderedPageBreak/>
         <w:t>12  Problems after the move</w:t>
@@ -16617,7 +16703,7 @@
           <w:left w:w="10" w:type="dxa"/>
           <w:right w:w="10" w:type="dxa"/>
         </w:tblCellMar>
-        <w:tblLook w:val="04A0" w:firstRow="1" w:lastRow="0" w:firstColumn="1" w:lastColumn="0" w:noHBand="0" w:noVBand="1"/>
+        <w:tblLook w:val="0000" w:firstRow="0" w:lastRow="0" w:firstColumn="0" w:lastColumn="0" w:noHBand="0" w:noVBand="0"/>
       </w:tblPr>
       <w:tblGrid>
         <w:gridCol w:w="2965"/>
@@ -17400,7 +17486,7 @@
       <w:pPr>
         <w:pStyle w:val="Heading1"/>
       </w:pPr>
-      <w:bookmarkStart w:id="43" w:name="_Toc243725395"/>
+      <w:bookmarkStart w:id="43" w:name="_Toc243729633"/>
       <w:r>
         <w:lastRenderedPageBreak/>
         <w:t>13  Sources</w:t>
@@ -17425,10 +17511,7 @@
         <w:spacing w:after="60" w:line="264" w:lineRule="auto"/>
       </w:pPr>
       <w:r>
-        <w:t>VPS prices: truehost.co.ke/vps-hosting, hostraha.com/vps-hosting, lineserve.co.ke/linux-vps, angani.co (via cloudpap.com/blog/angani-virtual-machines), Safaricom Clou</w:t>
-      </w:r>
-      <w:r>
-        <w:t>d (via cloudpap.com/blog/safaricom-vps-reliable-and-affordable-hosting-in-kenya).</w:t>
+        <w:t>VPS prices: truehost.co.ke/vps-hosting, hostraha.com/vps-hosting, lineserve.co.ke/linux-vps, angani.co (via cloudpap.com/blog/angani-virtual-machines), Safaricom Cloud (via cloudpap.com/blog/safaricom-vps-reliable-and-affordable-hosting-in-kenya).</w:t>
       </w:r>
     </w:p>
     <w:p>
@@ -17441,7 +17524,10 @@
         <w:spacing w:after="60" w:line="264" w:lineRule="auto"/>
       </w:pPr>
       <w:r>
-        <w:t>Cloud regions in Kenya: intelligentciso.com (25 February 2026, Oracle and iXAfrica), tech-ish.com (28 January 2026).</w:t>
+        <w:t>Cloud re</w:t>
+      </w:r>
+      <w:r>
+        <w:t>gions in Kenya: intelligentciso.com (25 February 2026, Oracle and iXAfrica), tech-ish.com (28 January 2026).</w:t>
       </w:r>
     </w:p>
     <w:p>
@@ -17454,10 +17540,7 @@
         <w:spacing w:after="60" w:line="264" w:lineRule="auto"/>
       </w:pPr>
       <w:r>
-        <w:t>Johannesburg to Nairobi latency: hatsnet.io/docs/network/</w:t>
-      </w:r>
-      <w:r>
-        <w:t>latency/jnb-johannesburg.</w:t>
+        <w:t>Johannesburg to Nairobi latency: hatsnet.io/docs/network/latency/jnb-johannesburg.</w:t>
       </w:r>
     </w:p>
     <w:p>
@@ -17470,7 +17553,10 @@
         <w:spacing w:after="60" w:line="264" w:lineRule="auto"/>
       </w:pPr>
       <w:r>
-        <w:t>.co.ke registration and prices: achisystems.co.ke (".co.ke Domain Registration Requirements", "Cheapest .co.ke Domain Registrars in Kenya").</w:t>
+        <w:t>.co.ke registration and prices: achisystems.co.ke (".co.ke Domai</w:t>
+      </w:r>
+      <w:r>
+        <w:t>n Registration Requirements", "Cheapest .co.ke Domain Registrars in Kenya").</w:t>
       </w:r>
     </w:p>
     <w:p>
@@ -17483,10 +17569,10 @@
         <w:spacing w:after="60" w:line="264" w:lineRule="auto"/>
       </w:pPr>
       <w:r>
-        <w:t>Daraja Go Live: mctaba.com/learn/mpesa/daraja-production-checklist; callback address rule</w:t>
-      </w:r>
-      <w:r>
-        <w:t>s: Safaricom's Daraja documentation (C2B Register URL) and docs.centipidbilling.com (Safaricom gateway).</w:t>
+        <w:t>Daraja Go Live: mctaba.com/learn/mpesa/daraja-production-checklist; callback address rules: Safaricom's Daraja documentation (C2B Register URL) and docs.centipidbilling.com (Safar</w:t>
+      </w:r>
+      <w:r>
+        <w:t>icom gateway).</w:t>
       </w:r>
     </w:p>
     <w:p>
@@ -17719,10 +17805,10 @@
 <file path=word/numbering.xml><?xml version="1.0" encoding="utf-8"?>
 <w:numbering xmlns:wpc="http://schemas.microsoft.com/office/word/2010/wordprocessingCanvas" xmlns:cx="http://schemas.microsoft.com/office/drawing/2014/chartex" xmlns:cx1="http://schemas.microsoft.com/office/drawing/2015/9/8/chartex" xmlns:mc="http://schemas.openxmlformats.org/markup-compatibility/2006" xmlns:o="urn:schemas-microsoft-com:office:office" xmlns:r="http://schemas.openxmlformats.org/officeDocument/2006/relationships" xmlns:m="http://schemas.openxmlformats.org/officeDocument/2006/math" xmlns:v="urn:schemas-microsoft-com:vml" xmlns:wp14="http://schemas.microsoft.com/office/word/2010/wordprocessingDrawing" xmlns:wp="http://schemas.openxmlformats.org/drawingml/2006/wordprocessingDrawing" xmlns:w10="urn:schemas-microsoft-com:office:word" xmlns:w="http://schemas.openxmlformats.org/wordprocessingml/2006/main" xmlns:w14="http://schemas.microsoft.com/office/word/2010/wordml" xmlns:w15="http://schemas.microsoft.com/office/word/2012/wordml" xmlns:w16se="http://schemas.microsoft.com/office/word/2015/wordml/symex" xmlns:wpg="http://schemas.microsoft.com/office/word/2010/wordprocessingGroup" xmlns:wpi="http://schemas.microsoft.com/office/word/2010/wordprocessingInk" xmlns:wne="http://schemas.microsoft.com/office/word/2006/wordml" xmlns:wps="http://schemas.microsoft.com/office/word/2010/wordprocessingShape" mc:Ignorable="w14 w15 w16se wp14">
   <w:abstractNum w:abstractNumId="0" w15:restartNumberingAfterBreak="0">
-    <w:nsid w:val="16F15680"/>
+    <w:nsid w:val="1B3E5724"/>
     <w:multiLevelType w:val="hybridMultilevel"/>
-    <w:tmpl w:val="77CC2BDC"/>
-    <w:lvl w:ilvl="0" w:tplc="1A84BDFE">
+    <w:tmpl w:val="7EC4BD0C"/>
+    <w:lvl w:ilvl="0" w:tplc="07A253AA">
       <w:start w:val="1"/>
       <w:numFmt w:val="decimal"/>
       <w:lvlText w:val="%1."/>
@@ -17731,7 +17817,7 @@
         <w:ind w:left="540" w:hanging="300"/>
       </w:pPr>
     </w:lvl>
-    <w:lvl w:ilvl="1" w:tplc="2F9607CC" w:tentative="1">
+    <w:lvl w:ilvl="1" w:tplc="2C8C3B82" w:tentative="1">
       <w:start w:val="1"/>
       <w:numFmt w:val="lowerLetter"/>
       <w:lvlText w:val="%2."/>
@@ -17740,7 +17826,7 @@
         <w:ind w:left="940" w:hanging="300"/>
       </w:pPr>
     </w:lvl>
-    <w:lvl w:ilvl="2" w:tplc="9FC6EE02" w:tentative="1">
+    <w:lvl w:ilvl="2" w:tplc="5F26CC6E" w:tentative="1">
       <w:start w:val="1"/>
       <w:numFmt w:val="lowerRoman"/>
       <w:lvlText w:val="%3."/>
@@ -17749,42 +17835,104 @@
         <w:ind w:left="1340" w:hanging="300"/>
       </w:pPr>
     </w:lvl>
-    <w:lvl w:ilvl="3" w:tplc="86247BF0">
+    <w:lvl w:ilvl="3" w:tplc="4FC232DE">
       <w:numFmt w:val="decimal"/>
       <w:lvlText w:val=""/>
       <w:lvlJc w:val="left"/>
     </w:lvl>
-    <w:lvl w:ilvl="4" w:tplc="2C48244A">
+    <w:lvl w:ilvl="4" w:tplc="E78C97F4">
       <w:numFmt w:val="decimal"/>
       <w:lvlText w:val=""/>
       <w:lvlJc w:val="left"/>
     </w:lvl>
-    <w:lvl w:ilvl="5" w:tplc="7D76ABBA">
+    <w:lvl w:ilvl="5" w:tplc="F35490C4">
       <w:numFmt w:val="decimal"/>
       <w:lvlText w:val=""/>
       <w:lvlJc w:val="left"/>
     </w:lvl>
-    <w:lvl w:ilvl="6" w:tplc="8B0834C0">
+    <w:lvl w:ilvl="6" w:tplc="438CA69A">
       <w:numFmt w:val="decimal"/>
       <w:lvlText w:val=""/>
       <w:lvlJc w:val="left"/>
     </w:lvl>
-    <w:lvl w:ilvl="7" w:tplc="FB685DEA">
+    <w:lvl w:ilvl="7" w:tplc="D0F844DE">
       <w:numFmt w:val="decimal"/>
       <w:lvlText w:val=""/>
       <w:lvlJc w:val="left"/>
     </w:lvl>
-    <w:lvl w:ilvl="8" w:tplc="6A3638CA">
+    <w:lvl w:ilvl="8" w:tplc="4A144078">
       <w:numFmt w:val="decimal"/>
       <w:lvlText w:val=""/>
       <w:lvlJc w:val="left"/>
     </w:lvl>
   </w:abstractNum>
   <w:abstractNum w:abstractNumId="1" w15:restartNumberingAfterBreak="0">
-    <w:nsid w:val="3ACD1CCE"/>
+    <w:nsid w:val="1C34300E"/>
     <w:multiLevelType w:val="hybridMultilevel"/>
-    <w:tmpl w:val="6E0C497A"/>
-    <w:lvl w:ilvl="0" w:tplc="4E22D34C" w:tentative="1">
+    <w:tmpl w:val="76FE537A"/>
+    <w:lvl w:ilvl="0" w:tplc="C9F42CCE">
+      <w:start w:val="1"/>
+      <w:numFmt w:val="bullet"/>
+      <w:lvlText w:val="•"/>
+      <w:lvlJc w:val="left"/>
+      <w:pPr>
+        <w:ind w:left="540" w:hanging="300"/>
+      </w:pPr>
+    </w:lvl>
+    <w:lvl w:ilvl="1" w:tplc="4E54598C" w:tentative="1">
+      <w:start w:val="1"/>
+      <w:numFmt w:val="bullet"/>
+      <w:lvlText w:val="–"/>
+      <w:lvlJc w:val="left"/>
+      <w:pPr>
+        <w:ind w:left="940" w:hanging="300"/>
+      </w:pPr>
+    </w:lvl>
+    <w:lvl w:ilvl="2" w:tplc="A32EC388" w:tentative="1">
+      <w:start w:val="1"/>
+      <w:numFmt w:val="bullet"/>
+      <w:lvlText w:val="◦"/>
+      <w:lvlJc w:val="left"/>
+      <w:pPr>
+        <w:ind w:left="1340" w:hanging="300"/>
+      </w:pPr>
+    </w:lvl>
+    <w:lvl w:ilvl="3" w:tplc="DE4A53AC">
+      <w:numFmt w:val="decimal"/>
+      <w:lvlText w:val=""/>
+      <w:lvlJc w:val="left"/>
+    </w:lvl>
+    <w:lvl w:ilvl="4" w:tplc="852685A6">
+      <w:numFmt w:val="decimal"/>
+      <w:lvlText w:val=""/>
+      <w:lvlJc w:val="left"/>
+    </w:lvl>
+    <w:lvl w:ilvl="5" w:tplc="99CEDBF4">
+      <w:numFmt w:val="decimal"/>
+      <w:lvlText w:val=""/>
+      <w:lvlJc w:val="left"/>
+    </w:lvl>
+    <w:lvl w:ilvl="6" w:tplc="E30A7878">
+      <w:numFmt w:val="decimal"/>
+      <w:lvlText w:val=""/>
+      <w:lvlJc w:val="left"/>
+    </w:lvl>
+    <w:lvl w:ilvl="7" w:tplc="1ADE3896">
+      <w:numFmt w:val="decimal"/>
+      <w:lvlText w:val=""/>
+      <w:lvlJc w:val="left"/>
+    </w:lvl>
+    <w:lvl w:ilvl="8" w:tplc="20CCB19C">
+      <w:numFmt w:val="decimal"/>
+      <w:lvlText w:val=""/>
+      <w:lvlJc w:val="left"/>
+    </w:lvl>
+  </w:abstractNum>
+  <w:abstractNum w:abstractNumId="2" w15:restartNumberingAfterBreak="0">
+    <w:nsid w:val="3A0D4303"/>
+    <w:multiLevelType w:val="hybridMultilevel"/>
+    <w:tmpl w:val="1ABC28BA"/>
+    <w:lvl w:ilvl="0" w:tplc="C72C8EE6" w:tentative="1">
       <w:start w:val="1"/>
       <w:numFmt w:val="bullet"/>
       <w:lvlText w:val="●"/>
@@ -17793,7 +17941,7 @@
         <w:ind w:left="720" w:hanging="360"/>
       </w:pPr>
     </w:lvl>
-    <w:lvl w:ilvl="1" w:tplc="C640318E" w:tentative="1">
+    <w:lvl w:ilvl="1" w:tplc="AB404E04" w:tentative="1">
       <w:start w:val="1"/>
       <w:numFmt w:val="bullet"/>
       <w:lvlText w:val="○"/>
@@ -17802,7 +17950,7 @@
         <w:ind w:left="1440" w:hanging="360"/>
       </w:pPr>
     </w:lvl>
-    <w:lvl w:ilvl="2" w:tplc="A2342E3A" w:tentative="1">
+    <w:lvl w:ilvl="2" w:tplc="3FDC65B0" w:tentative="1">
       <w:start w:val="1"/>
       <w:numFmt w:val="bullet"/>
       <w:lvlText w:val="■"/>
@@ -17811,7 +17959,7 @@
         <w:ind w:left="2160" w:hanging="360"/>
       </w:pPr>
     </w:lvl>
-    <w:lvl w:ilvl="3" w:tplc="C4BE53C8" w:tentative="1">
+    <w:lvl w:ilvl="3" w:tplc="79705CB8" w:tentative="1">
       <w:start w:val="1"/>
       <w:numFmt w:val="bullet"/>
       <w:lvlText w:val="●"/>
@@ -17820,7 +17968,7 @@
         <w:ind w:left="2880" w:hanging="360"/>
       </w:pPr>
     </w:lvl>
-    <w:lvl w:ilvl="4" w:tplc="A5541B3E" w:tentative="1">
+    <w:lvl w:ilvl="4" w:tplc="803E6656" w:tentative="1">
       <w:start w:val="1"/>
       <w:numFmt w:val="bullet"/>
       <w:lvlText w:val="○"/>
@@ -17829,7 +17977,7 @@
         <w:ind w:left="3600" w:hanging="360"/>
       </w:pPr>
     </w:lvl>
-    <w:lvl w:ilvl="5" w:tplc="58C87988" w:tentative="1">
+    <w:lvl w:ilvl="5" w:tplc="786C4E56" w:tentative="1">
       <w:start w:val="1"/>
       <w:numFmt w:val="bullet"/>
       <w:lvlText w:val="■"/>
@@ -17838,7 +17986,7 @@
         <w:ind w:left="4320" w:hanging="360"/>
       </w:pPr>
     </w:lvl>
-    <w:lvl w:ilvl="6" w:tplc="B3929618" w:tentative="1">
+    <w:lvl w:ilvl="6" w:tplc="BED6BD78" w:tentative="1">
       <w:start w:val="1"/>
       <w:numFmt w:val="bullet"/>
       <w:lvlText w:val="●"/>
@@ -17847,7 +17995,7 @@
         <w:ind w:left="5040" w:hanging="360"/>
       </w:pPr>
     </w:lvl>
-    <w:lvl w:ilvl="7" w:tplc="B1882AB8" w:tentative="1">
+    <w:lvl w:ilvl="7" w:tplc="4BCE7DEC" w:tentative="1">
       <w:start w:val="1"/>
       <w:numFmt w:val="bullet"/>
       <w:lvlText w:val="●"/>
@@ -17856,7 +18004,7 @@
         <w:ind w:left="5760" w:hanging="360"/>
       </w:pPr>
     </w:lvl>
-    <w:lvl w:ilvl="8" w:tplc="26028924" w:tentative="1">
+    <w:lvl w:ilvl="8" w:tplc="3CC00EE8" w:tentative="1">
       <w:start w:val="1"/>
       <w:numFmt w:val="bullet"/>
       <w:lvlText w:val="●"/>
@@ -17866,76 +18014,14 @@
       </w:pPr>
     </w:lvl>
   </w:abstractNum>
-  <w:abstractNum w:abstractNumId="2" w15:restartNumberingAfterBreak="0">
-    <w:nsid w:val="64C3588F"/>
-    <w:multiLevelType w:val="hybridMultilevel"/>
-    <w:tmpl w:val="39CCC4B4"/>
-    <w:lvl w:ilvl="0" w:tplc="C8D40304">
-      <w:start w:val="1"/>
-      <w:numFmt w:val="bullet"/>
-      <w:lvlText w:val="•"/>
-      <w:lvlJc w:val="left"/>
-      <w:pPr>
-        <w:ind w:left="540" w:hanging="300"/>
-      </w:pPr>
-    </w:lvl>
-    <w:lvl w:ilvl="1" w:tplc="1BE4820C" w:tentative="1">
-      <w:start w:val="1"/>
-      <w:numFmt w:val="bullet"/>
-      <w:lvlText w:val="–"/>
-      <w:lvlJc w:val="left"/>
-      <w:pPr>
-        <w:ind w:left="940" w:hanging="300"/>
-      </w:pPr>
-    </w:lvl>
-    <w:lvl w:ilvl="2" w:tplc="9DEC121A" w:tentative="1">
-      <w:start w:val="1"/>
-      <w:numFmt w:val="bullet"/>
-      <w:lvlText w:val="◦"/>
-      <w:lvlJc w:val="left"/>
-      <w:pPr>
-        <w:ind w:left="1340" w:hanging="300"/>
-      </w:pPr>
-    </w:lvl>
-    <w:lvl w:ilvl="3" w:tplc="AECC7830">
-      <w:numFmt w:val="decimal"/>
-      <w:lvlText w:val=""/>
-      <w:lvlJc w:val="left"/>
-    </w:lvl>
-    <w:lvl w:ilvl="4" w:tplc="3C2E062C">
-      <w:numFmt w:val="decimal"/>
-      <w:lvlText w:val=""/>
-      <w:lvlJc w:val="left"/>
-    </w:lvl>
-    <w:lvl w:ilvl="5" w:tplc="47667BE6">
-      <w:numFmt w:val="decimal"/>
-      <w:lvlText w:val=""/>
-      <w:lvlJc w:val="left"/>
-    </w:lvl>
-    <w:lvl w:ilvl="6" w:tplc="A19EC926">
-      <w:numFmt w:val="decimal"/>
-      <w:lvlText w:val=""/>
-      <w:lvlJc w:val="left"/>
-    </w:lvl>
-    <w:lvl w:ilvl="7" w:tplc="4E907D24">
-      <w:numFmt w:val="decimal"/>
-      <w:lvlText w:val=""/>
-      <w:lvlJc w:val="left"/>
-    </w:lvl>
-    <w:lvl w:ilvl="8" w:tplc="3AAE988E">
-      <w:numFmt w:val="decimal"/>
-      <w:lvlText w:val=""/>
-      <w:lvlJc w:val="left"/>
-    </w:lvl>
-  </w:abstractNum>
   <w:num w:numId="1">
-    <w:abstractNumId w:val="1"/>
+    <w:abstractNumId w:val="2"/>
     <w:lvlOverride w:ilvl="0">
       <w:startOverride w:val="1"/>
     </w:lvlOverride>
   </w:num>
   <w:num w:numId="2">
-    <w:abstractNumId w:val="2"/>
+    <w:abstractNumId w:val="1"/>
     <w:lvlOverride w:ilvl="0">
       <w:startOverride w:val="1"/>
     </w:lvlOverride>
@@ -18582,7 +18668,7 @@
     <w:autoRedefine/>
     <w:uiPriority w:val="39"/>
     <w:unhideWhenUsed/>
-    <w:rsid w:val="004C1C77"/>
+    <w:rsid w:val="000E7B1A"/>
     <w:pPr>
       <w:spacing w:after="100"/>
     </w:pPr>
@@ -18594,7 +18680,7 @@
     <w:autoRedefine/>
     <w:uiPriority w:val="39"/>
     <w:unhideWhenUsed/>
-    <w:rsid w:val="004C1C77"/>
+    <w:rsid w:val="000E7B1A"/>
     <w:pPr>
       <w:spacing w:after="100"/>
       <w:ind w:left="210"/>

--- a/documentation/02 Configuration and Production/Hosting and Deployment Guide.docx
+++ b/documentation/02 Configuration and Production/Hosting and Deployment Guide.docx
@@ -1256,6 +1256,81 @@
           </w:p>
         </w:tc>
       </w:tr>
+      <w:tr>
+        <w:tblPrEx>
+          <w:tblCellMar>
+            <w:top w:w="0" w:type="dxa"/>
+            <w:bottom w:w="0" w:type="dxa"/>
+          </w:tblCellMar>
+        </w:tblPrEx>
+        <w:tc>
+          <w:tcPr>
+            <w:tcW w:w="1300" w:type="dxa"/>
+            <w:tcMar>
+              <w:top w:w="50" w:type="dxa"/>
+              <w:left w:w="90" w:type="dxa"/>
+              <w:bottom w:w="50" w:type="dxa"/>
+              <w:right w:w="90" w:type="dxa"/>
+            </w:tcMar>
+          </w:tcPr>
+          <w:p>
+            <w:r>
+              <w:rPr>
+                <w:sz w:val="19"/>
+                <w:szCs w:val="19"/>
+              </w:rPr>
+              <w:t>1.1</w:t>
+            </w:r>
+          </w:p>
+        </w:tc>
+        <w:tc>
+          <w:tcPr>
+            <w:tcW w:w="1900" w:type="dxa"/>
+            <w:tcMar>
+              <w:top w:w="50" w:type="dxa"/>
+              <w:left w:w="90" w:type="dxa"/>
+              <w:bottom w:w="50" w:type="dxa"/>
+              <w:right w:w="90" w:type="dxa"/>
+            </w:tcMar>
+          </w:tcPr>
+          <w:p>
+            <w:r>
+              <w:rPr>
+                <w:sz w:val="19"/>
+                <w:szCs w:val="19"/>
+              </w:rPr>
+              <w:t>25 October 2026</w:t>
+            </w:r>
+          </w:p>
+        </w:tc>
+        <w:tc>
+          <w:tcPr>
+            <w:tcW w:w="6438" w:type="dxa"/>
+            <w:tcMar>
+              <w:top w:w="50" w:type="dxa"/>
+              <w:left w:w="90" w:type="dxa"/>
+              <w:bottom w:w="50" w:type="dxa"/>
+              <w:right w:w="90" w:type="dxa"/>
+            </w:tcMar>
+          </w:tcPr>
+          <w:p>
+            <w:r>
+              <w:rPr>
+                <w:sz w:val="19"/>
+                <w:szCs w:val="19"/>
+              </w:rPr>
+              <w:t xml:space="preserve">The move done on the C2 server. Kit fixes from the first real run: setup-server.sh no longer stops at the firewall step (awk exit plus pipefail) or at its closing message (an apostrophe inside ${...}); install-release.sh waits for the three small servers; </w:t>
+            </w:r>
+            <w:r>
+              <w:rPr>
+                <w:sz w:val="19"/>
+                <w:szCs w:val="19"/>
+              </w:rPr>
+              <w:t>check-server.sh expects 403 on the public payment path (Safaricom only) and 405 from the backend.</w:t>
+            </w:r>
+          </w:p>
+        </w:tc>
+      </w:tr>
     </w:tbl>
     <w:p>
       <w:pPr>
@@ -1288,7 +1363,7 @@
     <w:sdt>
       <w:sdtPr>
         <w:alias w:val="Contents"/>
-        <w:id w:val="367808436"/>
+        <w:id w:val="194741073"/>
       </w:sdtPr>
       <w:sdtEndPr/>
       <w:sdtContent>
@@ -1310,12 +1385,15 @@
             <w:fldChar w:fldCharType="begin"/>
           </w:r>
           <w:r>
-            <w:instrText>TOC \h \o "1-2"</w:instrText>
+            <w:instrText>TOC \h \</w:instrText>
+          </w:r>
+          <w:r>
+            <w:instrText>o "1-2"</w:instrText>
           </w:r>
           <w:r>
             <w:fldChar w:fldCharType="separate"/>
           </w:r>
-          <w:hyperlink w:anchor="_Toc243729591" w:history="1">
+          <w:hyperlink w:anchor="_Toc243815970" w:history="1">
             <w:r>
               <w:rPr>
                 <w:rStyle w:val="Hyperlink"/>
@@ -1339,7 +1417,7 @@
               <w:rPr>
                 <w:noProof/>
               </w:rPr>
-              <w:instrText xml:space="preserve"> PAGEREF _Toc243729591 \h </w:instrText>
+              <w:instrText xml:space="preserve"> PAGEREF _Toc243815970 \h </w:instrText>
             </w:r>
             <w:r>
               <w:rPr>
@@ -1380,7 +1458,7 @@
               <w:szCs w:val="22"/>
             </w:rPr>
           </w:pPr>
-          <w:hyperlink w:anchor="_Toc243729592" w:history="1">
+          <w:hyperlink w:anchor="_Toc243815971" w:history="1">
             <w:r>
               <w:rPr>
                 <w:rStyle w:val="Hyperlink"/>
@@ -1404,7 +1482,7 @@
               <w:rPr>
                 <w:noProof/>
               </w:rPr>
-              <w:instrText xml:space="preserve"> PAGEREF _Toc243729592 \h </w:instrText>
+              <w:instrText xml:space="preserve"> PAGEREF _Toc243815971 \h </w:instrText>
             </w:r>
             <w:r>
               <w:rPr>
@@ -1445,7 +1523,7 @@
               <w:szCs w:val="22"/>
             </w:rPr>
           </w:pPr>
-          <w:hyperlink w:anchor="_Toc243729593" w:history="1">
+          <w:hyperlink w:anchor="_Toc243815972" w:history="1">
             <w:r>
               <w:rPr>
                 <w:rStyle w:val="Hyperlink"/>
@@ -1469,7 +1547,7 @@
               <w:rPr>
                 <w:noProof/>
               </w:rPr>
-              <w:instrText xml:space="preserve"> PAGEREF _Toc243729593 \h </w:instrText>
+              <w:instrText xml:space="preserve"> PAGEREF _Toc243815972 \h </w:instrText>
             </w:r>
             <w:r>
               <w:rPr>
@@ -1510,7 +1588,7 @@
               <w:szCs w:val="22"/>
             </w:rPr>
           </w:pPr>
-          <w:hyperlink w:anchor="_Toc243729594" w:history="1">
+          <w:hyperlink w:anchor="_Toc243815973" w:history="1">
             <w:r>
               <w:rPr>
                 <w:rStyle w:val="Hyperlink"/>
@@ -1534,7 +1612,7 @@
               <w:rPr>
                 <w:noProof/>
               </w:rPr>
-              <w:instrText xml:space="preserve"> PAGEREF _Toc243729594 \h </w:instrText>
+              <w:instrText xml:space="preserve"> PAGEREF _Toc243815973 \h </w:instrText>
             </w:r>
             <w:r>
               <w:rPr>
@@ -1575,7 +1653,7 @@
               <w:szCs w:val="22"/>
             </w:rPr>
           </w:pPr>
-          <w:hyperlink w:anchor="_Toc243729595" w:history="1">
+          <w:hyperlink w:anchor="_Toc243815974" w:history="1">
             <w:r>
               <w:rPr>
                 <w:rStyle w:val="Hyperlink"/>
@@ -1599,7 +1677,7 @@
               <w:rPr>
                 <w:noProof/>
               </w:rPr>
-              <w:instrText xml:space="preserve"> PAGEREF _Toc243729595 \h </w:instrText>
+              <w:instrText xml:space="preserve"> PAGEREF _Toc243815974 \h </w:instrText>
             </w:r>
             <w:r>
               <w:rPr>
@@ -1640,7 +1718,7 @@
               <w:szCs w:val="22"/>
             </w:rPr>
           </w:pPr>
-          <w:hyperlink w:anchor="_Toc243729596" w:history="1">
+          <w:hyperlink w:anchor="_Toc243815975" w:history="1">
             <w:r>
               <w:rPr>
                 <w:rStyle w:val="Hyperlink"/>
@@ -1664,7 +1742,7 @@
               <w:rPr>
                 <w:noProof/>
               </w:rPr>
-              <w:instrText xml:space="preserve"> PAGEREF _Toc243729596 \h </w:instrText>
+              <w:instrText xml:space="preserve"> PAGEREF _Toc243815975 \h </w:instrText>
             </w:r>
             <w:r>
               <w:rPr>
@@ -1705,7 +1783,7 @@
               <w:szCs w:val="22"/>
             </w:rPr>
           </w:pPr>
-          <w:hyperlink w:anchor="_Toc243729597" w:history="1">
+          <w:hyperlink w:anchor="_Toc243815976" w:history="1">
             <w:r>
               <w:rPr>
                 <w:rStyle w:val="Hyperlink"/>
@@ -1729,7 +1807,7 @@
               <w:rPr>
                 <w:noProof/>
               </w:rPr>
-              <w:instrText xml:space="preserve"> PAGEREF _Toc243729597 \h </w:instrText>
+              <w:instrText xml:space="preserve"> PAGEREF _Toc243815976 \h </w:instrText>
             </w:r>
             <w:r>
               <w:rPr>
@@ -1770,7 +1848,7 @@
               <w:szCs w:val="22"/>
             </w:rPr>
           </w:pPr>
-          <w:hyperlink w:anchor="_Toc243729598" w:history="1">
+          <w:hyperlink w:anchor="_Toc243815977" w:history="1">
             <w:r>
               <w:rPr>
                 <w:rStyle w:val="Hyperlink"/>
@@ -1794,7 +1872,7 @@
               <w:rPr>
                 <w:noProof/>
               </w:rPr>
-              <w:instrText xml:space="preserve"> PAGEREF _Toc243729598 \h </w:instrText>
+              <w:instrText xml:space="preserve"> PAGEREF _Toc243815977 \h </w:instrText>
             </w:r>
             <w:r>
               <w:rPr>
@@ -1835,7 +1913,7 @@
               <w:szCs w:val="22"/>
             </w:rPr>
           </w:pPr>
-          <w:hyperlink w:anchor="_Toc243729599" w:history="1">
+          <w:hyperlink w:anchor="_Toc243815978" w:history="1">
             <w:r>
               <w:rPr>
                 <w:rStyle w:val="Hyperlink"/>
@@ -1859,7 +1937,7 @@
               <w:rPr>
                 <w:noProof/>
               </w:rPr>
-              <w:instrText xml:space="preserve"> PAGEREF _Toc243729599 \h </w:instrText>
+              <w:instrText xml:space="preserve"> PAGEREF _Toc243815978 \h </w:instrText>
             </w:r>
             <w:r>
               <w:rPr>
@@ -1900,7 +1978,7 @@
               <w:szCs w:val="22"/>
             </w:rPr>
           </w:pPr>
-          <w:hyperlink w:anchor="_Toc243729600" w:history="1">
+          <w:hyperlink w:anchor="_Toc243815979" w:history="1">
             <w:r>
               <w:rPr>
                 <w:rStyle w:val="Hyperlink"/>
@@ -1924,7 +2002,7 @@
               <w:rPr>
                 <w:noProof/>
               </w:rPr>
-              <w:instrText xml:space="preserve"> PAGEREF _Toc243729600 \h </w:instrText>
+              <w:instrText xml:space="preserve"> PAGEREF _Toc243815979 \h </w:instrText>
             </w:r>
             <w:r>
               <w:rPr>
@@ -1965,7 +2043,7 @@
               <w:szCs w:val="22"/>
             </w:rPr>
           </w:pPr>
-          <w:hyperlink w:anchor="_Toc243729601" w:history="1">
+          <w:hyperlink w:anchor="_Toc243815980" w:history="1">
             <w:r>
               <w:rPr>
                 <w:rStyle w:val="Hyperlink"/>
@@ -1989,7 +2067,7 @@
               <w:rPr>
                 <w:noProof/>
               </w:rPr>
-              <w:instrText xml:space="preserve"> PAGEREF _Toc243729601 \h </w:instrText>
+              <w:instrText xml:space="preserve"> PAGEREF _Toc243815980 \h </w:instrText>
             </w:r>
             <w:r>
               <w:rPr>
@@ -2030,7 +2108,7 @@
               <w:szCs w:val="22"/>
             </w:rPr>
           </w:pPr>
-          <w:hyperlink w:anchor="_Toc243729602" w:history="1">
+          <w:hyperlink w:anchor="_Toc243815981" w:history="1">
             <w:r>
               <w:rPr>
                 <w:rStyle w:val="Hyperlink"/>
@@ -2054,7 +2132,7 @@
               <w:rPr>
                 <w:noProof/>
               </w:rPr>
-              <w:instrText xml:space="preserve"> PAGEREF _Toc243729602 \h </w:instrText>
+              <w:instrText xml:space="preserve"> PAGEREF _Toc243815981 \h </w:instrText>
             </w:r>
             <w:r>
               <w:rPr>
@@ -2095,7 +2173,7 @@
               <w:szCs w:val="22"/>
             </w:rPr>
           </w:pPr>
-          <w:hyperlink w:anchor="_Toc243729603" w:history="1">
+          <w:hyperlink w:anchor="_Toc243815982" w:history="1">
             <w:r>
               <w:rPr>
                 <w:rStyle w:val="Hyperlink"/>
@@ -2119,7 +2197,7 @@
               <w:rPr>
                 <w:noProof/>
               </w:rPr>
-              <w:instrText xml:space="preserve"> PAGEREF _Toc243729603 \h </w:instrText>
+              <w:instrText xml:space="preserve"> PAGEREF _Toc243815982 \h </w:instrText>
             </w:r>
             <w:r>
               <w:rPr>
@@ -2160,7 +2238,7 @@
               <w:szCs w:val="22"/>
             </w:rPr>
           </w:pPr>
-          <w:hyperlink w:anchor="_Toc243729604" w:history="1">
+          <w:hyperlink w:anchor="_Toc243815983" w:history="1">
             <w:r>
               <w:rPr>
                 <w:rStyle w:val="Hyperlink"/>
@@ -2184,7 +2262,7 @@
               <w:rPr>
                 <w:noProof/>
               </w:rPr>
-              <w:instrText xml:space="preserve"> PAGEREF _Toc243729604 \h </w:instrText>
+              <w:instrText xml:space="preserve"> PAGEREF _Toc243815983 \h </w:instrText>
             </w:r>
             <w:r>
               <w:rPr>
@@ -2225,7 +2303,7 @@
               <w:szCs w:val="22"/>
             </w:rPr>
           </w:pPr>
-          <w:hyperlink w:anchor="_Toc243729605" w:history="1">
+          <w:hyperlink w:anchor="_Toc243815984" w:history="1">
             <w:r>
               <w:rPr>
                 <w:rStyle w:val="Hyperlink"/>
@@ -2249,7 +2327,7 @@
               <w:rPr>
                 <w:noProof/>
               </w:rPr>
-              <w:instrText xml:space="preserve"> PAGEREF _Toc243729605 \h </w:instrText>
+              <w:instrText xml:space="preserve"> PAGEREF _Toc243815984 \h </w:instrText>
             </w:r>
             <w:r>
               <w:rPr>
@@ -2290,7 +2368,7 @@
               <w:szCs w:val="22"/>
             </w:rPr>
           </w:pPr>
-          <w:hyperlink w:anchor="_Toc243729606" w:history="1">
+          <w:hyperlink w:anchor="_Toc243815985" w:history="1">
             <w:r>
               <w:rPr>
                 <w:rStyle w:val="Hyperlink"/>
@@ -2314,7 +2392,7 @@
               <w:rPr>
                 <w:noProof/>
               </w:rPr>
-              <w:instrText xml:space="preserve"> PAGEREF _Toc243729606 \h </w:instrText>
+              <w:instrText xml:space="preserve"> PAGEREF _Toc243815985 \h </w:instrText>
             </w:r>
             <w:r>
               <w:rPr>
@@ -2331,7 +2409,7 @@
               <w:rPr>
                 <w:noProof/>
               </w:rPr>
-              <w:t>11</w:t>
+              <w:t>12</w:t>
             </w:r>
             <w:r>
               <w:rPr>
@@ -2355,7 +2433,7 @@
               <w:szCs w:val="22"/>
             </w:rPr>
           </w:pPr>
-          <w:hyperlink w:anchor="_Toc243729607" w:history="1">
+          <w:hyperlink w:anchor="_Toc243815986" w:history="1">
             <w:r>
               <w:rPr>
                 <w:rStyle w:val="Hyperlink"/>
@@ -2379,7 +2457,7 @@
               <w:rPr>
                 <w:noProof/>
               </w:rPr>
-              <w:instrText xml:space="preserve"> PAGEREF _Toc243729607 \h </w:instrText>
+              <w:instrText xml:space="preserve"> PAGEREF _Toc243815986 \h </w:instrText>
             </w:r>
             <w:r>
               <w:rPr>
@@ -2396,7 +2474,7 @@
               <w:rPr>
                 <w:noProof/>
               </w:rPr>
-              <w:t>11</w:t>
+              <w:t>12</w:t>
             </w:r>
             <w:r>
               <w:rPr>
@@ -2420,7 +2498,7 @@
               <w:szCs w:val="22"/>
             </w:rPr>
           </w:pPr>
-          <w:hyperlink w:anchor="_Toc243729608" w:history="1">
+          <w:hyperlink w:anchor="_Toc243815987" w:history="1">
             <w:r>
               <w:rPr>
                 <w:rStyle w:val="Hyperlink"/>
@@ -2444,7 +2522,7 @@
               <w:rPr>
                 <w:noProof/>
               </w:rPr>
-              <w:instrText xml:space="preserve"> PAGEREF _Toc243729608 \h </w:instrText>
+              <w:instrText xml:space="preserve"> PAGEREF _Toc243815987 \h </w:instrText>
             </w:r>
             <w:r>
               <w:rPr>
@@ -2485,7 +2563,7 @@
               <w:szCs w:val="22"/>
             </w:rPr>
           </w:pPr>
-          <w:hyperlink w:anchor="_Toc243729609" w:history="1">
+          <w:hyperlink w:anchor="_Toc243815988" w:history="1">
             <w:r>
               <w:rPr>
                 <w:rStyle w:val="Hyperlink"/>
@@ -2509,7 +2587,7 @@
               <w:rPr>
                 <w:noProof/>
               </w:rPr>
-              <w:instrText xml:space="preserve"> PAGEREF _Toc243729609 \h </w:instrText>
+              <w:instrText xml:space="preserve"> PAGEREF _Toc243815988 \h </w:instrText>
             </w:r>
             <w:r>
               <w:rPr>
@@ -2550,7 +2628,7 @@
               <w:szCs w:val="22"/>
             </w:rPr>
           </w:pPr>
-          <w:hyperlink w:anchor="_Toc243729610" w:history="1">
+          <w:hyperlink w:anchor="_Toc243815989" w:history="1">
             <w:r>
               <w:rPr>
                 <w:rStyle w:val="Hyperlink"/>
@@ -2574,7 +2652,7 @@
               <w:rPr>
                 <w:noProof/>
               </w:rPr>
-              <w:instrText xml:space="preserve"> PAGEREF _Toc243729610 \h </w:instrText>
+              <w:instrText xml:space="preserve"> PAGEREF _Toc243815989 \h </w:instrText>
             </w:r>
             <w:r>
               <w:rPr>
@@ -2615,7 +2693,7 @@
               <w:szCs w:val="22"/>
             </w:rPr>
           </w:pPr>
-          <w:hyperlink w:anchor="_Toc243729611" w:history="1">
+          <w:hyperlink w:anchor="_Toc243815990" w:history="1">
             <w:r>
               <w:rPr>
                 <w:rStyle w:val="Hyperlink"/>
@@ -2639,7 +2717,7 @@
               <w:rPr>
                 <w:noProof/>
               </w:rPr>
-              <w:instrText xml:space="preserve"> PAGEREF _Toc243729611 \h </w:instrText>
+              <w:instrText xml:space="preserve"> PAGEREF _Toc243815990 \h </w:instrText>
             </w:r>
             <w:r>
               <w:rPr>
@@ -2656,7 +2734,7 @@
               <w:rPr>
                 <w:noProof/>
               </w:rPr>
-              <w:t>12</w:t>
+              <w:t>13</w:t>
             </w:r>
             <w:r>
               <w:rPr>
@@ -2680,7 +2758,7 @@
               <w:szCs w:val="22"/>
             </w:rPr>
           </w:pPr>
-          <w:hyperlink w:anchor="_Toc243729612" w:history="1">
+          <w:hyperlink w:anchor="_Toc243815991" w:history="1">
             <w:r>
               <w:rPr>
                 <w:rStyle w:val="Hyperlink"/>
@@ -2704,7 +2782,7 @@
               <w:rPr>
                 <w:noProof/>
               </w:rPr>
-              <w:instrText xml:space="preserve"> PAGEREF _Toc243729612 \h </w:instrText>
+              <w:instrText xml:space="preserve"> PAGEREF _Toc243815991 \h </w:instrText>
             </w:r>
             <w:r>
               <w:rPr>
@@ -2721,7 +2799,7 @@
               <w:rPr>
                 <w:noProof/>
               </w:rPr>
-              <w:t>13</w:t>
+              <w:t>14</w:t>
             </w:r>
             <w:r>
               <w:rPr>
@@ -2745,7 +2823,7 @@
               <w:szCs w:val="22"/>
             </w:rPr>
           </w:pPr>
-          <w:hyperlink w:anchor="_Toc243729613" w:history="1">
+          <w:hyperlink w:anchor="_Toc243815992" w:history="1">
             <w:r>
               <w:rPr>
                 <w:rStyle w:val="Hyperlink"/>
@@ -2769,7 +2847,7 @@
               <w:rPr>
                 <w:noProof/>
               </w:rPr>
-              <w:instrText xml:space="preserve"> PAGEREF _Toc243729613 \h </w:instrText>
+              <w:instrText xml:space="preserve"> PAGEREF _Toc243815992 \h </w:instrText>
             </w:r>
             <w:r>
               <w:rPr>
@@ -2786,7 +2864,7 @@
               <w:rPr>
                 <w:noProof/>
               </w:rPr>
-              <w:t>13</w:t>
+              <w:t>14</w:t>
             </w:r>
             <w:r>
               <w:rPr>
@@ -2810,7 +2888,7 @@
               <w:szCs w:val="22"/>
             </w:rPr>
           </w:pPr>
-          <w:hyperlink w:anchor="_Toc243729614" w:history="1">
+          <w:hyperlink w:anchor="_Toc243815993" w:history="1">
             <w:r>
               <w:rPr>
                 <w:rStyle w:val="Hyperlink"/>
@@ -2834,7 +2912,7 @@
               <w:rPr>
                 <w:noProof/>
               </w:rPr>
-              <w:instrText xml:space="preserve"> PAGEREF _Toc243729614 \h </w:instrText>
+              <w:instrText xml:space="preserve"> PAGEREF _Toc243815993 \h </w:instrText>
             </w:r>
             <w:r>
               <w:rPr>
@@ -2851,7 +2929,7 @@
               <w:rPr>
                 <w:noProof/>
               </w:rPr>
-              <w:t>13</w:t>
+              <w:t>14</w:t>
             </w:r>
             <w:r>
               <w:rPr>
@@ -2875,7 +2953,7 @@
               <w:szCs w:val="22"/>
             </w:rPr>
           </w:pPr>
-          <w:hyperlink w:anchor="_Toc243729615" w:history="1">
+          <w:hyperlink w:anchor="_Toc243815994" w:history="1">
             <w:r>
               <w:rPr>
                 <w:rStyle w:val="Hyperlink"/>
@@ -2899,7 +2977,7 @@
               <w:rPr>
                 <w:noProof/>
               </w:rPr>
-              <w:instrText xml:space="preserve"> PAGEREF _Toc243729615 \h </w:instrText>
+              <w:instrText xml:space="preserve"> PAGEREF _Toc243815994 \h </w:instrText>
             </w:r>
             <w:r>
               <w:rPr>
@@ -2916,7 +2994,7 @@
               <w:rPr>
                 <w:noProof/>
               </w:rPr>
-              <w:t>14</w:t>
+              <w:t>15</w:t>
             </w:r>
             <w:r>
               <w:rPr>
@@ -2940,7 +3018,7 @@
               <w:szCs w:val="22"/>
             </w:rPr>
           </w:pPr>
-          <w:hyperlink w:anchor="_Toc243729616" w:history="1">
+          <w:hyperlink w:anchor="_Toc243815995" w:history="1">
             <w:r>
               <w:rPr>
                 <w:rStyle w:val="Hyperlink"/>
@@ -2964,7 +3042,7 @@
               <w:rPr>
                 <w:noProof/>
               </w:rPr>
-              <w:instrText xml:space="preserve"> PAGEREF _Toc243729616 \h </w:instrText>
+              <w:instrText xml:space="preserve"> PAGEREF _Toc243815995 \h </w:instrText>
             </w:r>
             <w:r>
               <w:rPr>
@@ -2981,7 +3059,7 @@
               <w:rPr>
                 <w:noProof/>
               </w:rPr>
-              <w:t>14</w:t>
+              <w:t>15</w:t>
             </w:r>
             <w:r>
               <w:rPr>
@@ -3005,7 +3083,7 @@
               <w:szCs w:val="22"/>
             </w:rPr>
           </w:pPr>
-          <w:hyperlink w:anchor="_Toc243729617" w:history="1">
+          <w:hyperlink w:anchor="_Toc243815996" w:history="1">
             <w:r>
               <w:rPr>
                 <w:rStyle w:val="Hyperlink"/>
@@ -3029,7 +3107,7 @@
               <w:rPr>
                 <w:noProof/>
               </w:rPr>
-              <w:instrText xml:space="preserve"> PAGEREF _Toc243729617 \h </w:instrText>
+              <w:instrText xml:space="preserve"> PAGEREF _Toc243815996 \h </w:instrText>
             </w:r>
             <w:r>
               <w:rPr>
@@ -3046,7 +3124,7 @@
               <w:rPr>
                 <w:noProof/>
               </w:rPr>
-              <w:t>15</w:t>
+              <w:t>16</w:t>
             </w:r>
             <w:r>
               <w:rPr>
@@ -3070,7 +3148,7 @@
               <w:szCs w:val="22"/>
             </w:rPr>
           </w:pPr>
-          <w:hyperlink w:anchor="_Toc243729618" w:history="1">
+          <w:hyperlink w:anchor="_Toc243815997" w:history="1">
             <w:r>
               <w:rPr>
                 <w:rStyle w:val="Hyperlink"/>
@@ -3094,7 +3172,7 @@
               <w:rPr>
                 <w:noProof/>
               </w:rPr>
-              <w:instrText xml:space="preserve"> PAGEREF _Toc243729618 \h </w:instrText>
+              <w:instrText xml:space="preserve"> PAGEREF _Toc243815997 \h </w:instrText>
             </w:r>
             <w:r>
               <w:rPr>
@@ -3111,7 +3189,7 @@
               <w:rPr>
                 <w:noProof/>
               </w:rPr>
-              <w:t>15</w:t>
+              <w:t>16</w:t>
             </w:r>
             <w:r>
               <w:rPr>
@@ -3135,7 +3213,7 @@
               <w:szCs w:val="22"/>
             </w:rPr>
           </w:pPr>
-          <w:hyperlink w:anchor="_Toc243729619" w:history="1">
+          <w:hyperlink w:anchor="_Toc243815998" w:history="1">
             <w:r>
               <w:rPr>
                 <w:rStyle w:val="Hyperlink"/>
@@ -3159,7 +3237,7 @@
               <w:rPr>
                 <w:noProof/>
               </w:rPr>
-              <w:instrText xml:space="preserve"> PAGEREF _Toc243729619 \h </w:instrText>
+              <w:instrText xml:space="preserve"> PAGEREF _Toc243815998 \h </w:instrText>
             </w:r>
             <w:r>
               <w:rPr>
@@ -3176,7 +3254,7 @@
               <w:rPr>
                 <w:noProof/>
               </w:rPr>
-              <w:t>15</w:t>
+              <w:t>16</w:t>
             </w:r>
             <w:r>
               <w:rPr>
@@ -3200,7 +3278,7 @@
               <w:szCs w:val="22"/>
             </w:rPr>
           </w:pPr>
-          <w:hyperlink w:anchor="_Toc243729620" w:history="1">
+          <w:hyperlink w:anchor="_Toc243815999" w:history="1">
             <w:r>
               <w:rPr>
                 <w:rStyle w:val="Hyperlink"/>
@@ -3224,7 +3302,7 @@
               <w:rPr>
                 <w:noProof/>
               </w:rPr>
-              <w:instrText xml:space="preserve"> PAGEREF _Toc243729620 \h </w:instrText>
+              <w:instrText xml:space="preserve"> PAGEREF _Toc243815999 \h </w:instrText>
             </w:r>
             <w:r>
               <w:rPr>
@@ -3241,7 +3319,7 @@
               <w:rPr>
                 <w:noProof/>
               </w:rPr>
-              <w:t>16</w:t>
+              <w:t>17</w:t>
             </w:r>
             <w:r>
               <w:rPr>
@@ -3265,7 +3343,7 @@
               <w:szCs w:val="22"/>
             </w:rPr>
           </w:pPr>
-          <w:hyperlink w:anchor="_Toc243729621" w:history="1">
+          <w:hyperlink w:anchor="_Toc243816000" w:history="1">
             <w:r>
               <w:rPr>
                 <w:rStyle w:val="Hyperlink"/>
@@ -3289,7 +3367,7 @@
               <w:rPr>
                 <w:noProof/>
               </w:rPr>
-              <w:instrText xml:space="preserve"> PAGEREF _Toc243729621 \h </w:instrText>
+              <w:instrText xml:space="preserve"> PAGEREF _Toc243816000 \h </w:instrText>
             </w:r>
             <w:r>
               <w:rPr>
@@ -3306,7 +3384,7 @@
               <w:rPr>
                 <w:noProof/>
               </w:rPr>
-              <w:t>16</w:t>
+              <w:t>17</w:t>
             </w:r>
             <w:r>
               <w:rPr>
@@ -3330,7 +3408,7 @@
               <w:szCs w:val="22"/>
             </w:rPr>
           </w:pPr>
-          <w:hyperlink w:anchor="_Toc243729622" w:history="1">
+          <w:hyperlink w:anchor="_Toc243816001" w:history="1">
             <w:r>
               <w:rPr>
                 <w:rStyle w:val="Hyperlink"/>
@@ -3354,7 +3432,7 @@
               <w:rPr>
                 <w:noProof/>
               </w:rPr>
-              <w:instrText xml:space="preserve"> PAGEREF _Toc243729622 \h </w:instrText>
+              <w:instrText xml:space="preserve"> PAGEREF _Toc243816001 \h </w:instrText>
             </w:r>
             <w:r>
               <w:rPr>
@@ -3371,7 +3449,7 @@
               <w:rPr>
                 <w:noProof/>
               </w:rPr>
-              <w:t>16</w:t>
+              <w:t>17</w:t>
             </w:r>
             <w:r>
               <w:rPr>
@@ -3395,7 +3473,7 @@
               <w:szCs w:val="22"/>
             </w:rPr>
           </w:pPr>
-          <w:hyperlink w:anchor="_Toc243729623" w:history="1">
+          <w:hyperlink w:anchor="_Toc243816002" w:history="1">
             <w:r>
               <w:rPr>
                 <w:rStyle w:val="Hyperlink"/>
@@ -3419,7 +3497,7 @@
               <w:rPr>
                 <w:noProof/>
               </w:rPr>
-              <w:instrText xml:space="preserve"> PAGEREF _Toc243729623 \h </w:instrText>
+              <w:instrText xml:space="preserve"> PAGEREF _Toc243816002 \h </w:instrText>
             </w:r>
             <w:r>
               <w:rPr>
@@ -3436,7 +3514,7 @@
               <w:rPr>
                 <w:noProof/>
               </w:rPr>
-              <w:t>16</w:t>
+              <w:t>17</w:t>
             </w:r>
             <w:r>
               <w:rPr>
@@ -3460,7 +3538,7 @@
               <w:szCs w:val="22"/>
             </w:rPr>
           </w:pPr>
-          <w:hyperlink w:anchor="_Toc243729624" w:history="1">
+          <w:hyperlink w:anchor="_Toc243816003" w:history="1">
             <w:r>
               <w:rPr>
                 <w:rStyle w:val="Hyperlink"/>
@@ -3484,7 +3562,7 @@
               <w:rPr>
                 <w:noProof/>
               </w:rPr>
-              <w:instrText xml:space="preserve"> PAGEREF _Toc243729624 \h </w:instrText>
+              <w:instrText xml:space="preserve"> PAGEREF _Toc243816003 \h </w:instrText>
             </w:r>
             <w:r>
               <w:rPr>
@@ -3501,7 +3579,7 @@
               <w:rPr>
                 <w:noProof/>
               </w:rPr>
-              <w:t>16</w:t>
+              <w:t>17</w:t>
             </w:r>
             <w:r>
               <w:rPr>
@@ -3525,7 +3603,7 @@
               <w:szCs w:val="22"/>
             </w:rPr>
           </w:pPr>
-          <w:hyperlink w:anchor="_Toc243729625" w:history="1">
+          <w:hyperlink w:anchor="_Toc243816004" w:history="1">
             <w:r>
               <w:rPr>
                 <w:rStyle w:val="Hyperlink"/>
@@ -3549,7 +3627,7 @@
               <w:rPr>
                 <w:noProof/>
               </w:rPr>
-              <w:instrText xml:space="preserve"> PAGEREF _Toc243729625 \h </w:instrText>
+              <w:instrText xml:space="preserve"> PAGEREF _Toc243816004 \h </w:instrText>
             </w:r>
             <w:r>
               <w:rPr>
@@ -3566,7 +3644,7 @@
               <w:rPr>
                 <w:noProof/>
               </w:rPr>
-              <w:t>18</w:t>
+              <w:t>19</w:t>
             </w:r>
             <w:r>
               <w:rPr>
@@ -3590,7 +3668,7 @@
               <w:szCs w:val="22"/>
             </w:rPr>
           </w:pPr>
-          <w:hyperlink w:anchor="_Toc243729626" w:history="1">
+          <w:hyperlink w:anchor="_Toc243816005" w:history="1">
             <w:r>
               <w:rPr>
                 <w:rStyle w:val="Hyperlink"/>
@@ -3614,7 +3692,7 @@
               <w:rPr>
                 <w:noProof/>
               </w:rPr>
-              <w:instrText xml:space="preserve"> PAGEREF _Toc243729626 \h </w:instrText>
+              <w:instrText xml:space="preserve"> PAGEREF _Toc243816005 \h </w:instrText>
             </w:r>
             <w:r>
               <w:rPr>
@@ -3631,7 +3709,7 @@
               <w:rPr>
                 <w:noProof/>
               </w:rPr>
-              <w:t>19</w:t>
+              <w:t>20</w:t>
             </w:r>
             <w:r>
               <w:rPr>
@@ -3655,7 +3733,7 @@
               <w:szCs w:val="22"/>
             </w:rPr>
           </w:pPr>
-          <w:hyperlink w:anchor="_Toc243729627" w:history="1">
+          <w:hyperlink w:anchor="_Toc243816006" w:history="1">
             <w:r>
               <w:rPr>
                 <w:rStyle w:val="Hyperlink"/>
@@ -3679,7 +3757,7 @@
               <w:rPr>
                 <w:noProof/>
               </w:rPr>
-              <w:instrText xml:space="preserve"> PAGEREF _Toc243729627 \h </w:instrText>
+              <w:instrText xml:space="preserve"> PAGEREF _Toc243816006 \h </w:instrText>
             </w:r>
             <w:r>
               <w:rPr>
@@ -3696,7 +3774,7 @@
               <w:rPr>
                 <w:noProof/>
               </w:rPr>
-              <w:t>19</w:t>
+              <w:t>20</w:t>
             </w:r>
             <w:r>
               <w:rPr>
@@ -3720,7 +3798,7 @@
               <w:szCs w:val="22"/>
             </w:rPr>
           </w:pPr>
-          <w:hyperlink w:anchor="_Toc243729628" w:history="1">
+          <w:hyperlink w:anchor="_Toc243816007" w:history="1">
             <w:r>
               <w:rPr>
                 <w:rStyle w:val="Hyperlink"/>
@@ -3744,7 +3822,7 @@
               <w:rPr>
                 <w:noProof/>
               </w:rPr>
-              <w:instrText xml:space="preserve"> PAGEREF _Toc243729628 \h </w:instrText>
+              <w:instrText xml:space="preserve"> PAGEREF _Toc243816007 \h </w:instrText>
             </w:r>
             <w:r>
               <w:rPr>
@@ -3761,7 +3839,7 @@
               <w:rPr>
                 <w:noProof/>
               </w:rPr>
-              <w:t>19</w:t>
+              <w:t>20</w:t>
             </w:r>
             <w:r>
               <w:rPr>
@@ -3785,7 +3863,7 @@
               <w:szCs w:val="22"/>
             </w:rPr>
           </w:pPr>
-          <w:hyperlink w:anchor="_Toc243729629" w:history="1">
+          <w:hyperlink w:anchor="_Toc243816008" w:history="1">
             <w:r>
               <w:rPr>
                 <w:rStyle w:val="Hyperlink"/>
@@ -3809,7 +3887,7 @@
               <w:rPr>
                 <w:noProof/>
               </w:rPr>
-              <w:instrText xml:space="preserve"> PAGEREF _Toc243729629 \h </w:instrText>
+              <w:instrText xml:space="preserve"> PAGEREF _Toc243816008 \h </w:instrText>
             </w:r>
             <w:r>
               <w:rPr>
@@ -3826,7 +3904,7 @@
               <w:rPr>
                 <w:noProof/>
               </w:rPr>
-              <w:t>19</w:t>
+              <w:t>20</w:t>
             </w:r>
             <w:r>
               <w:rPr>
@@ -3850,7 +3928,7 @@
               <w:szCs w:val="22"/>
             </w:rPr>
           </w:pPr>
-          <w:hyperlink w:anchor="_Toc243729630" w:history="1">
+          <w:hyperlink w:anchor="_Toc243816009" w:history="1">
             <w:r>
               <w:rPr>
                 <w:rStyle w:val="Hyperlink"/>
@@ -3874,7 +3952,7 @@
               <w:rPr>
                 <w:noProof/>
               </w:rPr>
-              <w:instrText xml:space="preserve"> PAGEREF _Toc243729630 \h </w:instrText>
+              <w:instrText xml:space="preserve"> PAGEREF _Toc243816009 \h </w:instrText>
             </w:r>
             <w:r>
               <w:rPr>
@@ -3891,7 +3969,7 @@
               <w:rPr>
                 <w:noProof/>
               </w:rPr>
-              <w:t>19</w:t>
+              <w:t>20</w:t>
             </w:r>
             <w:r>
               <w:rPr>
@@ -3915,7 +3993,7 @@
               <w:szCs w:val="22"/>
             </w:rPr>
           </w:pPr>
-          <w:hyperlink w:anchor="_Toc243729631" w:history="1">
+          <w:hyperlink w:anchor="_Toc243816010" w:history="1">
             <w:r>
               <w:rPr>
                 <w:rStyle w:val="Hyperlink"/>
@@ -3939,7 +4017,7 @@
               <w:rPr>
                 <w:noProof/>
               </w:rPr>
-              <w:instrText xml:space="preserve"> PAGEREF _Toc243729631 \h </w:instrText>
+              <w:instrText xml:space="preserve"> PAGEREF _Toc243816010 \h </w:instrText>
             </w:r>
             <w:r>
               <w:rPr>
@@ -3956,7 +4034,7 @@
               <w:rPr>
                 <w:noProof/>
               </w:rPr>
-              <w:t>21</w:t>
+              <w:t>22</w:t>
             </w:r>
             <w:r>
               <w:rPr>
@@ -3980,7 +4058,7 @@
               <w:szCs w:val="22"/>
             </w:rPr>
           </w:pPr>
-          <w:hyperlink w:anchor="_Toc243729632" w:history="1">
+          <w:hyperlink w:anchor="_Toc243816011" w:history="1">
             <w:r>
               <w:rPr>
                 <w:rStyle w:val="Hyperlink"/>
@@ -4004,7 +4082,7 @@
               <w:rPr>
                 <w:noProof/>
               </w:rPr>
-              <w:instrText xml:space="preserve"> PAGEREF _Toc243729632 \h </w:instrText>
+              <w:instrText xml:space="preserve"> PAGEREF _Toc243816011 \h </w:instrText>
             </w:r>
             <w:r>
               <w:rPr>
@@ -4021,7 +4099,7 @@
               <w:rPr>
                 <w:noProof/>
               </w:rPr>
-              <w:t>22</w:t>
+              <w:t>23</w:t>
             </w:r>
             <w:r>
               <w:rPr>
@@ -4045,7 +4123,7 @@
               <w:szCs w:val="22"/>
             </w:rPr>
           </w:pPr>
-          <w:hyperlink w:anchor="_Toc243729633" w:history="1">
+          <w:hyperlink w:anchor="_Toc243816012" w:history="1">
             <w:r>
               <w:rPr>
                 <w:rStyle w:val="Hyperlink"/>
@@ -4069,7 +4147,7 @@
               <w:rPr>
                 <w:noProof/>
               </w:rPr>
-              <w:instrText xml:space="preserve"> PAGEREF _Toc243729633 \h </w:instrText>
+              <w:instrText xml:space="preserve"> PAGEREF _Toc243816012 \h </w:instrText>
             </w:r>
             <w:r>
               <w:rPr>
@@ -4086,7 +4164,7 @@
               <w:rPr>
                 <w:noProof/>
               </w:rPr>
-              <w:t>23</w:t>
+              <w:t>24</w:t>
             </w:r>
             <w:r>
               <w:rPr>
@@ -4112,7 +4190,7 @@
       <w:pPr>
         <w:pStyle w:val="Heading1"/>
       </w:pPr>
-      <w:bookmarkStart w:id="1" w:name="_Toc243729591"/>
+      <w:bookmarkStart w:id="1" w:name="_Toc243815970"/>
       <w:r>
         <w:lastRenderedPageBreak/>
         <w:t>1  Introduction</w:t>
@@ -4124,13 +4202,10 @@
         <w:spacing w:after="120" w:line="276" w:lineRule="auto"/>
       </w:pPr>
       <w:r>
-        <w:t xml:space="preserve">"since the rest will be hosting i need a place to host the servers </w:t>
-      </w:r>
-      <w:r>
-        <w:t>and an area to buy domain so that it runs stable in kenya ... all that is left is to just change some few values here and there e.g safaricoms codes ... and heavily document areas that are still needed to change once its deployed" - this guide is that plan</w:t>
-      </w:r>
-      <w:r>
-        <w:t>.</w:t>
+        <w:t xml:space="preserve">"since the rest will be hosting i need a place to host the servers and an area to buy domain so that it runs stable in kenya ... all that is left is to just change some few values here and there e.g safaricoms codes ... and </w:t>
+      </w:r>
+      <w:r>
+        <w:t>heavily document areas that are still needed to change once its deployed" - this guide is that plan.</w:t>
       </w:r>
     </w:p>
     <w:p>
@@ -4138,13 +4213,13 @@
         <w:spacing w:after="120" w:line="276" w:lineRule="auto"/>
       </w:pPr>
       <w:r>
-        <w:t xml:space="preserve">Today the whole system runs on the company computer and reaches the internet through a free ngrok tunnel. That works for testing, but customers lose the site whenever the computer is off, sleeps or loses its internet, and Safaricom does not accept ngrok </w:t>
-      </w:r>
-      <w:r>
-        <w:t>addresses for live payments. On 8 October 2026 phones could not open the site after an internet drop because one part (the Caddy router) had not come back up. The move puts everything on one rented server in a data centre, under the company's own domain wi</w:t>
-      </w:r>
-      <w:r>
-        <w:t>th HTTPS, starting by itself after any restart.</w:t>
+        <w:t>Today the whole system runs on the company computer and reaches the internet through a free ngrok tunnel. That works for testing, but customers lose the si</w:t>
+      </w:r>
+      <w:r>
+        <w:t>te whenever the computer is off, sleeps or loses its internet, and Safaricom does not accept ngrok addresses for live payments. On 8 October 2026 phones could not open the site after an internet drop because one part (the Caddy router) had not come back up</w:t>
+      </w:r>
+      <w:r>
+        <w:t>. The move puts everything on one rented server in a data centre, under the company's own domain with HTTPS, starting by itself after any restart.</w:t>
       </w:r>
     </w:p>
     <w:tbl>
@@ -4289,14 +4364,7 @@
                 <w:sz w:val="19"/>
                 <w:szCs w:val="19"/>
               </w:rPr>
-              <w:t>The backend, the database, the website and its server, the phone app's server, the desktop app's server, the product and campaign pictures, and the phone app downloads</w:t>
-            </w:r>
-            <w:r>
-              <w:rPr>
-                <w:sz w:val="19"/>
-                <w:szCs w:val="19"/>
-              </w:rPr>
-              <w:t>.</w:t>
+              <w:t>The backend, the database, the website and its server, the phone app's server, the desktop app's server, the product and campaign pictures, and the phone app downloads.</w:t>
             </w:r>
           </w:p>
         </w:tc>
@@ -4416,7 +4484,14 @@
                 <w:sz w:val="19"/>
                 <w:szCs w:val="19"/>
               </w:rPr>
-              <w:t>https://&lt;domain&gt;/ the website; https://&lt;domain&gt;/mobile-api/ the phone app; https://&lt;domain&gt;/admin-api the desktop app - the same paths as today, only the domain is new.</w:t>
+              <w:t>https://&lt;domain&gt;/ th</w:t>
+            </w:r>
+            <w:r>
+              <w:rPr>
+                <w:sz w:val="19"/>
+                <w:szCs w:val="19"/>
+              </w:rPr>
+              <w:t>e website; https://&lt;domain&gt;/mobile-api/ the phone app; https://&lt;domain&gt;/admin-api the desktop app - the same paths as today, only the domain is new.</w:t>
             </w:r>
           </w:p>
         </w:tc>
@@ -4518,13 +4593,10 @@
       <w:pPr>
         <w:pStyle w:val="Heading1"/>
       </w:pPr>
-      <w:bookmarkStart w:id="2" w:name="_Toc243729592"/>
+      <w:bookmarkStart w:id="2" w:name="_Toc243815971"/>
       <w:r>
         <w:lastRenderedPageBreak/>
-        <w:t>2  Where t</w:t>
-      </w:r>
-      <w:r>
-        <w:t>o host</w:t>
+        <w:t>2  Where to host</w:t>
       </w:r>
       <w:bookmarkEnd w:id="2"/>
     </w:p>
@@ -4532,7 +4604,7 @@
       <w:pPr>
         <w:pStyle w:val="Heading2"/>
       </w:pPr>
-      <w:bookmarkStart w:id="3" w:name="_Toc243729593"/>
+      <w:bookmarkStart w:id="3" w:name="_Toc243815972"/>
       <w:r>
         <w:t>2.1  What the system needs</w:t>
       </w:r>
@@ -5339,7 +5411,7 @@
       <w:pPr>
         <w:pStyle w:val="Heading2"/>
       </w:pPr>
-      <w:bookmarkStart w:id="4" w:name="_Toc243729594"/>
+      <w:bookmarkStart w:id="4" w:name="_Toc243815973"/>
       <w:r>
         <w:t>2.2  Recommended: a VPS in a Nairobi data centre</w:t>
       </w:r>
@@ -6058,10 +6130,31 @@
         <w:t xml:space="preserve">Note: </w:t>
       </w:r>
       <w:r>
-        <w:t>Chosen on 19 October 2026: HostAfrica Kenya VPS C3 - 2 vCPU, 2 GB RAM, 80 GB NVMe, KSh 1,120 the first month and KSh 2,240 a month after, in a Kenyan data centre, self-managed with root access (C4, 4 GB, is the upgrade). The domain dateroemwoods.co.ke is w</w:t>
-      </w:r>
-      <w:r>
-        <w:t>ith HostAfrica too.</w:t>
+        <w:t>Ordered on 25 October 2026: HostAfrica Kenya VPS C2 - 1 vCPU, 2 GB RAM, 50 GB NVMe, KSh 800 the first month and KSh 1,600 a month after (the same memory as C3 for KSh 640 a month less; one processor means a slower restart). The system moved to it that day.</w:t>
+      </w:r>
+    </w:p>
+    <w:p>
+      <w:pPr>
+        <w:pBdr>
+          <w:left w:val="single" w:sz="24" w:space="8" w:color="2E6B4F"/>
+        </w:pBdr>
+        <w:shd w:val="clear" w:color="auto" w:fill="EEF5F1"/>
+        <w:spacing w:before="120" w:after="180" w:line="264" w:lineRule="auto"/>
+        <w:ind w:left="160" w:right="160"/>
+      </w:pPr>
+      <w:r>
+        <w:rPr>
+          <w:b/>
+          <w:bCs/>
+          <w:color w:val="2E6B4F"/>
+        </w:rPr>
+        <w:t xml:space="preserve">Note: </w:t>
+      </w:r>
+      <w:r>
+        <w:t>Chosen earlier, on 19 October 2026: HostAfrica Kenya VPS C3 - 2 vCPU, 2 GB RAM, 80 GB NVMe, KSh 1,120 the first month and KSh 2,240 a month after, in a Kenyan data centre, self-managed with root access (C4, 4 GB, is the upgrade). The domain dateroem</w:t>
+      </w:r>
+      <w:r>
+        <w:t>woods.co.ke is with HostAfrica too.</w:t>
       </w:r>
     </w:p>
     <w:p>
@@ -6082,22 +6175,22 @@
         <w:t xml:space="preserve">Tip: </w:t>
       </w:r>
       <w:r>
-        <w:t>Recommendation: start with a 4 GB Nairobi VPS from Truehost or HostAfrica (about KES 2,500 - 2,800 a month), or Angani if you prefer a provider that runs its own cloud. Their reliability records could not be compared for this guide</w:t>
-      </w:r>
-      <w:r>
-        <w:t>, so before paying ask each one: (1) Ubuntu 24.04 with root SSH access? (2) is outgoing port 465 open? (3) are backups or snapshots included, and how much? (4) what uptime do they guarantee (SLA)? Choose the one with snapshots and a written SLA.</w:t>
+        <w:t>Recommendation: start with a 4 GB Nairobi VPS from Truehost or HostAfrica (about KES 2,500 - 2,800 a month), or Angani if you prefer a provider that runs its own cloud. Their reliability records could not be compare</w:t>
+      </w:r>
+      <w:r>
+        <w:t>d for this guide, so before paying ask each one: (1) Ubuntu 24.04 with root SSH access? (2) is outgoing port 465 open? (3) are backups or snapshots included, and how much? (4) what uptime do they guarantee (SLA)? Choose the one with snapshots and a written</w:t>
+      </w:r>
+      <w:r>
+        <w:t xml:space="preserve"> SLA.</w:t>
       </w:r>
     </w:p>
     <w:p>
       <w:pPr>
         <w:pStyle w:val="Heading2"/>
       </w:pPr>
-      <w:bookmarkStart w:id="5" w:name="_Toc243729595"/>
-      <w:r>
-        <w:t>2.3  Alter</w:t>
-      </w:r>
-      <w:r>
-        <w:t>natives outside Kenya</w:t>
+      <w:bookmarkStart w:id="5" w:name="_Toc243815974"/>
+      <w:r>
+        <w:t>2.3  Alternatives outside Kenya</w:t>
       </w:r>
       <w:bookmarkEnd w:id="5"/>
     </w:p>
@@ -6138,10 +6231,10 @@
         <w:t>Europe</w:t>
       </w:r>
       <w:r>
-        <w:t xml:space="preserve"> (for example Frankfurt or London) - the</w:t>
-      </w:r>
-      <w:r>
-        <w:t xml:space="preserve"> cheapest per gigabyte, but farther away, so every page takes noticeably longer for Kenyan customers.</w:t>
+        <w:t xml:space="preserve"> (for example Frankfurt </w:t>
+      </w:r>
+      <w:r>
+        <w:t>or London) - the cheapest per gigabyte, but farther away, so every page takes noticeably longer for Kenyan customers.</w:t>
       </w:r>
     </w:p>
     <w:p>
@@ -6161,10 +6254,7 @@
         <w:t>Coming to Nairobi</w:t>
       </w:r>
       <w:r>
-        <w:t xml:space="preserve"> - Oracle's Nairobi cloud region (in the iXAfrica data centre) was announced and still listed as "coming soon" early in 2026, and Microso</w:t>
-      </w:r>
-      <w:r>
-        <w:t>ft has an East Africa region planned. Worth a look once they open.</w:t>
+        <w:t xml:space="preserve"> - Oracle's Nairobi cloud region (in the iXAfrica data centre) was announced and still listed as "coming soon" early in 2026, and Microsoft has an East Africa region planned. Worth a look once they open.</w:t>
       </w:r>
     </w:p>
     <w:p>
@@ -6190,7 +6280,10 @@
         <w:t xml:space="preserve">Note: </w:t>
       </w:r>
       <w:r>
-        <w:t>Everything in the deployment kit is standard Ubuntu, so the system can be moved to a different provider later in the same way.</w:t>
+        <w:t xml:space="preserve">Everything in the deployment kit is standard </w:t>
+      </w:r>
+      <w:r>
+        <w:t>Ubuntu, so the system can be moved to a different provider later in the same way.</w:t>
       </w:r>
     </w:p>
     <w:p>
@@ -6202,7 +6295,7 @@
       <w:pPr>
         <w:pStyle w:val="Heading1"/>
       </w:pPr>
-      <w:bookmarkStart w:id="6" w:name="_Toc243729596"/>
+      <w:bookmarkStart w:id="6" w:name="_Toc243815975"/>
       <w:r>
         <w:lastRenderedPageBreak/>
         <w:t>3  The domain</w:t>
@@ -6229,7 +6322,10 @@
         <w:t>.co.ke</w:t>
       </w:r>
       <w:r>
-        <w:t xml:space="preserve"> domain - Kenya's business ending - from a KENIC-accredited registrar. Most Kenyan hosts are one (Truehost and HostAfrica both sell .co.ke), so the server and the domain can be on one bill.</w:t>
+        <w:t xml:space="preserve"> domain - Kenya's business ending - from a KENIC-accredited registrar. Most Kenyan hosts are one (Truehost and HostAfrica both sell .co.ke), so th</w:t>
+      </w:r>
+      <w:r>
+        <w:t>e server and the domain can be on one bill.</w:t>
       </w:r>
     </w:p>
     <w:p>
@@ -6242,10 +6338,7 @@
         <w:spacing w:after="60" w:line="264" w:lineRule="auto"/>
       </w:pPr>
       <w:r>
-        <w:t xml:space="preserve">Price: about KES 800 - 1,500 a year at most registrars (KES 399 - </w:t>
-      </w:r>
-      <w:r>
-        <w:t>2,280 across all of them). No documents are needed, payment by M-Pesa is common, and the domain is usually active within two days.</w:t>
+        <w:t>Price: about KES 800 - 1,500 a year at most registrars (KES 399 - 2,280 across all of them). No documents are needed, payment by M-Pesa is common, and the domain is usually active within two days.</w:t>
       </w:r>
     </w:p>
     <w:p>
@@ -6258,7 +6351,10 @@
         <w:spacing w:after="60" w:line="264" w:lineRule="auto"/>
       </w:pPr>
       <w:r>
-        <w:t xml:space="preserve">Suggested name: </w:t>
+        <w:t>Suggested name:</w:t>
+      </w:r>
+      <w:r>
+        <w:t xml:space="preserve"> </w:t>
       </w:r>
       <w:r>
         <w:rPr>
@@ -6268,10 +6364,7 @@
         <w:t>dateroemwoods.co.ke</w:t>
       </w:r>
       <w:r>
-        <w:t>, matching @dateroem.woods on TikTok and Instagram. Buying the .com as well protects the n</w:t>
-      </w:r>
-      <w:r>
-        <w:t>ame, but is optional.</w:t>
+        <w:t>, matching @dateroem.woods on TikTok and Instagram. Buying the .com as well protects the name, but is optional.</w:t>
       </w:r>
     </w:p>
     <w:p>
@@ -6306,7 +6399,7 @@
       <w:pPr>
         <w:pStyle w:val="Heading2"/>
       </w:pPr>
-      <w:bookmarkStart w:id="7" w:name="_Toc243729597"/>
+      <w:bookmarkStart w:id="7" w:name="_Toc243815976"/>
       <w:r>
         <w:t>3.1  Pointing the domain at the server</w:t>
       </w:r>
@@ -6317,7 +6410,10 @@
         <w:spacing w:after="120" w:line="276" w:lineRule="auto"/>
       </w:pPr>
       <w:r>
-        <w:t>In the registrar's DNS settings, add two records (the server's IP address is shown by the provider, and by setup-server.sh at the end):</w:t>
+        <w:t>In the registrar's DNS settings, add two records (the server's IP address is sho</w:t>
+      </w:r>
+      <w:r>
+        <w:t>wn by the provider, and by setup-server.sh at the end):</w:t>
       </w:r>
     </w:p>
     <w:tbl>
@@ -6704,7 +6800,7 @@
       <w:pPr>
         <w:pStyle w:val="Heading1"/>
       </w:pPr>
-      <w:bookmarkStart w:id="8" w:name="_Toc243729598"/>
+      <w:bookmarkStart w:id="8" w:name="_Toc243815977"/>
       <w:r>
         <w:lastRenderedPageBreak/>
         <w:t>4  How the system runs on the server</w:t>
@@ -8161,7 +8257,7 @@
       <w:pPr>
         <w:pStyle w:val="Heading1"/>
       </w:pPr>
-      <w:bookmarkStart w:id="9" w:name="_Toc243729599"/>
+      <w:bookmarkStart w:id="9" w:name="_Toc243815978"/>
       <w:r>
         <w:lastRenderedPageBreak/>
         <w:t>5  The deployment kit (deploy/)</w:t>
@@ -9289,12 +9385,42 @@
       <w:pPr>
         <w:pStyle w:val="Heading1"/>
       </w:pPr>
-      <w:bookmarkStart w:id="10" w:name="_Toc243729600"/>
+      <w:bookmarkStart w:id="10" w:name="_Toc243815979"/>
       <w:r>
         <w:lastRenderedPageBreak/>
         <w:t>6  The move, step by step</w:t>
       </w:r>
       <w:bookmarkEnd w:id="10"/>
+    </w:p>
+    <w:p>
+      <w:pPr>
+        <w:pBdr>
+          <w:left w:val="single" w:sz="24" w:space="8" w:color="2E6B4F"/>
+        </w:pBdr>
+        <w:shd w:val="clear" w:color="auto" w:fill="EEF5F1"/>
+        <w:spacing w:before="120" w:after="180" w:line="264" w:lineRule="auto"/>
+        <w:ind w:left="160" w:right="160"/>
+      </w:pPr>
+      <w:r>
+        <w:rPr>
+          <w:b/>
+          <w:bCs/>
+          <w:color w:val="2E6B4F"/>
+        </w:rPr>
+        <w:t xml:space="preserve">Note: </w:t>
+      </w:r>
+      <w:r>
+        <w:t>Done on 25 October 2026. The server was ordered with the deploy key (the order form took it), so the root password was never used; password sign-in over SSH was then switched off. A trial install passed every check and test over the internet (pages, pictur</w:t>
+      </w:r>
+      <w:r>
+        <w:t>es, sign-up and sign-in, the chat assistant, the email form); at the switch the old backend was stopped, the final database copied with import-database.sh --replace (leaving out the SuperAdmin phone's two synced M-Pesa messages and their transactions, at t</w:t>
+      </w:r>
+      <w:r>
+        <w:t>he owner's request), the company computer's router set to forward the old address, the owner's desktop app pointed at https://dateroemwoods.co.ke/admin-api, and the phone app and the desktop copy rebuilt for the domain. The kit itself needed three fixes on</w:t>
+      </w:r>
+      <w:r>
+        <w:t xml:space="preserve"> the first real server - see the history at the top.</w:t>
+      </w:r>
     </w:p>
     <w:p>
       <w:pPr>
@@ -9314,14 +9440,17 @@
         <w:t xml:space="preserve">Caution: </w:t>
       </w:r>
       <w:r>
-        <w:t>From the export (6.3) until the install (6.8) is finished, take no orders on the old system: anything that happens after the database export is not on the new server. Pick a quiet time and tell staff beforehand.</w:t>
+        <w:t xml:space="preserve">From the export (6.3) until the install (6.8) is finished, take no orders on the old system: anything that happens after the database export is not on the new server. Pick a quiet time and tell </w:t>
+      </w:r>
+      <w:r>
+        <w:t>staff beforehand.</w:t>
       </w:r>
     </w:p>
     <w:p>
       <w:pPr>
         <w:pStyle w:val="Heading2"/>
       </w:pPr>
-      <w:bookmarkStart w:id="11" w:name="_Toc243729601"/>
+      <w:bookmarkStart w:id="11" w:name="_Toc243815980"/>
       <w:r>
         <w:t>6.1  Rent the server and buy the domain</w:t>
       </w:r>
@@ -9332,20 +9461,17 @@
         <w:spacing w:after="120" w:line="276" w:lineRule="auto"/>
       </w:pPr>
       <w:r>
-        <w:t>Orde</w:t>
-      </w:r>
-      <w:r>
-        <w:t>r the chosen plan (HostAfrica Kenya VPS C3, Ubuntu 24.04; see "Where to host") and add the deploy key (/root/.ssh/dateroem_server.pub in Ubuntu on the company computer) in the order form, or with the root password once. Note the server's IP address from th</w:t>
-      </w:r>
-      <w:r>
-        <w:t>e welcome email or control panel. The domain dateroemwoods.co.ke is already bought (HostAfrica, 18 October 2026).</w:t>
+        <w:t>Order the chosen plan (HostAfrica Kenya VPS C2 - C3 before 25 October 2026 - Ubuntu 24.04; see "Where to host") and add the deploy key (/root/.ssh/dateroem_server.pub in Ubuntu on the company comput</w:t>
+      </w:r>
+      <w:r>
+        <w:t>er) in the order form, or with the root password once. Note the server's IP address from the welcome email or control panel. The domain dateroemwoods.co.ke is already bought (HostAfrica, 18 October 2026).</w:t>
       </w:r>
     </w:p>
     <w:p>
       <w:pPr>
         <w:pStyle w:val="Heading2"/>
       </w:pPr>
-      <w:bookmarkStart w:id="12" w:name="_Toc243729602"/>
+      <w:bookmarkStart w:id="12" w:name="_Toc243815981"/>
       <w:r>
         <w:t>6.2  Point the domain at the server</w:t>
       </w:r>
@@ -9356,10 +9482,7 @@
         <w:spacing w:after="120" w:line="276" w:lineRule="auto"/>
       </w:pPr>
       <w:r>
-        <w:t>Add the two A records (see "The domain"). Check from Windows (Command Prompt) until the answer shows the s</w:t>
-      </w:r>
-      <w:r>
-        <w:t>erver's address:</w:t>
+        <w:t>Add the two A records (see "The domain"). Check from Windows (Command Prompt) until the answer shows the server's address:</w:t>
       </w:r>
     </w:p>
     <w:p>
@@ -9385,7 +9508,7 @@
       <w:pPr>
         <w:pStyle w:val="Heading2"/>
       </w:pPr>
-      <w:bookmarkStart w:id="13" w:name="_Toc243729603"/>
+      <w:bookmarkStart w:id="13" w:name="_Toc243815982"/>
       <w:r>
         <w:t>6.3  Make the release and export the database (this computer)</w:t>
       </w:r>
@@ -9442,17 +9565,17 @@
         <w:spacing w:after="120" w:line="276" w:lineRule="auto"/>
       </w:pPr>
       <w:r>
-        <w:t>Both files appear in \\wsl.localhost\Ubuntu\root\fathersProject\deploy\out. Product refinement and clearing test orders (Go-Live Checklist, "Data") can be done before this step, or afterwards on t</w:t>
-      </w:r>
-      <w:r>
-        <w:t>he server with the desktop app.</w:t>
+        <w:t>Both files appear in \\wsl.localhost\Ubuntu\root\fathersProject\deploy\out. Product refinement and clearing test orders (Go-Li</w:t>
+      </w:r>
+      <w:r>
+        <w:t>ve Checklist, "Data") can be done before this step, or afterwards on the server with the desktop app.</w:t>
       </w:r>
     </w:p>
     <w:p>
       <w:pPr>
         <w:pStyle w:val="Heading2"/>
       </w:pPr>
-      <w:bookmarkStart w:id="14" w:name="_Toc243729604"/>
+      <w:bookmarkStart w:id="14" w:name="_Toc243815983"/>
       <w:r>
         <w:t>6.4  Copy the two files to the server</w:t>
       </w:r>
@@ -9463,7 +9586,10 @@
         <w:spacing w:after="120" w:line="276" w:lineRule="auto"/>
       </w:pPr>
       <w:r>
-        <w:t>With WinSCP (a free Windows program: protocol SFTP, the server's IP, user root) drag both files into /root on the server. Or from the Ubuntu terminal:</w:t>
+        <w:t>With WinSCP (a free Windows program: protocol SFTP, the server's IP, user root) drag both files into /root on the se</w:t>
+      </w:r>
+      <w:r>
+        <w:t>rver. Or from the Ubuntu terminal:</w:t>
       </w:r>
     </w:p>
     <w:p>
@@ -9482,23 +9608,14 @@
           <w:sz w:val="17"/>
           <w:szCs w:val="17"/>
         </w:rPr>
-        <w:t>scp /root/fathersProject/deploy/out</w:t>
-      </w:r>
-      <w:r>
-        <w:rPr>
-          <w:rFonts w:ascii="Consolas" w:eastAsia="Consolas" w:hAnsi="Consolas" w:cs="Consolas"/>
-          <w:color w:val="2B2F2D"/>
-          <w:sz w:val="17"/>
-          <w:szCs w:val="17"/>
-        </w:rPr>
-        <w:t>/dateroem-release-*.tar.gz /root/fathersProject/deploy/out/dateroem-db-*.sql.gz root@&lt;server IP&gt;:/root/</w:t>
+        <w:t>scp /root/fathersProject/deploy/out/dateroem-release-*.tar.gz /root/fathersProject/deploy/out/dateroem-db-*.sql.gz root@&lt;server IP&gt;:/root/</w:t>
       </w:r>
     </w:p>
     <w:p>
       <w:pPr>
         <w:pStyle w:val="Heading2"/>
       </w:pPr>
-      <w:bookmarkStart w:id="15" w:name="_Toc243729605"/>
+      <w:bookmarkStart w:id="15" w:name="_Toc243815984"/>
       <w:r>
         <w:t>6.5  Prepare the server (once)</w:t>
       </w:r>
@@ -9509,7 +9626,10 @@
         <w:spacing w:after="120" w:line="276" w:lineRule="auto"/>
       </w:pPr>
       <w:r>
-        <w:t>Log in to the server (Windows Terminal: ssh root@&lt;server IP&gt;) and run, with the domain and the email that should receive certificate notices:</w:t>
+        <w:t>Log in to the server (Windows Terminal: ssh root@&lt;s</w:t>
+      </w:r>
+      <w:r>
+        <w:t>erver IP&gt;) and run, with the domain and the email that should receive certificate notices:</w:t>
       </w:r>
     </w:p>
     <w:p>
@@ -9565,24 +9685,16 @@
           <w:sz w:val="17"/>
           <w:szCs w:val="17"/>
         </w:rPr>
-        <w:t>sudo bash dateroem/deploy/scripts/setup-server.sh &lt;domain&gt; dateroemwood</w:t>
-      </w:r>
-      <w:r>
-        <w:rPr>
-          <w:rFonts w:ascii="Consolas" w:eastAsia="Consolas" w:hAnsi="Consolas" w:cs="Consolas"/>
-          <w:color w:val="2B2F2D"/>
-          <w:sz w:val="17"/>
-          <w:szCs w:val="17"/>
-        </w:rPr>
-        <w:t>sales@gmail.com</w:t>
+        <w:t>sudo bash dateroem/deploy/scripts/setup-server.sh &lt;domain&gt; dateroemwoodsales@gmail.com</w:t>
       </w:r>
     </w:p>
     <w:p>
       <w:pPr>
         <w:pStyle w:val="Heading2"/>
       </w:pPr>
-      <w:bookmarkStart w:id="16" w:name="_Toc243729606"/>
-      <w:r>
+      <w:bookmarkStart w:id="16" w:name="_Toc243815985"/>
+      <w:r>
+        <w:lastRenderedPageBreak/>
         <w:t>6.6  Load the database (once)</w:t>
       </w:r>
       <w:bookmarkEnd w:id="16"/>
@@ -9637,7 +9749,7 @@
       <w:pPr>
         <w:pStyle w:val="Heading2"/>
       </w:pPr>
-      <w:bookmarkStart w:id="17" w:name="_Toc243729607"/>
+      <w:bookmarkStart w:id="17" w:name="_Toc243815986"/>
       <w:r>
         <w:t>6.7  Fill in the values only you can get</w:t>
       </w:r>
@@ -9648,17 +9760,13 @@
         <w:spacing w:after="120" w:line="276" w:lineRule="auto"/>
       </w:pPr>
       <w:r>
-        <w:t>Only a few values are needed, because the release carries the rest (M-Pesa, SMS, the Groq key and the worker key): the Anthropic key for picture scanning (ANTHROPIC_API_KEY in backend.env), the Gmail App Password fo</w:t>
-      </w:r>
-      <w:r>
-        <w:t xml:space="preserve">r </w:t>
-      </w:r>
-      <w:r>
-        <w:lastRenderedPageBreak/>
-        <w:t>the email form (SMTP_APP_PASSWORD in website-server.env) and, later, the three Send Money lines (MPESA_B2C_INITIATOR_NAME, MPESA_B2C_INITIATOR_PASSWORD, MPESA_B2C_SHORTCODE) once Safaricom provides Send Money. check-server.sh lists every value still empt</w:t>
-      </w:r>
-      <w:r>
-        <w:t>y.</w:t>
+        <w:t xml:space="preserve">Only </w:t>
+      </w:r>
+      <w:r>
+        <w:t>a few values are needed, because the release carries the rest (M-Pesa, SMS, the Groq key and the worker key): the Anthropic key for picture scanning (ANTHROPIC_API_KEY in backend.env), the Gmail App Password for the email form (SMTP_APP_PASSWORD in website</w:t>
+      </w:r>
+      <w:r>
+        <w:t>-server.env) and, later, the three Send Money lines (MPESA_B2C_INITIATOR_NAME, MPESA_B2C_INITIATOR_PASSWORD, MPESA_B2C_SHORTCODE) once Safaricom provides Send Money. check-server.sh lists every value still empty.</w:t>
       </w:r>
     </w:p>
     <w:p>
@@ -9696,7 +9804,16 @@
           <w:sz w:val="17"/>
           <w:szCs w:val="17"/>
         </w:rPr>
-        <w:t>sudo nano /etc/dateroem/website-server.env</w:t>
+        <w:t>sudo na</w:t>
+      </w:r>
+      <w:r>
+        <w:rPr>
+          <w:rFonts w:ascii="Consolas" w:eastAsia="Consolas" w:hAnsi="Consolas" w:cs="Consolas"/>
+          <w:color w:val="2B2F2D"/>
+          <w:sz w:val="17"/>
+          <w:szCs w:val="17"/>
+        </w:rPr>
+        <w:t>no /etc/dateroem/website-server.env</w:t>
       </w:r>
     </w:p>
     <w:p>
@@ -9711,7 +9828,7 @@
       <w:pPr>
         <w:pStyle w:val="Heading2"/>
       </w:pPr>
-      <w:bookmarkStart w:id="18" w:name="_Toc243729608"/>
+      <w:bookmarkStart w:id="18" w:name="_Toc243815987"/>
       <w:r>
         <w:t>6.8  Install and start</w:t>
       </w:r>
@@ -9733,16 +9850,7 @@
           <w:sz w:val="17"/>
           <w:szCs w:val="17"/>
         </w:rPr>
-        <w:t>sudo bash dateroem/deploy/scripts/install-release.sh dateroem-rele</w:t>
-      </w:r>
-      <w:r>
-        <w:rPr>
-          <w:rFonts w:ascii="Consolas" w:eastAsia="Consolas" w:hAnsi="Consolas" w:cs="Consolas"/>
-          <w:color w:val="2B2F2D"/>
-          <w:sz w:val="17"/>
-          <w:szCs w:val="17"/>
-        </w:rPr>
-        <w:t>ase-*.tar.gz</w:t>
+        <w:t>sudo bash dateroem/deploy/scripts/install-release.sh dateroem-release-*.tar.gz</w:t>
       </w:r>
     </w:p>
     <w:p>
@@ -9750,19 +9858,22 @@
         <w:spacing w:after="120" w:line="276" w:lineRule="auto"/>
       </w:pPr>
       <w:r>
-        <w:t>It ends with the health check. Every line should say OK; "Settings still empty" lists what is left to fill in. If a public address fails, the domain may not point at the server yet - wait and run sudo bash /srv/dateroem/deploy/scripts/check-se</w:t>
-      </w:r>
-      <w:r>
-        <w:t>rver.sh again.</w:t>
+        <w:t>It ends with the health check. Ev</w:t>
+      </w:r>
+      <w:r>
+        <w:t>ery line should say OK; "Settings still empty" lists what is left to fill in. If a public address fails, the domain may not point at the server yet - wait and run sudo bash /srv/dateroem/deploy/scripts/check-server.sh again.</w:t>
       </w:r>
     </w:p>
     <w:p>
       <w:pPr>
         <w:pStyle w:val="Heading2"/>
       </w:pPr>
-      <w:bookmarkStart w:id="19" w:name="_Toc243729609"/>
-      <w:r>
-        <w:t>6.9  Point the apps at the new address</w:t>
+      <w:bookmarkStart w:id="19" w:name="_Toc243815988"/>
+      <w:r>
+        <w:t xml:space="preserve">6.9  Point the apps at the new </w:t>
+      </w:r>
+      <w:r>
+        <w:t>address</w:t>
       </w:r>
       <w:bookmarkEnd w:id="19"/>
     </w:p>
@@ -9800,17 +9911,13 @@
           <w:b/>
           <w:bCs/>
         </w:rPr>
-        <w:t>Copy of the desktop app fo</w:t>
-      </w:r>
-      <w:r>
-        <w:rPr>
-          <w:b/>
-          <w:bCs/>
-        </w:rPr>
-        <w:t>r other admins</w:t>
-      </w:r>
-      <w:r>
-        <w:t>: rebuild it with the new address: python build_shared_copy.py https://&lt;domain&gt;/admin-api (in admin_server_control/desktop), and share the new zip.</w:t>
+        <w:t>Copy of the desktop app for other admins</w:t>
+      </w:r>
+      <w:r>
+        <w:t>: rebuild it with the new addres</w:t>
+      </w:r>
+      <w:r>
+        <w:t>s: python build_shared_copy.py https://&lt;domain&gt;/admin-api (in admin_server_control/desktop), and share the new zip.</w:t>
       </w:r>
     </w:p>
     <w:p>
@@ -9830,13 +9937,13 @@
         <w:t>Phone app</w:t>
       </w:r>
       <w:r>
-        <w:t>: build a release with the new address: gradlew assembleRelease -PmobileBaseUrl=https</w:t>
-      </w:r>
-      <w:r>
-        <w:t>://&lt;domain&gt;/mobile-api/ (Mobile Application document, builds). Before that, remove the plain-HTTP exception in app/src/main/res/xml/network_security_config.xml (only needed for USB testing) and sign the release. Put the APK in /srv/dateroem/downloads if st</w:t>
-      </w:r>
-      <w:r>
-        <w:t>aff download it from https://&lt;domain&gt;/downloadable/. Install on every staff phone; the SuperAdmin approves the phones in the desktop app.</w:t>
+        <w:t>: build a release with the new address: gradlew assembleRelease -PmobileBaseUrl=https://&lt;domain&gt;/mobile-api/ (Mobile Application do</w:t>
+      </w:r>
+      <w:r>
+        <w:t>cument, builds). Before that, remove the plain-HTTP exception in app/src/main/res/xml/network_security_config.xml (only needed for USB testing) and sign the release. Put the APK in /srv/dateroem/downloads if staff download it from https://&lt;domain&gt;/download</w:t>
+      </w:r>
+      <w:r>
+        <w:t>able/. Install on every staff phone; the SuperAdmin approves the phones in the desktop app.</w:t>
       </w:r>
     </w:p>
     <w:p>
@@ -9848,7 +9955,7 @@
       <w:pPr>
         <w:pStyle w:val="Heading2"/>
       </w:pPr>
-      <w:bookmarkStart w:id="20" w:name="_Toc243729610"/>
+      <w:bookmarkStart w:id="20" w:name="_Toc243815989"/>
       <w:r>
         <w:t>6.10  Finish the outside services</w:t>
       </w:r>
@@ -9926,8 +10033,9 @@
       <w:pPr>
         <w:pStyle w:val="Heading2"/>
       </w:pPr>
-      <w:bookmarkStart w:id="21" w:name="_Toc243729611"/>
-      <w:r>
+      <w:bookmarkStart w:id="21" w:name="_Toc243815990"/>
+      <w:r>
+        <w:lastRenderedPageBreak/>
         <w:t>6.11  Switch off the old setup</w:t>
       </w:r>
       <w:bookmarkEnd w:id="21"/>
@@ -9952,7 +10060,7 @@
       <w:pPr>
         <w:pStyle w:val="Heading1"/>
       </w:pPr>
-      <w:bookmarkStart w:id="22" w:name="_Toc243729612"/>
+      <w:bookmarkStart w:id="22" w:name="_Toc243815991"/>
       <w:r>
         <w:lastRenderedPageBreak/>
         <w:t xml:space="preserve">7  Values to fill </w:t>
@@ -9974,7 +10082,7 @@
       <w:pPr>
         <w:pStyle w:val="Heading2"/>
       </w:pPr>
-      <w:bookmarkStart w:id="23" w:name="_Toc243729613"/>
+      <w:bookmarkStart w:id="23" w:name="_Toc243815992"/>
       <w:r>
         <w:t>7.1  Filled in by setup-server.sh - only check them</w:t>
       </w:r>
@@ -10856,7 +10964,7 @@
       <w:pPr>
         <w:pStyle w:val="Heading2"/>
       </w:pPr>
-      <w:bookmarkStart w:id="24" w:name="_Toc243729614"/>
+      <w:bookmarkStart w:id="24" w:name="_Toc243815993"/>
       <w:r>
         <w:t>7.2  Safaricom M-Pesa</w:t>
       </w:r>
@@ -11508,7 +11616,7 @@
       <w:pPr>
         <w:pStyle w:val="Heading2"/>
       </w:pPr>
-      <w:bookmarkStart w:id="25" w:name="_Toc243729615"/>
+      <w:bookmarkStart w:id="25" w:name="_Toc243815994"/>
       <w:r>
         <w:t>7.3  Other services</w:t>
       </w:r>
@@ -12531,7 +12639,7 @@
       <w:pPr>
         <w:pStyle w:val="Heading2"/>
       </w:pPr>
-      <w:bookmarkStart w:id="26" w:name="_Toc243729616"/>
+      <w:bookmarkStart w:id="26" w:name="_Toc243815995"/>
       <w:r>
         <w:t>7.4  Outside the server</w:t>
       </w:r>
@@ -13247,7 +13355,7 @@
       <w:pPr>
         <w:pStyle w:val="Heading2"/>
       </w:pPr>
-      <w:bookmarkStart w:id="27" w:name="_Toc243729617"/>
+      <w:bookmarkStart w:id="27" w:name="_Toc243815996"/>
       <w:r>
         <w:t>7.5  Optional - business values</w:t>
       </w:r>
@@ -13795,7 +13903,7 @@
       <w:pPr>
         <w:pStyle w:val="Heading2"/>
       </w:pPr>
-      <w:bookmarkStart w:id="28" w:name="_Toc243729618"/>
+      <w:bookmarkStart w:id="28" w:name="_Toc243815997"/>
       <w:r>
         <w:t>7.6  Only if the setup differs from this guide</w:t>
       </w:r>
@@ -13852,7 +13960,7 @@
       <w:pPr>
         <w:pStyle w:val="Heading2"/>
       </w:pPr>
-      <w:bookmarkStart w:id="29" w:name="_Toc243729619"/>
+      <w:bookmarkStart w:id="29" w:name="_Toc243815998"/>
       <w:r>
         <w:t>7.7  After changing a value</w:t>
       </w:r>
@@ -14321,7 +14429,7 @@
       <w:pPr>
         <w:pStyle w:val="Heading1"/>
       </w:pPr>
-      <w:bookmarkStart w:id="30" w:name="_Toc243729620"/>
+      <w:bookmarkStart w:id="30" w:name="_Toc243815999"/>
       <w:r>
         <w:lastRenderedPageBreak/>
         <w:t>8  Safaricom M-Pesa: going live</w:t>
@@ -14356,7 +14464,7 @@
       <w:pPr>
         <w:pStyle w:val="Heading2"/>
       </w:pPr>
-      <w:bookmarkStart w:id="31" w:name="_Toc243729621"/>
+      <w:bookmarkStart w:id="31" w:name="_Toc243816000"/>
       <w:r>
         <w:t>8.1  What Safaricom asks for</w:t>
       </w:r>
@@ -14445,7 +14553,7 @@
       <w:pPr>
         <w:pStyle w:val="Heading2"/>
       </w:pPr>
-      <w:bookmarkStart w:id="32" w:name="_Toc243729622"/>
+      <w:bookmarkStart w:id="32" w:name="_Toc243816001"/>
       <w:r>
         <w:t>8.2  The callback addresses</w:t>
       </w:r>
@@ -14693,7 +14801,7 @@
       <w:pPr>
         <w:pStyle w:val="Heading2"/>
       </w:pPr>
-      <w:bookmarkStart w:id="33" w:name="_Toc243729623"/>
+      <w:bookmarkStart w:id="33" w:name="_Toc243816002"/>
       <w:r>
         <w:t>8.3  Paybill or till</w:t>
       </w:r>
@@ -15082,7 +15190,7 @@
       <w:pPr>
         <w:pStyle w:val="Heading2"/>
       </w:pPr>
-      <w:bookmarkStart w:id="34" w:name="_Toc243729624"/>
+      <w:bookmarkStart w:id="34" w:name="_Toc243816003"/>
       <w:r>
         <w:t>8.4  In order</w:t>
       </w:r>
@@ -15214,7 +15322,7 @@
       <w:pPr>
         <w:pStyle w:val="Heading1"/>
       </w:pPr>
-      <w:bookmarkStart w:id="35" w:name="_Toc243729625"/>
+      <w:bookmarkStart w:id="35" w:name="_Toc243816004"/>
       <w:r>
         <w:lastRenderedPageBreak/>
         <w:t>9  Checking that everything works</w:t>
@@ -15327,7 +15435,7 @@
       <w:pPr>
         <w:pStyle w:val="Heading1"/>
       </w:pPr>
-      <w:bookmarkStart w:id="36" w:name="_Toc243729626"/>
+      <w:bookmarkStart w:id="36" w:name="_Toc243816005"/>
       <w:r>
         <w:lastRenderedPageBreak/>
         <w:t>10  Running the server</w:t>
@@ -15338,7 +15446,7 @@
       <w:pPr>
         <w:pStyle w:val="Heading2"/>
       </w:pPr>
-      <w:bookmarkStart w:id="37" w:name="_Toc243729627"/>
+      <w:bookmarkStart w:id="37" w:name="_Toc243816006"/>
       <w:r>
         <w:t>10.1  Installing a new version</w:t>
       </w:r>
@@ -15398,7 +15506,7 @@
       <w:pPr>
         <w:pStyle w:val="Heading2"/>
       </w:pPr>
-      <w:bookmarkStart w:id="38" w:name="_Toc243729628"/>
+      <w:bookmarkStart w:id="38" w:name="_Toc243816007"/>
       <w:r>
         <w:t>10.2  Backups</w:t>
       </w:r>
@@ -15465,7 +15573,7 @@
       <w:pPr>
         <w:pStyle w:val="Heading2"/>
       </w:pPr>
-      <w:bookmarkStart w:id="39" w:name="_Toc243729629"/>
+      <w:bookmarkStart w:id="39" w:name="_Toc243816008"/>
       <w:r>
         <w:t>10.3  Logs, restarts and reboots</w:t>
       </w:r>
@@ -15868,7 +15976,7 @@
       <w:pPr>
         <w:pStyle w:val="Heading2"/>
       </w:pPr>
-      <w:bookmarkStart w:id="40" w:name="_Toc243729630"/>
+      <w:bookmarkStart w:id="40" w:name="_Toc243816009"/>
       <w:r>
         <w:t>10.4  Keeping it safe</w:t>
       </w:r>
@@ -15959,7 +16067,7 @@
       <w:pPr>
         <w:pStyle w:val="Heading1"/>
       </w:pPr>
-      <w:bookmarkStart w:id="41" w:name="_Toc243729631"/>
+      <w:bookmarkStart w:id="41" w:name="_Toc243816010"/>
       <w:r>
         <w:lastRenderedPageBreak/>
         <w:t>11  Costs</w:t>
@@ -16113,7 +16221,7 @@
                 <w:sz w:val="19"/>
                 <w:szCs w:val="19"/>
               </w:rPr>
-              <w:t>Server (HostAfrica Kenya VPS C3, 2 GB)</w:t>
+              <w:t>Server (HostAfrica Kenya VPS C2, 2 GB)</w:t>
             </w:r>
           </w:p>
         </w:tc>
@@ -16136,7 +16244,7 @@
                 <w:sz w:val="19"/>
                 <w:szCs w:val="19"/>
               </w:rPr>
-              <w:t>KSh 1,120 the first month, then KSh 2,240 a month</w:t>
+              <w:t>KSh 800 the first month, then KSh 1,600 a month (or KSh 1,440 a month billed yearly)</w:t>
             </w:r>
           </w:p>
         </w:tc>
@@ -16680,7 +16788,7 @@
       <w:pPr>
         <w:pStyle w:val="Heading1"/>
       </w:pPr>
-      <w:bookmarkStart w:id="42" w:name="_Toc243729632"/>
+      <w:bookmarkStart w:id="42" w:name="_Toc243816011"/>
       <w:r>
         <w:lastRenderedPageBreak/>
         <w:t>12  Problems after the move</w:t>
@@ -17486,7 +17594,7 @@
       <w:pPr>
         <w:pStyle w:val="Heading1"/>
       </w:pPr>
-      <w:bookmarkStart w:id="43" w:name="_Toc243729633"/>
+      <w:bookmarkStart w:id="43" w:name="_Toc243816012"/>
       <w:r>
         <w:lastRenderedPageBreak/>
         <w:t>13  Sources</w:t>
@@ -17672,7 +17780,7 @@
         <w:sz w:val="16"/>
         <w:szCs w:val="16"/>
       </w:rPr>
-      <w:t>23</w:t>
+      <w:t>24</w:t>
     </w:r>
     <w:r>
       <w:rPr>
@@ -17721,7 +17829,7 @@
         <w:sz w:val="16"/>
         <w:szCs w:val="16"/>
       </w:rPr>
-      <w:t>23</w:t>
+      <w:t>24</w:t>
     </w:r>
     <w:r>
       <w:rPr>
@@ -17805,10 +17913,72 @@
 <file path=word/numbering.xml><?xml version="1.0" encoding="utf-8"?>
 <w:numbering xmlns:wpc="http://schemas.microsoft.com/office/word/2010/wordprocessingCanvas" xmlns:cx="http://schemas.microsoft.com/office/drawing/2014/chartex" xmlns:cx1="http://schemas.microsoft.com/office/drawing/2015/9/8/chartex" xmlns:mc="http://schemas.openxmlformats.org/markup-compatibility/2006" xmlns:o="urn:schemas-microsoft-com:office:office" xmlns:r="http://schemas.openxmlformats.org/officeDocument/2006/relationships" xmlns:m="http://schemas.openxmlformats.org/officeDocument/2006/math" xmlns:v="urn:schemas-microsoft-com:vml" xmlns:wp14="http://schemas.microsoft.com/office/word/2010/wordprocessingDrawing" xmlns:wp="http://schemas.openxmlformats.org/drawingml/2006/wordprocessingDrawing" xmlns:w10="urn:schemas-microsoft-com:office:word" xmlns:w="http://schemas.openxmlformats.org/wordprocessingml/2006/main" xmlns:w14="http://schemas.microsoft.com/office/word/2010/wordml" xmlns:w15="http://schemas.microsoft.com/office/word/2012/wordml" xmlns:w16se="http://schemas.microsoft.com/office/word/2015/wordml/symex" xmlns:wpg="http://schemas.microsoft.com/office/word/2010/wordprocessingGroup" xmlns:wpi="http://schemas.microsoft.com/office/word/2010/wordprocessingInk" xmlns:wne="http://schemas.microsoft.com/office/word/2006/wordml" xmlns:wps="http://schemas.microsoft.com/office/word/2010/wordprocessingShape" mc:Ignorable="w14 w15 w16se wp14">
   <w:abstractNum w:abstractNumId="0" w15:restartNumberingAfterBreak="0">
-    <w:nsid w:val="1B3E5724"/>
+    <w:nsid w:val="36313F99"/>
     <w:multiLevelType w:val="hybridMultilevel"/>
-    <w:tmpl w:val="7EC4BD0C"/>
-    <w:lvl w:ilvl="0" w:tplc="07A253AA">
+    <w:tmpl w:val="31D06F1A"/>
+    <w:lvl w:ilvl="0" w:tplc="A8461FA2">
+      <w:start w:val="1"/>
+      <w:numFmt w:val="bullet"/>
+      <w:lvlText w:val="•"/>
+      <w:lvlJc w:val="left"/>
+      <w:pPr>
+        <w:ind w:left="540" w:hanging="300"/>
+      </w:pPr>
+    </w:lvl>
+    <w:lvl w:ilvl="1" w:tplc="EE7C9874" w:tentative="1">
+      <w:start w:val="1"/>
+      <w:numFmt w:val="bullet"/>
+      <w:lvlText w:val="–"/>
+      <w:lvlJc w:val="left"/>
+      <w:pPr>
+        <w:ind w:left="940" w:hanging="300"/>
+      </w:pPr>
+    </w:lvl>
+    <w:lvl w:ilvl="2" w:tplc="1CA2C768" w:tentative="1">
+      <w:start w:val="1"/>
+      <w:numFmt w:val="bullet"/>
+      <w:lvlText w:val="◦"/>
+      <w:lvlJc w:val="left"/>
+      <w:pPr>
+        <w:ind w:left="1340" w:hanging="300"/>
+      </w:pPr>
+    </w:lvl>
+    <w:lvl w:ilvl="3" w:tplc="6EC2A4B4">
+      <w:numFmt w:val="decimal"/>
+      <w:lvlText w:val=""/>
+      <w:lvlJc w:val="left"/>
+    </w:lvl>
+    <w:lvl w:ilvl="4" w:tplc="159698F6">
+      <w:numFmt w:val="decimal"/>
+      <w:lvlText w:val=""/>
+      <w:lvlJc w:val="left"/>
+    </w:lvl>
+    <w:lvl w:ilvl="5" w:tplc="84E4C660">
+      <w:numFmt w:val="decimal"/>
+      <w:lvlText w:val=""/>
+      <w:lvlJc w:val="left"/>
+    </w:lvl>
+    <w:lvl w:ilvl="6" w:tplc="E6804BAA">
+      <w:numFmt w:val="decimal"/>
+      <w:lvlText w:val=""/>
+      <w:lvlJc w:val="left"/>
+    </w:lvl>
+    <w:lvl w:ilvl="7" w:tplc="31305334">
+      <w:numFmt w:val="decimal"/>
+      <w:lvlText w:val=""/>
+      <w:lvlJc w:val="left"/>
+    </w:lvl>
+    <w:lvl w:ilvl="8" w:tplc="5F70CB5A">
+      <w:numFmt w:val="decimal"/>
+      <w:lvlText w:val=""/>
+      <w:lvlJc w:val="left"/>
+    </w:lvl>
+  </w:abstractNum>
+  <w:abstractNum w:abstractNumId="1" w15:restartNumberingAfterBreak="0">
+    <w:nsid w:val="5852071E"/>
+    <w:multiLevelType w:val="hybridMultilevel"/>
+    <w:tmpl w:val="879AC0A2"/>
+    <w:lvl w:ilvl="0" w:tplc="8C16D32C">
       <w:start w:val="1"/>
       <w:numFmt w:val="decimal"/>
       <w:lvlText w:val="%1."/>
@@ -17817,7 +17987,7 @@
         <w:ind w:left="540" w:hanging="300"/>
       </w:pPr>
     </w:lvl>
-    <w:lvl w:ilvl="1" w:tplc="2C8C3B82" w:tentative="1">
+    <w:lvl w:ilvl="1" w:tplc="B804180C" w:tentative="1">
       <w:start w:val="1"/>
       <w:numFmt w:val="lowerLetter"/>
       <w:lvlText w:val="%2."/>
@@ -17826,7 +17996,7 @@
         <w:ind w:left="940" w:hanging="300"/>
       </w:pPr>
     </w:lvl>
-    <w:lvl w:ilvl="2" w:tplc="5F26CC6E" w:tentative="1">
+    <w:lvl w:ilvl="2" w:tplc="F27C3180" w:tentative="1">
       <w:start w:val="1"/>
       <w:numFmt w:val="lowerRoman"/>
       <w:lvlText w:val="%3."/>
@@ -17835,104 +18005,42 @@
         <w:ind w:left="1340" w:hanging="300"/>
       </w:pPr>
     </w:lvl>
-    <w:lvl w:ilvl="3" w:tplc="4FC232DE">
+    <w:lvl w:ilvl="3" w:tplc="67886AAA">
       <w:numFmt w:val="decimal"/>
       <w:lvlText w:val=""/>
       <w:lvlJc w:val="left"/>
     </w:lvl>
-    <w:lvl w:ilvl="4" w:tplc="E78C97F4">
+    <w:lvl w:ilvl="4" w:tplc="8FC4BA9C">
       <w:numFmt w:val="decimal"/>
       <w:lvlText w:val=""/>
       <w:lvlJc w:val="left"/>
     </w:lvl>
-    <w:lvl w:ilvl="5" w:tplc="F35490C4">
+    <w:lvl w:ilvl="5" w:tplc="8A02D420">
       <w:numFmt w:val="decimal"/>
       <w:lvlText w:val=""/>
       <w:lvlJc w:val="left"/>
     </w:lvl>
-    <w:lvl w:ilvl="6" w:tplc="438CA69A">
+    <w:lvl w:ilvl="6" w:tplc="90AA47B8">
       <w:numFmt w:val="decimal"/>
       <w:lvlText w:val=""/>
       <w:lvlJc w:val="left"/>
     </w:lvl>
-    <w:lvl w:ilvl="7" w:tplc="D0F844DE">
+    <w:lvl w:ilvl="7" w:tplc="C5781C5C">
       <w:numFmt w:val="decimal"/>
       <w:lvlText w:val=""/>
       <w:lvlJc w:val="left"/>
     </w:lvl>
-    <w:lvl w:ilvl="8" w:tplc="4A144078">
-      <w:numFmt w:val="decimal"/>
-      <w:lvlText w:val=""/>
-      <w:lvlJc w:val="left"/>
-    </w:lvl>
-  </w:abstractNum>
-  <w:abstractNum w:abstractNumId="1" w15:restartNumberingAfterBreak="0">
-    <w:nsid w:val="1C34300E"/>
-    <w:multiLevelType w:val="hybridMultilevel"/>
-    <w:tmpl w:val="76FE537A"/>
-    <w:lvl w:ilvl="0" w:tplc="C9F42CCE">
-      <w:start w:val="1"/>
-      <w:numFmt w:val="bullet"/>
-      <w:lvlText w:val="•"/>
-      <w:lvlJc w:val="left"/>
-      <w:pPr>
-        <w:ind w:left="540" w:hanging="300"/>
-      </w:pPr>
-    </w:lvl>
-    <w:lvl w:ilvl="1" w:tplc="4E54598C" w:tentative="1">
-      <w:start w:val="1"/>
-      <w:numFmt w:val="bullet"/>
-      <w:lvlText w:val="–"/>
-      <w:lvlJc w:val="left"/>
-      <w:pPr>
-        <w:ind w:left="940" w:hanging="300"/>
-      </w:pPr>
-    </w:lvl>
-    <w:lvl w:ilvl="2" w:tplc="A32EC388" w:tentative="1">
-      <w:start w:val="1"/>
-      <w:numFmt w:val="bullet"/>
-      <w:lvlText w:val="◦"/>
-      <w:lvlJc w:val="left"/>
-      <w:pPr>
-        <w:ind w:left="1340" w:hanging="300"/>
-      </w:pPr>
-    </w:lvl>
-    <w:lvl w:ilvl="3" w:tplc="DE4A53AC">
-      <w:numFmt w:val="decimal"/>
-      <w:lvlText w:val=""/>
-      <w:lvlJc w:val="left"/>
-    </w:lvl>
-    <w:lvl w:ilvl="4" w:tplc="852685A6">
-      <w:numFmt w:val="decimal"/>
-      <w:lvlText w:val=""/>
-      <w:lvlJc w:val="left"/>
-    </w:lvl>
-    <w:lvl w:ilvl="5" w:tplc="99CEDBF4">
-      <w:numFmt w:val="decimal"/>
-      <w:lvlText w:val=""/>
-      <w:lvlJc w:val="left"/>
-    </w:lvl>
-    <w:lvl w:ilvl="6" w:tplc="E30A7878">
-      <w:numFmt w:val="decimal"/>
-      <w:lvlText w:val=""/>
-      <w:lvlJc w:val="left"/>
-    </w:lvl>
-    <w:lvl w:ilvl="7" w:tplc="1ADE3896">
-      <w:numFmt w:val="decimal"/>
-      <w:lvlText w:val=""/>
-      <w:lvlJc w:val="left"/>
-    </w:lvl>
-    <w:lvl w:ilvl="8" w:tplc="20CCB19C">
+    <w:lvl w:ilvl="8" w:tplc="791EE314">
       <w:numFmt w:val="decimal"/>
       <w:lvlText w:val=""/>
       <w:lvlJc w:val="left"/>
     </w:lvl>
   </w:abstractNum>
   <w:abstractNum w:abstractNumId="2" w15:restartNumberingAfterBreak="0">
-    <w:nsid w:val="3A0D4303"/>
+    <w:nsid w:val="7C0D51A6"/>
     <w:multiLevelType w:val="hybridMultilevel"/>
-    <w:tmpl w:val="1ABC28BA"/>
-    <w:lvl w:ilvl="0" w:tplc="C72C8EE6" w:tentative="1">
+    <w:tmpl w:val="299E1362"/>
+    <w:lvl w:ilvl="0" w:tplc="FADA02AA" w:tentative="1">
       <w:start w:val="1"/>
       <w:numFmt w:val="bullet"/>
       <w:lvlText w:val="●"/>
@@ -17941,7 +18049,7 @@
         <w:ind w:left="720" w:hanging="360"/>
       </w:pPr>
     </w:lvl>
-    <w:lvl w:ilvl="1" w:tplc="AB404E04" w:tentative="1">
+    <w:lvl w:ilvl="1" w:tplc="99A846DA" w:tentative="1">
       <w:start w:val="1"/>
       <w:numFmt w:val="bullet"/>
       <w:lvlText w:val="○"/>
@@ -17950,7 +18058,7 @@
         <w:ind w:left="1440" w:hanging="360"/>
       </w:pPr>
     </w:lvl>
-    <w:lvl w:ilvl="2" w:tplc="3FDC65B0" w:tentative="1">
+    <w:lvl w:ilvl="2" w:tplc="AB8EEF6A" w:tentative="1">
       <w:start w:val="1"/>
       <w:numFmt w:val="bullet"/>
       <w:lvlText w:val="■"/>
@@ -17959,7 +18067,7 @@
         <w:ind w:left="2160" w:hanging="360"/>
       </w:pPr>
     </w:lvl>
-    <w:lvl w:ilvl="3" w:tplc="79705CB8" w:tentative="1">
+    <w:lvl w:ilvl="3" w:tplc="3FDA0998" w:tentative="1">
       <w:start w:val="1"/>
       <w:numFmt w:val="bullet"/>
       <w:lvlText w:val="●"/>
@@ -17968,7 +18076,7 @@
         <w:ind w:left="2880" w:hanging="360"/>
       </w:pPr>
     </w:lvl>
-    <w:lvl w:ilvl="4" w:tplc="803E6656" w:tentative="1">
+    <w:lvl w:ilvl="4" w:tplc="90AED480" w:tentative="1">
       <w:start w:val="1"/>
       <w:numFmt w:val="bullet"/>
       <w:lvlText w:val="○"/>
@@ -17977,7 +18085,7 @@
         <w:ind w:left="3600" w:hanging="360"/>
       </w:pPr>
     </w:lvl>
-    <w:lvl w:ilvl="5" w:tplc="786C4E56" w:tentative="1">
+    <w:lvl w:ilvl="5" w:tplc="E8F6E838" w:tentative="1">
       <w:start w:val="1"/>
       <w:numFmt w:val="bullet"/>
       <w:lvlText w:val="■"/>
@@ -17986,7 +18094,7 @@
         <w:ind w:left="4320" w:hanging="360"/>
       </w:pPr>
     </w:lvl>
-    <w:lvl w:ilvl="6" w:tplc="BED6BD78" w:tentative="1">
+    <w:lvl w:ilvl="6" w:tplc="3FECC1EA" w:tentative="1">
       <w:start w:val="1"/>
       <w:numFmt w:val="bullet"/>
       <w:lvlText w:val="●"/>
@@ -17995,7 +18103,7 @@
         <w:ind w:left="5040" w:hanging="360"/>
       </w:pPr>
     </w:lvl>
-    <w:lvl w:ilvl="7" w:tplc="4BCE7DEC" w:tentative="1">
+    <w:lvl w:ilvl="7" w:tplc="A866E7F0" w:tentative="1">
       <w:start w:val="1"/>
       <w:numFmt w:val="bullet"/>
       <w:lvlText w:val="●"/>
@@ -18004,7 +18112,7 @@
         <w:ind w:left="5760" w:hanging="360"/>
       </w:pPr>
     </w:lvl>
-    <w:lvl w:ilvl="8" w:tplc="3CC00EE8" w:tentative="1">
+    <w:lvl w:ilvl="8" w:tplc="6F685A30" w:tentative="1">
       <w:start w:val="1"/>
       <w:numFmt w:val="bullet"/>
       <w:lvlText w:val="●"/>
@@ -18021,25 +18129,25 @@
     </w:lvlOverride>
   </w:num>
   <w:num w:numId="2">
+    <w:abstractNumId w:val="0"/>
+    <w:lvlOverride w:ilvl="0">
+      <w:startOverride w:val="1"/>
+    </w:lvlOverride>
+  </w:num>
+  <w:num w:numId="3">
     <w:abstractNumId w:val="1"/>
     <w:lvlOverride w:ilvl="0">
       <w:startOverride w:val="1"/>
     </w:lvlOverride>
   </w:num>
-  <w:num w:numId="3">
-    <w:abstractNumId w:val="0"/>
-    <w:lvlOverride w:ilvl="0">
-      <w:startOverride w:val="1"/>
-    </w:lvlOverride>
-  </w:num>
   <w:num w:numId="4">
-    <w:abstractNumId w:val="0"/>
+    <w:abstractNumId w:val="1"/>
     <w:lvlOverride w:ilvl="0">
       <w:startOverride w:val="1"/>
     </w:lvlOverride>
   </w:num>
   <w:num w:numId="5">
-    <w:abstractNumId w:val="0"/>
+    <w:abstractNumId w:val="1"/>
     <w:lvlOverride w:ilvl="0">
       <w:startOverride w:val="1"/>
     </w:lvlOverride>
@@ -18668,7 +18776,7 @@
     <w:autoRedefine/>
     <w:uiPriority w:val="39"/>
     <w:unhideWhenUsed/>
-    <w:rsid w:val="000E7B1A"/>
+    <w:rsid w:val="00221421"/>
     <w:pPr>
       <w:spacing w:after="100"/>
     </w:pPr>
@@ -18680,7 +18788,7 @@
     <w:autoRedefine/>
     <w:uiPriority w:val="39"/>
     <w:unhideWhenUsed/>
-    <w:rsid w:val="000E7B1A"/>
+    <w:rsid w:val="00221421"/>
     <w:pPr>
       <w:spacing w:after="100"/>
       <w:ind w:left="210"/>
